--- a/docs/lomba/Proposal-Prokopim-Hibot.docx
+++ b/docs/lomba/Proposal-Prokopim-Hibot.docx
@@ -18831,7 +18831,7 @@
                 <w:sz w:val="20"/>
                 <w:szCs w:val="20"/>
               </w:rPr>
-              <w:t xml:space="preserve">Surat usulan dari Bagian Protokol dan Komunikasi Pimpinan Sekretariat Daerah Kota Tarakan</w:t>
+              <w:t xml:space="preserve">Surat usulan dari Sekretariat Daerah Kota Tarakan</w:t>
             </w:r>
           </w:p>
         </w:tc>
@@ -18971,7 +18971,7 @@
                 <w:sz w:val="20"/>
                 <w:szCs w:val="20"/>
               </w:rPr>
-              <w:t xml:space="preserve">Tangkapan layar setiap alur kerja</w:t>
+              <w:t xml:space="preserve">Tangkapan layar aplikasi</w:t>
             </w:r>
           </w:p>
         </w:tc>
@@ -19041,17 +19041,7 @@
                 <w:sz w:val="20"/>
                 <w:szCs w:val="20"/>
               </w:rPr>
-              <w:t xml:space="preserve">Tautan video demonstrasi: </w:t>
-            </w:r>
-            <w:r>
-              <w:rPr>
-                <w:rFonts w:ascii="Arial" w:cs="Arial" w:eastAsia="Arial" w:hAnsi="Arial"/>
-                <w:sz w:val="20"/>
-                <w:szCs w:val="20"/>
-                <w:highlight w:val="yellow"/>
-                <w:highlightCs w:val="yellow"/>
-              </w:rPr>
-              <w:t xml:space="preserve">tautan video</w:t>
+              <w:t xml:space="preserve">Tautan video demonstrasi</w:t>
             </w:r>
           </w:p>
         </w:tc>
@@ -19419,17 +19409,573 @@
                 <w:sz w:val="20"/>
                 <w:szCs w:val="20"/>
               </w:rPr>
-              <w:t xml:space="preserve">Tautan aplikasi untuk verifikasi: </w:t>
-            </w:r>
-            <w:r>
-              <w:rPr>
-                <w:rFonts w:ascii="Arial" w:cs="Arial" w:eastAsia="Arial" w:hAnsi="Arial"/>
-                <w:sz w:val="20"/>
-                <w:szCs w:val="20"/>
+              <w:t xml:space="preserve">Tautan aplikasi untuk verifikasi</w:t>
+            </w:r>
+          </w:p>
+        </w:tc>
+      </w:tr>
+    </w:tbl>
+    <w:p>
+      <w:pPr>
+        <w:spacing w:after="100"/>
+      </w:pPr>
+    </w:p>
+    <w:p>
+      <w:r>
+        <w:br w:type="page"/>
+      </w:r>
+    </w:p>
+    <w:p>
+      <w:pPr>
+        <w:spacing w:after="160"/>
+      </w:pPr>
+      <w:r>
+        <w:rPr>
+          <w:rFonts w:ascii="Arial" w:cs="Arial" w:eastAsia="Arial" w:hAnsi="Arial"/>
+          <w:b/>
+          <w:bCs/>
+          <w:sz w:val="22"/>
+          <w:szCs w:val="22"/>
+        </w:rPr>
+        <w:t xml:space="preserve">Lampiran 1. Pakta Integritas</w:t>
+      </w:r>
+    </w:p>
+    <w:p>
+      <w:pPr>
+        <w:spacing w:after="280" w:before="0"/>
+        <w:jc w:val="center"/>
+      </w:pPr>
+      <w:r>
+        <w:rPr>
+          <w:rFonts w:ascii="Arial" w:cs="Arial" w:eastAsia="Arial" w:hAnsi="Arial"/>
+          <w:b/>
+          <w:bCs/>
+          <w:sz w:val="24"/>
+          <w:szCs w:val="24"/>
+          <w:u w:val="single"/>
+        </w:rPr>
+        <w:t xml:space="preserve">PAKTA INTEGRITAS</w:t>
+      </w:r>
+    </w:p>
+    <w:p>
+      <w:pPr>
+        <w:spacing w:after="100" w:before="0" w:line="276" w:lineRule="auto"/>
+        <w:jc w:val="both"/>
+      </w:pPr>
+      <w:r>
+        <w:rPr>
+          <w:rFonts w:ascii="Arial" w:cs="Arial" w:eastAsia="Arial" w:hAnsi="Arial"/>
+          <w:sz w:val="22"/>
+          <w:szCs w:val="22"/>
+        </w:rPr>
+        <w:t xml:space="preserve">Saya yang bertanda tangan di bawah ini:</w:t>
+      </w:r>
+    </w:p>
+    <w:tbl>
+      <w:tblPr>
+        <w:tblW w:type="dxa" w:w="8787"/>
+        <w:tblBorders>
+          <w:top w:val="single" w:color="auto" w:sz="4"/>
+          <w:left w:val="single" w:color="auto" w:sz="4"/>
+          <w:bottom w:val="single" w:color="auto" w:sz="4"/>
+          <w:right w:val="single" w:color="auto" w:sz="4"/>
+          <w:insideH w:val="single" w:color="auto" w:sz="4"/>
+          <w:insideV w:val="single" w:color="auto" w:sz="4"/>
+        </w:tblBorders>
+      </w:tblPr>
+      <w:tblGrid>
+        <w:gridCol w:w="2460"/>
+        <w:gridCol w:w="250"/>
+        <w:gridCol w:w="6077"/>
+      </w:tblGrid>
+      <w:tr>
+        <w:tc>
+          <w:tcPr>
+            <w:tcW w:type="dxa" w:w="2460"/>
+            <w:tcBorders>
+              <w:top w:val="none" w:color="FFFFFF" w:sz="0"/>
+              <w:left w:val="none" w:color="FFFFFF" w:sz="0"/>
+              <w:bottom w:val="none" w:color="FFFFFF" w:sz="0"/>
+              <w:right w:val="none" w:color="FFFFFF" w:sz="0"/>
+            </w:tcBorders>
+            <w:tcMar>
+              <w:top w:type="dxa" w:w="40"/>
+              <w:left w:type="dxa" w:w="90"/>
+              <w:bottom w:type="dxa" w:w="40"/>
+              <w:right w:type="dxa" w:w="90"/>
+            </w:tcMar>
+            <w:vAlign w:val="top"/>
+          </w:tcPr>
+          <w:p>
+            <w:pPr>
+              <w:spacing w:after="0" w:line="240" w:lineRule="auto"/>
+              <w:jc w:val="left"/>
+            </w:pPr>
+            <w:r>
+              <w:rPr>
+                <w:rFonts w:ascii="Arial" w:cs="Arial" w:eastAsia="Arial" w:hAnsi="Arial"/>
+                <w:sz w:val="22"/>
+                <w:szCs w:val="22"/>
+              </w:rPr>
+              <w:t xml:space="preserve">Nama</w:t>
+            </w:r>
+          </w:p>
+        </w:tc>
+        <w:tc>
+          <w:tcPr>
+            <w:tcW w:type="dxa" w:w="250"/>
+            <w:tcBorders>
+              <w:top w:val="none" w:color="FFFFFF" w:sz="0"/>
+              <w:left w:val="none" w:color="FFFFFF" w:sz="0"/>
+              <w:bottom w:val="none" w:color="FFFFFF" w:sz="0"/>
+              <w:right w:val="none" w:color="FFFFFF" w:sz="0"/>
+            </w:tcBorders>
+            <w:tcMar>
+              <w:top w:type="dxa" w:w="40"/>
+              <w:left w:type="dxa" w:w="90"/>
+              <w:bottom w:type="dxa" w:w="40"/>
+              <w:right w:type="dxa" w:w="90"/>
+            </w:tcMar>
+            <w:vAlign w:val="top"/>
+          </w:tcPr>
+          <w:p>
+            <w:pPr>
+              <w:spacing w:after="0" w:line="240" w:lineRule="auto"/>
+              <w:jc w:val="left"/>
+            </w:pPr>
+            <w:r>
+              <w:rPr>
+                <w:rFonts w:ascii="Arial" w:cs="Arial" w:eastAsia="Arial" w:hAnsi="Arial"/>
+                <w:sz w:val="22"/>
+                <w:szCs w:val="22"/>
+              </w:rPr>
+              <w:t xml:space="preserve">:</w:t>
+            </w:r>
+          </w:p>
+        </w:tc>
+        <w:tc>
+          <w:tcPr>
+            <w:tcW w:type="dxa" w:w="6077"/>
+            <w:tcBorders>
+              <w:top w:val="none" w:color="FFFFFF" w:sz="0"/>
+              <w:left w:val="none" w:color="FFFFFF" w:sz="0"/>
+              <w:bottom w:val="none" w:color="FFFFFF" w:sz="0"/>
+              <w:right w:val="none" w:color="FFFFFF" w:sz="0"/>
+            </w:tcBorders>
+            <w:tcMar>
+              <w:top w:type="dxa" w:w="40"/>
+              <w:left w:type="dxa" w:w="90"/>
+              <w:bottom w:type="dxa" w:w="40"/>
+              <w:right w:type="dxa" w:w="90"/>
+            </w:tcMar>
+            <w:vAlign w:val="top"/>
+          </w:tcPr>
+          <w:p>
+            <w:pPr>
+              <w:spacing w:after="0" w:line="240" w:lineRule="auto"/>
+              <w:jc w:val="left"/>
+            </w:pPr>
+            <w:r>
+              <w:rPr>
+                <w:rFonts w:ascii="Arial" w:cs="Arial" w:eastAsia="Arial" w:hAnsi="Arial"/>
+                <w:sz w:val="22"/>
+                <w:szCs w:val="22"/>
+              </w:rPr>
+              <w:t xml:space="preserve">Anugrah Yega Pranatha, M.Si.</w:t>
+            </w:r>
+          </w:p>
+        </w:tc>
+      </w:tr>
+      <w:tr>
+        <w:tc>
+          <w:tcPr>
+            <w:tcW w:type="dxa" w:w="2460"/>
+            <w:tcBorders>
+              <w:top w:val="none" w:color="FFFFFF" w:sz="0"/>
+              <w:left w:val="none" w:color="FFFFFF" w:sz="0"/>
+              <w:bottom w:val="none" w:color="FFFFFF" w:sz="0"/>
+              <w:right w:val="none" w:color="FFFFFF" w:sz="0"/>
+            </w:tcBorders>
+            <w:tcMar>
+              <w:top w:type="dxa" w:w="40"/>
+              <w:left w:type="dxa" w:w="90"/>
+              <w:bottom w:type="dxa" w:w="40"/>
+              <w:right w:type="dxa" w:w="90"/>
+            </w:tcMar>
+            <w:vAlign w:val="top"/>
+          </w:tcPr>
+          <w:p>
+            <w:pPr>
+              <w:spacing w:after="0" w:line="240" w:lineRule="auto"/>
+              <w:jc w:val="left"/>
+            </w:pPr>
+            <w:r>
+              <w:rPr>
+                <w:rFonts w:ascii="Arial" w:cs="Arial" w:eastAsia="Arial" w:hAnsi="Arial"/>
+                <w:sz w:val="22"/>
+                <w:szCs w:val="22"/>
+              </w:rPr>
+              <w:t xml:space="preserve">NIP</w:t>
+            </w:r>
+          </w:p>
+        </w:tc>
+        <w:tc>
+          <w:tcPr>
+            <w:tcW w:type="dxa" w:w="250"/>
+            <w:tcBorders>
+              <w:top w:val="none" w:color="FFFFFF" w:sz="0"/>
+              <w:left w:val="none" w:color="FFFFFF" w:sz="0"/>
+              <w:bottom w:val="none" w:color="FFFFFF" w:sz="0"/>
+              <w:right w:val="none" w:color="FFFFFF" w:sz="0"/>
+            </w:tcBorders>
+            <w:tcMar>
+              <w:top w:type="dxa" w:w="40"/>
+              <w:left w:type="dxa" w:w="90"/>
+              <w:bottom w:type="dxa" w:w="40"/>
+              <w:right w:type="dxa" w:w="90"/>
+            </w:tcMar>
+            <w:vAlign w:val="top"/>
+          </w:tcPr>
+          <w:p>
+            <w:pPr>
+              <w:spacing w:after="0" w:line="240" w:lineRule="auto"/>
+              <w:jc w:val="left"/>
+            </w:pPr>
+            <w:r>
+              <w:rPr>
+                <w:rFonts w:ascii="Arial" w:cs="Arial" w:eastAsia="Arial" w:hAnsi="Arial"/>
+                <w:sz w:val="22"/>
+                <w:szCs w:val="22"/>
+              </w:rPr>
+              <w:t xml:space="preserve">:</w:t>
+            </w:r>
+          </w:p>
+        </w:tc>
+        <w:tc>
+          <w:tcPr>
+            <w:tcW w:type="dxa" w:w="6077"/>
+            <w:tcBorders>
+              <w:top w:val="none" w:color="FFFFFF" w:sz="0"/>
+              <w:left w:val="none" w:color="FFFFFF" w:sz="0"/>
+              <w:bottom w:val="none" w:color="FFFFFF" w:sz="0"/>
+              <w:right w:val="none" w:color="FFFFFF" w:sz="0"/>
+            </w:tcBorders>
+            <w:tcMar>
+              <w:top w:type="dxa" w:w="40"/>
+              <w:left w:type="dxa" w:w="90"/>
+              <w:bottom w:type="dxa" w:w="40"/>
+              <w:right w:type="dxa" w:w="90"/>
+            </w:tcMar>
+            <w:vAlign w:val="top"/>
+          </w:tcPr>
+          <w:p>
+            <w:pPr>
+              <w:spacing w:after="0" w:line="240" w:lineRule="auto"/>
+              <w:jc w:val="left"/>
+            </w:pPr>
+            <w:r>
+              <w:rPr>
+                <w:rFonts w:ascii="Arial" w:cs="Arial" w:eastAsia="Arial" w:hAnsi="Arial"/>
+                <w:sz w:val="22"/>
+                <w:szCs w:val="22"/>
                 <w:highlight w:val="yellow"/>
                 <w:highlightCs w:val="yellow"/>
               </w:rPr>
-              <w:t xml:space="preserve">alamat halaman publik aplikasi</w:t>
+              <w:t xml:space="preserve">NIP</w:t>
+            </w:r>
+          </w:p>
+        </w:tc>
+      </w:tr>
+      <w:tr>
+        <w:tc>
+          <w:tcPr>
+            <w:tcW w:type="dxa" w:w="2460"/>
+            <w:tcBorders>
+              <w:top w:val="none" w:color="FFFFFF" w:sz="0"/>
+              <w:left w:val="none" w:color="FFFFFF" w:sz="0"/>
+              <w:bottom w:val="none" w:color="FFFFFF" w:sz="0"/>
+              <w:right w:val="none" w:color="FFFFFF" w:sz="0"/>
+            </w:tcBorders>
+            <w:tcMar>
+              <w:top w:type="dxa" w:w="40"/>
+              <w:left w:type="dxa" w:w="90"/>
+              <w:bottom w:type="dxa" w:w="40"/>
+              <w:right w:type="dxa" w:w="90"/>
+            </w:tcMar>
+            <w:vAlign w:val="top"/>
+          </w:tcPr>
+          <w:p>
+            <w:pPr>
+              <w:spacing w:after="0" w:line="240" w:lineRule="auto"/>
+              <w:jc w:val="left"/>
+            </w:pPr>
+            <w:r>
+              <w:rPr>
+                <w:rFonts w:ascii="Arial" w:cs="Arial" w:eastAsia="Arial" w:hAnsi="Arial"/>
+                <w:sz w:val="22"/>
+                <w:szCs w:val="22"/>
+              </w:rPr>
+              <w:t xml:space="preserve">Jabatan</w:t>
+            </w:r>
+          </w:p>
+        </w:tc>
+        <w:tc>
+          <w:tcPr>
+            <w:tcW w:type="dxa" w:w="250"/>
+            <w:tcBorders>
+              <w:top w:val="none" w:color="FFFFFF" w:sz="0"/>
+              <w:left w:val="none" w:color="FFFFFF" w:sz="0"/>
+              <w:bottom w:val="none" w:color="FFFFFF" w:sz="0"/>
+              <w:right w:val="none" w:color="FFFFFF" w:sz="0"/>
+            </w:tcBorders>
+            <w:tcMar>
+              <w:top w:type="dxa" w:w="40"/>
+              <w:left w:type="dxa" w:w="90"/>
+              <w:bottom w:type="dxa" w:w="40"/>
+              <w:right w:type="dxa" w:w="90"/>
+            </w:tcMar>
+            <w:vAlign w:val="top"/>
+          </w:tcPr>
+          <w:p>
+            <w:pPr>
+              <w:spacing w:after="0" w:line="240" w:lineRule="auto"/>
+              <w:jc w:val="left"/>
+            </w:pPr>
+            <w:r>
+              <w:rPr>
+                <w:rFonts w:ascii="Arial" w:cs="Arial" w:eastAsia="Arial" w:hAnsi="Arial"/>
+                <w:sz w:val="22"/>
+                <w:szCs w:val="22"/>
+              </w:rPr>
+              <w:t xml:space="preserve">:</w:t>
+            </w:r>
+          </w:p>
+        </w:tc>
+        <w:tc>
+          <w:tcPr>
+            <w:tcW w:type="dxa" w:w="6077"/>
+            <w:tcBorders>
+              <w:top w:val="none" w:color="FFFFFF" w:sz="0"/>
+              <w:left w:val="none" w:color="FFFFFF" w:sz="0"/>
+              <w:bottom w:val="none" w:color="FFFFFF" w:sz="0"/>
+              <w:right w:val="none" w:color="FFFFFF" w:sz="0"/>
+            </w:tcBorders>
+            <w:tcMar>
+              <w:top w:type="dxa" w:w="40"/>
+              <w:left w:type="dxa" w:w="90"/>
+              <w:bottom w:type="dxa" w:w="40"/>
+              <w:right w:type="dxa" w:w="90"/>
+            </w:tcMar>
+            <w:vAlign w:val="top"/>
+          </w:tcPr>
+          <w:p>
+            <w:pPr>
+              <w:spacing w:after="0" w:line="240" w:lineRule="auto"/>
+              <w:jc w:val="left"/>
+            </w:pPr>
+            <w:r>
+              <w:rPr>
+                <w:rFonts w:ascii="Arial" w:cs="Arial" w:eastAsia="Arial" w:hAnsi="Arial"/>
+                <w:sz w:val="22"/>
+                <w:szCs w:val="22"/>
+              </w:rPr>
+              <w:t xml:space="preserve">Kepala Bagian Protokol dan Komunikasi Pimpinan</w:t>
+            </w:r>
+          </w:p>
+        </w:tc>
+      </w:tr>
+      <w:tr>
+        <w:tc>
+          <w:tcPr>
+            <w:tcW w:type="dxa" w:w="2460"/>
+            <w:tcBorders>
+              <w:top w:val="none" w:color="FFFFFF" w:sz="0"/>
+              <w:left w:val="none" w:color="FFFFFF" w:sz="0"/>
+              <w:bottom w:val="none" w:color="FFFFFF" w:sz="0"/>
+              <w:right w:val="none" w:color="FFFFFF" w:sz="0"/>
+            </w:tcBorders>
+            <w:tcMar>
+              <w:top w:type="dxa" w:w="40"/>
+              <w:left w:type="dxa" w:w="90"/>
+              <w:bottom w:type="dxa" w:w="40"/>
+              <w:right w:type="dxa" w:w="90"/>
+            </w:tcMar>
+            <w:vAlign w:val="top"/>
+          </w:tcPr>
+          <w:p>
+            <w:pPr>
+              <w:spacing w:after="0" w:line="240" w:lineRule="auto"/>
+              <w:jc w:val="left"/>
+            </w:pPr>
+            <w:r>
+              <w:rPr>
+                <w:rFonts w:ascii="Arial" w:cs="Arial" w:eastAsia="Arial" w:hAnsi="Arial"/>
+                <w:sz w:val="22"/>
+                <w:szCs w:val="22"/>
+              </w:rPr>
+              <w:t xml:space="preserve">Instansi</w:t>
+            </w:r>
+          </w:p>
+        </w:tc>
+        <w:tc>
+          <w:tcPr>
+            <w:tcW w:type="dxa" w:w="250"/>
+            <w:tcBorders>
+              <w:top w:val="none" w:color="FFFFFF" w:sz="0"/>
+              <w:left w:val="none" w:color="FFFFFF" w:sz="0"/>
+              <w:bottom w:val="none" w:color="FFFFFF" w:sz="0"/>
+              <w:right w:val="none" w:color="FFFFFF" w:sz="0"/>
+            </w:tcBorders>
+            <w:tcMar>
+              <w:top w:type="dxa" w:w="40"/>
+              <w:left w:type="dxa" w:w="90"/>
+              <w:bottom w:type="dxa" w:w="40"/>
+              <w:right w:type="dxa" w:w="90"/>
+            </w:tcMar>
+            <w:vAlign w:val="top"/>
+          </w:tcPr>
+          <w:p>
+            <w:pPr>
+              <w:spacing w:after="0" w:line="240" w:lineRule="auto"/>
+              <w:jc w:val="left"/>
+            </w:pPr>
+            <w:r>
+              <w:rPr>
+                <w:rFonts w:ascii="Arial" w:cs="Arial" w:eastAsia="Arial" w:hAnsi="Arial"/>
+                <w:sz w:val="22"/>
+                <w:szCs w:val="22"/>
+              </w:rPr>
+              <w:t xml:space="preserve">:</w:t>
+            </w:r>
+          </w:p>
+        </w:tc>
+        <w:tc>
+          <w:tcPr>
+            <w:tcW w:type="dxa" w:w="6077"/>
+            <w:tcBorders>
+              <w:top w:val="none" w:color="FFFFFF" w:sz="0"/>
+              <w:left w:val="none" w:color="FFFFFF" w:sz="0"/>
+              <w:bottom w:val="none" w:color="FFFFFF" w:sz="0"/>
+              <w:right w:val="none" w:color="FFFFFF" w:sz="0"/>
+            </w:tcBorders>
+            <w:tcMar>
+              <w:top w:type="dxa" w:w="40"/>
+              <w:left w:type="dxa" w:w="90"/>
+              <w:bottom w:type="dxa" w:w="40"/>
+              <w:right w:type="dxa" w:w="90"/>
+            </w:tcMar>
+            <w:vAlign w:val="top"/>
+          </w:tcPr>
+          <w:p>
+            <w:pPr>
+              <w:spacing w:after="0" w:line="240" w:lineRule="auto"/>
+              <w:jc w:val="left"/>
+            </w:pPr>
+            <w:r>
+              <w:rPr>
+                <w:rFonts w:ascii="Arial" w:cs="Arial" w:eastAsia="Arial" w:hAnsi="Arial"/>
+                <w:sz w:val="22"/>
+                <w:szCs w:val="22"/>
+              </w:rPr>
+              <w:t xml:space="preserve">Sekretariat Daerah Kota Tarakan</w:t>
+            </w:r>
+          </w:p>
+        </w:tc>
+      </w:tr>
+      <w:tr>
+        <w:tc>
+          <w:tcPr>
+            <w:tcW w:type="dxa" w:w="2460"/>
+            <w:tcBorders>
+              <w:top w:val="none" w:color="FFFFFF" w:sz="0"/>
+              <w:left w:val="none" w:color="FFFFFF" w:sz="0"/>
+              <w:bottom w:val="none" w:color="FFFFFF" w:sz="0"/>
+              <w:right w:val="none" w:color="FFFFFF" w:sz="0"/>
+            </w:tcBorders>
+            <w:tcMar>
+              <w:top w:type="dxa" w:w="40"/>
+              <w:left w:type="dxa" w:w="90"/>
+              <w:bottom w:type="dxa" w:w="40"/>
+              <w:right w:type="dxa" w:w="90"/>
+            </w:tcMar>
+            <w:vAlign w:val="top"/>
+          </w:tcPr>
+          <w:p>
+            <w:pPr>
+              <w:spacing w:after="0" w:line="240" w:lineRule="auto"/>
+              <w:jc w:val="left"/>
+            </w:pPr>
+            <w:r>
+              <w:rPr>
+                <w:rFonts w:ascii="Arial" w:cs="Arial" w:eastAsia="Arial" w:hAnsi="Arial"/>
+                <w:sz w:val="22"/>
+                <w:szCs w:val="22"/>
+              </w:rPr>
+              <w:t xml:space="preserve">Kedudukan</w:t>
+            </w:r>
+          </w:p>
+        </w:tc>
+        <w:tc>
+          <w:tcPr>
+            <w:tcW w:type="dxa" w:w="250"/>
+            <w:tcBorders>
+              <w:top w:val="none" w:color="FFFFFF" w:sz="0"/>
+              <w:left w:val="none" w:color="FFFFFF" w:sz="0"/>
+              <w:bottom w:val="none" w:color="FFFFFF" w:sz="0"/>
+              <w:right w:val="none" w:color="FFFFFF" w:sz="0"/>
+            </w:tcBorders>
+            <w:tcMar>
+              <w:top w:type="dxa" w:w="40"/>
+              <w:left w:type="dxa" w:w="90"/>
+              <w:bottom w:type="dxa" w:w="40"/>
+              <w:right w:type="dxa" w:w="90"/>
+            </w:tcMar>
+            <w:vAlign w:val="top"/>
+          </w:tcPr>
+          <w:p>
+            <w:pPr>
+              <w:spacing w:after="0" w:line="240" w:lineRule="auto"/>
+              <w:jc w:val="left"/>
+            </w:pPr>
+            <w:r>
+              <w:rPr>
+                <w:rFonts w:ascii="Arial" w:cs="Arial" w:eastAsia="Arial" w:hAnsi="Arial"/>
+                <w:sz w:val="22"/>
+                <w:szCs w:val="22"/>
+              </w:rPr>
+              <w:t xml:space="preserve">:</w:t>
+            </w:r>
+          </w:p>
+        </w:tc>
+        <w:tc>
+          <w:tcPr>
+            <w:tcW w:type="dxa" w:w="6077"/>
+            <w:tcBorders>
+              <w:top w:val="none" w:color="FFFFFF" w:sz="0"/>
+              <w:left w:val="none" w:color="FFFFFF" w:sz="0"/>
+              <w:bottom w:val="none" w:color="FFFFFF" w:sz="0"/>
+              <w:right w:val="none" w:color="FFFFFF" w:sz="0"/>
+            </w:tcBorders>
+            <w:tcMar>
+              <w:top w:type="dxa" w:w="40"/>
+              <w:left w:type="dxa" w:w="90"/>
+              <w:bottom w:type="dxa" w:w="40"/>
+              <w:right w:type="dxa" w:w="90"/>
+            </w:tcMar>
+            <w:vAlign w:val="top"/>
+          </w:tcPr>
+          <w:p>
+            <w:pPr>
+              <w:spacing w:after="0" w:line="240" w:lineRule="auto"/>
+              <w:jc w:val="left"/>
+            </w:pPr>
+            <w:r>
+              <w:rPr>
+                <w:rFonts w:ascii="Arial" w:cs="Arial" w:eastAsia="Arial" w:hAnsi="Arial"/>
+                <w:sz w:val="22"/>
+                <w:szCs w:val="22"/>
+              </w:rPr>
+              <w:t xml:space="preserve">Ketua Tim Inovasi Prokopim Hibot</w:t>
             </w:r>
           </w:p>
         </w:tc>
@@ -19437,9 +19983,345 @@
     </w:tbl>
     <w:p>
       <w:pPr>
-        <w:spacing w:after="100"/>
-      </w:pPr>
-    </w:p>
+        <w:spacing w:after="100" w:before="120" w:line="276" w:lineRule="auto"/>
+        <w:jc w:val="both"/>
+      </w:pPr>
+      <w:r>
+        <w:rPr>
+          <w:rFonts w:ascii="Arial" w:cs="Arial" w:eastAsia="Arial" w:hAnsi="Arial"/>
+          <w:sz w:val="22"/>
+          <w:szCs w:val="22"/>
+        </w:rPr>
+        <w:t xml:space="preserve">selaku ketua tim peserta Lomba Inovasi Daerah Provinsi Kalimantan Utara Tahun 2026 (Kaltara Innovation Awards) kategori Inovasi Terapan – ASN Pemerintah Kabupaten/Kota dengan judul </w:t>
+      </w:r>
+      <w:r>
+        <w:rPr>
+          <w:rFonts w:ascii="Arial" w:cs="Arial" w:eastAsia="Arial" w:hAnsi="Arial"/>
+          <w:i/>
+          <w:iCs/>
+          <w:sz w:val="22"/>
+          <w:szCs w:val="22"/>
+        </w:rPr>
+        <w:t xml:space="preserve">Prokopim Hibot: Satu Alur Digital Terverifikasi untuk Tata Kelola Agenda dan Keprotokolan Pimpinan Daerah</w:t>
+      </w:r>
+      <w:r>
+        <w:rPr>
+          <w:rFonts w:ascii="Arial" w:cs="Arial" w:eastAsia="Arial" w:hAnsi="Arial"/>
+          <w:sz w:val="22"/>
+          <w:szCs w:val="22"/>
+        </w:rPr>
+        <w:t xml:space="preserve">, dengan ini menyatakan bahwa:</w:t>
+      </w:r>
+    </w:p>
+    <w:p>
+      <w:pPr>
+        <w:pStyle w:val="ListParagraph"/>
+        <w:numPr>
+          <w:ilvl w:val="0"/>
+          <w:numId w:val="11"/>
+        </w:numPr>
+        <w:spacing w:after="60" w:line="276" w:lineRule="auto"/>
+        <w:jc w:val="both"/>
+      </w:pPr>
+      <w:r>
+        <w:rPr>
+          <w:rFonts w:ascii="Arial" w:cs="Arial" w:eastAsia="Arial" w:hAnsi="Arial"/>
+          <w:sz w:val="22"/>
+          <w:szCs w:val="22"/>
+        </w:rPr>
+        <w:t xml:space="preserve">usulan inovasi merupakan karya asli tim, tidak mengandung plagiarisme, tidak melanggar hak kekayaan intelektual pihak lain, dan tidak sedang dalam sengketa;</w:t>
+      </w:r>
+    </w:p>
+    <w:p>
+      <w:pPr>
+        <w:pStyle w:val="ListParagraph"/>
+        <w:numPr>
+          <w:ilvl w:val="0"/>
+          <w:numId w:val="11"/>
+        </w:numPr>
+        <w:spacing w:after="60" w:line="276" w:lineRule="auto"/>
+        <w:jc w:val="both"/>
+      </w:pPr>
+      <w:r>
+        <w:rPr>
+          <w:rFonts w:ascii="Arial" w:cs="Arial" w:eastAsia="Arial" w:hAnsi="Arial"/>
+          <w:sz w:val="22"/>
+          <w:szCs w:val="22"/>
+        </w:rPr>
+        <w:t xml:space="preserve">usulan yang sama belum pernah menjadi Juara I, II, atau III pada Kaltara Innovation Awards maupun memperoleh penghargaan tingkat nasional;</w:t>
+      </w:r>
+    </w:p>
+    <w:p>
+      <w:pPr>
+        <w:pStyle w:val="ListParagraph"/>
+        <w:numPr>
+          <w:ilvl w:val="0"/>
+          <w:numId w:val="11"/>
+        </w:numPr>
+        <w:spacing w:after="60" w:line="276" w:lineRule="auto"/>
+        <w:jc w:val="both"/>
+      </w:pPr>
+      <w:r>
+        <w:rPr>
+          <w:rFonts w:ascii="Arial" w:cs="Arial" w:eastAsia="Arial" w:hAnsi="Arial"/>
+          <w:sz w:val="22"/>
+          <w:szCs w:val="22"/>
+        </w:rPr>
+        <w:t xml:space="preserve">seluruh data, informasi, dan dokumen yang disampaikan adalah benar dan dapat dipertanggungjawabkan;</w:t>
+      </w:r>
+    </w:p>
+    <w:p>
+      <w:pPr>
+        <w:pStyle w:val="ListParagraph"/>
+        <w:numPr>
+          <w:ilvl w:val="0"/>
+          <w:numId w:val="11"/>
+        </w:numPr>
+        <w:spacing w:after="60" w:line="276" w:lineRule="auto"/>
+        <w:jc w:val="both"/>
+      </w:pPr>
+      <w:r>
+        <w:rPr>
+          <w:rFonts w:ascii="Arial" w:cs="Arial" w:eastAsia="Arial" w:hAnsi="Arial"/>
+          <w:sz w:val="22"/>
+          <w:szCs w:val="22"/>
+        </w:rPr>
+        <w:t xml:space="preserve">perangkat lunak, data, dan materi pihak lain yang digunakan telah memenuhi ketentuan lisensi dan ketentuan penggunaannya;</w:t>
+      </w:r>
+    </w:p>
+    <w:p>
+      <w:pPr>
+        <w:pStyle w:val="ListParagraph"/>
+        <w:numPr>
+          <w:ilvl w:val="0"/>
+          <w:numId w:val="11"/>
+        </w:numPr>
+        <w:spacing w:after="60" w:line="276" w:lineRule="auto"/>
+        <w:jc w:val="both"/>
+      </w:pPr>
+      <w:r>
+        <w:rPr>
+          <w:rFonts w:ascii="Arial" w:cs="Arial" w:eastAsia="Arial" w:hAnsi="Arial"/>
+          <w:sz w:val="22"/>
+          <w:szCs w:val="22"/>
+        </w:rPr>
+        <w:t xml:space="preserve">bersedia mengikuti seluruh tahapan penilaian, termasuk klarifikasi, presentasi, demonstrasi, dan verifikasi; dan</w:t>
+      </w:r>
+    </w:p>
+    <w:p>
+      <w:pPr>
+        <w:pStyle w:val="ListParagraph"/>
+        <w:numPr>
+          <w:ilvl w:val="0"/>
+          <w:numId w:val="11"/>
+        </w:numPr>
+        <w:spacing w:after="60" w:line="276" w:lineRule="auto"/>
+        <w:jc w:val="both"/>
+      </w:pPr>
+      <w:r>
+        <w:rPr>
+          <w:rFonts w:ascii="Arial" w:cs="Arial" w:eastAsia="Arial" w:hAnsi="Arial"/>
+          <w:sz w:val="22"/>
+          <w:szCs w:val="22"/>
+        </w:rPr>
+        <w:t xml:space="preserve">bersedia didiskualifikasi atau dicabut penghargaannya apabila di kemudian hari terbukti melanggar pernyataan ini.</w:t>
+      </w:r>
+    </w:p>
+    <w:p>
+      <w:pPr>
+        <w:spacing w:after="100" w:before="120" w:line="276" w:lineRule="auto"/>
+        <w:ind w:firstLine="567"/>
+        <w:jc w:val="both"/>
+      </w:pPr>
+      <w:r>
+        <w:rPr>
+          <w:rFonts w:ascii="Arial" w:cs="Arial" w:eastAsia="Arial" w:hAnsi="Arial"/>
+          <w:sz w:val="22"/>
+          <w:szCs w:val="22"/>
+        </w:rPr>
+        <w:t xml:space="preserve">Demikian pakta integritas ini dibuat dengan sebenarnya untuk dipergunakan sebagaimana mestinya.</w:t>
+      </w:r>
+    </w:p>
+    <w:p>
+      <w:pPr>
+        <w:spacing w:after="120"/>
+      </w:pPr>
+    </w:p>
+    <w:tbl>
+      <w:tblPr>
+        <w:tblW w:type="dxa" w:w="8787"/>
+        <w:tblBorders>
+          <w:top w:val="single" w:color="auto" w:sz="4"/>
+          <w:left w:val="single" w:color="auto" w:sz="4"/>
+          <w:bottom w:val="single" w:color="auto" w:sz="4"/>
+          <w:right w:val="single" w:color="auto" w:sz="4"/>
+          <w:insideH w:val="single" w:color="auto" w:sz="4"/>
+          <w:insideV w:val="single" w:color="auto" w:sz="4"/>
+        </w:tblBorders>
+      </w:tblPr>
+      <w:tblGrid>
+        <w:gridCol w:w="4394"/>
+        <w:gridCol w:w="4393"/>
+      </w:tblGrid>
+      <w:tr>
+        <w:tc>
+          <w:tcPr>
+            <w:tcW w:type="dxa" w:w="4394"/>
+            <w:tcBorders>
+              <w:top w:val="none" w:color="FFFFFF" w:sz="0"/>
+              <w:left w:val="none" w:color="FFFFFF" w:sz="0"/>
+              <w:bottom w:val="none" w:color="FFFFFF" w:sz="0"/>
+              <w:right w:val="none" w:color="FFFFFF" w:sz="0"/>
+            </w:tcBorders>
+            <w:tcMar>
+              <w:top w:type="dxa" w:w="40"/>
+              <w:left w:type="dxa" w:w="90"/>
+              <w:bottom w:type="dxa" w:w="40"/>
+              <w:right w:type="dxa" w:w="90"/>
+            </w:tcMar>
+            <w:vAlign w:val="top"/>
+          </w:tcPr>
+          <w:p>
+            <w:pPr>
+              <w:spacing w:after="0" w:line="240" w:lineRule="auto"/>
+              <w:jc w:val="left"/>
+            </w:pPr>
+          </w:p>
+        </w:tc>
+        <w:tc>
+          <w:tcPr>
+            <w:tcW w:type="dxa" w:w="4393"/>
+            <w:tcBorders>
+              <w:top w:val="none" w:color="FFFFFF" w:sz="0"/>
+              <w:left w:val="none" w:color="FFFFFF" w:sz="0"/>
+              <w:bottom w:val="none" w:color="FFFFFF" w:sz="0"/>
+              <w:right w:val="none" w:color="FFFFFF" w:sz="0"/>
+            </w:tcBorders>
+            <w:tcMar>
+              <w:top w:type="dxa" w:w="40"/>
+              <w:left w:type="dxa" w:w="90"/>
+              <w:bottom w:type="dxa" w:w="40"/>
+              <w:right w:type="dxa" w:w="90"/>
+            </w:tcMar>
+            <w:vAlign w:val="top"/>
+          </w:tcPr>
+          <w:p>
+            <w:pPr>
+              <w:spacing w:after="0" w:line="240" w:lineRule="auto"/>
+              <w:jc w:val="left"/>
+            </w:pPr>
+            <w:r>
+              <w:rPr>
+                <w:rFonts w:ascii="Arial" w:cs="Arial" w:eastAsia="Arial" w:hAnsi="Arial"/>
+                <w:sz w:val="22"/>
+                <w:szCs w:val="22"/>
+              </w:rPr>
+              <w:t xml:space="preserve">Tarakan, </w:t>
+            </w:r>
+            <w:r>
+              <w:rPr>
+                <w:rFonts w:ascii="Arial" w:cs="Arial" w:eastAsia="Arial" w:hAnsi="Arial"/>
+                <w:sz w:val="22"/>
+                <w:szCs w:val="22"/>
+                <w:highlight w:val="yellow"/>
+                <w:highlightCs w:val="yellow"/>
+              </w:rPr>
+              <w:t xml:space="preserve">tanggal</w:t>
+            </w:r>
+            <w:r>
+              <w:rPr>
+                <w:rFonts w:ascii="Arial" w:cs="Arial" w:eastAsia="Arial" w:hAnsi="Arial"/>
+                <w:sz w:val="22"/>
+                <w:szCs w:val="22"/>
+              </w:rPr>
+              <w:t xml:space="preserve"> September 2026</w:t>
+            </w:r>
+          </w:p>
+          <w:p>
+            <w:pPr>
+              <w:spacing w:after="0" w:line="240" w:lineRule="auto"/>
+              <w:jc w:val="left"/>
+            </w:pPr>
+            <w:r>
+              <w:rPr>
+                <w:rFonts w:ascii="Arial" w:cs="Arial" w:eastAsia="Arial" w:hAnsi="Arial"/>
+                <w:sz w:val="22"/>
+                <w:szCs w:val="22"/>
+              </w:rPr>
+              <w:t xml:space="preserve">Yang membuat pernyataan,</w:t>
+            </w:r>
+          </w:p>
+          <w:p>
+            <w:pPr>
+              <w:spacing w:after="0" w:line="240" w:lineRule="auto"/>
+              <w:jc w:val="left"/>
+            </w:pPr>
+          </w:p>
+          <w:p>
+            <w:pPr>
+              <w:spacing w:after="0" w:line="240" w:lineRule="auto"/>
+              <w:jc w:val="left"/>
+            </w:pPr>
+            <w:r>
+              <w:rPr>
+                <w:rFonts w:ascii="Arial" w:cs="Arial" w:eastAsia="Arial" w:hAnsi="Arial"/>
+                <w:sz w:val="22"/>
+                <w:szCs w:val="22"/>
+                <w:highlight w:val="yellow"/>
+                <w:highlightCs w:val="yellow"/>
+              </w:rPr>
+              <w:t xml:space="preserve">meterai Rp10.000</w:t>
+            </w:r>
+          </w:p>
+          <w:p>
+            <w:pPr>
+              <w:spacing w:after="0" w:line="240" w:lineRule="auto"/>
+              <w:jc w:val="left"/>
+            </w:pPr>
+          </w:p>
+          <w:p>
+            <w:pPr>
+              <w:spacing w:after="0" w:line="240" w:lineRule="auto"/>
+              <w:jc w:val="left"/>
+            </w:pPr>
+            <w:r>
+              <w:rPr>
+                <w:rFonts w:ascii="Arial" w:cs="Arial" w:eastAsia="Arial" w:hAnsi="Arial"/>
+                <w:b/>
+                <w:bCs/>
+                <w:sz w:val="22"/>
+                <w:szCs w:val="22"/>
+              </w:rPr>
+              <w:t xml:space="preserve">Anugrah Yega Pranatha, M.Si.</w:t>
+            </w:r>
+          </w:p>
+          <w:p>
+            <w:pPr>
+              <w:spacing w:after="0" w:line="240" w:lineRule="auto"/>
+              <w:jc w:val="left"/>
+            </w:pPr>
+            <w:r>
+              <w:rPr>
+                <w:rFonts w:ascii="Arial" w:cs="Arial" w:eastAsia="Arial" w:hAnsi="Arial"/>
+                <w:sz w:val="22"/>
+                <w:szCs w:val="22"/>
+              </w:rPr>
+              <w:t xml:space="preserve">NIP </w:t>
+            </w:r>
+            <w:r>
+              <w:rPr>
+                <w:rFonts w:ascii="Arial" w:cs="Arial" w:eastAsia="Arial" w:hAnsi="Arial"/>
+                <w:sz w:val="22"/>
+                <w:szCs w:val="22"/>
+                <w:highlight w:val="yellow"/>
+                <w:highlightCs w:val="yellow"/>
+              </w:rPr>
+              <w:t xml:space="preserve">NIP</w:t>
+            </w:r>
+          </w:p>
+        </w:tc>
+      </w:tr>
+    </w:tbl>
     <w:p>
       <w:r>
         <w:br w:type="page"/>
@@ -19447,8 +20329,2022 @@
     </w:p>
     <w:p>
       <w:pPr>
+        <w:spacing w:after="160"/>
+      </w:pPr>
+      <w:r>
+        <w:rPr>
+          <w:rFonts w:ascii="Arial" w:cs="Arial" w:eastAsia="Arial" w:hAnsi="Arial"/>
+          <w:b/>
+          <w:bCs/>
+          <w:sz w:val="22"/>
+          <w:szCs w:val="22"/>
+        </w:rPr>
+        <w:t xml:space="preserve">Lampiran 2. Surat Usulan</w:t>
+      </w:r>
+    </w:p>
+    <w:tbl>
+      <w:tblPr>
+        <w:tblW w:type="dxa" w:w="8787"/>
+        <w:tblBorders>
+          <w:top w:val="single" w:color="auto" w:sz="4"/>
+          <w:left w:val="single" w:color="auto" w:sz="4"/>
+          <w:bottom w:val="single" w:color="auto" w:sz="4"/>
+          <w:right w:val="single" w:color="auto" w:sz="4"/>
+          <w:insideH w:val="single" w:color="auto" w:sz="4"/>
+          <w:insideV w:val="single" w:color="auto" w:sz="4"/>
+        </w:tblBorders>
+      </w:tblPr>
+      <w:tblGrid>
+        <w:gridCol w:w="1300"/>
+        <w:gridCol w:w="7487"/>
+      </w:tblGrid>
+      <w:tr>
+        <w:tc>
+          <w:tcPr>
+            <w:tcW w:type="dxa" w:w="1300"/>
+            <w:tcBorders>
+              <w:top w:val="none" w:color="FFFFFF" w:sz="0"/>
+              <w:left w:val="none" w:color="FFFFFF" w:sz="0"/>
+              <w:bottom w:val="none" w:color="FFFFFF" w:sz="0"/>
+              <w:right w:val="none" w:color="FFFFFF" w:sz="0"/>
+            </w:tcBorders>
+            <w:vAlign w:val="center"/>
+          </w:tcPr>
+          <w:p>
+            <w:pPr>
+              <w:jc w:val="center"/>
+            </w:pPr>
+            <w:r>
+              <w:drawing>
+                <wp:inline distT="0" distB="0" distL="0" distR="0">
+                  <wp:extent cx="666750" cy="666750"/>
+                  <wp:effectExtent t="0" r="0" b="0" l="0"/>
+                  <wp:docPr id="1" name="" descr="" title=""/>
+                  <wp:cNvGraphicFramePr>
+                    <a:graphicFrameLocks xmlns:a="http://schemas.openxmlformats.org/drawingml/2006/main" noChangeAspect="1"/>
+                  </wp:cNvGraphicFramePr>
+                  <a:graphic xmlns:a="http://schemas.openxmlformats.org/drawingml/2006/main">
+                    <a:graphicData uri="http://schemas.openxmlformats.org/drawingml/2006/picture">
+                      <pic:pic xmlns:pic="http://schemas.openxmlformats.org/drawingml/2006/picture">
+                        <pic:nvPicPr>
+                          <pic:cNvPr id="0" name="" descr=""/>
+                          <pic:cNvPicPr>
+                            <a:picLocks noChangeAspect="1" noChangeArrowheads="1"/>
+                          </pic:cNvPicPr>
+                        </pic:nvPicPr>
+                        <pic:blipFill>
+                          <a:blip r:embed="rId11" cstate="none"/>
+                          <a:srcRect/>
+                          <a:stretch>
+                            <a:fillRect/>
+                          </a:stretch>
+                        </pic:blipFill>
+                        <pic:spPr bwMode="auto">
+                          <a:xfrm>
+                            <a:off x="0" y="0"/>
+                            <a:ext cx="666750" cy="666750"/>
+                          </a:xfrm>
+                          <a:prstGeom prst="rect">
+                            <a:avLst/>
+                          </a:prstGeom>
+                        </pic:spPr>
+                      </pic:pic>
+                    </a:graphicData>
+                  </a:graphic>
+                </wp:inline>
+              </w:drawing>
+            </w:r>
+          </w:p>
+        </w:tc>
+        <w:tc>
+          <w:tcPr>
+            <w:tcW w:type="dxa" w:w="7487"/>
+            <w:tcBorders>
+              <w:top w:val="none" w:color="FFFFFF" w:sz="0"/>
+              <w:left w:val="none" w:color="FFFFFF" w:sz="0"/>
+              <w:bottom w:val="none" w:color="FFFFFF" w:sz="0"/>
+              <w:right w:val="none" w:color="FFFFFF" w:sz="0"/>
+            </w:tcBorders>
+            <w:tcMar>
+              <w:top w:type="dxa" w:w="40"/>
+              <w:left w:type="dxa" w:w="90"/>
+              <w:bottom w:type="dxa" w:w="40"/>
+              <w:right w:type="dxa" w:w="90"/>
+            </w:tcMar>
+            <w:vAlign w:val="center"/>
+          </w:tcPr>
+          <w:p>
+            <w:pPr>
+              <w:spacing w:after="0" w:line="240" w:lineRule="auto"/>
+              <w:jc w:val="center"/>
+            </w:pPr>
+            <w:r>
+              <w:rPr>
+                <w:rFonts w:ascii="Arial" w:cs="Arial" w:eastAsia="Arial" w:hAnsi="Arial"/>
+                <w:b/>
+                <w:bCs/>
+                <w:sz w:val="24"/>
+                <w:szCs w:val="24"/>
+              </w:rPr>
+              <w:t xml:space="preserve">PEMERINTAH KOTA TARAKAN</w:t>
+            </w:r>
+          </w:p>
+          <w:p>
+            <w:pPr>
+              <w:spacing w:after="0" w:line="240" w:lineRule="auto"/>
+              <w:jc w:val="center"/>
+            </w:pPr>
+            <w:r>
+              <w:rPr>
+                <w:rFonts w:ascii="Arial" w:cs="Arial" w:eastAsia="Arial" w:hAnsi="Arial"/>
+                <w:b/>
+                <w:bCs/>
+                <w:sz w:val="24"/>
+                <w:szCs w:val="24"/>
+              </w:rPr>
+              <w:t xml:space="preserve">SEKRETARIAT DAERAH</w:t>
+            </w:r>
+          </w:p>
+          <w:p>
+            <w:pPr>
+              <w:spacing w:after="0" w:line="240" w:lineRule="auto"/>
+              <w:jc w:val="center"/>
+            </w:pPr>
+            <w:r>
+              <w:rPr>
+                <w:rFonts w:ascii="Arial" w:cs="Arial" w:eastAsia="Arial" w:hAnsi="Arial"/>
+                <w:sz w:val="24"/>
+                <w:szCs w:val="24"/>
+                <w:highlight w:val="yellow"/>
+                <w:highlightCs w:val="yellow"/>
+              </w:rPr>
+              <w:t xml:space="preserve">alamat kantor, telepon, laman</w:t>
+            </w:r>
+          </w:p>
+          <w:p>
+            <w:pPr>
+              <w:spacing w:after="0" w:line="240" w:lineRule="auto"/>
+              <w:jc w:val="center"/>
+            </w:pPr>
+            <w:r>
+              <w:rPr>
+                <w:rFonts w:ascii="Arial" w:cs="Arial" w:eastAsia="Arial" w:hAnsi="Arial"/>
+                <w:b/>
+                <w:bCs/>
+                <w:sz w:val="24"/>
+                <w:szCs w:val="24"/>
+              </w:rPr>
+              <w:t xml:space="preserve">TARAKAN</w:t>
+            </w:r>
+          </w:p>
+        </w:tc>
+      </w:tr>
+    </w:tbl>
+    <w:p>
+      <w:pPr>
+        <w:pBdr>
+          <w:bottom w:val="thickThinSmallGap" w:color="000000" w:sz="18" w:space="1"/>
+        </w:pBdr>
+        <w:spacing w:after="200"/>
+      </w:pPr>
+    </w:p>
+    <w:p>
+      <w:pPr>
         <w:spacing w:after="120"/>
-        <w:jc w:val="left"/>
+        <w:jc w:val="right"/>
+      </w:pPr>
+      <w:r>
+        <w:rPr>
+          <w:rFonts w:ascii="Arial" w:cs="Arial" w:eastAsia="Arial" w:hAnsi="Arial"/>
+          <w:sz w:val="22"/>
+          <w:szCs w:val="22"/>
+        </w:rPr>
+        <w:t xml:space="preserve">Tarakan, </w:t>
+      </w:r>
+      <w:r>
+        <w:rPr>
+          <w:rFonts w:ascii="Arial" w:cs="Arial" w:eastAsia="Arial" w:hAnsi="Arial"/>
+          <w:sz w:val="22"/>
+          <w:szCs w:val="22"/>
+          <w:highlight w:val="yellow"/>
+          <w:highlightCs w:val="yellow"/>
+        </w:rPr>
+        <w:t xml:space="preserve">tanggal</w:t>
+      </w:r>
+      <w:r>
+        <w:rPr>
+          <w:rFonts w:ascii="Arial" w:cs="Arial" w:eastAsia="Arial" w:hAnsi="Arial"/>
+          <w:sz w:val="22"/>
+          <w:szCs w:val="22"/>
+        </w:rPr>
+        <w:t xml:space="preserve"> September 2026</w:t>
+      </w:r>
+    </w:p>
+    <w:tbl>
+      <w:tblPr>
+        <w:tblW w:type="dxa" w:w="8787"/>
+        <w:tblBorders>
+          <w:top w:val="single" w:color="auto" w:sz="4"/>
+          <w:left w:val="single" w:color="auto" w:sz="4"/>
+          <w:bottom w:val="single" w:color="auto" w:sz="4"/>
+          <w:right w:val="single" w:color="auto" w:sz="4"/>
+          <w:insideH w:val="single" w:color="auto" w:sz="4"/>
+          <w:insideV w:val="single" w:color="auto" w:sz="4"/>
+        </w:tblBorders>
+      </w:tblPr>
+      <w:tblGrid>
+        <w:gridCol w:w="1406"/>
+        <w:gridCol w:w="250"/>
+        <w:gridCol w:w="7131"/>
+      </w:tblGrid>
+      <w:tr>
+        <w:tc>
+          <w:tcPr>
+            <w:tcW w:type="dxa" w:w="1406"/>
+            <w:tcBorders>
+              <w:top w:val="none" w:color="FFFFFF" w:sz="0"/>
+              <w:left w:val="none" w:color="FFFFFF" w:sz="0"/>
+              <w:bottom w:val="none" w:color="FFFFFF" w:sz="0"/>
+              <w:right w:val="none" w:color="FFFFFF" w:sz="0"/>
+            </w:tcBorders>
+            <w:tcMar>
+              <w:top w:type="dxa" w:w="40"/>
+              <w:left w:type="dxa" w:w="90"/>
+              <w:bottom w:type="dxa" w:w="40"/>
+              <w:right w:type="dxa" w:w="90"/>
+            </w:tcMar>
+            <w:vAlign w:val="top"/>
+          </w:tcPr>
+          <w:p>
+            <w:pPr>
+              <w:spacing w:after="0" w:line="240" w:lineRule="auto"/>
+              <w:jc w:val="left"/>
+            </w:pPr>
+            <w:r>
+              <w:rPr>
+                <w:rFonts w:ascii="Arial" w:cs="Arial" w:eastAsia="Arial" w:hAnsi="Arial"/>
+                <w:sz w:val="22"/>
+                <w:szCs w:val="22"/>
+              </w:rPr>
+              <w:t xml:space="preserve">Nomor</w:t>
+            </w:r>
+          </w:p>
+        </w:tc>
+        <w:tc>
+          <w:tcPr>
+            <w:tcW w:type="dxa" w:w="250"/>
+            <w:tcBorders>
+              <w:top w:val="none" w:color="FFFFFF" w:sz="0"/>
+              <w:left w:val="none" w:color="FFFFFF" w:sz="0"/>
+              <w:bottom w:val="none" w:color="FFFFFF" w:sz="0"/>
+              <w:right w:val="none" w:color="FFFFFF" w:sz="0"/>
+            </w:tcBorders>
+            <w:tcMar>
+              <w:top w:type="dxa" w:w="40"/>
+              <w:left w:type="dxa" w:w="90"/>
+              <w:bottom w:type="dxa" w:w="40"/>
+              <w:right w:type="dxa" w:w="90"/>
+            </w:tcMar>
+            <w:vAlign w:val="top"/>
+          </w:tcPr>
+          <w:p>
+            <w:pPr>
+              <w:spacing w:after="0" w:line="240" w:lineRule="auto"/>
+              <w:jc w:val="left"/>
+            </w:pPr>
+            <w:r>
+              <w:rPr>
+                <w:rFonts w:ascii="Arial" w:cs="Arial" w:eastAsia="Arial" w:hAnsi="Arial"/>
+                <w:sz w:val="22"/>
+                <w:szCs w:val="22"/>
+              </w:rPr>
+              <w:t xml:space="preserve">:</w:t>
+            </w:r>
+          </w:p>
+        </w:tc>
+        <w:tc>
+          <w:tcPr>
+            <w:tcW w:type="dxa" w:w="7131"/>
+            <w:tcBorders>
+              <w:top w:val="none" w:color="FFFFFF" w:sz="0"/>
+              <w:left w:val="none" w:color="FFFFFF" w:sz="0"/>
+              <w:bottom w:val="none" w:color="FFFFFF" w:sz="0"/>
+              <w:right w:val="none" w:color="FFFFFF" w:sz="0"/>
+            </w:tcBorders>
+            <w:tcMar>
+              <w:top w:type="dxa" w:w="40"/>
+              <w:left w:type="dxa" w:w="90"/>
+              <w:bottom w:type="dxa" w:w="40"/>
+              <w:right w:type="dxa" w:w="90"/>
+            </w:tcMar>
+            <w:vAlign w:val="top"/>
+          </w:tcPr>
+          <w:p>
+            <w:pPr>
+              <w:spacing w:after="0" w:line="240" w:lineRule="auto"/>
+              <w:jc w:val="left"/>
+            </w:pPr>
+            <w:r>
+              <w:rPr>
+                <w:rFonts w:ascii="Arial" w:cs="Arial" w:eastAsia="Arial" w:hAnsi="Arial"/>
+                <w:sz w:val="22"/>
+                <w:szCs w:val="22"/>
+                <w:highlight w:val="yellow"/>
+                <w:highlightCs w:val="yellow"/>
+              </w:rPr>
+              <w:t xml:space="preserve">nomor surat</w:t>
+            </w:r>
+          </w:p>
+        </w:tc>
+      </w:tr>
+      <w:tr>
+        <w:tc>
+          <w:tcPr>
+            <w:tcW w:type="dxa" w:w="1406"/>
+            <w:tcBorders>
+              <w:top w:val="none" w:color="FFFFFF" w:sz="0"/>
+              <w:left w:val="none" w:color="FFFFFF" w:sz="0"/>
+              <w:bottom w:val="none" w:color="FFFFFF" w:sz="0"/>
+              <w:right w:val="none" w:color="FFFFFF" w:sz="0"/>
+            </w:tcBorders>
+            <w:tcMar>
+              <w:top w:type="dxa" w:w="40"/>
+              <w:left w:type="dxa" w:w="90"/>
+              <w:bottom w:type="dxa" w:w="40"/>
+              <w:right w:type="dxa" w:w="90"/>
+            </w:tcMar>
+            <w:vAlign w:val="top"/>
+          </w:tcPr>
+          <w:p>
+            <w:pPr>
+              <w:spacing w:after="0" w:line="240" w:lineRule="auto"/>
+              <w:jc w:val="left"/>
+            </w:pPr>
+            <w:r>
+              <w:rPr>
+                <w:rFonts w:ascii="Arial" w:cs="Arial" w:eastAsia="Arial" w:hAnsi="Arial"/>
+                <w:sz w:val="22"/>
+                <w:szCs w:val="22"/>
+              </w:rPr>
+              <w:t xml:space="preserve">Sifat</w:t>
+            </w:r>
+          </w:p>
+        </w:tc>
+        <w:tc>
+          <w:tcPr>
+            <w:tcW w:type="dxa" w:w="250"/>
+            <w:tcBorders>
+              <w:top w:val="none" w:color="FFFFFF" w:sz="0"/>
+              <w:left w:val="none" w:color="FFFFFF" w:sz="0"/>
+              <w:bottom w:val="none" w:color="FFFFFF" w:sz="0"/>
+              <w:right w:val="none" w:color="FFFFFF" w:sz="0"/>
+            </w:tcBorders>
+            <w:tcMar>
+              <w:top w:type="dxa" w:w="40"/>
+              <w:left w:type="dxa" w:w="90"/>
+              <w:bottom w:type="dxa" w:w="40"/>
+              <w:right w:type="dxa" w:w="90"/>
+            </w:tcMar>
+            <w:vAlign w:val="top"/>
+          </w:tcPr>
+          <w:p>
+            <w:pPr>
+              <w:spacing w:after="0" w:line="240" w:lineRule="auto"/>
+              <w:jc w:val="left"/>
+            </w:pPr>
+            <w:r>
+              <w:rPr>
+                <w:rFonts w:ascii="Arial" w:cs="Arial" w:eastAsia="Arial" w:hAnsi="Arial"/>
+                <w:sz w:val="22"/>
+                <w:szCs w:val="22"/>
+              </w:rPr>
+              <w:t xml:space="preserve">:</w:t>
+            </w:r>
+          </w:p>
+        </w:tc>
+        <w:tc>
+          <w:tcPr>
+            <w:tcW w:type="dxa" w:w="7131"/>
+            <w:tcBorders>
+              <w:top w:val="none" w:color="FFFFFF" w:sz="0"/>
+              <w:left w:val="none" w:color="FFFFFF" w:sz="0"/>
+              <w:bottom w:val="none" w:color="FFFFFF" w:sz="0"/>
+              <w:right w:val="none" w:color="FFFFFF" w:sz="0"/>
+            </w:tcBorders>
+            <w:tcMar>
+              <w:top w:type="dxa" w:w="40"/>
+              <w:left w:type="dxa" w:w="90"/>
+              <w:bottom w:type="dxa" w:w="40"/>
+              <w:right w:type="dxa" w:w="90"/>
+            </w:tcMar>
+            <w:vAlign w:val="top"/>
+          </w:tcPr>
+          <w:p>
+            <w:pPr>
+              <w:spacing w:after="0" w:line="240" w:lineRule="auto"/>
+              <w:jc w:val="left"/>
+            </w:pPr>
+            <w:r>
+              <w:rPr>
+                <w:rFonts w:ascii="Arial" w:cs="Arial" w:eastAsia="Arial" w:hAnsi="Arial"/>
+                <w:sz w:val="22"/>
+                <w:szCs w:val="22"/>
+              </w:rPr>
+              <w:t xml:space="preserve">Biasa</w:t>
+            </w:r>
+          </w:p>
+        </w:tc>
+      </w:tr>
+      <w:tr>
+        <w:tc>
+          <w:tcPr>
+            <w:tcW w:type="dxa" w:w="1406"/>
+            <w:tcBorders>
+              <w:top w:val="none" w:color="FFFFFF" w:sz="0"/>
+              <w:left w:val="none" w:color="FFFFFF" w:sz="0"/>
+              <w:bottom w:val="none" w:color="FFFFFF" w:sz="0"/>
+              <w:right w:val="none" w:color="FFFFFF" w:sz="0"/>
+            </w:tcBorders>
+            <w:tcMar>
+              <w:top w:type="dxa" w:w="40"/>
+              <w:left w:type="dxa" w:w="90"/>
+              <w:bottom w:type="dxa" w:w="40"/>
+              <w:right w:type="dxa" w:w="90"/>
+            </w:tcMar>
+            <w:vAlign w:val="top"/>
+          </w:tcPr>
+          <w:p>
+            <w:pPr>
+              <w:spacing w:after="0" w:line="240" w:lineRule="auto"/>
+              <w:jc w:val="left"/>
+            </w:pPr>
+            <w:r>
+              <w:rPr>
+                <w:rFonts w:ascii="Arial" w:cs="Arial" w:eastAsia="Arial" w:hAnsi="Arial"/>
+                <w:sz w:val="22"/>
+                <w:szCs w:val="22"/>
+              </w:rPr>
+              <w:t xml:space="preserve">Lampiran</w:t>
+            </w:r>
+          </w:p>
+        </w:tc>
+        <w:tc>
+          <w:tcPr>
+            <w:tcW w:type="dxa" w:w="250"/>
+            <w:tcBorders>
+              <w:top w:val="none" w:color="FFFFFF" w:sz="0"/>
+              <w:left w:val="none" w:color="FFFFFF" w:sz="0"/>
+              <w:bottom w:val="none" w:color="FFFFFF" w:sz="0"/>
+              <w:right w:val="none" w:color="FFFFFF" w:sz="0"/>
+            </w:tcBorders>
+            <w:tcMar>
+              <w:top w:type="dxa" w:w="40"/>
+              <w:left w:type="dxa" w:w="90"/>
+              <w:bottom w:type="dxa" w:w="40"/>
+              <w:right w:type="dxa" w:w="90"/>
+            </w:tcMar>
+            <w:vAlign w:val="top"/>
+          </w:tcPr>
+          <w:p>
+            <w:pPr>
+              <w:spacing w:after="0" w:line="240" w:lineRule="auto"/>
+              <w:jc w:val="left"/>
+            </w:pPr>
+            <w:r>
+              <w:rPr>
+                <w:rFonts w:ascii="Arial" w:cs="Arial" w:eastAsia="Arial" w:hAnsi="Arial"/>
+                <w:sz w:val="22"/>
+                <w:szCs w:val="22"/>
+              </w:rPr>
+              <w:t xml:space="preserve">:</w:t>
+            </w:r>
+          </w:p>
+        </w:tc>
+        <w:tc>
+          <w:tcPr>
+            <w:tcW w:type="dxa" w:w="7131"/>
+            <w:tcBorders>
+              <w:top w:val="none" w:color="FFFFFF" w:sz="0"/>
+              <w:left w:val="none" w:color="FFFFFF" w:sz="0"/>
+              <w:bottom w:val="none" w:color="FFFFFF" w:sz="0"/>
+              <w:right w:val="none" w:color="FFFFFF" w:sz="0"/>
+            </w:tcBorders>
+            <w:tcMar>
+              <w:top w:type="dxa" w:w="40"/>
+              <w:left w:type="dxa" w:w="90"/>
+              <w:bottom w:type="dxa" w:w="40"/>
+              <w:right w:type="dxa" w:w="90"/>
+            </w:tcMar>
+            <w:vAlign w:val="top"/>
+          </w:tcPr>
+          <w:p>
+            <w:pPr>
+              <w:spacing w:after="0" w:line="240" w:lineRule="auto"/>
+              <w:jc w:val="left"/>
+            </w:pPr>
+            <w:r>
+              <w:rPr>
+                <w:rFonts w:ascii="Arial" w:cs="Arial" w:eastAsia="Arial" w:hAnsi="Arial"/>
+                <w:sz w:val="22"/>
+                <w:szCs w:val="22"/>
+              </w:rPr>
+              <w:t xml:space="preserve">1 (satu) berkas</w:t>
+            </w:r>
+          </w:p>
+        </w:tc>
+      </w:tr>
+      <w:tr>
+        <w:tc>
+          <w:tcPr>
+            <w:tcW w:type="dxa" w:w="1406"/>
+            <w:tcBorders>
+              <w:top w:val="none" w:color="FFFFFF" w:sz="0"/>
+              <w:left w:val="none" w:color="FFFFFF" w:sz="0"/>
+              <w:bottom w:val="none" w:color="FFFFFF" w:sz="0"/>
+              <w:right w:val="none" w:color="FFFFFF" w:sz="0"/>
+            </w:tcBorders>
+            <w:tcMar>
+              <w:top w:type="dxa" w:w="40"/>
+              <w:left w:type="dxa" w:w="90"/>
+              <w:bottom w:type="dxa" w:w="40"/>
+              <w:right w:type="dxa" w:w="90"/>
+            </w:tcMar>
+            <w:vAlign w:val="top"/>
+          </w:tcPr>
+          <w:p>
+            <w:pPr>
+              <w:spacing w:after="0" w:line="240" w:lineRule="auto"/>
+              <w:jc w:val="left"/>
+            </w:pPr>
+            <w:r>
+              <w:rPr>
+                <w:rFonts w:ascii="Arial" w:cs="Arial" w:eastAsia="Arial" w:hAnsi="Arial"/>
+                <w:sz w:val="22"/>
+                <w:szCs w:val="22"/>
+              </w:rPr>
+              <w:t xml:space="preserve">Hal</w:t>
+            </w:r>
+          </w:p>
+        </w:tc>
+        <w:tc>
+          <w:tcPr>
+            <w:tcW w:type="dxa" w:w="250"/>
+            <w:tcBorders>
+              <w:top w:val="none" w:color="FFFFFF" w:sz="0"/>
+              <w:left w:val="none" w:color="FFFFFF" w:sz="0"/>
+              <w:bottom w:val="none" w:color="FFFFFF" w:sz="0"/>
+              <w:right w:val="none" w:color="FFFFFF" w:sz="0"/>
+            </w:tcBorders>
+            <w:tcMar>
+              <w:top w:type="dxa" w:w="40"/>
+              <w:left w:type="dxa" w:w="90"/>
+              <w:bottom w:type="dxa" w:w="40"/>
+              <w:right w:type="dxa" w:w="90"/>
+            </w:tcMar>
+            <w:vAlign w:val="top"/>
+          </w:tcPr>
+          <w:p>
+            <w:pPr>
+              <w:spacing w:after="0" w:line="240" w:lineRule="auto"/>
+              <w:jc w:val="left"/>
+            </w:pPr>
+            <w:r>
+              <w:rPr>
+                <w:rFonts w:ascii="Arial" w:cs="Arial" w:eastAsia="Arial" w:hAnsi="Arial"/>
+                <w:sz w:val="22"/>
+                <w:szCs w:val="22"/>
+              </w:rPr>
+              <w:t xml:space="preserve">:</w:t>
+            </w:r>
+          </w:p>
+        </w:tc>
+        <w:tc>
+          <w:tcPr>
+            <w:tcW w:type="dxa" w:w="7131"/>
+            <w:tcBorders>
+              <w:top w:val="none" w:color="FFFFFF" w:sz="0"/>
+              <w:left w:val="none" w:color="FFFFFF" w:sz="0"/>
+              <w:bottom w:val="none" w:color="FFFFFF" w:sz="0"/>
+              <w:right w:val="none" w:color="FFFFFF" w:sz="0"/>
+            </w:tcBorders>
+            <w:tcMar>
+              <w:top w:type="dxa" w:w="40"/>
+              <w:left w:type="dxa" w:w="90"/>
+              <w:bottom w:type="dxa" w:w="40"/>
+              <w:right w:type="dxa" w:w="90"/>
+            </w:tcMar>
+            <w:vAlign w:val="top"/>
+          </w:tcPr>
+          <w:p>
+            <w:pPr>
+              <w:spacing w:after="0" w:line="240" w:lineRule="auto"/>
+              <w:jc w:val="left"/>
+            </w:pPr>
+            <w:r>
+              <w:rPr>
+                <w:rFonts w:ascii="Arial" w:cs="Arial" w:eastAsia="Arial" w:hAnsi="Arial"/>
+                <w:sz w:val="22"/>
+                <w:szCs w:val="22"/>
+              </w:rPr>
+              <w:t xml:space="preserve">Usulan Peserta Kaltara Innovation Awards Tahun 2026</w:t>
+            </w:r>
+          </w:p>
+        </w:tc>
+      </w:tr>
+    </w:tbl>
+    <w:p>
+      <w:pPr>
+        <w:spacing w:after="0" w:before="200" w:line="276" w:lineRule="auto"/>
+        <w:jc w:val="both"/>
+      </w:pPr>
+      <w:r>
+        <w:rPr>
+          <w:rFonts w:ascii="Arial" w:cs="Arial" w:eastAsia="Arial" w:hAnsi="Arial"/>
+          <w:sz w:val="22"/>
+          <w:szCs w:val="22"/>
+        </w:rPr>
+        <w:t xml:space="preserve">Yth. Kepala Badan Perencanaan Pembangunan, Riset dan Inovasi Daerah Provinsi Kalimantan Utara</w:t>
+      </w:r>
+    </w:p>
+    <w:p>
+      <w:pPr>
+        <w:spacing w:after="0" w:before="0" w:line="276" w:lineRule="auto"/>
+        <w:jc w:val="both"/>
+      </w:pPr>
+      <w:r>
+        <w:rPr>
+          <w:rFonts w:ascii="Arial" w:cs="Arial" w:eastAsia="Arial" w:hAnsi="Arial"/>
+          <w:sz w:val="22"/>
+          <w:szCs w:val="22"/>
+        </w:rPr>
+        <w:t xml:space="preserve">di</w:t>
+      </w:r>
+    </w:p>
+    <w:p>
+      <w:pPr>
+        <w:spacing w:after="200" w:before="0" w:line="276" w:lineRule="auto"/>
+        <w:jc w:val="both"/>
+      </w:pPr>
+      <w:r>
+        <w:rPr>
+          <w:rFonts w:ascii="Arial" w:cs="Arial" w:eastAsia="Arial" w:hAnsi="Arial"/>
+          <w:sz w:val="22"/>
+          <w:szCs w:val="22"/>
+        </w:rPr>
+        <w:t xml:space="preserve">Tanjung Selor</w:t>
+      </w:r>
+    </w:p>
+    <w:p>
+      <w:pPr>
+        <w:spacing w:after="100" w:before="0" w:line="276" w:lineRule="auto"/>
+        <w:ind w:firstLine="567"/>
+        <w:jc w:val="both"/>
+      </w:pPr>
+      <w:r>
+        <w:rPr>
+          <w:rFonts w:ascii="Arial" w:cs="Arial" w:eastAsia="Arial" w:hAnsi="Arial"/>
+          <w:sz w:val="22"/>
+          <w:szCs w:val="22"/>
+        </w:rPr>
+        <w:t xml:space="preserve">Menindaklanjuti Panduan Teknis Lomba Inovasi Daerah Provinsi Kalimantan Utara Tahun 2026 (Kaltara Innovation Awards), dengan ini kami mengusulkan inovasi dari lingkungan Sekretariat Daerah Kota Tarakan sebagai peserta dengan keterangan sebagai berikut:</w:t>
+      </w:r>
+    </w:p>
+    <w:tbl>
+      <w:tblPr>
+        <w:tblW w:type="dxa" w:w="8787"/>
+        <w:tblBorders>
+          <w:top w:val="single" w:color="auto" w:sz="4"/>
+          <w:left w:val="single" w:color="auto" w:sz="4"/>
+          <w:bottom w:val="single" w:color="auto" w:sz="4"/>
+          <w:right w:val="single" w:color="auto" w:sz="4"/>
+          <w:insideH w:val="single" w:color="auto" w:sz="4"/>
+          <w:insideV w:val="single" w:color="auto" w:sz="4"/>
+        </w:tblBorders>
+      </w:tblPr>
+      <w:tblGrid>
+        <w:gridCol w:w="2460"/>
+        <w:gridCol w:w="250"/>
+        <w:gridCol w:w="6077"/>
+      </w:tblGrid>
+      <w:tr>
+        <w:tc>
+          <w:tcPr>
+            <w:tcW w:type="dxa" w:w="2460"/>
+            <w:tcBorders>
+              <w:top w:val="none" w:color="FFFFFF" w:sz="0"/>
+              <w:left w:val="none" w:color="FFFFFF" w:sz="0"/>
+              <w:bottom w:val="none" w:color="FFFFFF" w:sz="0"/>
+              <w:right w:val="none" w:color="FFFFFF" w:sz="0"/>
+            </w:tcBorders>
+            <w:tcMar>
+              <w:top w:type="dxa" w:w="40"/>
+              <w:left w:type="dxa" w:w="90"/>
+              <w:bottom w:type="dxa" w:w="40"/>
+              <w:right w:type="dxa" w:w="90"/>
+            </w:tcMar>
+            <w:vAlign w:val="top"/>
+          </w:tcPr>
+          <w:p>
+            <w:pPr>
+              <w:spacing w:after="0" w:line="240" w:lineRule="auto"/>
+              <w:jc w:val="left"/>
+            </w:pPr>
+            <w:r>
+              <w:rPr>
+                <w:rFonts w:ascii="Arial" w:cs="Arial" w:eastAsia="Arial" w:hAnsi="Arial"/>
+                <w:sz w:val="22"/>
+                <w:szCs w:val="22"/>
+              </w:rPr>
+              <w:t xml:space="preserve">Judul inovasi</w:t>
+            </w:r>
+          </w:p>
+        </w:tc>
+        <w:tc>
+          <w:tcPr>
+            <w:tcW w:type="dxa" w:w="250"/>
+            <w:tcBorders>
+              <w:top w:val="none" w:color="FFFFFF" w:sz="0"/>
+              <w:left w:val="none" w:color="FFFFFF" w:sz="0"/>
+              <w:bottom w:val="none" w:color="FFFFFF" w:sz="0"/>
+              <w:right w:val="none" w:color="FFFFFF" w:sz="0"/>
+            </w:tcBorders>
+            <w:tcMar>
+              <w:top w:type="dxa" w:w="40"/>
+              <w:left w:type="dxa" w:w="90"/>
+              <w:bottom w:type="dxa" w:w="40"/>
+              <w:right w:type="dxa" w:w="90"/>
+            </w:tcMar>
+            <w:vAlign w:val="top"/>
+          </w:tcPr>
+          <w:p>
+            <w:pPr>
+              <w:spacing w:after="0" w:line="240" w:lineRule="auto"/>
+              <w:jc w:val="left"/>
+            </w:pPr>
+            <w:r>
+              <w:rPr>
+                <w:rFonts w:ascii="Arial" w:cs="Arial" w:eastAsia="Arial" w:hAnsi="Arial"/>
+                <w:sz w:val="22"/>
+                <w:szCs w:val="22"/>
+              </w:rPr>
+              <w:t xml:space="preserve">:</w:t>
+            </w:r>
+          </w:p>
+        </w:tc>
+        <w:tc>
+          <w:tcPr>
+            <w:tcW w:type="dxa" w:w="6077"/>
+            <w:tcBorders>
+              <w:top w:val="none" w:color="FFFFFF" w:sz="0"/>
+              <w:left w:val="none" w:color="FFFFFF" w:sz="0"/>
+              <w:bottom w:val="none" w:color="FFFFFF" w:sz="0"/>
+              <w:right w:val="none" w:color="FFFFFF" w:sz="0"/>
+            </w:tcBorders>
+            <w:tcMar>
+              <w:top w:type="dxa" w:w="40"/>
+              <w:left w:type="dxa" w:w="90"/>
+              <w:bottom w:type="dxa" w:w="40"/>
+              <w:right w:type="dxa" w:w="90"/>
+            </w:tcMar>
+            <w:vAlign w:val="top"/>
+          </w:tcPr>
+          <w:p>
+            <w:pPr>
+              <w:spacing w:after="0" w:line="240" w:lineRule="auto"/>
+              <w:jc w:val="left"/>
+            </w:pPr>
+            <w:r>
+              <w:rPr>
+                <w:rFonts w:ascii="Arial" w:cs="Arial" w:eastAsia="Arial" w:hAnsi="Arial"/>
+                <w:sz w:val="22"/>
+                <w:szCs w:val="22"/>
+              </w:rPr>
+              <w:t xml:space="preserve">Prokopim Hibot: Satu Alur Digital Terverifikasi untuk Tata Kelola Agenda dan Keprotokolan Pimpinan Daerah</w:t>
+            </w:r>
+          </w:p>
+        </w:tc>
+      </w:tr>
+      <w:tr>
+        <w:tc>
+          <w:tcPr>
+            <w:tcW w:type="dxa" w:w="2460"/>
+            <w:tcBorders>
+              <w:top w:val="none" w:color="FFFFFF" w:sz="0"/>
+              <w:left w:val="none" w:color="FFFFFF" w:sz="0"/>
+              <w:bottom w:val="none" w:color="FFFFFF" w:sz="0"/>
+              <w:right w:val="none" w:color="FFFFFF" w:sz="0"/>
+            </w:tcBorders>
+            <w:tcMar>
+              <w:top w:type="dxa" w:w="40"/>
+              <w:left w:type="dxa" w:w="90"/>
+              <w:bottom w:type="dxa" w:w="40"/>
+              <w:right w:type="dxa" w:w="90"/>
+            </w:tcMar>
+            <w:vAlign w:val="top"/>
+          </w:tcPr>
+          <w:p>
+            <w:pPr>
+              <w:spacing w:after="0" w:line="240" w:lineRule="auto"/>
+              <w:jc w:val="left"/>
+            </w:pPr>
+            <w:r>
+              <w:rPr>
+                <w:rFonts w:ascii="Arial" w:cs="Arial" w:eastAsia="Arial" w:hAnsi="Arial"/>
+                <w:sz w:val="22"/>
+                <w:szCs w:val="22"/>
+              </w:rPr>
+              <w:t xml:space="preserve">Kategori</w:t>
+            </w:r>
+          </w:p>
+        </w:tc>
+        <w:tc>
+          <w:tcPr>
+            <w:tcW w:type="dxa" w:w="250"/>
+            <w:tcBorders>
+              <w:top w:val="none" w:color="FFFFFF" w:sz="0"/>
+              <w:left w:val="none" w:color="FFFFFF" w:sz="0"/>
+              <w:bottom w:val="none" w:color="FFFFFF" w:sz="0"/>
+              <w:right w:val="none" w:color="FFFFFF" w:sz="0"/>
+            </w:tcBorders>
+            <w:tcMar>
+              <w:top w:type="dxa" w:w="40"/>
+              <w:left w:type="dxa" w:w="90"/>
+              <w:bottom w:type="dxa" w:w="40"/>
+              <w:right w:type="dxa" w:w="90"/>
+            </w:tcMar>
+            <w:vAlign w:val="top"/>
+          </w:tcPr>
+          <w:p>
+            <w:pPr>
+              <w:spacing w:after="0" w:line="240" w:lineRule="auto"/>
+              <w:jc w:val="left"/>
+            </w:pPr>
+            <w:r>
+              <w:rPr>
+                <w:rFonts w:ascii="Arial" w:cs="Arial" w:eastAsia="Arial" w:hAnsi="Arial"/>
+                <w:sz w:val="22"/>
+                <w:szCs w:val="22"/>
+              </w:rPr>
+              <w:t xml:space="preserve">:</w:t>
+            </w:r>
+          </w:p>
+        </w:tc>
+        <w:tc>
+          <w:tcPr>
+            <w:tcW w:type="dxa" w:w="6077"/>
+            <w:tcBorders>
+              <w:top w:val="none" w:color="FFFFFF" w:sz="0"/>
+              <w:left w:val="none" w:color="FFFFFF" w:sz="0"/>
+              <w:bottom w:val="none" w:color="FFFFFF" w:sz="0"/>
+              <w:right w:val="none" w:color="FFFFFF" w:sz="0"/>
+            </w:tcBorders>
+            <w:tcMar>
+              <w:top w:type="dxa" w:w="40"/>
+              <w:left w:type="dxa" w:w="90"/>
+              <w:bottom w:type="dxa" w:w="40"/>
+              <w:right w:type="dxa" w:w="90"/>
+            </w:tcMar>
+            <w:vAlign w:val="top"/>
+          </w:tcPr>
+          <w:p>
+            <w:pPr>
+              <w:spacing w:after="0" w:line="240" w:lineRule="auto"/>
+              <w:jc w:val="left"/>
+            </w:pPr>
+            <w:r>
+              <w:rPr>
+                <w:rFonts w:ascii="Arial" w:cs="Arial" w:eastAsia="Arial" w:hAnsi="Arial"/>
+                <w:sz w:val="22"/>
+                <w:szCs w:val="22"/>
+              </w:rPr>
+              <w:t xml:space="preserve">Inovasi Terapan – ASN Pemerintah Kabupaten/Kota</w:t>
+            </w:r>
+          </w:p>
+        </w:tc>
+      </w:tr>
+      <w:tr>
+        <w:tc>
+          <w:tcPr>
+            <w:tcW w:type="dxa" w:w="2460"/>
+            <w:tcBorders>
+              <w:top w:val="none" w:color="FFFFFF" w:sz="0"/>
+              <w:left w:val="none" w:color="FFFFFF" w:sz="0"/>
+              <w:bottom w:val="none" w:color="FFFFFF" w:sz="0"/>
+              <w:right w:val="none" w:color="FFFFFF" w:sz="0"/>
+            </w:tcBorders>
+            <w:tcMar>
+              <w:top w:type="dxa" w:w="40"/>
+              <w:left w:type="dxa" w:w="90"/>
+              <w:bottom w:type="dxa" w:w="40"/>
+              <w:right w:type="dxa" w:w="90"/>
+            </w:tcMar>
+            <w:vAlign w:val="top"/>
+          </w:tcPr>
+          <w:p>
+            <w:pPr>
+              <w:spacing w:after="0" w:line="240" w:lineRule="auto"/>
+              <w:jc w:val="left"/>
+            </w:pPr>
+            <w:r>
+              <w:rPr>
+                <w:rFonts w:ascii="Arial" w:cs="Arial" w:eastAsia="Arial" w:hAnsi="Arial"/>
+                <w:sz w:val="22"/>
+                <w:szCs w:val="22"/>
+              </w:rPr>
+              <w:t xml:space="preserve">Bidang fokus</w:t>
+            </w:r>
+          </w:p>
+        </w:tc>
+        <w:tc>
+          <w:tcPr>
+            <w:tcW w:type="dxa" w:w="250"/>
+            <w:tcBorders>
+              <w:top w:val="none" w:color="FFFFFF" w:sz="0"/>
+              <w:left w:val="none" w:color="FFFFFF" w:sz="0"/>
+              <w:bottom w:val="none" w:color="FFFFFF" w:sz="0"/>
+              <w:right w:val="none" w:color="FFFFFF" w:sz="0"/>
+            </w:tcBorders>
+            <w:tcMar>
+              <w:top w:type="dxa" w:w="40"/>
+              <w:left w:type="dxa" w:w="90"/>
+              <w:bottom w:type="dxa" w:w="40"/>
+              <w:right w:type="dxa" w:w="90"/>
+            </w:tcMar>
+            <w:vAlign w:val="top"/>
+          </w:tcPr>
+          <w:p>
+            <w:pPr>
+              <w:spacing w:after="0" w:line="240" w:lineRule="auto"/>
+              <w:jc w:val="left"/>
+            </w:pPr>
+            <w:r>
+              <w:rPr>
+                <w:rFonts w:ascii="Arial" w:cs="Arial" w:eastAsia="Arial" w:hAnsi="Arial"/>
+                <w:sz w:val="22"/>
+                <w:szCs w:val="22"/>
+              </w:rPr>
+              <w:t xml:space="preserve">:</w:t>
+            </w:r>
+          </w:p>
+        </w:tc>
+        <w:tc>
+          <w:tcPr>
+            <w:tcW w:type="dxa" w:w="6077"/>
+            <w:tcBorders>
+              <w:top w:val="none" w:color="FFFFFF" w:sz="0"/>
+              <w:left w:val="none" w:color="FFFFFF" w:sz="0"/>
+              <w:bottom w:val="none" w:color="FFFFFF" w:sz="0"/>
+              <w:right w:val="none" w:color="FFFFFF" w:sz="0"/>
+            </w:tcBorders>
+            <w:tcMar>
+              <w:top w:type="dxa" w:w="40"/>
+              <w:left w:type="dxa" w:w="90"/>
+              <w:bottom w:type="dxa" w:w="40"/>
+              <w:right w:type="dxa" w:w="90"/>
+            </w:tcMar>
+            <w:vAlign w:val="top"/>
+          </w:tcPr>
+          <w:p>
+            <w:pPr>
+              <w:spacing w:after="0" w:line="240" w:lineRule="auto"/>
+              <w:jc w:val="left"/>
+            </w:pPr>
+            <w:r>
+              <w:rPr>
+                <w:rFonts w:ascii="Arial" w:cs="Arial" w:eastAsia="Arial" w:hAnsi="Arial"/>
+                <w:sz w:val="22"/>
+                <w:szCs w:val="22"/>
+              </w:rPr>
+              <w:t xml:space="preserve">3. Tata Kelola Kolaboratif dan Pelayanan Publik</w:t>
+            </w:r>
+          </w:p>
+        </w:tc>
+      </w:tr>
+      <w:tr>
+        <w:tc>
+          <w:tcPr>
+            <w:tcW w:type="dxa" w:w="2460"/>
+            <w:tcBorders>
+              <w:top w:val="none" w:color="FFFFFF" w:sz="0"/>
+              <w:left w:val="none" w:color="FFFFFF" w:sz="0"/>
+              <w:bottom w:val="none" w:color="FFFFFF" w:sz="0"/>
+              <w:right w:val="none" w:color="FFFFFF" w:sz="0"/>
+            </w:tcBorders>
+            <w:tcMar>
+              <w:top w:type="dxa" w:w="40"/>
+              <w:left w:type="dxa" w:w="90"/>
+              <w:bottom w:type="dxa" w:w="40"/>
+              <w:right w:type="dxa" w:w="90"/>
+            </w:tcMar>
+            <w:vAlign w:val="top"/>
+          </w:tcPr>
+          <w:p>
+            <w:pPr>
+              <w:spacing w:after="0" w:line="240" w:lineRule="auto"/>
+              <w:jc w:val="left"/>
+            </w:pPr>
+            <w:r>
+              <w:rPr>
+                <w:rFonts w:ascii="Arial" w:cs="Arial" w:eastAsia="Arial" w:hAnsi="Arial"/>
+                <w:sz w:val="22"/>
+                <w:szCs w:val="22"/>
+              </w:rPr>
+              <w:t xml:space="preserve">Ketua tim</w:t>
+            </w:r>
+          </w:p>
+        </w:tc>
+        <w:tc>
+          <w:tcPr>
+            <w:tcW w:type="dxa" w:w="250"/>
+            <w:tcBorders>
+              <w:top w:val="none" w:color="FFFFFF" w:sz="0"/>
+              <w:left w:val="none" w:color="FFFFFF" w:sz="0"/>
+              <w:bottom w:val="none" w:color="FFFFFF" w:sz="0"/>
+              <w:right w:val="none" w:color="FFFFFF" w:sz="0"/>
+            </w:tcBorders>
+            <w:tcMar>
+              <w:top w:type="dxa" w:w="40"/>
+              <w:left w:type="dxa" w:w="90"/>
+              <w:bottom w:type="dxa" w:w="40"/>
+              <w:right w:type="dxa" w:w="90"/>
+            </w:tcMar>
+            <w:vAlign w:val="top"/>
+          </w:tcPr>
+          <w:p>
+            <w:pPr>
+              <w:spacing w:after="0" w:line="240" w:lineRule="auto"/>
+              <w:jc w:val="left"/>
+            </w:pPr>
+            <w:r>
+              <w:rPr>
+                <w:rFonts w:ascii="Arial" w:cs="Arial" w:eastAsia="Arial" w:hAnsi="Arial"/>
+                <w:sz w:val="22"/>
+                <w:szCs w:val="22"/>
+              </w:rPr>
+              <w:t xml:space="preserve">:</w:t>
+            </w:r>
+          </w:p>
+        </w:tc>
+        <w:tc>
+          <w:tcPr>
+            <w:tcW w:type="dxa" w:w="6077"/>
+            <w:tcBorders>
+              <w:top w:val="none" w:color="FFFFFF" w:sz="0"/>
+              <w:left w:val="none" w:color="FFFFFF" w:sz="0"/>
+              <w:bottom w:val="none" w:color="FFFFFF" w:sz="0"/>
+              <w:right w:val="none" w:color="FFFFFF" w:sz="0"/>
+            </w:tcBorders>
+            <w:tcMar>
+              <w:top w:type="dxa" w:w="40"/>
+              <w:left w:type="dxa" w:w="90"/>
+              <w:bottom w:type="dxa" w:w="40"/>
+              <w:right w:type="dxa" w:w="90"/>
+            </w:tcMar>
+            <w:vAlign w:val="top"/>
+          </w:tcPr>
+          <w:p>
+            <w:pPr>
+              <w:spacing w:after="0" w:line="240" w:lineRule="auto"/>
+              <w:jc w:val="left"/>
+            </w:pPr>
+            <w:r>
+              <w:rPr>
+                <w:rFonts w:ascii="Arial" w:cs="Arial" w:eastAsia="Arial" w:hAnsi="Arial"/>
+                <w:sz w:val="22"/>
+                <w:szCs w:val="22"/>
+              </w:rPr>
+              <w:t xml:space="preserve">Anugrah Yega Pranatha, M.Si. (Kepala Bagian Protokol dan Komunikasi Pimpinan)</w:t>
+            </w:r>
+          </w:p>
+        </w:tc>
+      </w:tr>
+      <w:tr>
+        <w:tc>
+          <w:tcPr>
+            <w:tcW w:type="dxa" w:w="2460"/>
+            <w:tcBorders>
+              <w:top w:val="none" w:color="FFFFFF" w:sz="0"/>
+              <w:left w:val="none" w:color="FFFFFF" w:sz="0"/>
+              <w:bottom w:val="none" w:color="FFFFFF" w:sz="0"/>
+              <w:right w:val="none" w:color="FFFFFF" w:sz="0"/>
+            </w:tcBorders>
+            <w:tcMar>
+              <w:top w:type="dxa" w:w="40"/>
+              <w:left w:type="dxa" w:w="90"/>
+              <w:bottom w:type="dxa" w:w="40"/>
+              <w:right w:type="dxa" w:w="90"/>
+            </w:tcMar>
+            <w:vAlign w:val="top"/>
+          </w:tcPr>
+          <w:p>
+            <w:pPr>
+              <w:spacing w:after="0" w:line="240" w:lineRule="auto"/>
+              <w:jc w:val="left"/>
+            </w:pPr>
+            <w:r>
+              <w:rPr>
+                <w:rFonts w:ascii="Arial" w:cs="Arial" w:eastAsia="Arial" w:hAnsi="Arial"/>
+                <w:sz w:val="22"/>
+                <w:szCs w:val="22"/>
+              </w:rPr>
+              <w:t xml:space="preserve">Anggota tim</w:t>
+            </w:r>
+          </w:p>
+        </w:tc>
+        <w:tc>
+          <w:tcPr>
+            <w:tcW w:type="dxa" w:w="250"/>
+            <w:tcBorders>
+              <w:top w:val="none" w:color="FFFFFF" w:sz="0"/>
+              <w:left w:val="none" w:color="FFFFFF" w:sz="0"/>
+              <w:bottom w:val="none" w:color="FFFFFF" w:sz="0"/>
+              <w:right w:val="none" w:color="FFFFFF" w:sz="0"/>
+            </w:tcBorders>
+            <w:tcMar>
+              <w:top w:type="dxa" w:w="40"/>
+              <w:left w:type="dxa" w:w="90"/>
+              <w:bottom w:type="dxa" w:w="40"/>
+              <w:right w:type="dxa" w:w="90"/>
+            </w:tcMar>
+            <w:vAlign w:val="top"/>
+          </w:tcPr>
+          <w:p>
+            <w:pPr>
+              <w:spacing w:after="0" w:line="240" w:lineRule="auto"/>
+              <w:jc w:val="left"/>
+            </w:pPr>
+            <w:r>
+              <w:rPr>
+                <w:rFonts w:ascii="Arial" w:cs="Arial" w:eastAsia="Arial" w:hAnsi="Arial"/>
+                <w:sz w:val="22"/>
+                <w:szCs w:val="22"/>
+              </w:rPr>
+              <w:t xml:space="preserve">:</w:t>
+            </w:r>
+          </w:p>
+        </w:tc>
+        <w:tc>
+          <w:tcPr>
+            <w:tcW w:type="dxa" w:w="6077"/>
+            <w:tcBorders>
+              <w:top w:val="none" w:color="FFFFFF" w:sz="0"/>
+              <w:left w:val="none" w:color="FFFFFF" w:sz="0"/>
+              <w:bottom w:val="none" w:color="FFFFFF" w:sz="0"/>
+              <w:right w:val="none" w:color="FFFFFF" w:sz="0"/>
+            </w:tcBorders>
+            <w:tcMar>
+              <w:top w:type="dxa" w:w="40"/>
+              <w:left w:type="dxa" w:w="90"/>
+              <w:bottom w:type="dxa" w:w="40"/>
+              <w:right w:type="dxa" w:w="90"/>
+            </w:tcMar>
+            <w:vAlign w:val="top"/>
+          </w:tcPr>
+          <w:p>
+            <w:pPr>
+              <w:spacing w:after="0" w:line="240" w:lineRule="auto"/>
+              <w:jc w:val="left"/>
+            </w:pPr>
+            <w:r>
+              <w:rPr>
+                <w:rFonts w:ascii="Arial" w:cs="Arial" w:eastAsia="Arial" w:hAnsi="Arial"/>
+                <w:sz w:val="22"/>
+                <w:szCs w:val="22"/>
+              </w:rPr>
+              <w:t xml:space="preserve">Saifullah, S.H.; Juliyanti, S.AP.; Nuraini Wiliadewi, S.IP.; Ni Kade Sari Handayani, S.AP.</w:t>
+            </w:r>
+          </w:p>
+        </w:tc>
+      </w:tr>
+      <w:tr>
+        <w:tc>
+          <w:tcPr>
+            <w:tcW w:type="dxa" w:w="2460"/>
+            <w:tcBorders>
+              <w:top w:val="none" w:color="FFFFFF" w:sz="0"/>
+              <w:left w:val="none" w:color="FFFFFF" w:sz="0"/>
+              <w:bottom w:val="none" w:color="FFFFFF" w:sz="0"/>
+              <w:right w:val="none" w:color="FFFFFF" w:sz="0"/>
+            </w:tcBorders>
+            <w:tcMar>
+              <w:top w:type="dxa" w:w="40"/>
+              <w:left w:type="dxa" w:w="90"/>
+              <w:bottom w:type="dxa" w:w="40"/>
+              <w:right w:type="dxa" w:w="90"/>
+            </w:tcMar>
+            <w:vAlign w:val="top"/>
+          </w:tcPr>
+          <w:p>
+            <w:pPr>
+              <w:spacing w:after="0" w:line="240" w:lineRule="auto"/>
+              <w:jc w:val="left"/>
+            </w:pPr>
+            <w:r>
+              <w:rPr>
+                <w:rFonts w:ascii="Arial" w:cs="Arial" w:eastAsia="Arial" w:hAnsi="Arial"/>
+                <w:sz w:val="22"/>
+                <w:szCs w:val="22"/>
+              </w:rPr>
+              <w:t xml:space="preserve">Unit pelaksana</w:t>
+            </w:r>
+          </w:p>
+        </w:tc>
+        <w:tc>
+          <w:tcPr>
+            <w:tcW w:type="dxa" w:w="250"/>
+            <w:tcBorders>
+              <w:top w:val="none" w:color="FFFFFF" w:sz="0"/>
+              <w:left w:val="none" w:color="FFFFFF" w:sz="0"/>
+              <w:bottom w:val="none" w:color="FFFFFF" w:sz="0"/>
+              <w:right w:val="none" w:color="FFFFFF" w:sz="0"/>
+            </w:tcBorders>
+            <w:tcMar>
+              <w:top w:type="dxa" w:w="40"/>
+              <w:left w:type="dxa" w:w="90"/>
+              <w:bottom w:type="dxa" w:w="40"/>
+              <w:right w:type="dxa" w:w="90"/>
+            </w:tcMar>
+            <w:vAlign w:val="top"/>
+          </w:tcPr>
+          <w:p>
+            <w:pPr>
+              <w:spacing w:after="0" w:line="240" w:lineRule="auto"/>
+              <w:jc w:val="left"/>
+            </w:pPr>
+            <w:r>
+              <w:rPr>
+                <w:rFonts w:ascii="Arial" w:cs="Arial" w:eastAsia="Arial" w:hAnsi="Arial"/>
+                <w:sz w:val="22"/>
+                <w:szCs w:val="22"/>
+              </w:rPr>
+              <w:t xml:space="preserve">:</w:t>
+            </w:r>
+          </w:p>
+        </w:tc>
+        <w:tc>
+          <w:tcPr>
+            <w:tcW w:type="dxa" w:w="6077"/>
+            <w:tcBorders>
+              <w:top w:val="none" w:color="FFFFFF" w:sz="0"/>
+              <w:left w:val="none" w:color="FFFFFF" w:sz="0"/>
+              <w:bottom w:val="none" w:color="FFFFFF" w:sz="0"/>
+              <w:right w:val="none" w:color="FFFFFF" w:sz="0"/>
+            </w:tcBorders>
+            <w:tcMar>
+              <w:top w:type="dxa" w:w="40"/>
+              <w:left w:type="dxa" w:w="90"/>
+              <w:bottom w:type="dxa" w:w="40"/>
+              <w:right w:type="dxa" w:w="90"/>
+            </w:tcMar>
+            <w:vAlign w:val="top"/>
+          </w:tcPr>
+          <w:p>
+            <w:pPr>
+              <w:spacing w:after="0" w:line="240" w:lineRule="auto"/>
+              <w:jc w:val="left"/>
+            </w:pPr>
+            <w:r>
+              <w:rPr>
+                <w:rFonts w:ascii="Arial" w:cs="Arial" w:eastAsia="Arial" w:hAnsi="Arial"/>
+                <w:sz w:val="22"/>
+                <w:szCs w:val="22"/>
+              </w:rPr>
+              <w:t xml:space="preserve">Bagian Protokol dan Komunikasi Pimpinan</w:t>
+            </w:r>
+          </w:p>
+        </w:tc>
+      </w:tr>
+    </w:tbl>
+    <w:p>
+      <w:pPr>
+        <w:spacing w:after="100" w:before="160" w:line="276" w:lineRule="auto"/>
+        <w:ind w:firstLine="567"/>
+        <w:jc w:val="both"/>
+      </w:pPr>
+      <w:r>
+        <w:rPr>
+          <w:rFonts w:ascii="Arial" w:cs="Arial" w:eastAsia="Arial" w:hAnsi="Arial"/>
+          <w:sz w:val="22"/>
+          <w:szCs w:val="22"/>
+        </w:rPr>
+        <w:t xml:space="preserve">Inovasi tersebut telah diterapkan sejak Maret 2026 dan didukung Keputusan Sekretaris Daerah Kota Tarakan Nomor 100.3.3.6/98/HK/VIII/2026. Bersama ini kami sampaikan proposal beserta kelengkapannya. Demikian disampaikan, atas perhatian Bapak/Ibu kami ucapkan terima kasih.</w:t>
+      </w:r>
+    </w:p>
+    <w:p>
+      <w:pPr>
+        <w:spacing w:after="120"/>
+      </w:pPr>
+    </w:p>
+    <w:tbl>
+      <w:tblPr>
+        <w:tblW w:type="dxa" w:w="8787"/>
+        <w:tblBorders>
+          <w:top w:val="single" w:color="auto" w:sz="4"/>
+          <w:left w:val="single" w:color="auto" w:sz="4"/>
+          <w:bottom w:val="single" w:color="auto" w:sz="4"/>
+          <w:right w:val="single" w:color="auto" w:sz="4"/>
+          <w:insideH w:val="single" w:color="auto" w:sz="4"/>
+          <w:insideV w:val="single" w:color="auto" w:sz="4"/>
+        </w:tblBorders>
+      </w:tblPr>
+      <w:tblGrid>
+        <w:gridCol w:w="4394"/>
+        <w:gridCol w:w="4393"/>
+      </w:tblGrid>
+      <w:tr>
+        <w:tc>
+          <w:tcPr>
+            <w:tcW w:type="dxa" w:w="4394"/>
+            <w:tcBorders>
+              <w:top w:val="none" w:color="FFFFFF" w:sz="0"/>
+              <w:left w:val="none" w:color="FFFFFF" w:sz="0"/>
+              <w:bottom w:val="none" w:color="FFFFFF" w:sz="0"/>
+              <w:right w:val="none" w:color="FFFFFF" w:sz="0"/>
+            </w:tcBorders>
+            <w:tcMar>
+              <w:top w:type="dxa" w:w="40"/>
+              <w:left w:type="dxa" w:w="90"/>
+              <w:bottom w:type="dxa" w:w="40"/>
+              <w:right w:type="dxa" w:w="90"/>
+            </w:tcMar>
+            <w:vAlign w:val="top"/>
+          </w:tcPr>
+          <w:p>
+            <w:pPr>
+              <w:spacing w:after="0" w:line="240" w:lineRule="auto"/>
+              <w:jc w:val="left"/>
+            </w:pPr>
+          </w:p>
+        </w:tc>
+        <w:tc>
+          <w:tcPr>
+            <w:tcW w:type="dxa" w:w="4393"/>
+            <w:tcBorders>
+              <w:top w:val="none" w:color="FFFFFF" w:sz="0"/>
+              <w:left w:val="none" w:color="FFFFFF" w:sz="0"/>
+              <w:bottom w:val="none" w:color="FFFFFF" w:sz="0"/>
+              <w:right w:val="none" w:color="FFFFFF" w:sz="0"/>
+            </w:tcBorders>
+            <w:tcMar>
+              <w:top w:type="dxa" w:w="40"/>
+              <w:left w:type="dxa" w:w="90"/>
+              <w:bottom w:type="dxa" w:w="40"/>
+              <w:right w:type="dxa" w:w="90"/>
+            </w:tcMar>
+            <w:vAlign w:val="top"/>
+          </w:tcPr>
+          <w:p>
+            <w:pPr>
+              <w:spacing w:after="0" w:line="240" w:lineRule="auto"/>
+              <w:jc w:val="left"/>
+            </w:pPr>
+            <w:r>
+              <w:rPr>
+                <w:rFonts w:ascii="Arial" w:cs="Arial" w:eastAsia="Arial" w:hAnsi="Arial"/>
+                <w:sz w:val="22"/>
+                <w:szCs w:val="22"/>
+              </w:rPr>
+              <w:t xml:space="preserve">SEKRETARIS DAERAH KOTA TARAKAN,</w:t>
+            </w:r>
+          </w:p>
+          <w:p>
+            <w:pPr>
+              <w:spacing w:after="0" w:line="240" w:lineRule="auto"/>
+              <w:jc w:val="left"/>
+            </w:pPr>
+          </w:p>
+          <w:p>
+            <w:pPr>
+              <w:spacing w:after="0" w:line="240" w:lineRule="auto"/>
+              <w:jc w:val="left"/>
+            </w:pPr>
+          </w:p>
+          <w:p>
+            <w:pPr>
+              <w:spacing w:after="0" w:line="240" w:lineRule="auto"/>
+              <w:jc w:val="left"/>
+            </w:pPr>
+          </w:p>
+          <w:p>
+            <w:pPr>
+              <w:spacing w:after="0" w:line="240" w:lineRule="auto"/>
+              <w:jc w:val="left"/>
+            </w:pPr>
+          </w:p>
+          <w:p>
+            <w:pPr>
+              <w:spacing w:after="0" w:line="240" w:lineRule="auto"/>
+              <w:jc w:val="left"/>
+            </w:pPr>
+            <w:r>
+              <w:rPr>
+                <w:rFonts w:ascii="Arial" w:cs="Arial" w:eastAsia="Arial" w:hAnsi="Arial"/>
+                <w:sz w:val="22"/>
+                <w:szCs w:val="22"/>
+                <w:highlight w:val="yellow"/>
+                <w:highlightCs w:val="yellow"/>
+              </w:rPr>
+              <w:t xml:space="preserve">nama Sekretaris Daerah</w:t>
+            </w:r>
+          </w:p>
+          <w:p>
+            <w:pPr>
+              <w:spacing w:after="0" w:line="240" w:lineRule="auto"/>
+              <w:jc w:val="left"/>
+            </w:pPr>
+            <w:r>
+              <w:rPr>
+                <w:rFonts w:ascii="Arial" w:cs="Arial" w:eastAsia="Arial" w:hAnsi="Arial"/>
+                <w:sz w:val="22"/>
+                <w:szCs w:val="22"/>
+                <w:highlight w:val="yellow"/>
+                <w:highlightCs w:val="yellow"/>
+              </w:rPr>
+              <w:t xml:space="preserve">pangkat/golongan</w:t>
+            </w:r>
+          </w:p>
+          <w:p>
+            <w:pPr>
+              <w:spacing w:after="0" w:line="240" w:lineRule="auto"/>
+              <w:jc w:val="left"/>
+            </w:pPr>
+            <w:r>
+              <w:rPr>
+                <w:rFonts w:ascii="Arial" w:cs="Arial" w:eastAsia="Arial" w:hAnsi="Arial"/>
+                <w:sz w:val="22"/>
+                <w:szCs w:val="22"/>
+              </w:rPr>
+              <w:t xml:space="preserve">NIP </w:t>
+            </w:r>
+            <w:r>
+              <w:rPr>
+                <w:rFonts w:ascii="Arial" w:cs="Arial" w:eastAsia="Arial" w:hAnsi="Arial"/>
+                <w:sz w:val="22"/>
+                <w:szCs w:val="22"/>
+                <w:highlight w:val="yellow"/>
+                <w:highlightCs w:val="yellow"/>
+              </w:rPr>
+              <w:t xml:space="preserve">NIP</w:t>
+            </w:r>
+          </w:p>
+        </w:tc>
+      </w:tr>
+    </w:tbl>
+    <w:p>
+      <w:r>
+        <w:br w:type="page"/>
+      </w:r>
+    </w:p>
+    <w:p>
+      <w:pPr>
+        <w:spacing w:after="160"/>
+      </w:pPr>
+      <w:r>
+        <w:rPr>
+          <w:rFonts w:ascii="Arial" w:cs="Arial" w:eastAsia="Arial" w:hAnsi="Arial"/>
+          <w:b/>
+          <w:bCs/>
+          <w:sz w:val="22"/>
+          <w:szCs w:val="22"/>
+        </w:rPr>
+        <w:t xml:space="preserve">Lampiran 3. Bukti Identitas Anggota Tim</w:t>
+      </w:r>
+    </w:p>
+    <w:p>
+      <w:pPr>
+        <w:spacing w:after="200" w:before="3000"/>
+        <w:jc w:val="center"/>
+      </w:pPr>
+      <w:r>
+        <w:rPr>
+          <w:rFonts w:ascii="Arial" w:cs="Arial" w:eastAsia="Arial" w:hAnsi="Arial"/>
+          <w:sz w:val="22"/>
+          <w:szCs w:val="22"/>
+          <w:highlight w:val="yellow"/>
+          <w:highlightCs w:val="yellow"/>
+        </w:rPr>
+        <w:t xml:space="preserve">Sisipkan pindaian KTP atau kartu pegawai kelima anggota tim pada halaman ini</w:t>
+      </w:r>
+    </w:p>
+    <w:p>
+      <w:r>
+        <w:br w:type="page"/>
+      </w:r>
+    </w:p>
+    <w:p>
+      <w:pPr>
+        <w:spacing w:after="160"/>
+      </w:pPr>
+      <w:r>
+        <w:rPr>
+          <w:rFonts w:ascii="Arial" w:cs="Arial" w:eastAsia="Arial" w:hAnsi="Arial"/>
+          <w:b/>
+          <w:bCs/>
+          <w:sz w:val="22"/>
+          <w:szCs w:val="22"/>
+        </w:rPr>
+        <w:t xml:space="preserve">Lampiran 4. Tangkapan Layar Aplikasi</w:t>
+      </w:r>
+    </w:p>
+    <w:p>
+      <w:pPr>
+        <w:spacing w:after="160" w:before="0" w:line="276" w:lineRule="auto"/>
+        <w:jc w:val="both"/>
+      </w:pPr>
+      <w:r>
+        <w:rPr>
+          <w:rFonts w:ascii="Arial" w:cs="Arial" w:eastAsia="Arial" w:hAnsi="Arial"/>
+          <w:sz w:val="20"/>
+          <w:szCs w:val="20"/>
+        </w:rPr>
+        <w:t xml:space="preserve">Tangkapan layar diambil dari aplikasi Prokopim Hibot yang dijalankan dengan data contoh, untuk menghindari penyebaran nomor telepon narahubung dan agenda Pimpinan yang belum terbuka untuk umum. Seluruh tampilan dan alurnya sama dengan sistem yang berjalan.</w:t>
+      </w:r>
+    </w:p>
+    <w:p>
+      <w:pPr>
+        <w:keepNext/>
+        <w:spacing w:after="0" w:line="240" w:lineRule="auto"/>
+        <w:jc w:val="center"/>
+      </w:pPr>
+      <w:r>
+        <w:drawing>
+          <wp:inline distT="0" distB="0" distL="0" distR="0">
+            <wp:extent cx="5143500" cy="3457575"/>
+            <wp:effectExtent t="0" r="0" b="0" l="0"/>
+            <wp:docPr id="1" name="" descr="" title=""/>
+            <wp:cNvGraphicFramePr>
+              <a:graphicFrameLocks xmlns:a="http://schemas.openxmlformats.org/drawingml/2006/main" noChangeAspect="1"/>
+            </wp:cNvGraphicFramePr>
+            <a:graphic xmlns:a="http://schemas.openxmlformats.org/drawingml/2006/main">
+              <a:graphicData uri="http://schemas.openxmlformats.org/drawingml/2006/picture">
+                <pic:pic xmlns:pic="http://schemas.openxmlformats.org/drawingml/2006/picture">
+                  <pic:nvPicPr>
+                    <pic:cNvPr id="0" name="" descr=""/>
+                    <pic:cNvPicPr>
+                      <a:picLocks noChangeAspect="1" noChangeArrowheads="1"/>
+                    </pic:cNvPicPr>
+                  </pic:nvPicPr>
+                  <pic:blipFill>
+                    <a:blip r:embed="rId13" cstate="none"/>
+                    <a:srcRect/>
+                    <a:stretch>
+                      <a:fillRect/>
+                    </a:stretch>
+                  </pic:blipFill>
+                  <pic:spPr bwMode="auto">
+                    <a:xfrm>
+                      <a:off x="0" y="0"/>
+                      <a:ext cx="5143500" cy="3457575"/>
+                    </a:xfrm>
+                    <a:prstGeom prst="rect">
+                      <a:avLst/>
+                    </a:prstGeom>
+                  </pic:spPr>
+                </pic:pic>
+              </a:graphicData>
+            </a:graphic>
+          </wp:inline>
+        </w:drawing>
+      </w:r>
+    </w:p>
+    <w:p>
+      <w:pPr>
+        <w:spacing w:after="200" w:before="60"/>
+        <w:jc w:val="center"/>
+      </w:pPr>
+      <w:r>
+        <w:rPr>
+          <w:rFonts w:ascii="Arial" w:cs="Arial" w:eastAsia="Arial" w:hAnsi="Arial"/>
+          <w:b/>
+          <w:bCs/>
+          <w:sz w:val="20"/>
+          <w:szCs w:val="20"/>
+        </w:rPr>
+        <w:t xml:space="preserve">Gambar L.1. Antrian persetujuan Kepala Bagian dengan daftar periksa wajib</w:t>
+      </w:r>
+    </w:p>
+    <w:p>
+      <w:pPr>
+        <w:keepNext/>
+        <w:spacing w:after="0" w:line="240" w:lineRule="auto"/>
+        <w:jc w:val="center"/>
+      </w:pPr>
+      <w:r>
+        <w:drawing>
+          <wp:inline distT="0" distB="0" distL="0" distR="0">
+            <wp:extent cx="5143500" cy="3457575"/>
+            <wp:effectExtent t="0" r="0" b="0" l="0"/>
+            <wp:docPr id="1" name="" descr="" title=""/>
+            <wp:cNvGraphicFramePr>
+              <a:graphicFrameLocks xmlns:a="http://schemas.openxmlformats.org/drawingml/2006/main" noChangeAspect="1"/>
+            </wp:cNvGraphicFramePr>
+            <a:graphic xmlns:a="http://schemas.openxmlformats.org/drawingml/2006/main">
+              <a:graphicData uri="http://schemas.openxmlformats.org/drawingml/2006/picture">
+                <pic:pic xmlns:pic="http://schemas.openxmlformats.org/drawingml/2006/picture">
+                  <pic:nvPicPr>
+                    <pic:cNvPr id="0" name="" descr=""/>
+                    <pic:cNvPicPr>
+                      <a:picLocks noChangeAspect="1" noChangeArrowheads="1"/>
+                    </pic:cNvPicPr>
+                  </pic:nvPicPr>
+                  <pic:blipFill>
+                    <a:blip r:embed="rId14" cstate="none"/>
+                    <a:srcRect/>
+                    <a:stretch>
+                      <a:fillRect/>
+                    </a:stretch>
+                  </pic:blipFill>
+                  <pic:spPr bwMode="auto">
+                    <a:xfrm>
+                      <a:off x="0" y="0"/>
+                      <a:ext cx="5143500" cy="3457575"/>
+                    </a:xfrm>
+                    <a:prstGeom prst="rect">
+                      <a:avLst/>
+                    </a:prstGeom>
+                  </pic:spPr>
+                </pic:pic>
+              </a:graphicData>
+            </a:graphic>
+          </wp:inline>
+        </w:drawing>
+      </w:r>
+    </w:p>
+    <w:p>
+      <w:pPr>
+        <w:spacing w:after="200" w:before="60"/>
+        <w:jc w:val="center"/>
+      </w:pPr>
+      <w:r>
+        <w:rPr>
+          <w:rFonts w:ascii="Arial" w:cs="Arial" w:eastAsia="Arial" w:hAnsi="Arial"/>
+          <w:b/>
+          <w:bCs/>
+          <w:sz w:val="20"/>
+          <w:szCs w:val="20"/>
+        </w:rPr>
+        <w:t xml:space="preserve">Gambar L.2. Riwayat alur (jejak audit) mencatat pelaku, waktu, dan butir pemeriksaan</w:t>
+      </w:r>
+    </w:p>
+    <w:p>
+      <w:pPr>
+        <w:keepNext/>
+        <w:spacing w:after="0" w:line="240" w:lineRule="auto"/>
+        <w:jc w:val="center"/>
+      </w:pPr>
+      <w:r>
+        <w:drawing>
+          <wp:inline distT="0" distB="0" distL="0" distR="0">
+            <wp:extent cx="5143500" cy="3457575"/>
+            <wp:effectExtent t="0" r="0" b="0" l="0"/>
+            <wp:docPr id="1" name="" descr="" title=""/>
+            <wp:cNvGraphicFramePr>
+              <a:graphicFrameLocks xmlns:a="http://schemas.openxmlformats.org/drawingml/2006/main" noChangeAspect="1"/>
+            </wp:cNvGraphicFramePr>
+            <a:graphic xmlns:a="http://schemas.openxmlformats.org/drawingml/2006/main">
+              <a:graphicData uri="http://schemas.openxmlformats.org/drawingml/2006/picture">
+                <pic:pic xmlns:pic="http://schemas.openxmlformats.org/drawingml/2006/picture">
+                  <pic:nvPicPr>
+                    <pic:cNvPr id="0" name="" descr=""/>
+                    <pic:cNvPicPr>
+                      <a:picLocks noChangeAspect="1" noChangeArrowheads="1"/>
+                    </pic:cNvPicPr>
+                  </pic:nvPicPr>
+                  <pic:blipFill>
+                    <a:blip r:embed="rId15" cstate="none"/>
+                    <a:srcRect/>
+                    <a:stretch>
+                      <a:fillRect/>
+                    </a:stretch>
+                  </pic:blipFill>
+                  <pic:spPr bwMode="auto">
+                    <a:xfrm>
+                      <a:off x="0" y="0"/>
+                      <a:ext cx="5143500" cy="3457575"/>
+                    </a:xfrm>
+                    <a:prstGeom prst="rect">
+                      <a:avLst/>
+                    </a:prstGeom>
+                  </pic:spPr>
+                </pic:pic>
+              </a:graphicData>
+            </a:graphic>
+          </wp:inline>
+        </w:drawing>
+      </w:r>
+    </w:p>
+    <w:p>
+      <w:pPr>
+        <w:spacing w:after="200" w:before="60"/>
+        <w:jc w:val="center"/>
+      </w:pPr>
+      <w:r>
+        <w:rPr>
+          <w:rFonts w:ascii="Arial" w:cs="Arial" w:eastAsia="Arial" w:hAnsi="Arial"/>
+          <w:b/>
+          <w:bCs/>
+          <w:sz w:val="20"/>
+          <w:szCs w:val="20"/>
+        </w:rPr>
+        <w:t xml:space="preserve">Gambar L.3. Jadwal tayang pada dasbor Kepala Subbagian, dengan peringatan kegiatan yang belum berpetugas</w:t>
+      </w:r>
+    </w:p>
+    <w:tbl>
+      <w:tblPr>
+        <w:tblW w:type="dxa" w:w="8787"/>
+        <w:tblBorders>
+          <w:top w:val="single" w:color="auto" w:sz="4"/>
+          <w:left w:val="single" w:color="auto" w:sz="4"/>
+          <w:bottom w:val="single" w:color="auto" w:sz="4"/>
+          <w:right w:val="single" w:color="auto" w:sz="4"/>
+          <w:insideH w:val="single" w:color="auto" w:sz="4"/>
+          <w:insideV w:val="single" w:color="auto" w:sz="4"/>
+        </w:tblBorders>
+      </w:tblPr>
+      <w:tblGrid>
+        <w:gridCol w:w="4393"/>
+        <w:gridCol w:w="4394"/>
+      </w:tblGrid>
+      <w:tr>
+        <w:trPr>
+          <w:cantSplit/>
+        </w:trPr>
+        <w:tc>
+          <w:tcPr>
+            <w:tcW w:type="dxa" w:w="4393"/>
+            <w:tcBorders>
+              <w:top w:val="none" w:color="FFFFFF" w:sz="0"/>
+              <w:left w:val="none" w:color="FFFFFF" w:sz="0"/>
+              <w:bottom w:val="none" w:color="FFFFFF" w:sz="0"/>
+              <w:right w:val="none" w:color="FFFFFF" w:sz="0"/>
+            </w:tcBorders>
+          </w:tcPr>
+          <w:p>
+            <w:pPr>
+              <w:spacing w:line="240" w:lineRule="auto"/>
+              <w:jc w:val="center"/>
+            </w:pPr>
+            <w:r>
+              <w:drawing>
+                <wp:inline distT="0" distB="0" distL="0" distR="0">
+                  <wp:extent cx="1905000" cy="4124325"/>
+                  <wp:effectExtent t="0" r="0" b="0" l="0"/>
+                  <wp:docPr id="1" name="" descr="" title=""/>
+                  <wp:cNvGraphicFramePr>
+                    <a:graphicFrameLocks xmlns:a="http://schemas.openxmlformats.org/drawingml/2006/main" noChangeAspect="1"/>
+                  </wp:cNvGraphicFramePr>
+                  <a:graphic xmlns:a="http://schemas.openxmlformats.org/drawingml/2006/main">
+                    <a:graphicData uri="http://schemas.openxmlformats.org/drawingml/2006/picture">
+                      <pic:pic xmlns:pic="http://schemas.openxmlformats.org/drawingml/2006/picture">
+                        <pic:nvPicPr>
+                          <pic:cNvPr id="0" name="" descr=""/>
+                          <pic:cNvPicPr>
+                            <a:picLocks noChangeAspect="1" noChangeArrowheads="1"/>
+                          </pic:cNvPicPr>
+                        </pic:nvPicPr>
+                        <pic:blipFill>
+                          <a:blip r:embed="rId16" cstate="none"/>
+                          <a:srcRect/>
+                          <a:stretch>
+                            <a:fillRect/>
+                          </a:stretch>
+                        </pic:blipFill>
+                        <pic:spPr bwMode="auto">
+                          <a:xfrm>
+                            <a:off x="0" y="0"/>
+                            <a:ext cx="1905000" cy="4124325"/>
+                          </a:xfrm>
+                          <a:prstGeom prst="rect">
+                            <a:avLst/>
+                          </a:prstGeom>
+                        </pic:spPr>
+                      </pic:pic>
+                    </a:graphicData>
+                  </a:graphic>
+                </wp:inline>
+              </w:drawing>
+            </w:r>
+          </w:p>
+          <w:p>
+            <w:pPr>
+              <w:spacing w:after="200" w:before="60"/>
+              <w:jc w:val="center"/>
+            </w:pPr>
+            <w:r>
+              <w:rPr>
+                <w:rFonts w:ascii="Arial" w:cs="Arial" w:eastAsia="Arial" w:hAnsi="Arial"/>
+                <w:b/>
+                <w:bCs/>
+                <w:sz w:val="20"/>
+                <w:szCs w:val="20"/>
+              </w:rPr>
+              <w:t xml:space="preserve">Gambar L.4. Agenda Wali Kota pada telepon pintar</w:t>
+            </w:r>
+          </w:p>
+        </w:tc>
+        <w:tc>
+          <w:tcPr>
+            <w:tcW w:type="dxa" w:w="4394"/>
+            <w:tcBorders>
+              <w:top w:val="none" w:color="FFFFFF" w:sz="0"/>
+              <w:left w:val="none" w:color="FFFFFF" w:sz="0"/>
+              <w:bottom w:val="none" w:color="FFFFFF" w:sz="0"/>
+              <w:right w:val="none" w:color="FFFFFF" w:sz="0"/>
+            </w:tcBorders>
+          </w:tcPr>
+          <w:p>
+            <w:pPr>
+              <w:spacing w:line="240" w:lineRule="auto"/>
+              <w:jc w:val="center"/>
+            </w:pPr>
+            <w:r>
+              <w:drawing>
+                <wp:inline distT="0" distB="0" distL="0" distR="0">
+                  <wp:extent cx="1905000" cy="4124325"/>
+                  <wp:effectExtent t="0" r="0" b="0" l="0"/>
+                  <wp:docPr id="1" name="" descr="" title=""/>
+                  <wp:cNvGraphicFramePr>
+                    <a:graphicFrameLocks xmlns:a="http://schemas.openxmlformats.org/drawingml/2006/main" noChangeAspect="1"/>
+                  </wp:cNvGraphicFramePr>
+                  <a:graphic xmlns:a="http://schemas.openxmlformats.org/drawingml/2006/main">
+                    <a:graphicData uri="http://schemas.openxmlformats.org/drawingml/2006/picture">
+                      <pic:pic xmlns:pic="http://schemas.openxmlformats.org/drawingml/2006/picture">
+                        <pic:nvPicPr>
+                          <pic:cNvPr id="0" name="" descr=""/>
+                          <pic:cNvPicPr>
+                            <a:picLocks noChangeAspect="1" noChangeArrowheads="1"/>
+                          </pic:cNvPicPr>
+                        </pic:nvPicPr>
+                        <pic:blipFill>
+                          <a:blip r:embed="rId17" cstate="none"/>
+                          <a:srcRect/>
+                          <a:stretch>
+                            <a:fillRect/>
+                          </a:stretch>
+                        </pic:blipFill>
+                        <pic:spPr bwMode="auto">
+                          <a:xfrm>
+                            <a:off x="0" y="0"/>
+                            <a:ext cx="1905000" cy="4124325"/>
+                          </a:xfrm>
+                          <a:prstGeom prst="rect">
+                            <a:avLst/>
+                          </a:prstGeom>
+                        </pic:spPr>
+                      </pic:pic>
+                    </a:graphicData>
+                  </a:graphic>
+                </wp:inline>
+              </w:drawing>
+            </w:r>
+          </w:p>
+          <w:p>
+            <w:pPr>
+              <w:spacing w:after="200" w:before="60"/>
+              <w:jc w:val="center"/>
+            </w:pPr>
+            <w:r>
+              <w:rPr>
+                <w:rFonts w:ascii="Arial" w:cs="Arial" w:eastAsia="Arial" w:hAnsi="Arial"/>
+                <w:b/>
+                <w:bCs/>
+                <w:sz w:val="20"/>
+                <w:szCs w:val="20"/>
+              </w:rPr>
+              <w:t xml:space="preserve">Gambar L.5. Halaman publik permohonan audiensi</w:t>
+            </w:r>
+          </w:p>
+        </w:tc>
+      </w:tr>
+    </w:tbl>
+    <w:p>
+      <w:r>
+        <w:br w:type="page"/>
+      </w:r>
+    </w:p>
+    <w:p>
+      <w:pPr>
+        <w:spacing w:after="160"/>
+      </w:pPr>
+      <w:r>
+        <w:rPr>
+          <w:rFonts w:ascii="Arial" w:cs="Arial" w:eastAsia="Arial" w:hAnsi="Arial"/>
+          <w:b/>
+          <w:bCs/>
+          <w:sz w:val="22"/>
+          <w:szCs w:val="22"/>
+        </w:rPr>
+        <w:t xml:space="preserve">Lampiran 5. Tautan Video Demonstrasi</w:t>
+      </w:r>
+    </w:p>
+    <w:p>
+      <w:pPr>
+        <w:spacing w:after="100" w:before="0" w:line="276" w:lineRule="auto"/>
+        <w:jc w:val="both"/>
+      </w:pPr>
+      <w:r>
+        <w:rPr>
+          <w:rFonts w:ascii="Arial" w:cs="Arial" w:eastAsia="Arial" w:hAnsi="Arial"/>
+          <w:sz w:val="22"/>
+          <w:szCs w:val="22"/>
+        </w:rPr>
+        <w:t xml:space="preserve">Video demonstrasi paling lama lima menit yang memuat latar belakang inovasi, penjaringan ide, pemilihan ide, manfaat, dan dampak inovasi dapat diakses melalui tautan berikut:</w:t>
+      </w:r>
+    </w:p>
+    <w:p>
+      <w:pPr>
+        <w:spacing w:after="100" w:before="120" w:line="276" w:lineRule="auto"/>
+        <w:jc w:val="both"/>
+      </w:pPr>
+      <w:r>
+        <w:rPr>
+          <w:rFonts w:ascii="Arial" w:cs="Arial" w:eastAsia="Arial" w:hAnsi="Arial"/>
+          <w:sz w:val="22"/>
+          <w:szCs w:val="22"/>
+          <w:highlight w:val="yellow"/>
+          <w:highlightCs w:val="yellow"/>
+        </w:rPr>
+        <w:t xml:space="preserve">tautan video</w:t>
+      </w:r>
+    </w:p>
+    <w:p>
+      <w:r>
+        <w:br w:type="page"/>
+      </w:r>
+    </w:p>
+    <w:p>
+      <w:pPr>
+        <w:spacing w:after="160"/>
+      </w:pPr>
+      <w:r>
+        <w:rPr>
+          <w:rFonts w:ascii="Arial" w:cs="Arial" w:eastAsia="Arial" w:hAnsi="Arial"/>
+          <w:b/>
+          <w:bCs/>
+          <w:sz w:val="22"/>
+          <w:szCs w:val="22"/>
+        </w:rPr>
+        <w:t xml:space="preserve">Lampiran 6. Dokumen Keputusan</w:t>
+      </w:r>
+    </w:p>
+    <w:p>
+      <w:pPr>
+        <w:spacing w:after="200" w:before="3000"/>
+        <w:jc w:val="center"/>
+      </w:pPr>
+      <w:r>
+        <w:rPr>
+          <w:rFonts w:ascii="Arial" w:cs="Arial" w:eastAsia="Arial" w:hAnsi="Arial"/>
+          <w:sz w:val="22"/>
+          <w:szCs w:val="22"/>
+          <w:highlight w:val="yellow"/>
+          <w:highlightCs w:val="yellow"/>
+        </w:rPr>
+        <w:t xml:space="preserve">Sisipkan pindaian (a) Keputusan Sekretaris Daerah Nomor 100.3.3.6/98/HK/VIII/2026 dan (b) Surat Sekretaris Daerah tanggal 11 Maret 2026 pada halaman ini</w:t>
+      </w:r>
+    </w:p>
+    <w:p>
+      <w:r>
+        <w:br w:type="page"/>
+      </w:r>
+    </w:p>
+    <w:p>
+      <w:pPr>
+        <w:spacing w:after="160"/>
+      </w:pPr>
+      <w:r>
+        <w:rPr>
+          <w:rFonts w:ascii="Arial" w:cs="Arial" w:eastAsia="Arial" w:hAnsi="Arial"/>
+          <w:b/>
+          <w:bCs/>
+          <w:sz w:val="22"/>
+          <w:szCs w:val="22"/>
+        </w:rPr>
+        <w:t xml:space="preserve">Lampiran 7. Sebelas Standar Operasional Prosedur</w:t>
+      </w:r>
+    </w:p>
+    <w:p>
+      <w:pPr>
+        <w:spacing w:after="100" w:before="0" w:line="276" w:lineRule="auto"/>
+        <w:jc w:val="both"/>
+      </w:pPr>
+      <w:r>
+        <w:rPr>
+          <w:rFonts w:ascii="Arial" w:cs="Arial" w:eastAsia="Arial" w:hAnsi="Arial"/>
+          <w:sz w:val="22"/>
+          <w:szCs w:val="22"/>
+        </w:rPr>
+        <w:t xml:space="preserve">Halaman-halaman berikut memuat sebelas SOP format PermenPAN-RB 35/2012 yang menjadi dasar alur kerja Prokopim Hibot.</w:t>
+      </w:r>
+    </w:p>
+    <w:p>
+      <w:r>
+        <w:br w:type="page"/>
+      </w:r>
+    </w:p>
+    <w:p>
+      <w:pPr>
+        <w:spacing w:after="160"/>
       </w:pPr>
       <w:r>
         <w:rPr>
@@ -23258,6 +26154,2167 @@
                 <w:szCs w:val="18"/>
               </w:rPr>
               <w:t xml:space="preserve">37 perangkat milik 21 pengguna</w:t>
+            </w:r>
+          </w:p>
+        </w:tc>
+      </w:tr>
+    </w:tbl>
+    <w:p>
+      <w:pPr>
+        <w:spacing w:after="100"/>
+      </w:pPr>
+    </w:p>
+    <w:p>
+      <w:r>
+        <w:br w:type="page"/>
+      </w:r>
+    </w:p>
+    <w:p>
+      <w:pPr>
+        <w:spacing w:after="160"/>
+      </w:pPr>
+      <w:r>
+        <w:rPr>
+          <w:rFonts w:ascii="Arial" w:cs="Arial" w:eastAsia="Arial" w:hAnsi="Arial"/>
+          <w:b/>
+          <w:bCs/>
+          <w:sz w:val="22"/>
+          <w:szCs w:val="22"/>
+        </w:rPr>
+        <w:t xml:space="preserve">Lampiran 9. Testimoni Pengguna (1 dari 3)</w:t>
+      </w:r>
+    </w:p>
+    <w:p>
+      <w:pPr>
+        <w:spacing w:after="240" w:before="0"/>
+        <w:jc w:val="center"/>
+      </w:pPr>
+      <w:r>
+        <w:rPr>
+          <w:rFonts w:ascii="Arial" w:cs="Arial" w:eastAsia="Arial" w:hAnsi="Arial"/>
+          <w:b/>
+          <w:bCs/>
+          <w:sz w:val="22"/>
+          <w:szCs w:val="22"/>
+        </w:rPr>
+        <w:t xml:space="preserve">KETERANGAN PENGGUNA APLIKASI PROKOPIM HIBOT</w:t>
+      </w:r>
+    </w:p>
+    <w:p>
+      <w:pPr>
+        <w:spacing w:after="100" w:before="0" w:line="276" w:lineRule="auto"/>
+        <w:jc w:val="both"/>
+      </w:pPr>
+      <w:r>
+        <w:rPr>
+          <w:rFonts w:ascii="Arial" w:cs="Arial" w:eastAsia="Arial" w:hAnsi="Arial"/>
+          <w:sz w:val="22"/>
+          <w:szCs w:val="22"/>
+        </w:rPr>
+        <w:t xml:space="preserve">Yang bertanda tangan di bawah ini:</w:t>
+      </w:r>
+    </w:p>
+    <w:tbl>
+      <w:tblPr>
+        <w:tblW w:type="dxa" w:w="8787"/>
+        <w:tblBorders>
+          <w:top w:val="single" w:color="auto" w:sz="4"/>
+          <w:left w:val="single" w:color="auto" w:sz="4"/>
+          <w:bottom w:val="single" w:color="auto" w:sz="4"/>
+          <w:right w:val="single" w:color="auto" w:sz="4"/>
+          <w:insideH w:val="single" w:color="auto" w:sz="4"/>
+          <w:insideV w:val="single" w:color="auto" w:sz="4"/>
+        </w:tblBorders>
+      </w:tblPr>
+      <w:tblGrid>
+        <w:gridCol w:w="2460"/>
+        <w:gridCol w:w="250"/>
+        <w:gridCol w:w="6077"/>
+      </w:tblGrid>
+      <w:tr>
+        <w:tc>
+          <w:tcPr>
+            <w:tcW w:type="dxa" w:w="2460"/>
+            <w:tcBorders>
+              <w:top w:val="none" w:color="FFFFFF" w:sz="0"/>
+              <w:left w:val="none" w:color="FFFFFF" w:sz="0"/>
+              <w:bottom w:val="none" w:color="FFFFFF" w:sz="0"/>
+              <w:right w:val="none" w:color="FFFFFF" w:sz="0"/>
+            </w:tcBorders>
+            <w:tcMar>
+              <w:top w:type="dxa" w:w="40"/>
+              <w:left w:type="dxa" w:w="90"/>
+              <w:bottom w:type="dxa" w:w="40"/>
+              <w:right w:type="dxa" w:w="90"/>
+            </w:tcMar>
+            <w:vAlign w:val="top"/>
+          </w:tcPr>
+          <w:p>
+            <w:pPr>
+              <w:spacing w:after="0" w:line="240" w:lineRule="auto"/>
+              <w:jc w:val="left"/>
+            </w:pPr>
+            <w:r>
+              <w:rPr>
+                <w:rFonts w:ascii="Arial" w:cs="Arial" w:eastAsia="Arial" w:hAnsi="Arial"/>
+                <w:sz w:val="22"/>
+                <w:szCs w:val="22"/>
+              </w:rPr>
+              <w:t xml:space="preserve">Nama</w:t>
+            </w:r>
+          </w:p>
+        </w:tc>
+        <w:tc>
+          <w:tcPr>
+            <w:tcW w:type="dxa" w:w="250"/>
+            <w:tcBorders>
+              <w:top w:val="none" w:color="FFFFFF" w:sz="0"/>
+              <w:left w:val="none" w:color="FFFFFF" w:sz="0"/>
+              <w:bottom w:val="none" w:color="FFFFFF" w:sz="0"/>
+              <w:right w:val="none" w:color="FFFFFF" w:sz="0"/>
+            </w:tcBorders>
+            <w:tcMar>
+              <w:top w:type="dxa" w:w="40"/>
+              <w:left w:type="dxa" w:w="90"/>
+              <w:bottom w:type="dxa" w:w="40"/>
+              <w:right w:type="dxa" w:w="90"/>
+            </w:tcMar>
+            <w:vAlign w:val="top"/>
+          </w:tcPr>
+          <w:p>
+            <w:pPr>
+              <w:spacing w:after="0" w:line="240" w:lineRule="auto"/>
+              <w:jc w:val="left"/>
+            </w:pPr>
+            <w:r>
+              <w:rPr>
+                <w:rFonts w:ascii="Arial" w:cs="Arial" w:eastAsia="Arial" w:hAnsi="Arial"/>
+                <w:sz w:val="22"/>
+                <w:szCs w:val="22"/>
+              </w:rPr>
+              <w:t xml:space="preserve">:</w:t>
+            </w:r>
+          </w:p>
+        </w:tc>
+        <w:tc>
+          <w:tcPr>
+            <w:tcW w:type="dxa" w:w="6077"/>
+            <w:tcBorders>
+              <w:top w:val="none" w:color="FFFFFF" w:sz="0"/>
+              <w:left w:val="none" w:color="FFFFFF" w:sz="0"/>
+              <w:bottom w:val="none" w:color="FFFFFF" w:sz="0"/>
+              <w:right w:val="none" w:color="FFFFFF" w:sz="0"/>
+            </w:tcBorders>
+            <w:tcMar>
+              <w:top w:type="dxa" w:w="40"/>
+              <w:left w:type="dxa" w:w="90"/>
+              <w:bottom w:type="dxa" w:w="40"/>
+              <w:right w:type="dxa" w:w="90"/>
+            </w:tcMar>
+            <w:vAlign w:val="top"/>
+          </w:tcPr>
+          <w:p>
+            <w:pPr>
+              <w:spacing w:after="0" w:line="240" w:lineRule="auto"/>
+              <w:jc w:val="left"/>
+            </w:pPr>
+            <w:r>
+              <w:rPr>
+                <w:rFonts w:ascii="Arial" w:cs="Arial" w:eastAsia="Arial" w:hAnsi="Arial"/>
+                <w:sz w:val="22"/>
+                <w:szCs w:val="22"/>
+              </w:rPr>
+              <w:t xml:space="preserve">dr. H. Khairul, M.Kes.</w:t>
+            </w:r>
+          </w:p>
+        </w:tc>
+      </w:tr>
+      <w:tr>
+        <w:tc>
+          <w:tcPr>
+            <w:tcW w:type="dxa" w:w="2460"/>
+            <w:tcBorders>
+              <w:top w:val="none" w:color="FFFFFF" w:sz="0"/>
+              <w:left w:val="none" w:color="FFFFFF" w:sz="0"/>
+              <w:bottom w:val="none" w:color="FFFFFF" w:sz="0"/>
+              <w:right w:val="none" w:color="FFFFFF" w:sz="0"/>
+            </w:tcBorders>
+            <w:tcMar>
+              <w:top w:type="dxa" w:w="40"/>
+              <w:left w:type="dxa" w:w="90"/>
+              <w:bottom w:type="dxa" w:w="40"/>
+              <w:right w:type="dxa" w:w="90"/>
+            </w:tcMar>
+            <w:vAlign w:val="top"/>
+          </w:tcPr>
+          <w:p>
+            <w:pPr>
+              <w:spacing w:after="0" w:line="240" w:lineRule="auto"/>
+              <w:jc w:val="left"/>
+            </w:pPr>
+            <w:r>
+              <w:rPr>
+                <w:rFonts w:ascii="Arial" w:cs="Arial" w:eastAsia="Arial" w:hAnsi="Arial"/>
+                <w:sz w:val="22"/>
+                <w:szCs w:val="22"/>
+              </w:rPr>
+              <w:t xml:space="preserve">Jabatan</w:t>
+            </w:r>
+          </w:p>
+        </w:tc>
+        <w:tc>
+          <w:tcPr>
+            <w:tcW w:type="dxa" w:w="250"/>
+            <w:tcBorders>
+              <w:top w:val="none" w:color="FFFFFF" w:sz="0"/>
+              <w:left w:val="none" w:color="FFFFFF" w:sz="0"/>
+              <w:bottom w:val="none" w:color="FFFFFF" w:sz="0"/>
+              <w:right w:val="none" w:color="FFFFFF" w:sz="0"/>
+            </w:tcBorders>
+            <w:tcMar>
+              <w:top w:type="dxa" w:w="40"/>
+              <w:left w:type="dxa" w:w="90"/>
+              <w:bottom w:type="dxa" w:w="40"/>
+              <w:right w:type="dxa" w:w="90"/>
+            </w:tcMar>
+            <w:vAlign w:val="top"/>
+          </w:tcPr>
+          <w:p>
+            <w:pPr>
+              <w:spacing w:after="0" w:line="240" w:lineRule="auto"/>
+              <w:jc w:val="left"/>
+            </w:pPr>
+            <w:r>
+              <w:rPr>
+                <w:rFonts w:ascii="Arial" w:cs="Arial" w:eastAsia="Arial" w:hAnsi="Arial"/>
+                <w:sz w:val="22"/>
+                <w:szCs w:val="22"/>
+              </w:rPr>
+              <w:t xml:space="preserve">:</w:t>
+            </w:r>
+          </w:p>
+        </w:tc>
+        <w:tc>
+          <w:tcPr>
+            <w:tcW w:type="dxa" w:w="6077"/>
+            <w:tcBorders>
+              <w:top w:val="none" w:color="FFFFFF" w:sz="0"/>
+              <w:left w:val="none" w:color="FFFFFF" w:sz="0"/>
+              <w:bottom w:val="none" w:color="FFFFFF" w:sz="0"/>
+              <w:right w:val="none" w:color="FFFFFF" w:sz="0"/>
+            </w:tcBorders>
+            <w:tcMar>
+              <w:top w:type="dxa" w:w="40"/>
+              <w:left w:type="dxa" w:w="90"/>
+              <w:bottom w:type="dxa" w:w="40"/>
+              <w:right w:type="dxa" w:w="90"/>
+            </w:tcMar>
+            <w:vAlign w:val="top"/>
+          </w:tcPr>
+          <w:p>
+            <w:pPr>
+              <w:spacing w:after="0" w:line="240" w:lineRule="auto"/>
+              <w:jc w:val="left"/>
+            </w:pPr>
+            <w:r>
+              <w:rPr>
+                <w:rFonts w:ascii="Arial" w:cs="Arial" w:eastAsia="Arial" w:hAnsi="Arial"/>
+                <w:sz w:val="22"/>
+                <w:szCs w:val="22"/>
+              </w:rPr>
+              <w:t xml:space="preserve">Wali Kota Tarakan</w:t>
+            </w:r>
+          </w:p>
+        </w:tc>
+      </w:tr>
+      <w:tr>
+        <w:tc>
+          <w:tcPr>
+            <w:tcW w:type="dxa" w:w="2460"/>
+            <w:tcBorders>
+              <w:top w:val="none" w:color="FFFFFF" w:sz="0"/>
+              <w:left w:val="none" w:color="FFFFFF" w:sz="0"/>
+              <w:bottom w:val="none" w:color="FFFFFF" w:sz="0"/>
+              <w:right w:val="none" w:color="FFFFFF" w:sz="0"/>
+            </w:tcBorders>
+            <w:tcMar>
+              <w:top w:type="dxa" w:w="40"/>
+              <w:left w:type="dxa" w:w="90"/>
+              <w:bottom w:type="dxa" w:w="40"/>
+              <w:right w:type="dxa" w:w="90"/>
+            </w:tcMar>
+            <w:vAlign w:val="top"/>
+          </w:tcPr>
+          <w:p>
+            <w:pPr>
+              <w:spacing w:after="0" w:line="240" w:lineRule="auto"/>
+              <w:jc w:val="left"/>
+            </w:pPr>
+            <w:r>
+              <w:rPr>
+                <w:rFonts w:ascii="Arial" w:cs="Arial" w:eastAsia="Arial" w:hAnsi="Arial"/>
+                <w:sz w:val="22"/>
+                <w:szCs w:val="22"/>
+              </w:rPr>
+              <w:t xml:space="preserve">Instansi</w:t>
+            </w:r>
+          </w:p>
+        </w:tc>
+        <w:tc>
+          <w:tcPr>
+            <w:tcW w:type="dxa" w:w="250"/>
+            <w:tcBorders>
+              <w:top w:val="none" w:color="FFFFFF" w:sz="0"/>
+              <w:left w:val="none" w:color="FFFFFF" w:sz="0"/>
+              <w:bottom w:val="none" w:color="FFFFFF" w:sz="0"/>
+              <w:right w:val="none" w:color="FFFFFF" w:sz="0"/>
+            </w:tcBorders>
+            <w:tcMar>
+              <w:top w:type="dxa" w:w="40"/>
+              <w:left w:type="dxa" w:w="90"/>
+              <w:bottom w:type="dxa" w:w="40"/>
+              <w:right w:type="dxa" w:w="90"/>
+            </w:tcMar>
+            <w:vAlign w:val="top"/>
+          </w:tcPr>
+          <w:p>
+            <w:pPr>
+              <w:spacing w:after="0" w:line="240" w:lineRule="auto"/>
+              <w:jc w:val="left"/>
+            </w:pPr>
+            <w:r>
+              <w:rPr>
+                <w:rFonts w:ascii="Arial" w:cs="Arial" w:eastAsia="Arial" w:hAnsi="Arial"/>
+                <w:sz w:val="22"/>
+                <w:szCs w:val="22"/>
+              </w:rPr>
+              <w:t xml:space="preserve">:</w:t>
+            </w:r>
+          </w:p>
+        </w:tc>
+        <w:tc>
+          <w:tcPr>
+            <w:tcW w:type="dxa" w:w="6077"/>
+            <w:tcBorders>
+              <w:top w:val="none" w:color="FFFFFF" w:sz="0"/>
+              <w:left w:val="none" w:color="FFFFFF" w:sz="0"/>
+              <w:bottom w:val="none" w:color="FFFFFF" w:sz="0"/>
+              <w:right w:val="none" w:color="FFFFFF" w:sz="0"/>
+            </w:tcBorders>
+            <w:tcMar>
+              <w:top w:type="dxa" w:w="40"/>
+              <w:left w:type="dxa" w:w="90"/>
+              <w:bottom w:type="dxa" w:w="40"/>
+              <w:right w:type="dxa" w:w="90"/>
+            </w:tcMar>
+            <w:vAlign w:val="top"/>
+          </w:tcPr>
+          <w:p>
+            <w:pPr>
+              <w:spacing w:after="0" w:line="240" w:lineRule="auto"/>
+              <w:jc w:val="left"/>
+            </w:pPr>
+            <w:r>
+              <w:rPr>
+                <w:rFonts w:ascii="Arial" w:cs="Arial" w:eastAsia="Arial" w:hAnsi="Arial"/>
+                <w:sz w:val="22"/>
+                <w:szCs w:val="22"/>
+              </w:rPr>
+              <w:t xml:space="preserve">Pemerintah Kota Tarakan</w:t>
+            </w:r>
+          </w:p>
+        </w:tc>
+      </w:tr>
+    </w:tbl>
+    <w:p>
+      <w:pPr>
+        <w:spacing w:after="100" w:before="160" w:line="276" w:lineRule="auto"/>
+        <w:jc w:val="both"/>
+      </w:pPr>
+      <w:r>
+        <w:rPr>
+          <w:rFonts w:ascii="Arial" w:cs="Arial" w:eastAsia="Arial" w:hAnsi="Arial"/>
+          <w:sz w:val="22"/>
+          <w:szCs w:val="22"/>
+        </w:rPr>
+        <w:t xml:space="preserve">memberikan keterangan atas pemakaian aplikasi Prokopim Hibot, menjawab pertanyaan: </w:t>
+      </w:r>
+      <w:r>
+        <w:rPr>
+          <w:rFonts w:ascii="Arial" w:cs="Arial" w:eastAsia="Arial" w:hAnsi="Arial"/>
+          <w:i/>
+          <w:iCs/>
+          <w:sz w:val="22"/>
+          <w:szCs w:val="22"/>
+        </w:rPr>
+        <w:t xml:space="preserve">Bagaimana kepastian agenda dirasakan sebelum dan sesudah aplikasi ini dipakai?</w:t>
+      </w:r>
+    </w:p>
+    <w:tbl>
+      <w:tblPr>
+        <w:tblW w:type="dxa" w:w="8787"/>
+        <w:tblBorders>
+          <w:top w:val="single" w:color="auto" w:sz="4"/>
+          <w:left w:val="single" w:color="auto" w:sz="4"/>
+          <w:bottom w:val="single" w:color="auto" w:sz="4"/>
+          <w:right w:val="single" w:color="auto" w:sz="4"/>
+          <w:insideH w:val="single" w:color="auto" w:sz="4"/>
+          <w:insideV w:val="single" w:color="auto" w:sz="4"/>
+        </w:tblBorders>
+      </w:tblPr>
+      <w:tblGrid>
+        <w:gridCol w:w="8787"/>
+      </w:tblGrid>
+      <w:tr>
+        <w:trPr>
+          <w:trHeight w:val="4200" w:hRule="atLeast"/>
+        </w:trPr>
+        <w:tc>
+          <w:tcPr>
+            <w:tcW w:type="dxa" w:w="8787"/>
+            <w:tcBorders>
+              <w:top w:val="single" w:color="000000" w:sz="4"/>
+              <w:left w:val="single" w:color="000000" w:sz="4"/>
+              <w:bottom w:val="single" w:color="000000" w:sz="4"/>
+              <w:right w:val="single" w:color="000000" w:sz="4"/>
+            </w:tcBorders>
+            <w:tcMar>
+              <w:top w:type="dxa" w:w="40"/>
+              <w:left w:type="dxa" w:w="90"/>
+              <w:bottom w:type="dxa" w:w="40"/>
+              <w:right w:type="dxa" w:w="90"/>
+            </w:tcMar>
+            <w:vAlign w:val="top"/>
+          </w:tcPr>
+          <w:p>
+            <w:pPr>
+              <w:spacing w:after="0" w:line="240" w:lineRule="auto"/>
+              <w:jc w:val="left"/>
+            </w:pPr>
+            <w:r>
+              <w:rPr>
+                <w:rFonts w:ascii="Arial" w:cs="Arial" w:eastAsia="Arial" w:hAnsi="Arial"/>
+                <w:sz w:val="22"/>
+                <w:szCs w:val="22"/>
+                <w:highlight w:val="yellow"/>
+                <w:highlightCs w:val="yellow"/>
+              </w:rPr>
+              <w:t xml:space="preserve">keterangan dua sampai empat kalimat; sebutkan keadaan sebelum dan sesudah</w:t>
+            </w:r>
+          </w:p>
+        </w:tc>
+      </w:tr>
+    </w:tbl>
+    <w:p>
+      <w:pPr>
+        <w:spacing w:after="200"/>
+      </w:pPr>
+    </w:p>
+    <w:tbl>
+      <w:tblPr>
+        <w:tblW w:type="dxa" w:w="8787"/>
+        <w:tblBorders>
+          <w:top w:val="single" w:color="auto" w:sz="4"/>
+          <w:left w:val="single" w:color="auto" w:sz="4"/>
+          <w:bottom w:val="single" w:color="auto" w:sz="4"/>
+          <w:right w:val="single" w:color="auto" w:sz="4"/>
+          <w:insideH w:val="single" w:color="auto" w:sz="4"/>
+          <w:insideV w:val="single" w:color="auto" w:sz="4"/>
+        </w:tblBorders>
+      </w:tblPr>
+      <w:tblGrid>
+        <w:gridCol w:w="4394"/>
+        <w:gridCol w:w="4393"/>
+      </w:tblGrid>
+      <w:tr>
+        <w:tc>
+          <w:tcPr>
+            <w:tcW w:type="dxa" w:w="4394"/>
+            <w:tcBorders>
+              <w:top w:val="none" w:color="FFFFFF" w:sz="0"/>
+              <w:left w:val="none" w:color="FFFFFF" w:sz="0"/>
+              <w:bottom w:val="none" w:color="FFFFFF" w:sz="0"/>
+              <w:right w:val="none" w:color="FFFFFF" w:sz="0"/>
+            </w:tcBorders>
+            <w:tcMar>
+              <w:top w:type="dxa" w:w="40"/>
+              <w:left w:type="dxa" w:w="90"/>
+              <w:bottom w:type="dxa" w:w="40"/>
+              <w:right w:type="dxa" w:w="90"/>
+            </w:tcMar>
+            <w:vAlign w:val="top"/>
+          </w:tcPr>
+          <w:p>
+            <w:pPr>
+              <w:spacing w:after="0" w:line="240" w:lineRule="auto"/>
+              <w:jc w:val="left"/>
+            </w:pPr>
+          </w:p>
+        </w:tc>
+        <w:tc>
+          <w:tcPr>
+            <w:tcW w:type="dxa" w:w="4393"/>
+            <w:tcBorders>
+              <w:top w:val="none" w:color="FFFFFF" w:sz="0"/>
+              <w:left w:val="none" w:color="FFFFFF" w:sz="0"/>
+              <w:bottom w:val="none" w:color="FFFFFF" w:sz="0"/>
+              <w:right w:val="none" w:color="FFFFFF" w:sz="0"/>
+            </w:tcBorders>
+            <w:tcMar>
+              <w:top w:type="dxa" w:w="40"/>
+              <w:left w:type="dxa" w:w="90"/>
+              <w:bottom w:type="dxa" w:w="40"/>
+              <w:right w:type="dxa" w:w="90"/>
+            </w:tcMar>
+            <w:vAlign w:val="top"/>
+          </w:tcPr>
+          <w:p>
+            <w:pPr>
+              <w:spacing w:after="0" w:line="240" w:lineRule="auto"/>
+              <w:jc w:val="left"/>
+            </w:pPr>
+            <w:r>
+              <w:rPr>
+                <w:rFonts w:ascii="Arial" w:cs="Arial" w:eastAsia="Arial" w:hAnsi="Arial"/>
+                <w:sz w:val="22"/>
+                <w:szCs w:val="22"/>
+              </w:rPr>
+              <w:t xml:space="preserve">Tarakan, </w:t>
+            </w:r>
+            <w:r>
+              <w:rPr>
+                <w:rFonts w:ascii="Arial" w:cs="Arial" w:eastAsia="Arial" w:hAnsi="Arial"/>
+                <w:sz w:val="22"/>
+                <w:szCs w:val="22"/>
+                <w:highlight w:val="yellow"/>
+                <w:highlightCs w:val="yellow"/>
+              </w:rPr>
+              <w:t xml:space="preserve">tanggal</w:t>
+            </w:r>
+            <w:r>
+              <w:rPr>
+                <w:rFonts w:ascii="Arial" w:cs="Arial" w:eastAsia="Arial" w:hAnsi="Arial"/>
+                <w:sz w:val="22"/>
+                <w:szCs w:val="22"/>
+              </w:rPr>
+              <w:t xml:space="preserve"> September 2026</w:t>
+            </w:r>
+          </w:p>
+          <w:p>
+            <w:pPr>
+              <w:spacing w:after="0" w:line="240" w:lineRule="auto"/>
+              <w:jc w:val="left"/>
+            </w:pPr>
+          </w:p>
+          <w:p>
+            <w:pPr>
+              <w:spacing w:after="0" w:line="240" w:lineRule="auto"/>
+              <w:jc w:val="left"/>
+            </w:pPr>
+          </w:p>
+          <w:p>
+            <w:pPr>
+              <w:spacing w:after="0" w:line="240" w:lineRule="auto"/>
+              <w:jc w:val="left"/>
+            </w:pPr>
+          </w:p>
+          <w:p>
+            <w:pPr>
+              <w:spacing w:after="0" w:line="240" w:lineRule="auto"/>
+              <w:jc w:val="left"/>
+            </w:pPr>
+          </w:p>
+          <w:p>
+            <w:pPr>
+              <w:spacing w:after="0" w:line="240" w:lineRule="auto"/>
+              <w:jc w:val="left"/>
+            </w:pPr>
+            <w:r>
+              <w:rPr>
+                <w:rFonts w:ascii="Arial" w:cs="Arial" w:eastAsia="Arial" w:hAnsi="Arial"/>
+                <w:b/>
+                <w:bCs/>
+                <w:sz w:val="22"/>
+                <w:szCs w:val="22"/>
+              </w:rPr>
+              <w:t xml:space="preserve">dr. H. Khairul, M.Kes.</w:t>
+            </w:r>
+          </w:p>
+        </w:tc>
+      </w:tr>
+    </w:tbl>
+    <w:p>
+      <w:r>
+        <w:br w:type="page"/>
+      </w:r>
+    </w:p>
+    <w:p>
+      <w:pPr>
+        <w:spacing w:after="160"/>
+      </w:pPr>
+      <w:r>
+        <w:rPr>
+          <w:rFonts w:ascii="Arial" w:cs="Arial" w:eastAsia="Arial" w:hAnsi="Arial"/>
+          <w:b/>
+          <w:bCs/>
+          <w:sz w:val="22"/>
+          <w:szCs w:val="22"/>
+        </w:rPr>
+        <w:t xml:space="preserve">Lampiran 9. Testimoni Pengguna (2 dari 3)</w:t>
+      </w:r>
+    </w:p>
+    <w:p>
+      <w:pPr>
+        <w:spacing w:after="240" w:before="0"/>
+        <w:jc w:val="center"/>
+      </w:pPr>
+      <w:r>
+        <w:rPr>
+          <w:rFonts w:ascii="Arial" w:cs="Arial" w:eastAsia="Arial" w:hAnsi="Arial"/>
+          <w:b/>
+          <w:bCs/>
+          <w:sz w:val="22"/>
+          <w:szCs w:val="22"/>
+        </w:rPr>
+        <w:t xml:space="preserve">KETERANGAN PENGGUNA APLIKASI PROKOPIM HIBOT</w:t>
+      </w:r>
+    </w:p>
+    <w:p>
+      <w:pPr>
+        <w:spacing w:after="100" w:before="0" w:line="276" w:lineRule="auto"/>
+        <w:jc w:val="both"/>
+      </w:pPr>
+      <w:r>
+        <w:rPr>
+          <w:rFonts w:ascii="Arial" w:cs="Arial" w:eastAsia="Arial" w:hAnsi="Arial"/>
+          <w:sz w:val="22"/>
+          <w:szCs w:val="22"/>
+        </w:rPr>
+        <w:t xml:space="preserve">Yang bertanda tangan di bawah ini:</w:t>
+      </w:r>
+    </w:p>
+    <w:tbl>
+      <w:tblPr>
+        <w:tblW w:type="dxa" w:w="8787"/>
+        <w:tblBorders>
+          <w:top w:val="single" w:color="auto" w:sz="4"/>
+          <w:left w:val="single" w:color="auto" w:sz="4"/>
+          <w:bottom w:val="single" w:color="auto" w:sz="4"/>
+          <w:right w:val="single" w:color="auto" w:sz="4"/>
+          <w:insideH w:val="single" w:color="auto" w:sz="4"/>
+          <w:insideV w:val="single" w:color="auto" w:sz="4"/>
+        </w:tblBorders>
+      </w:tblPr>
+      <w:tblGrid>
+        <w:gridCol w:w="2460"/>
+        <w:gridCol w:w="250"/>
+        <w:gridCol w:w="6077"/>
+      </w:tblGrid>
+      <w:tr>
+        <w:tc>
+          <w:tcPr>
+            <w:tcW w:type="dxa" w:w="2460"/>
+            <w:tcBorders>
+              <w:top w:val="none" w:color="FFFFFF" w:sz="0"/>
+              <w:left w:val="none" w:color="FFFFFF" w:sz="0"/>
+              <w:bottom w:val="none" w:color="FFFFFF" w:sz="0"/>
+              <w:right w:val="none" w:color="FFFFFF" w:sz="0"/>
+            </w:tcBorders>
+            <w:tcMar>
+              <w:top w:type="dxa" w:w="40"/>
+              <w:left w:type="dxa" w:w="90"/>
+              <w:bottom w:type="dxa" w:w="40"/>
+              <w:right w:type="dxa" w:w="90"/>
+            </w:tcMar>
+            <w:vAlign w:val="top"/>
+          </w:tcPr>
+          <w:p>
+            <w:pPr>
+              <w:spacing w:after="0" w:line="240" w:lineRule="auto"/>
+              <w:jc w:val="left"/>
+            </w:pPr>
+            <w:r>
+              <w:rPr>
+                <w:rFonts w:ascii="Arial" w:cs="Arial" w:eastAsia="Arial" w:hAnsi="Arial"/>
+                <w:sz w:val="22"/>
+                <w:szCs w:val="22"/>
+              </w:rPr>
+              <w:t xml:space="preserve">Nama</w:t>
+            </w:r>
+          </w:p>
+        </w:tc>
+        <w:tc>
+          <w:tcPr>
+            <w:tcW w:type="dxa" w:w="250"/>
+            <w:tcBorders>
+              <w:top w:val="none" w:color="FFFFFF" w:sz="0"/>
+              <w:left w:val="none" w:color="FFFFFF" w:sz="0"/>
+              <w:bottom w:val="none" w:color="FFFFFF" w:sz="0"/>
+              <w:right w:val="none" w:color="FFFFFF" w:sz="0"/>
+            </w:tcBorders>
+            <w:tcMar>
+              <w:top w:type="dxa" w:w="40"/>
+              <w:left w:type="dxa" w:w="90"/>
+              <w:bottom w:type="dxa" w:w="40"/>
+              <w:right w:type="dxa" w:w="90"/>
+            </w:tcMar>
+            <w:vAlign w:val="top"/>
+          </w:tcPr>
+          <w:p>
+            <w:pPr>
+              <w:spacing w:after="0" w:line="240" w:lineRule="auto"/>
+              <w:jc w:val="left"/>
+            </w:pPr>
+            <w:r>
+              <w:rPr>
+                <w:rFonts w:ascii="Arial" w:cs="Arial" w:eastAsia="Arial" w:hAnsi="Arial"/>
+                <w:sz w:val="22"/>
+                <w:szCs w:val="22"/>
+              </w:rPr>
+              <w:t xml:space="preserve">:</w:t>
+            </w:r>
+          </w:p>
+        </w:tc>
+        <w:tc>
+          <w:tcPr>
+            <w:tcW w:type="dxa" w:w="6077"/>
+            <w:tcBorders>
+              <w:top w:val="none" w:color="FFFFFF" w:sz="0"/>
+              <w:left w:val="none" w:color="FFFFFF" w:sz="0"/>
+              <w:bottom w:val="none" w:color="FFFFFF" w:sz="0"/>
+              <w:right w:val="none" w:color="FFFFFF" w:sz="0"/>
+            </w:tcBorders>
+            <w:tcMar>
+              <w:top w:type="dxa" w:w="40"/>
+              <w:left w:type="dxa" w:w="90"/>
+              <w:bottom w:type="dxa" w:w="40"/>
+              <w:right w:type="dxa" w:w="90"/>
+            </w:tcMar>
+            <w:vAlign w:val="top"/>
+          </w:tcPr>
+          <w:p>
+            <w:pPr>
+              <w:spacing w:after="0" w:line="240" w:lineRule="auto"/>
+              <w:jc w:val="left"/>
+            </w:pPr>
+            <w:r>
+              <w:rPr>
+                <w:rFonts w:ascii="Arial" w:cs="Arial" w:eastAsia="Arial" w:hAnsi="Arial"/>
+                <w:sz w:val="22"/>
+                <w:szCs w:val="22"/>
+                <w:highlight w:val="yellow"/>
+                <w:highlightCs w:val="yellow"/>
+              </w:rPr>
+              <w:t xml:space="preserve">nama</w:t>
+            </w:r>
+          </w:p>
+        </w:tc>
+      </w:tr>
+      <w:tr>
+        <w:tc>
+          <w:tcPr>
+            <w:tcW w:type="dxa" w:w="2460"/>
+            <w:tcBorders>
+              <w:top w:val="none" w:color="FFFFFF" w:sz="0"/>
+              <w:left w:val="none" w:color="FFFFFF" w:sz="0"/>
+              <w:bottom w:val="none" w:color="FFFFFF" w:sz="0"/>
+              <w:right w:val="none" w:color="FFFFFF" w:sz="0"/>
+            </w:tcBorders>
+            <w:tcMar>
+              <w:top w:type="dxa" w:w="40"/>
+              <w:left w:type="dxa" w:w="90"/>
+              <w:bottom w:type="dxa" w:w="40"/>
+              <w:right w:type="dxa" w:w="90"/>
+            </w:tcMar>
+            <w:vAlign w:val="top"/>
+          </w:tcPr>
+          <w:p>
+            <w:pPr>
+              <w:spacing w:after="0" w:line="240" w:lineRule="auto"/>
+              <w:jc w:val="left"/>
+            </w:pPr>
+            <w:r>
+              <w:rPr>
+                <w:rFonts w:ascii="Arial" w:cs="Arial" w:eastAsia="Arial" w:hAnsi="Arial"/>
+                <w:sz w:val="22"/>
+                <w:szCs w:val="22"/>
+              </w:rPr>
+              <w:t xml:space="preserve">Jabatan</w:t>
+            </w:r>
+          </w:p>
+        </w:tc>
+        <w:tc>
+          <w:tcPr>
+            <w:tcW w:type="dxa" w:w="250"/>
+            <w:tcBorders>
+              <w:top w:val="none" w:color="FFFFFF" w:sz="0"/>
+              <w:left w:val="none" w:color="FFFFFF" w:sz="0"/>
+              <w:bottom w:val="none" w:color="FFFFFF" w:sz="0"/>
+              <w:right w:val="none" w:color="FFFFFF" w:sz="0"/>
+            </w:tcBorders>
+            <w:tcMar>
+              <w:top w:type="dxa" w:w="40"/>
+              <w:left w:type="dxa" w:w="90"/>
+              <w:bottom w:type="dxa" w:w="40"/>
+              <w:right w:type="dxa" w:w="90"/>
+            </w:tcMar>
+            <w:vAlign w:val="top"/>
+          </w:tcPr>
+          <w:p>
+            <w:pPr>
+              <w:spacing w:after="0" w:line="240" w:lineRule="auto"/>
+              <w:jc w:val="left"/>
+            </w:pPr>
+            <w:r>
+              <w:rPr>
+                <w:rFonts w:ascii="Arial" w:cs="Arial" w:eastAsia="Arial" w:hAnsi="Arial"/>
+                <w:sz w:val="22"/>
+                <w:szCs w:val="22"/>
+              </w:rPr>
+              <w:t xml:space="preserve">:</w:t>
+            </w:r>
+          </w:p>
+        </w:tc>
+        <w:tc>
+          <w:tcPr>
+            <w:tcW w:type="dxa" w:w="6077"/>
+            <w:tcBorders>
+              <w:top w:val="none" w:color="FFFFFF" w:sz="0"/>
+              <w:left w:val="none" w:color="FFFFFF" w:sz="0"/>
+              <w:bottom w:val="none" w:color="FFFFFF" w:sz="0"/>
+              <w:right w:val="none" w:color="FFFFFF" w:sz="0"/>
+            </w:tcBorders>
+            <w:tcMar>
+              <w:top w:type="dxa" w:w="40"/>
+              <w:left w:type="dxa" w:w="90"/>
+              <w:bottom w:type="dxa" w:w="40"/>
+              <w:right w:type="dxa" w:w="90"/>
+            </w:tcMar>
+            <w:vAlign w:val="top"/>
+          </w:tcPr>
+          <w:p>
+            <w:pPr>
+              <w:spacing w:after="0" w:line="240" w:lineRule="auto"/>
+              <w:jc w:val="left"/>
+            </w:pPr>
+            <w:r>
+              <w:rPr>
+                <w:rFonts w:ascii="Arial" w:cs="Arial" w:eastAsia="Arial" w:hAnsi="Arial"/>
+                <w:sz w:val="22"/>
+                <w:szCs w:val="22"/>
+              </w:rPr>
+              <w:t xml:space="preserve">Ajudan Wakil Wali Kota Tarakan</w:t>
+            </w:r>
+          </w:p>
+        </w:tc>
+      </w:tr>
+      <w:tr>
+        <w:tc>
+          <w:tcPr>
+            <w:tcW w:type="dxa" w:w="2460"/>
+            <w:tcBorders>
+              <w:top w:val="none" w:color="FFFFFF" w:sz="0"/>
+              <w:left w:val="none" w:color="FFFFFF" w:sz="0"/>
+              <w:bottom w:val="none" w:color="FFFFFF" w:sz="0"/>
+              <w:right w:val="none" w:color="FFFFFF" w:sz="0"/>
+            </w:tcBorders>
+            <w:tcMar>
+              <w:top w:type="dxa" w:w="40"/>
+              <w:left w:type="dxa" w:w="90"/>
+              <w:bottom w:type="dxa" w:w="40"/>
+              <w:right w:type="dxa" w:w="90"/>
+            </w:tcMar>
+            <w:vAlign w:val="top"/>
+          </w:tcPr>
+          <w:p>
+            <w:pPr>
+              <w:spacing w:after="0" w:line="240" w:lineRule="auto"/>
+              <w:jc w:val="left"/>
+            </w:pPr>
+            <w:r>
+              <w:rPr>
+                <w:rFonts w:ascii="Arial" w:cs="Arial" w:eastAsia="Arial" w:hAnsi="Arial"/>
+                <w:sz w:val="22"/>
+                <w:szCs w:val="22"/>
+              </w:rPr>
+              <w:t xml:space="preserve">Instansi</w:t>
+            </w:r>
+          </w:p>
+        </w:tc>
+        <w:tc>
+          <w:tcPr>
+            <w:tcW w:type="dxa" w:w="250"/>
+            <w:tcBorders>
+              <w:top w:val="none" w:color="FFFFFF" w:sz="0"/>
+              <w:left w:val="none" w:color="FFFFFF" w:sz="0"/>
+              <w:bottom w:val="none" w:color="FFFFFF" w:sz="0"/>
+              <w:right w:val="none" w:color="FFFFFF" w:sz="0"/>
+            </w:tcBorders>
+            <w:tcMar>
+              <w:top w:type="dxa" w:w="40"/>
+              <w:left w:type="dxa" w:w="90"/>
+              <w:bottom w:type="dxa" w:w="40"/>
+              <w:right w:type="dxa" w:w="90"/>
+            </w:tcMar>
+            <w:vAlign w:val="top"/>
+          </w:tcPr>
+          <w:p>
+            <w:pPr>
+              <w:spacing w:after="0" w:line="240" w:lineRule="auto"/>
+              <w:jc w:val="left"/>
+            </w:pPr>
+            <w:r>
+              <w:rPr>
+                <w:rFonts w:ascii="Arial" w:cs="Arial" w:eastAsia="Arial" w:hAnsi="Arial"/>
+                <w:sz w:val="22"/>
+                <w:szCs w:val="22"/>
+              </w:rPr>
+              <w:t xml:space="preserve">:</w:t>
+            </w:r>
+          </w:p>
+        </w:tc>
+        <w:tc>
+          <w:tcPr>
+            <w:tcW w:type="dxa" w:w="6077"/>
+            <w:tcBorders>
+              <w:top w:val="none" w:color="FFFFFF" w:sz="0"/>
+              <w:left w:val="none" w:color="FFFFFF" w:sz="0"/>
+              <w:bottom w:val="none" w:color="FFFFFF" w:sz="0"/>
+              <w:right w:val="none" w:color="FFFFFF" w:sz="0"/>
+            </w:tcBorders>
+            <w:tcMar>
+              <w:top w:type="dxa" w:w="40"/>
+              <w:left w:type="dxa" w:w="90"/>
+              <w:bottom w:type="dxa" w:w="40"/>
+              <w:right w:type="dxa" w:w="90"/>
+            </w:tcMar>
+            <w:vAlign w:val="top"/>
+          </w:tcPr>
+          <w:p>
+            <w:pPr>
+              <w:spacing w:after="0" w:line="240" w:lineRule="auto"/>
+              <w:jc w:val="left"/>
+            </w:pPr>
+            <w:r>
+              <w:rPr>
+                <w:rFonts w:ascii="Arial" w:cs="Arial" w:eastAsia="Arial" w:hAnsi="Arial"/>
+                <w:sz w:val="22"/>
+                <w:szCs w:val="22"/>
+              </w:rPr>
+              <w:t xml:space="preserve">Pemerintah Kota Tarakan</w:t>
+            </w:r>
+          </w:p>
+        </w:tc>
+      </w:tr>
+    </w:tbl>
+    <w:p>
+      <w:pPr>
+        <w:spacing w:after="100" w:before="160" w:line="276" w:lineRule="auto"/>
+        <w:jc w:val="both"/>
+      </w:pPr>
+      <w:r>
+        <w:rPr>
+          <w:rFonts w:ascii="Arial" w:cs="Arial" w:eastAsia="Arial" w:hAnsi="Arial"/>
+          <w:sz w:val="22"/>
+          <w:szCs w:val="22"/>
+        </w:rPr>
+        <w:t xml:space="preserve">memberikan keterangan atas pemakaian aplikasi Prokopim Hibot, menjawab pertanyaan: </w:t>
+      </w:r>
+      <w:r>
+        <w:rPr>
+          <w:rFonts w:ascii="Arial" w:cs="Arial" w:eastAsia="Arial" w:hAnsi="Arial"/>
+          <w:i/>
+          <w:iCs/>
+          <w:sz w:val="22"/>
+          <w:szCs w:val="22"/>
+        </w:rPr>
+        <w:t xml:space="preserve">Bagaimana Bapak/Ibu mengetahui agenda dan menyiapkan bahannya dahulu, dan apa yang berubah sekarang?</w:t>
+      </w:r>
+    </w:p>
+    <w:tbl>
+      <w:tblPr>
+        <w:tblW w:type="dxa" w:w="8787"/>
+        <w:tblBorders>
+          <w:top w:val="single" w:color="auto" w:sz="4"/>
+          <w:left w:val="single" w:color="auto" w:sz="4"/>
+          <w:bottom w:val="single" w:color="auto" w:sz="4"/>
+          <w:right w:val="single" w:color="auto" w:sz="4"/>
+          <w:insideH w:val="single" w:color="auto" w:sz="4"/>
+          <w:insideV w:val="single" w:color="auto" w:sz="4"/>
+        </w:tblBorders>
+      </w:tblPr>
+      <w:tblGrid>
+        <w:gridCol w:w="8787"/>
+      </w:tblGrid>
+      <w:tr>
+        <w:trPr>
+          <w:trHeight w:val="4200" w:hRule="atLeast"/>
+        </w:trPr>
+        <w:tc>
+          <w:tcPr>
+            <w:tcW w:type="dxa" w:w="8787"/>
+            <w:tcBorders>
+              <w:top w:val="single" w:color="000000" w:sz="4"/>
+              <w:left w:val="single" w:color="000000" w:sz="4"/>
+              <w:bottom w:val="single" w:color="000000" w:sz="4"/>
+              <w:right w:val="single" w:color="000000" w:sz="4"/>
+            </w:tcBorders>
+            <w:tcMar>
+              <w:top w:type="dxa" w:w="40"/>
+              <w:left w:type="dxa" w:w="90"/>
+              <w:bottom w:type="dxa" w:w="40"/>
+              <w:right w:type="dxa" w:w="90"/>
+            </w:tcMar>
+            <w:vAlign w:val="top"/>
+          </w:tcPr>
+          <w:p>
+            <w:pPr>
+              <w:spacing w:after="0" w:line="240" w:lineRule="auto"/>
+              <w:jc w:val="left"/>
+            </w:pPr>
+            <w:r>
+              <w:rPr>
+                <w:rFonts w:ascii="Arial" w:cs="Arial" w:eastAsia="Arial" w:hAnsi="Arial"/>
+                <w:sz w:val="22"/>
+                <w:szCs w:val="22"/>
+                <w:highlight w:val="yellow"/>
+                <w:highlightCs w:val="yellow"/>
+              </w:rPr>
+              <w:t xml:space="preserve">keterangan dua sampai empat kalimat; sebutkan keadaan sebelum dan sesudah</w:t>
+            </w:r>
+          </w:p>
+        </w:tc>
+      </w:tr>
+    </w:tbl>
+    <w:p>
+      <w:pPr>
+        <w:spacing w:after="200"/>
+      </w:pPr>
+    </w:p>
+    <w:tbl>
+      <w:tblPr>
+        <w:tblW w:type="dxa" w:w="8787"/>
+        <w:tblBorders>
+          <w:top w:val="single" w:color="auto" w:sz="4"/>
+          <w:left w:val="single" w:color="auto" w:sz="4"/>
+          <w:bottom w:val="single" w:color="auto" w:sz="4"/>
+          <w:right w:val="single" w:color="auto" w:sz="4"/>
+          <w:insideH w:val="single" w:color="auto" w:sz="4"/>
+          <w:insideV w:val="single" w:color="auto" w:sz="4"/>
+        </w:tblBorders>
+      </w:tblPr>
+      <w:tblGrid>
+        <w:gridCol w:w="4394"/>
+        <w:gridCol w:w="4393"/>
+      </w:tblGrid>
+      <w:tr>
+        <w:tc>
+          <w:tcPr>
+            <w:tcW w:type="dxa" w:w="4394"/>
+            <w:tcBorders>
+              <w:top w:val="none" w:color="FFFFFF" w:sz="0"/>
+              <w:left w:val="none" w:color="FFFFFF" w:sz="0"/>
+              <w:bottom w:val="none" w:color="FFFFFF" w:sz="0"/>
+              <w:right w:val="none" w:color="FFFFFF" w:sz="0"/>
+            </w:tcBorders>
+            <w:tcMar>
+              <w:top w:type="dxa" w:w="40"/>
+              <w:left w:type="dxa" w:w="90"/>
+              <w:bottom w:type="dxa" w:w="40"/>
+              <w:right w:type="dxa" w:w="90"/>
+            </w:tcMar>
+            <w:vAlign w:val="top"/>
+          </w:tcPr>
+          <w:p>
+            <w:pPr>
+              <w:spacing w:after="0" w:line="240" w:lineRule="auto"/>
+              <w:jc w:val="left"/>
+            </w:pPr>
+          </w:p>
+        </w:tc>
+        <w:tc>
+          <w:tcPr>
+            <w:tcW w:type="dxa" w:w="4393"/>
+            <w:tcBorders>
+              <w:top w:val="none" w:color="FFFFFF" w:sz="0"/>
+              <w:left w:val="none" w:color="FFFFFF" w:sz="0"/>
+              <w:bottom w:val="none" w:color="FFFFFF" w:sz="0"/>
+              <w:right w:val="none" w:color="FFFFFF" w:sz="0"/>
+            </w:tcBorders>
+            <w:tcMar>
+              <w:top w:type="dxa" w:w="40"/>
+              <w:left w:type="dxa" w:w="90"/>
+              <w:bottom w:type="dxa" w:w="40"/>
+              <w:right w:type="dxa" w:w="90"/>
+            </w:tcMar>
+            <w:vAlign w:val="top"/>
+          </w:tcPr>
+          <w:p>
+            <w:pPr>
+              <w:spacing w:after="0" w:line="240" w:lineRule="auto"/>
+              <w:jc w:val="left"/>
+            </w:pPr>
+            <w:r>
+              <w:rPr>
+                <w:rFonts w:ascii="Arial" w:cs="Arial" w:eastAsia="Arial" w:hAnsi="Arial"/>
+                <w:sz w:val="22"/>
+                <w:szCs w:val="22"/>
+              </w:rPr>
+              <w:t xml:space="preserve">Tarakan, </w:t>
+            </w:r>
+            <w:r>
+              <w:rPr>
+                <w:rFonts w:ascii="Arial" w:cs="Arial" w:eastAsia="Arial" w:hAnsi="Arial"/>
+                <w:sz w:val="22"/>
+                <w:szCs w:val="22"/>
+                <w:highlight w:val="yellow"/>
+                <w:highlightCs w:val="yellow"/>
+              </w:rPr>
+              <w:t xml:space="preserve">tanggal</w:t>
+            </w:r>
+            <w:r>
+              <w:rPr>
+                <w:rFonts w:ascii="Arial" w:cs="Arial" w:eastAsia="Arial" w:hAnsi="Arial"/>
+                <w:sz w:val="22"/>
+                <w:szCs w:val="22"/>
+              </w:rPr>
+              <w:t xml:space="preserve"> September 2026</w:t>
+            </w:r>
+          </w:p>
+          <w:p>
+            <w:pPr>
+              <w:spacing w:after="0" w:line="240" w:lineRule="auto"/>
+              <w:jc w:val="left"/>
+            </w:pPr>
+          </w:p>
+          <w:p>
+            <w:pPr>
+              <w:spacing w:after="0" w:line="240" w:lineRule="auto"/>
+              <w:jc w:val="left"/>
+            </w:pPr>
+          </w:p>
+          <w:p>
+            <w:pPr>
+              <w:spacing w:after="0" w:line="240" w:lineRule="auto"/>
+              <w:jc w:val="left"/>
+            </w:pPr>
+          </w:p>
+          <w:p>
+            <w:pPr>
+              <w:spacing w:after="0" w:line="240" w:lineRule="auto"/>
+              <w:jc w:val="left"/>
+            </w:pPr>
+          </w:p>
+          <w:p>
+            <w:pPr>
+              <w:spacing w:after="0" w:line="240" w:lineRule="auto"/>
+              <w:jc w:val="left"/>
+            </w:pPr>
+            <w:r>
+              <w:rPr>
+                <w:rFonts w:ascii="Arial" w:cs="Arial" w:eastAsia="Arial" w:hAnsi="Arial"/>
+                <w:sz w:val="22"/>
+                <w:szCs w:val="22"/>
+                <w:highlight w:val="yellow"/>
+                <w:highlightCs w:val="yellow"/>
+              </w:rPr>
+              <w:t xml:space="preserve">nama</w:t>
+            </w:r>
+          </w:p>
+          <w:p>
+            <w:pPr>
+              <w:spacing w:after="0" w:line="240" w:lineRule="auto"/>
+              <w:jc w:val="left"/>
+            </w:pPr>
+            <w:r>
+              <w:rPr>
+                <w:rFonts w:ascii="Arial" w:cs="Arial" w:eastAsia="Arial" w:hAnsi="Arial"/>
+                <w:sz w:val="22"/>
+                <w:szCs w:val="22"/>
+              </w:rPr>
+              <w:t xml:space="preserve">NIP </w:t>
+            </w:r>
+            <w:r>
+              <w:rPr>
+                <w:rFonts w:ascii="Arial" w:cs="Arial" w:eastAsia="Arial" w:hAnsi="Arial"/>
+                <w:sz w:val="22"/>
+                <w:szCs w:val="22"/>
+                <w:highlight w:val="yellow"/>
+                <w:highlightCs w:val="yellow"/>
+              </w:rPr>
+              <w:t xml:space="preserve">NIP</w:t>
+            </w:r>
+          </w:p>
+        </w:tc>
+      </w:tr>
+    </w:tbl>
+    <w:p>
+      <w:r>
+        <w:br w:type="page"/>
+      </w:r>
+    </w:p>
+    <w:p>
+      <w:pPr>
+        <w:spacing w:after="160"/>
+      </w:pPr>
+      <w:r>
+        <w:rPr>
+          <w:rFonts w:ascii="Arial" w:cs="Arial" w:eastAsia="Arial" w:hAnsi="Arial"/>
+          <w:b/>
+          <w:bCs/>
+          <w:sz w:val="22"/>
+          <w:szCs w:val="22"/>
+        </w:rPr>
+        <w:t xml:space="preserve">Lampiran 9. Testimoni Pengguna (3 dari 3)</w:t>
+      </w:r>
+    </w:p>
+    <w:p>
+      <w:pPr>
+        <w:spacing w:after="240" w:before="0"/>
+        <w:jc w:val="center"/>
+      </w:pPr>
+      <w:r>
+        <w:rPr>
+          <w:rFonts w:ascii="Arial" w:cs="Arial" w:eastAsia="Arial" w:hAnsi="Arial"/>
+          <w:b/>
+          <w:bCs/>
+          <w:sz w:val="22"/>
+          <w:szCs w:val="22"/>
+        </w:rPr>
+        <w:t xml:space="preserve">KETERANGAN PENGGUNA APLIKASI PROKOPIM HIBOT</w:t>
+      </w:r>
+    </w:p>
+    <w:p>
+      <w:pPr>
+        <w:spacing w:after="100" w:before="0" w:line="276" w:lineRule="auto"/>
+        <w:jc w:val="both"/>
+      </w:pPr>
+      <w:r>
+        <w:rPr>
+          <w:rFonts w:ascii="Arial" w:cs="Arial" w:eastAsia="Arial" w:hAnsi="Arial"/>
+          <w:sz w:val="22"/>
+          <w:szCs w:val="22"/>
+        </w:rPr>
+        <w:t xml:space="preserve">Yang bertanda tangan di bawah ini:</w:t>
+      </w:r>
+    </w:p>
+    <w:tbl>
+      <w:tblPr>
+        <w:tblW w:type="dxa" w:w="8787"/>
+        <w:tblBorders>
+          <w:top w:val="single" w:color="auto" w:sz="4"/>
+          <w:left w:val="single" w:color="auto" w:sz="4"/>
+          <w:bottom w:val="single" w:color="auto" w:sz="4"/>
+          <w:right w:val="single" w:color="auto" w:sz="4"/>
+          <w:insideH w:val="single" w:color="auto" w:sz="4"/>
+          <w:insideV w:val="single" w:color="auto" w:sz="4"/>
+        </w:tblBorders>
+      </w:tblPr>
+      <w:tblGrid>
+        <w:gridCol w:w="2460"/>
+        <w:gridCol w:w="250"/>
+        <w:gridCol w:w="6077"/>
+      </w:tblGrid>
+      <w:tr>
+        <w:tc>
+          <w:tcPr>
+            <w:tcW w:type="dxa" w:w="2460"/>
+            <w:tcBorders>
+              <w:top w:val="none" w:color="FFFFFF" w:sz="0"/>
+              <w:left w:val="none" w:color="FFFFFF" w:sz="0"/>
+              <w:bottom w:val="none" w:color="FFFFFF" w:sz="0"/>
+              <w:right w:val="none" w:color="FFFFFF" w:sz="0"/>
+            </w:tcBorders>
+            <w:tcMar>
+              <w:top w:type="dxa" w:w="40"/>
+              <w:left w:type="dxa" w:w="90"/>
+              <w:bottom w:type="dxa" w:w="40"/>
+              <w:right w:type="dxa" w:w="90"/>
+            </w:tcMar>
+            <w:vAlign w:val="top"/>
+          </w:tcPr>
+          <w:p>
+            <w:pPr>
+              <w:spacing w:after="0" w:line="240" w:lineRule="auto"/>
+              <w:jc w:val="left"/>
+            </w:pPr>
+            <w:r>
+              <w:rPr>
+                <w:rFonts w:ascii="Arial" w:cs="Arial" w:eastAsia="Arial" w:hAnsi="Arial"/>
+                <w:sz w:val="22"/>
+                <w:szCs w:val="22"/>
+              </w:rPr>
+              <w:t xml:space="preserve">Nama</w:t>
+            </w:r>
+          </w:p>
+        </w:tc>
+        <w:tc>
+          <w:tcPr>
+            <w:tcW w:type="dxa" w:w="250"/>
+            <w:tcBorders>
+              <w:top w:val="none" w:color="FFFFFF" w:sz="0"/>
+              <w:left w:val="none" w:color="FFFFFF" w:sz="0"/>
+              <w:bottom w:val="none" w:color="FFFFFF" w:sz="0"/>
+              <w:right w:val="none" w:color="FFFFFF" w:sz="0"/>
+            </w:tcBorders>
+            <w:tcMar>
+              <w:top w:type="dxa" w:w="40"/>
+              <w:left w:type="dxa" w:w="90"/>
+              <w:bottom w:type="dxa" w:w="40"/>
+              <w:right w:type="dxa" w:w="90"/>
+            </w:tcMar>
+            <w:vAlign w:val="top"/>
+          </w:tcPr>
+          <w:p>
+            <w:pPr>
+              <w:spacing w:after="0" w:line="240" w:lineRule="auto"/>
+              <w:jc w:val="left"/>
+            </w:pPr>
+            <w:r>
+              <w:rPr>
+                <w:rFonts w:ascii="Arial" w:cs="Arial" w:eastAsia="Arial" w:hAnsi="Arial"/>
+                <w:sz w:val="22"/>
+                <w:szCs w:val="22"/>
+              </w:rPr>
+              <w:t xml:space="preserve">:</w:t>
+            </w:r>
+          </w:p>
+        </w:tc>
+        <w:tc>
+          <w:tcPr>
+            <w:tcW w:type="dxa" w:w="6077"/>
+            <w:tcBorders>
+              <w:top w:val="none" w:color="FFFFFF" w:sz="0"/>
+              <w:left w:val="none" w:color="FFFFFF" w:sz="0"/>
+              <w:bottom w:val="none" w:color="FFFFFF" w:sz="0"/>
+              <w:right w:val="none" w:color="FFFFFF" w:sz="0"/>
+            </w:tcBorders>
+            <w:tcMar>
+              <w:top w:type="dxa" w:w="40"/>
+              <w:left w:type="dxa" w:w="90"/>
+              <w:bottom w:type="dxa" w:w="40"/>
+              <w:right w:type="dxa" w:w="90"/>
+            </w:tcMar>
+            <w:vAlign w:val="top"/>
+          </w:tcPr>
+          <w:p>
+            <w:pPr>
+              <w:spacing w:after="0" w:line="240" w:lineRule="auto"/>
+              <w:jc w:val="left"/>
+            </w:pPr>
+            <w:r>
+              <w:rPr>
+                <w:rFonts w:ascii="Arial" w:cs="Arial" w:eastAsia="Arial" w:hAnsi="Arial"/>
+                <w:sz w:val="22"/>
+                <w:szCs w:val="22"/>
+                <w:highlight w:val="yellow"/>
+                <w:highlightCs w:val="yellow"/>
+              </w:rPr>
+              <w:t xml:space="preserve">nama</w:t>
+            </w:r>
+          </w:p>
+        </w:tc>
+      </w:tr>
+      <w:tr>
+        <w:tc>
+          <w:tcPr>
+            <w:tcW w:type="dxa" w:w="2460"/>
+            <w:tcBorders>
+              <w:top w:val="none" w:color="FFFFFF" w:sz="0"/>
+              <w:left w:val="none" w:color="FFFFFF" w:sz="0"/>
+              <w:bottom w:val="none" w:color="FFFFFF" w:sz="0"/>
+              <w:right w:val="none" w:color="FFFFFF" w:sz="0"/>
+            </w:tcBorders>
+            <w:tcMar>
+              <w:top w:type="dxa" w:w="40"/>
+              <w:left w:type="dxa" w:w="90"/>
+              <w:bottom w:type="dxa" w:w="40"/>
+              <w:right w:type="dxa" w:w="90"/>
+            </w:tcMar>
+            <w:vAlign w:val="top"/>
+          </w:tcPr>
+          <w:p>
+            <w:pPr>
+              <w:spacing w:after="0" w:line="240" w:lineRule="auto"/>
+              <w:jc w:val="left"/>
+            </w:pPr>
+            <w:r>
+              <w:rPr>
+                <w:rFonts w:ascii="Arial" w:cs="Arial" w:eastAsia="Arial" w:hAnsi="Arial"/>
+                <w:sz w:val="22"/>
+                <w:szCs w:val="22"/>
+              </w:rPr>
+              <w:t xml:space="preserve">Jabatan</w:t>
+            </w:r>
+          </w:p>
+        </w:tc>
+        <w:tc>
+          <w:tcPr>
+            <w:tcW w:type="dxa" w:w="250"/>
+            <w:tcBorders>
+              <w:top w:val="none" w:color="FFFFFF" w:sz="0"/>
+              <w:left w:val="none" w:color="FFFFFF" w:sz="0"/>
+              <w:bottom w:val="none" w:color="FFFFFF" w:sz="0"/>
+              <w:right w:val="none" w:color="FFFFFF" w:sz="0"/>
+            </w:tcBorders>
+            <w:tcMar>
+              <w:top w:type="dxa" w:w="40"/>
+              <w:left w:type="dxa" w:w="90"/>
+              <w:bottom w:type="dxa" w:w="40"/>
+              <w:right w:type="dxa" w:w="90"/>
+            </w:tcMar>
+            <w:vAlign w:val="top"/>
+          </w:tcPr>
+          <w:p>
+            <w:pPr>
+              <w:spacing w:after="0" w:line="240" w:lineRule="auto"/>
+              <w:jc w:val="left"/>
+            </w:pPr>
+            <w:r>
+              <w:rPr>
+                <w:rFonts w:ascii="Arial" w:cs="Arial" w:eastAsia="Arial" w:hAnsi="Arial"/>
+                <w:sz w:val="22"/>
+                <w:szCs w:val="22"/>
+              </w:rPr>
+              <w:t xml:space="preserve">:</w:t>
+            </w:r>
+          </w:p>
+        </w:tc>
+        <w:tc>
+          <w:tcPr>
+            <w:tcW w:type="dxa" w:w="6077"/>
+            <w:tcBorders>
+              <w:top w:val="none" w:color="FFFFFF" w:sz="0"/>
+              <w:left w:val="none" w:color="FFFFFF" w:sz="0"/>
+              <w:bottom w:val="none" w:color="FFFFFF" w:sz="0"/>
+              <w:right w:val="none" w:color="FFFFFF" w:sz="0"/>
+            </w:tcBorders>
+            <w:tcMar>
+              <w:top w:type="dxa" w:w="40"/>
+              <w:left w:type="dxa" w:w="90"/>
+              <w:bottom w:type="dxa" w:w="40"/>
+              <w:right w:type="dxa" w:w="90"/>
+            </w:tcMar>
+            <w:vAlign w:val="top"/>
+          </w:tcPr>
+          <w:p>
+            <w:pPr>
+              <w:spacing w:after="0" w:line="240" w:lineRule="auto"/>
+              <w:jc w:val="left"/>
+            </w:pPr>
+            <w:r>
+              <w:rPr>
+                <w:rFonts w:ascii="Arial" w:cs="Arial" w:eastAsia="Arial" w:hAnsi="Arial"/>
+                <w:sz w:val="22"/>
+                <w:szCs w:val="22"/>
+              </w:rPr>
+              <w:t xml:space="preserve">Staf Protokol, Bagian Protokol dan Komunikasi Pimpinan</w:t>
+            </w:r>
+          </w:p>
+        </w:tc>
+      </w:tr>
+      <w:tr>
+        <w:tc>
+          <w:tcPr>
+            <w:tcW w:type="dxa" w:w="2460"/>
+            <w:tcBorders>
+              <w:top w:val="none" w:color="FFFFFF" w:sz="0"/>
+              <w:left w:val="none" w:color="FFFFFF" w:sz="0"/>
+              <w:bottom w:val="none" w:color="FFFFFF" w:sz="0"/>
+              <w:right w:val="none" w:color="FFFFFF" w:sz="0"/>
+            </w:tcBorders>
+            <w:tcMar>
+              <w:top w:type="dxa" w:w="40"/>
+              <w:left w:type="dxa" w:w="90"/>
+              <w:bottom w:type="dxa" w:w="40"/>
+              <w:right w:type="dxa" w:w="90"/>
+            </w:tcMar>
+            <w:vAlign w:val="top"/>
+          </w:tcPr>
+          <w:p>
+            <w:pPr>
+              <w:spacing w:after="0" w:line="240" w:lineRule="auto"/>
+              <w:jc w:val="left"/>
+            </w:pPr>
+            <w:r>
+              <w:rPr>
+                <w:rFonts w:ascii="Arial" w:cs="Arial" w:eastAsia="Arial" w:hAnsi="Arial"/>
+                <w:sz w:val="22"/>
+                <w:szCs w:val="22"/>
+              </w:rPr>
+              <w:t xml:space="preserve">Instansi</w:t>
+            </w:r>
+          </w:p>
+        </w:tc>
+        <w:tc>
+          <w:tcPr>
+            <w:tcW w:type="dxa" w:w="250"/>
+            <w:tcBorders>
+              <w:top w:val="none" w:color="FFFFFF" w:sz="0"/>
+              <w:left w:val="none" w:color="FFFFFF" w:sz="0"/>
+              <w:bottom w:val="none" w:color="FFFFFF" w:sz="0"/>
+              <w:right w:val="none" w:color="FFFFFF" w:sz="0"/>
+            </w:tcBorders>
+            <w:tcMar>
+              <w:top w:type="dxa" w:w="40"/>
+              <w:left w:type="dxa" w:w="90"/>
+              <w:bottom w:type="dxa" w:w="40"/>
+              <w:right w:type="dxa" w:w="90"/>
+            </w:tcMar>
+            <w:vAlign w:val="top"/>
+          </w:tcPr>
+          <w:p>
+            <w:pPr>
+              <w:spacing w:after="0" w:line="240" w:lineRule="auto"/>
+              <w:jc w:val="left"/>
+            </w:pPr>
+            <w:r>
+              <w:rPr>
+                <w:rFonts w:ascii="Arial" w:cs="Arial" w:eastAsia="Arial" w:hAnsi="Arial"/>
+                <w:sz w:val="22"/>
+                <w:szCs w:val="22"/>
+              </w:rPr>
+              <w:t xml:space="preserve">:</w:t>
+            </w:r>
+          </w:p>
+        </w:tc>
+        <w:tc>
+          <w:tcPr>
+            <w:tcW w:type="dxa" w:w="6077"/>
+            <w:tcBorders>
+              <w:top w:val="none" w:color="FFFFFF" w:sz="0"/>
+              <w:left w:val="none" w:color="FFFFFF" w:sz="0"/>
+              <w:bottom w:val="none" w:color="FFFFFF" w:sz="0"/>
+              <w:right w:val="none" w:color="FFFFFF" w:sz="0"/>
+            </w:tcBorders>
+            <w:tcMar>
+              <w:top w:type="dxa" w:w="40"/>
+              <w:left w:type="dxa" w:w="90"/>
+              <w:bottom w:type="dxa" w:w="40"/>
+              <w:right w:type="dxa" w:w="90"/>
+            </w:tcMar>
+            <w:vAlign w:val="top"/>
+          </w:tcPr>
+          <w:p>
+            <w:pPr>
+              <w:spacing w:after="0" w:line="240" w:lineRule="auto"/>
+              <w:jc w:val="left"/>
+            </w:pPr>
+            <w:r>
+              <w:rPr>
+                <w:rFonts w:ascii="Arial" w:cs="Arial" w:eastAsia="Arial" w:hAnsi="Arial"/>
+                <w:sz w:val="22"/>
+                <w:szCs w:val="22"/>
+              </w:rPr>
+              <w:t xml:space="preserve">Pemerintah Kota Tarakan</w:t>
+            </w:r>
+          </w:p>
+        </w:tc>
+      </w:tr>
+    </w:tbl>
+    <w:p>
+      <w:pPr>
+        <w:spacing w:after="100" w:before="160" w:line="276" w:lineRule="auto"/>
+        <w:jc w:val="both"/>
+      </w:pPr>
+      <w:r>
+        <w:rPr>
+          <w:rFonts w:ascii="Arial" w:cs="Arial" w:eastAsia="Arial" w:hAnsi="Arial"/>
+          <w:sz w:val="22"/>
+          <w:szCs w:val="22"/>
+        </w:rPr>
+        <w:t xml:space="preserve">memberikan keterangan atas pemakaian aplikasi Prokopim Hibot, menjawab pertanyaan: </w:t>
+      </w:r>
+      <w:r>
+        <w:rPr>
+          <w:rFonts w:ascii="Arial" w:cs="Arial" w:eastAsia="Arial" w:hAnsi="Arial"/>
+          <w:i/>
+          <w:iCs/>
+          <w:sz w:val="22"/>
+          <w:szCs w:val="22"/>
+        </w:rPr>
+        <w:t xml:space="preserve">Dahulu bagaimana mengetahui diri sedang ditugaskan, dan apakah pernah terjadi pemberitahuan yang terlambat atau tidak sampai?</w:t>
+      </w:r>
+    </w:p>
+    <w:tbl>
+      <w:tblPr>
+        <w:tblW w:type="dxa" w:w="8787"/>
+        <w:tblBorders>
+          <w:top w:val="single" w:color="auto" w:sz="4"/>
+          <w:left w:val="single" w:color="auto" w:sz="4"/>
+          <w:bottom w:val="single" w:color="auto" w:sz="4"/>
+          <w:right w:val="single" w:color="auto" w:sz="4"/>
+          <w:insideH w:val="single" w:color="auto" w:sz="4"/>
+          <w:insideV w:val="single" w:color="auto" w:sz="4"/>
+        </w:tblBorders>
+      </w:tblPr>
+      <w:tblGrid>
+        <w:gridCol w:w="8787"/>
+      </w:tblGrid>
+      <w:tr>
+        <w:trPr>
+          <w:trHeight w:val="4200" w:hRule="atLeast"/>
+        </w:trPr>
+        <w:tc>
+          <w:tcPr>
+            <w:tcW w:type="dxa" w:w="8787"/>
+            <w:tcBorders>
+              <w:top w:val="single" w:color="000000" w:sz="4"/>
+              <w:left w:val="single" w:color="000000" w:sz="4"/>
+              <w:bottom w:val="single" w:color="000000" w:sz="4"/>
+              <w:right w:val="single" w:color="000000" w:sz="4"/>
+            </w:tcBorders>
+            <w:tcMar>
+              <w:top w:type="dxa" w:w="40"/>
+              <w:left w:type="dxa" w:w="90"/>
+              <w:bottom w:type="dxa" w:w="40"/>
+              <w:right w:type="dxa" w:w="90"/>
+            </w:tcMar>
+            <w:vAlign w:val="top"/>
+          </w:tcPr>
+          <w:p>
+            <w:pPr>
+              <w:spacing w:after="0" w:line="240" w:lineRule="auto"/>
+              <w:jc w:val="left"/>
+            </w:pPr>
+            <w:r>
+              <w:rPr>
+                <w:rFonts w:ascii="Arial" w:cs="Arial" w:eastAsia="Arial" w:hAnsi="Arial"/>
+                <w:sz w:val="22"/>
+                <w:szCs w:val="22"/>
+                <w:highlight w:val="yellow"/>
+                <w:highlightCs w:val="yellow"/>
+              </w:rPr>
+              <w:t xml:space="preserve">keterangan dua sampai empat kalimat; sebutkan keadaan sebelum dan sesudah</w:t>
+            </w:r>
+          </w:p>
+        </w:tc>
+      </w:tr>
+    </w:tbl>
+    <w:p>
+      <w:pPr>
+        <w:spacing w:after="200"/>
+      </w:pPr>
+    </w:p>
+    <w:tbl>
+      <w:tblPr>
+        <w:tblW w:type="dxa" w:w="8787"/>
+        <w:tblBorders>
+          <w:top w:val="single" w:color="auto" w:sz="4"/>
+          <w:left w:val="single" w:color="auto" w:sz="4"/>
+          <w:bottom w:val="single" w:color="auto" w:sz="4"/>
+          <w:right w:val="single" w:color="auto" w:sz="4"/>
+          <w:insideH w:val="single" w:color="auto" w:sz="4"/>
+          <w:insideV w:val="single" w:color="auto" w:sz="4"/>
+        </w:tblBorders>
+      </w:tblPr>
+      <w:tblGrid>
+        <w:gridCol w:w="4394"/>
+        <w:gridCol w:w="4393"/>
+      </w:tblGrid>
+      <w:tr>
+        <w:tc>
+          <w:tcPr>
+            <w:tcW w:type="dxa" w:w="4394"/>
+            <w:tcBorders>
+              <w:top w:val="none" w:color="FFFFFF" w:sz="0"/>
+              <w:left w:val="none" w:color="FFFFFF" w:sz="0"/>
+              <w:bottom w:val="none" w:color="FFFFFF" w:sz="0"/>
+              <w:right w:val="none" w:color="FFFFFF" w:sz="0"/>
+            </w:tcBorders>
+            <w:tcMar>
+              <w:top w:type="dxa" w:w="40"/>
+              <w:left w:type="dxa" w:w="90"/>
+              <w:bottom w:type="dxa" w:w="40"/>
+              <w:right w:type="dxa" w:w="90"/>
+            </w:tcMar>
+            <w:vAlign w:val="top"/>
+          </w:tcPr>
+          <w:p>
+            <w:pPr>
+              <w:spacing w:after="0" w:line="240" w:lineRule="auto"/>
+              <w:jc w:val="left"/>
+            </w:pPr>
+          </w:p>
+        </w:tc>
+        <w:tc>
+          <w:tcPr>
+            <w:tcW w:type="dxa" w:w="4393"/>
+            <w:tcBorders>
+              <w:top w:val="none" w:color="FFFFFF" w:sz="0"/>
+              <w:left w:val="none" w:color="FFFFFF" w:sz="0"/>
+              <w:bottom w:val="none" w:color="FFFFFF" w:sz="0"/>
+              <w:right w:val="none" w:color="FFFFFF" w:sz="0"/>
+            </w:tcBorders>
+            <w:tcMar>
+              <w:top w:type="dxa" w:w="40"/>
+              <w:left w:type="dxa" w:w="90"/>
+              <w:bottom w:type="dxa" w:w="40"/>
+              <w:right w:type="dxa" w:w="90"/>
+            </w:tcMar>
+            <w:vAlign w:val="top"/>
+          </w:tcPr>
+          <w:p>
+            <w:pPr>
+              <w:spacing w:after="0" w:line="240" w:lineRule="auto"/>
+              <w:jc w:val="left"/>
+            </w:pPr>
+            <w:r>
+              <w:rPr>
+                <w:rFonts w:ascii="Arial" w:cs="Arial" w:eastAsia="Arial" w:hAnsi="Arial"/>
+                <w:sz w:val="22"/>
+                <w:szCs w:val="22"/>
+              </w:rPr>
+              <w:t xml:space="preserve">Tarakan, </w:t>
+            </w:r>
+            <w:r>
+              <w:rPr>
+                <w:rFonts w:ascii="Arial" w:cs="Arial" w:eastAsia="Arial" w:hAnsi="Arial"/>
+                <w:sz w:val="22"/>
+                <w:szCs w:val="22"/>
+                <w:highlight w:val="yellow"/>
+                <w:highlightCs w:val="yellow"/>
+              </w:rPr>
+              <w:t xml:space="preserve">tanggal</w:t>
+            </w:r>
+            <w:r>
+              <w:rPr>
+                <w:rFonts w:ascii="Arial" w:cs="Arial" w:eastAsia="Arial" w:hAnsi="Arial"/>
+                <w:sz w:val="22"/>
+                <w:szCs w:val="22"/>
+              </w:rPr>
+              <w:t xml:space="preserve"> September 2026</w:t>
+            </w:r>
+          </w:p>
+          <w:p>
+            <w:pPr>
+              <w:spacing w:after="0" w:line="240" w:lineRule="auto"/>
+              <w:jc w:val="left"/>
+            </w:pPr>
+          </w:p>
+          <w:p>
+            <w:pPr>
+              <w:spacing w:after="0" w:line="240" w:lineRule="auto"/>
+              <w:jc w:val="left"/>
+            </w:pPr>
+          </w:p>
+          <w:p>
+            <w:pPr>
+              <w:spacing w:after="0" w:line="240" w:lineRule="auto"/>
+              <w:jc w:val="left"/>
+            </w:pPr>
+          </w:p>
+          <w:p>
+            <w:pPr>
+              <w:spacing w:after="0" w:line="240" w:lineRule="auto"/>
+              <w:jc w:val="left"/>
+            </w:pPr>
+          </w:p>
+          <w:p>
+            <w:pPr>
+              <w:spacing w:after="0" w:line="240" w:lineRule="auto"/>
+              <w:jc w:val="left"/>
+            </w:pPr>
+            <w:r>
+              <w:rPr>
+                <w:rFonts w:ascii="Arial" w:cs="Arial" w:eastAsia="Arial" w:hAnsi="Arial"/>
+                <w:sz w:val="22"/>
+                <w:szCs w:val="22"/>
+                <w:highlight w:val="yellow"/>
+                <w:highlightCs w:val="yellow"/>
+              </w:rPr>
+              <w:t xml:space="preserve">nama</w:t>
+            </w:r>
+          </w:p>
+          <w:p>
+            <w:pPr>
+              <w:spacing w:after="0" w:line="240" w:lineRule="auto"/>
+              <w:jc w:val="left"/>
+            </w:pPr>
+            <w:r>
+              <w:rPr>
+                <w:rFonts w:ascii="Arial" w:cs="Arial" w:eastAsia="Arial" w:hAnsi="Arial"/>
+                <w:sz w:val="22"/>
+                <w:szCs w:val="22"/>
+              </w:rPr>
+              <w:t xml:space="preserve">NIP </w:t>
+            </w:r>
+            <w:r>
+              <w:rPr>
+                <w:rFonts w:ascii="Arial" w:cs="Arial" w:eastAsia="Arial" w:hAnsi="Arial"/>
+                <w:sz w:val="22"/>
+                <w:szCs w:val="22"/>
+                <w:highlight w:val="yellow"/>
+                <w:highlightCs w:val="yellow"/>
+              </w:rPr>
+              <w:t xml:space="preserve">NIP</w:t>
+            </w:r>
+          </w:p>
+        </w:tc>
+      </w:tr>
+    </w:tbl>
+    <w:p>
+      <w:r>
+        <w:br w:type="page"/>
+      </w:r>
+    </w:p>
+    <w:p>
+      <w:pPr>
+        <w:spacing w:after="160"/>
+      </w:pPr>
+      <w:r>
+        <w:rPr>
+          <w:rFonts w:ascii="Arial" w:cs="Arial" w:eastAsia="Arial" w:hAnsi="Arial"/>
+          <w:b/>
+          <w:bCs/>
+          <w:sz w:val="22"/>
+          <w:szCs w:val="22"/>
+        </w:rPr>
+        <w:t xml:space="preserve">Lampiran 10. Tautan Aplikasi untuk Verifikasi</w:t>
+      </w:r>
+    </w:p>
+    <w:p>
+      <w:pPr>
+        <w:spacing w:after="100" w:before="0" w:line="276" w:lineRule="auto"/>
+        <w:jc w:val="both"/>
+      </w:pPr>
+      <w:r>
+        <w:rPr>
+          <w:rFonts w:ascii="Arial" w:cs="Arial" w:eastAsia="Arial" w:hAnsi="Arial"/>
+          <w:sz w:val="22"/>
+          <w:szCs w:val="22"/>
+        </w:rPr>
+        <w:t xml:space="preserve">Halaman publik berikut dapat dibuka tanpa akun. Demonstrasi seluruh alur dengan akun pengguna disiapkan pada Tahap II.</w:t>
+      </w:r>
+    </w:p>
+    <w:tbl>
+      <w:tblPr>
+        <w:tblW w:type="dxa" w:w="8787"/>
+        <w:tblBorders>
+          <w:top w:val="single" w:color="auto" w:sz="4"/>
+          <w:left w:val="single" w:color="auto" w:sz="4"/>
+          <w:bottom w:val="single" w:color="auto" w:sz="4"/>
+          <w:right w:val="single" w:color="auto" w:sz="4"/>
+          <w:insideH w:val="single" w:color="auto" w:sz="4"/>
+          <w:insideV w:val="single" w:color="auto" w:sz="4"/>
+        </w:tblBorders>
+      </w:tblPr>
+      <w:tblGrid>
+        <w:gridCol w:w="3954"/>
+        <w:gridCol w:w="4833"/>
+      </w:tblGrid>
+      <w:tr>
+        <w:trPr>
+          <w:cantSplit/>
+          <w:tblHeader/>
+        </w:trPr>
+        <w:tc>
+          <w:tcPr>
+            <w:tcW w:type="dxa" w:w="3954"/>
+            <w:tcBorders>
+              <w:top w:val="single" w:color="000000" w:sz="4"/>
+              <w:left w:val="single" w:color="000000" w:sz="4"/>
+              <w:bottom w:val="single" w:color="000000" w:sz="4"/>
+              <w:right w:val="single" w:color="000000" w:sz="4"/>
+            </w:tcBorders>
+            <w:shd w:fill="D9D9D9" w:color="auto" w:val="clear"/>
+            <w:tcMar>
+              <w:top w:type="dxa" w:w="40"/>
+              <w:left w:type="dxa" w:w="90"/>
+              <w:bottom w:type="dxa" w:w="40"/>
+              <w:right w:type="dxa" w:w="90"/>
+            </w:tcMar>
+            <w:vAlign w:val="center"/>
+          </w:tcPr>
+          <w:p>
+            <w:pPr>
+              <w:spacing w:after="0" w:line="240" w:lineRule="auto"/>
+              <w:jc w:val="center"/>
+            </w:pPr>
+            <w:r>
+              <w:rPr>
+                <w:rFonts w:ascii="Arial" w:cs="Arial" w:eastAsia="Arial" w:hAnsi="Arial"/>
+                <w:b/>
+                <w:bCs/>
+                <w:sz w:val="20"/>
+                <w:szCs w:val="20"/>
+              </w:rPr>
+              <w:t xml:space="preserve">Layanan</w:t>
+            </w:r>
+          </w:p>
+        </w:tc>
+        <w:tc>
+          <w:tcPr>
+            <w:tcW w:type="dxa" w:w="4833"/>
+            <w:tcBorders>
+              <w:top w:val="single" w:color="000000" w:sz="4"/>
+              <w:left w:val="single" w:color="000000" w:sz="4"/>
+              <w:bottom w:val="single" w:color="000000" w:sz="4"/>
+              <w:right w:val="single" w:color="000000" w:sz="4"/>
+            </w:tcBorders>
+            <w:shd w:fill="D9D9D9" w:color="auto" w:val="clear"/>
+            <w:tcMar>
+              <w:top w:type="dxa" w:w="40"/>
+              <w:left w:type="dxa" w:w="90"/>
+              <w:bottom w:type="dxa" w:w="40"/>
+              <w:right w:type="dxa" w:w="90"/>
+            </w:tcMar>
+            <w:vAlign w:val="center"/>
+          </w:tcPr>
+          <w:p>
+            <w:pPr>
+              <w:spacing w:after="0" w:line="240" w:lineRule="auto"/>
+              <w:jc w:val="center"/>
+            </w:pPr>
+            <w:r>
+              <w:rPr>
+                <w:rFonts w:ascii="Arial" w:cs="Arial" w:eastAsia="Arial" w:hAnsi="Arial"/>
+                <w:b/>
+                <w:bCs/>
+                <w:sz w:val="20"/>
+                <w:szCs w:val="20"/>
+              </w:rPr>
+              <w:t xml:space="preserve">Alamat</w:t>
+            </w:r>
+          </w:p>
+        </w:tc>
+      </w:tr>
+      <w:tr>
+        <w:trPr>
+          <w:cantSplit/>
+          <w:tblHeader w:val="false"/>
+        </w:trPr>
+        <w:tc>
+          <w:tcPr>
+            <w:tcW w:type="dxa" w:w="3954"/>
+            <w:tcBorders>
+              <w:top w:val="single" w:color="000000" w:sz="4"/>
+              <w:left w:val="single" w:color="000000" w:sz="4"/>
+              <w:bottom w:val="single" w:color="000000" w:sz="4"/>
+              <w:right w:val="single" w:color="000000" w:sz="4"/>
+            </w:tcBorders>
+            <w:tcMar>
+              <w:top w:type="dxa" w:w="40"/>
+              <w:left w:type="dxa" w:w="90"/>
+              <w:bottom w:type="dxa" w:w="40"/>
+              <w:right w:type="dxa" w:w="90"/>
+            </w:tcMar>
+            <w:vAlign w:val="top"/>
+          </w:tcPr>
+          <w:p>
+            <w:pPr>
+              <w:spacing w:after="0" w:line="240" w:lineRule="auto"/>
+              <w:jc w:val="left"/>
+            </w:pPr>
+            <w:r>
+              <w:rPr>
+                <w:rFonts w:ascii="Arial" w:cs="Arial" w:eastAsia="Arial" w:hAnsi="Arial"/>
+                <w:sz w:val="20"/>
+                <w:szCs w:val="20"/>
+              </w:rPr>
+              <w:t xml:space="preserve">Permohonan audiensi</w:t>
+            </w:r>
+          </w:p>
+        </w:tc>
+        <w:tc>
+          <w:tcPr>
+            <w:tcW w:type="dxa" w:w="4833"/>
+            <w:tcBorders>
+              <w:top w:val="single" w:color="000000" w:sz="4"/>
+              <w:left w:val="single" w:color="000000" w:sz="4"/>
+              <w:bottom w:val="single" w:color="000000" w:sz="4"/>
+              <w:right w:val="single" w:color="000000" w:sz="4"/>
+            </w:tcBorders>
+            <w:tcMar>
+              <w:top w:type="dxa" w:w="40"/>
+              <w:left w:type="dxa" w:w="90"/>
+              <w:bottom w:type="dxa" w:w="40"/>
+              <w:right w:type="dxa" w:w="90"/>
+            </w:tcMar>
+            <w:vAlign w:val="top"/>
+          </w:tcPr>
+          <w:p>
+            <w:pPr>
+              <w:spacing w:after="0" w:line="240" w:lineRule="auto"/>
+              <w:jc w:val="left"/>
+            </w:pPr>
+            <w:r>
+              <w:rPr>
+                <w:rFonts w:ascii="Arial" w:cs="Arial" w:eastAsia="Arial" w:hAnsi="Arial"/>
+                <w:sz w:val="20"/>
+                <w:szCs w:val="20"/>
+                <w:highlight w:val="yellow"/>
+                <w:highlightCs w:val="yellow"/>
+              </w:rPr>
+              <w:t xml:space="preserve">alamat aplikasi</w:t>
+            </w:r>
+            <w:r>
+              <w:rPr>
+                <w:rFonts w:ascii="Arial" w:cs="Arial" w:eastAsia="Arial" w:hAnsi="Arial"/>
+                <w:sz w:val="20"/>
+                <w:szCs w:val="20"/>
+              </w:rPr>
+              <w:t xml:space="preserve">/tamu</w:t>
+            </w:r>
+          </w:p>
+        </w:tc>
+      </w:tr>
+      <w:tr>
+        <w:trPr>
+          <w:cantSplit/>
+          <w:tblHeader w:val="false"/>
+        </w:trPr>
+        <w:tc>
+          <w:tcPr>
+            <w:tcW w:type="dxa" w:w="3954"/>
+            <w:tcBorders>
+              <w:top w:val="single" w:color="000000" w:sz="4"/>
+              <w:left w:val="single" w:color="000000" w:sz="4"/>
+              <w:bottom w:val="single" w:color="000000" w:sz="4"/>
+              <w:right w:val="single" w:color="000000" w:sz="4"/>
+            </w:tcBorders>
+            <w:tcMar>
+              <w:top w:type="dxa" w:w="40"/>
+              <w:left w:type="dxa" w:w="90"/>
+              <w:bottom w:type="dxa" w:w="40"/>
+              <w:right w:type="dxa" w:w="90"/>
+            </w:tcMar>
+            <w:vAlign w:val="top"/>
+          </w:tcPr>
+          <w:p>
+            <w:pPr>
+              <w:spacing w:after="0" w:line="240" w:lineRule="auto"/>
+              <w:jc w:val="left"/>
+            </w:pPr>
+            <w:r>
+              <w:rPr>
+                <w:rFonts w:ascii="Arial" w:cs="Arial" w:eastAsia="Arial" w:hAnsi="Arial"/>
+                <w:sz w:val="20"/>
+                <w:szCs w:val="20"/>
+              </w:rPr>
+              <w:t xml:space="preserve">Peminjaman ruangan</w:t>
+            </w:r>
+          </w:p>
+        </w:tc>
+        <w:tc>
+          <w:tcPr>
+            <w:tcW w:type="dxa" w:w="4833"/>
+            <w:tcBorders>
+              <w:top w:val="single" w:color="000000" w:sz="4"/>
+              <w:left w:val="single" w:color="000000" w:sz="4"/>
+              <w:bottom w:val="single" w:color="000000" w:sz="4"/>
+              <w:right w:val="single" w:color="000000" w:sz="4"/>
+            </w:tcBorders>
+            <w:tcMar>
+              <w:top w:type="dxa" w:w="40"/>
+              <w:left w:type="dxa" w:w="90"/>
+              <w:bottom w:type="dxa" w:w="40"/>
+              <w:right w:type="dxa" w:w="90"/>
+            </w:tcMar>
+            <w:vAlign w:val="top"/>
+          </w:tcPr>
+          <w:p>
+            <w:pPr>
+              <w:spacing w:after="0" w:line="240" w:lineRule="auto"/>
+              <w:jc w:val="left"/>
+            </w:pPr>
+            <w:r>
+              <w:rPr>
+                <w:rFonts w:ascii="Arial" w:cs="Arial" w:eastAsia="Arial" w:hAnsi="Arial"/>
+                <w:sz w:val="20"/>
+                <w:szCs w:val="20"/>
+                <w:highlight w:val="yellow"/>
+                <w:highlightCs w:val="yellow"/>
+              </w:rPr>
+              <w:t xml:space="preserve">alamat aplikasi</w:t>
+            </w:r>
+            <w:r>
+              <w:rPr>
+                <w:rFonts w:ascii="Arial" w:cs="Arial" w:eastAsia="Arial" w:hAnsi="Arial"/>
+                <w:sz w:val="20"/>
+                <w:szCs w:val="20"/>
+              </w:rPr>
+              <w:t xml:space="preserve">/pinjamruangan</w:t>
+            </w:r>
+          </w:p>
+        </w:tc>
+      </w:tr>
+      <w:tr>
+        <w:trPr>
+          <w:cantSplit/>
+          <w:tblHeader w:val="false"/>
+        </w:trPr>
+        <w:tc>
+          <w:tcPr>
+            <w:tcW w:type="dxa" w:w="3954"/>
+            <w:tcBorders>
+              <w:top w:val="single" w:color="000000" w:sz="4"/>
+              <w:left w:val="single" w:color="000000" w:sz="4"/>
+              <w:bottom w:val="single" w:color="000000" w:sz="4"/>
+              <w:right w:val="single" w:color="000000" w:sz="4"/>
+            </w:tcBorders>
+            <w:tcMar>
+              <w:top w:type="dxa" w:w="40"/>
+              <w:left w:type="dxa" w:w="90"/>
+              <w:bottom w:type="dxa" w:w="40"/>
+              <w:right w:type="dxa" w:w="90"/>
+            </w:tcMar>
+            <w:vAlign w:val="top"/>
+          </w:tcPr>
+          <w:p>
+            <w:pPr>
+              <w:spacing w:after="0" w:line="240" w:lineRule="auto"/>
+              <w:jc w:val="left"/>
+            </w:pPr>
+            <w:r>
+              <w:rPr>
+                <w:rFonts w:ascii="Arial" w:cs="Arial" w:eastAsia="Arial" w:hAnsi="Arial"/>
+                <w:sz w:val="20"/>
+                <w:szCs w:val="20"/>
+              </w:rPr>
+              <w:t xml:space="preserve">Daftar hadir digital (contoh acara)</w:t>
+            </w:r>
+          </w:p>
+        </w:tc>
+        <w:tc>
+          <w:tcPr>
+            <w:tcW w:type="dxa" w:w="4833"/>
+            <w:tcBorders>
+              <w:top w:val="single" w:color="000000" w:sz="4"/>
+              <w:left w:val="single" w:color="000000" w:sz="4"/>
+              <w:bottom w:val="single" w:color="000000" w:sz="4"/>
+              <w:right w:val="single" w:color="000000" w:sz="4"/>
+            </w:tcBorders>
+            <w:tcMar>
+              <w:top w:type="dxa" w:w="40"/>
+              <w:left w:type="dxa" w:w="90"/>
+              <w:bottom w:type="dxa" w:w="40"/>
+              <w:right w:type="dxa" w:w="90"/>
+            </w:tcMar>
+            <w:vAlign w:val="top"/>
+          </w:tcPr>
+          <w:p>
+            <w:pPr>
+              <w:spacing w:after="0" w:line="240" w:lineRule="auto"/>
+              <w:jc w:val="left"/>
+            </w:pPr>
+            <w:r>
+              <w:rPr>
+                <w:rFonts w:ascii="Arial" w:cs="Arial" w:eastAsia="Arial" w:hAnsi="Arial"/>
+                <w:sz w:val="20"/>
+                <w:szCs w:val="20"/>
+                <w:highlight w:val="yellow"/>
+                <w:highlightCs w:val="yellow"/>
+              </w:rPr>
+              <w:t xml:space="preserve">alamat aplikasi</w:t>
+            </w:r>
+            <w:r>
+              <w:rPr>
+                <w:rFonts w:ascii="Arial" w:cs="Arial" w:eastAsia="Arial" w:hAnsi="Arial"/>
+                <w:sz w:val="20"/>
+                <w:szCs w:val="20"/>
+              </w:rPr>
+              <w:t xml:space="preserve">/daftarhadir</w:t>
             </w:r>
           </w:p>
         </w:tc>
@@ -23608,6 +28665,12 @@
   </w:num>
   <w:num w:numId="10">
     <w:abstractNumId w:val="2"/>
+    <w:lvlOverride w:ilvl="0">
+      <w:startOverride w:val="1"/>
+    </w:lvlOverride>
+  </w:num>
+  <w:num w:numId="11">
+    <w:abstractNumId w:val="4"/>
     <w:lvlOverride w:ilvl="0">
       <w:startOverride w:val="1"/>
     </w:lvlOverride>

--- a/docs/lomba/Proposal-Prokopim-Hibot.docx
+++ b/docs/lomba/Proposal-Prokopim-Hibot.docx
@@ -1762,25 +1762,7 @@
           <w:sz w:val="22"/>
           <w:szCs w:val="22"/>
         </w:rPr>
-        <w:t xml:space="preserve"> Aplikasi mulai digunakan pada Maret 2026. Kegiatan pertama tercatat pada 9 Maret 2026, dan penggunaannya dikuatkan Surat Sekretaris Daerah Kota Tarakan Nomor 300.2.10/</w:t>
-      </w:r>
-      <w:r>
-        <w:rPr>
-          <w:rFonts w:ascii="Arial" w:cs="Arial" w:eastAsia="Arial" w:hAnsi="Arial"/>
-          <w:sz w:val="22"/>
-          <w:szCs w:val="22"/>
-          <w:highlight w:val="yellow"/>
-          <w:highlightCs w:val="yellow"/>
-        </w:rPr>
-        <w:t xml:space="preserve">XXX</w:t>
-      </w:r>
-      <w:r>
-        <w:rPr>
-          <w:rFonts w:ascii="Arial" w:cs="Arial" w:eastAsia="Arial" w:hAnsi="Arial"/>
-          <w:sz w:val="22"/>
-          <w:szCs w:val="22"/>
-        </w:rPr>
-        <w:t xml:space="preserve">/SETDA/2026 tanggal 11 Maret 2026. Pada saat pendaftaran ditutup, inovasi ini telah berjalan 6 bulan 21 hari. Pelaksanaannya didukung Keputusan Sekretaris Daerah Kota Tarakan Nomor 100.3.3.6/98/HK/VIII/2026 dan sebelas standar operasional prosedur (SOP).</w:t>
+        <w:t xml:space="preserve"> Aplikasi mulai digunakan pada Maret 2026. Kegiatan pertama tercatat pada 9 Maret 2026, dan penggunaannya dikuatkan Surat Sekretaris Daerah Kota Tarakan Nomor 300.2.10/265/SETDA/2026 tanggal 12 Maret 2026. Pada saat pendaftaran ditutup, inovasi ini telah berjalan 6 bulan 21 hari. Pelaksanaannya didukung Keputusan Sekretaris Daerah Kota Tarakan Nomor 100.3.3.6/98/HK/VIII/2026 dan sebelas standar operasional prosedur (SOP).</w:t>
       </w:r>
     </w:p>
     <w:p>
@@ -3555,43 +3537,7 @@
           <w:sz w:val="22"/>
           <w:szCs w:val="22"/>
         </w:rPr>
-        <w:t xml:space="preserve"> telepon </w:t>
-      </w:r>
-      <w:r>
-        <w:rPr>
-          <w:rFonts w:ascii="Arial" w:cs="Arial" w:eastAsia="Arial" w:hAnsi="Arial"/>
-          <w:sz w:val="22"/>
-          <w:szCs w:val="22"/>
-          <w:highlight w:val="yellow"/>
-          <w:highlightCs w:val="yellow"/>
-        </w:rPr>
-        <w:t xml:space="preserve">nomor telepon</w:t>
-      </w:r>
-      <w:r>
-        <w:rPr>
-          <w:rFonts w:ascii="Arial" w:cs="Arial" w:eastAsia="Arial" w:hAnsi="Arial"/>
-          <w:sz w:val="22"/>
-          <w:szCs w:val="22"/>
-        </w:rPr>
-        <w:t xml:space="preserve">; surel </w:t>
-      </w:r>
-      <w:r>
-        <w:rPr>
-          <w:rFonts w:ascii="Arial" w:cs="Arial" w:eastAsia="Arial" w:hAnsi="Arial"/>
-          <w:sz w:val="22"/>
-          <w:szCs w:val="22"/>
-          <w:highlight w:val="yellow"/>
-          <w:highlightCs w:val="yellow"/>
-        </w:rPr>
-        <w:t xml:space="preserve">alamat surel</w:t>
-      </w:r>
-      <w:r>
-        <w:rPr>
-          <w:rFonts w:ascii="Arial" w:cs="Arial" w:eastAsia="Arial" w:hAnsi="Arial"/>
-          <w:sz w:val="22"/>
-          <w:szCs w:val="22"/>
-        </w:rPr>
-        <w:t xml:space="preserve">.</w:t>
+        <w:t xml:space="preserve"> ponsel/WhatsApp 0811-5900-394; surel anugrahyegapranatha@gmail.com.</w:t>
       </w:r>
     </w:p>
     <w:p>
@@ -6483,25 +6429,7 @@
           <w:sz w:val="22"/>
           <w:szCs w:val="22"/>
         </w:rPr>
-        <w:t xml:space="preserve">Surat Sekretaris Daerah Kota Tarakan Nomor 300.2.10/</w:t>
-      </w:r>
-      <w:r>
-        <w:rPr>
-          <w:rFonts w:ascii="Arial" w:cs="Arial" w:eastAsia="Arial" w:hAnsi="Arial"/>
-          <w:sz w:val="22"/>
-          <w:szCs w:val="22"/>
-          <w:highlight w:val="yellow"/>
-          <w:highlightCs w:val="yellow"/>
-        </w:rPr>
-        <w:t xml:space="preserve">XXX</w:t>
-      </w:r>
-      <w:r>
-        <w:rPr>
-          <w:rFonts w:ascii="Arial" w:cs="Arial" w:eastAsia="Arial" w:hAnsi="Arial"/>
-          <w:sz w:val="22"/>
-          <w:szCs w:val="22"/>
-        </w:rPr>
-        <w:t xml:space="preserve">/SETDA/2026 tanggal 11 Maret 2026 perihal Permohonan Subdomain.</w:t>
+        <w:t xml:space="preserve">Surat Sekretaris Daerah Kota Tarakan Nomor 300.2.10/265/SETDA/2026 tanggal 12 Maret 2026 perihal Permohonan Subdomain.</w:t>
       </w:r>
     </w:p>
     <w:p>
@@ -10120,25 +10048,7 @@
                 <w:sz w:val="20"/>
                 <w:szCs w:val="20"/>
               </w:rPr>
-              <w:t xml:space="preserve">Surat Sekda Nomor 300.2.10/</w:t>
-            </w:r>
-            <w:r>
-              <w:rPr>
-                <w:rFonts w:ascii="Arial" w:cs="Arial" w:eastAsia="Arial" w:hAnsi="Arial"/>
-                <w:sz w:val="20"/>
-                <w:szCs w:val="20"/>
-                <w:highlight w:val="yellow"/>
-                <w:highlightCs w:val="yellow"/>
-              </w:rPr>
-              <w:t xml:space="preserve">XXX</w:t>
-            </w:r>
-            <w:r>
-              <w:rPr>
-                <w:rFonts w:ascii="Arial" w:cs="Arial" w:eastAsia="Arial" w:hAnsi="Arial"/>
-                <w:sz w:val="20"/>
-                <w:szCs w:val="20"/>
-              </w:rPr>
-              <w:t xml:space="preserve">/SETDA/2026 tanggal 11 Maret 2026, yang menyatakan sistem telah dikembangkan dan memohon subdomain prokopim.tarakankota.go.id</w:t>
+              <w:t xml:space="preserve">Surat Sekda Nomor 300.2.10/265/SETDA/2026 tanggal 12 Maret 2026, yang menyatakan sistem telah dikembangkan dan memohon subdomain prokopim.tarakankota.go.id</w:t>
             </w:r>
           </w:p>
         </w:tc>
@@ -11928,7 +11838,7 @@
           <w:sz w:val="22"/>
           <w:szCs w:val="22"/>
         </w:rPr>
-        <w:t xml:space="preserve">Keputusan pendukung berupa Keputusan Sekretaris Daerah Nomor 100.3.3.6/98/HK/VIII/2026 dan Surat Sekretaris Daerah tanggal 11 Maret 2026 (Lampiran 6). Dokumentasi berupa tangkapan layar setiap alur dan video demonstrasi disertakan pada Lampiran 4 dan Lampiran 5.</w:t>
+        <w:t xml:space="preserve">Keputusan pendukung berupa Keputusan Sekretaris Daerah Nomor 100.3.3.6/98/HK/VIII/2026 dan Surat Sekretaris Daerah tanggal 12 Maret 2026 (Lampiran 6). Dokumentasi berupa tangkapan layar setiap alur dan video demonstrasi disertakan pada Lampiran 4 dan Lampiran 5.</w:t>
       </w:r>
     </w:p>
     <w:p>
@@ -16660,7 +16570,7 @@
                 <w:sz w:val="20"/>
                 <w:szCs w:val="20"/>
               </w:rPr>
-              <w:t xml:space="preserve">Keputusan Sekda tentang Tim Koordinasi; Surat Sekda tanggal 11 Maret 2026; Surat Edaran Wali Kota tentang Inovasi Daerah</w:t>
+              <w:t xml:space="preserve">Keputusan Sekda tentang Tim Koordinasi; Surat Sekda tanggal 12 Maret 2026; Surat Edaran Wali Kota tentang Inovasi Daerah</w:t>
             </w:r>
           </w:p>
         </w:tc>
@@ -18145,7 +18055,7 @@
           <w:sz w:val="22"/>
           <w:szCs w:val="22"/>
         </w:rPr>
-        <w:t xml:space="preserve">Koordinasi dengan perangkat daerah teknis.</w:t>
+        <w:t xml:space="preserve">Pemberitahuan resmi.</w:t>
       </w:r>
       <w:r>
         <w:rPr>
@@ -18153,7 +18063,7 @@
           <w:sz w:val="22"/>
           <w:szCs w:val="22"/>
         </w:rPr>
-        <w:t xml:space="preserve"> Dinas Komunikasi, Informatika, Statistik dan Persandian serta Bappeda Litbang telah menerima pemberitahuan resmi melalui Surat Sekretaris Daerah tanggal 11 Maret 2026.</w:t>
+        <w:t xml:space="preserve"> Melalui Surat Sekretaris Daerah Nomor 300.2.10/265/SETDA/2026 tanggal 12 Maret 2026, Dinas Komunikasi, Informatika, Statistik dan Persandian dimohonkan memfasilitasi subdomain, dengan tembusan kepada Wali Kota Tarakan dan Kepala Bappeda Litbang.</w:t>
       </w:r>
     </w:p>
     <w:p>
@@ -19111,25 +19021,7 @@
                 <w:sz w:val="20"/>
                 <w:szCs w:val="20"/>
               </w:rPr>
-              <w:t xml:space="preserve">Dokumen keputusan: (a) Keputusan Sekretaris Daerah Nomor 100.3.3.6/98/HK/VIII/2026; (b) Surat Sekretaris Daerah Nomor 300.2.10/</w:t>
-            </w:r>
-            <w:r>
-              <w:rPr>
-                <w:rFonts w:ascii="Arial" w:cs="Arial" w:eastAsia="Arial" w:hAnsi="Arial"/>
-                <w:sz w:val="20"/>
-                <w:szCs w:val="20"/>
-                <w:highlight w:val="yellow"/>
-                <w:highlightCs w:val="yellow"/>
-              </w:rPr>
-              <w:t xml:space="preserve">XXX</w:t>
-            </w:r>
-            <w:r>
-              <w:rPr>
-                <w:rFonts w:ascii="Arial" w:cs="Arial" w:eastAsia="Arial" w:hAnsi="Arial"/>
-                <w:sz w:val="20"/>
-                <w:szCs w:val="20"/>
-              </w:rPr>
-              <w:t xml:space="preserve">/SETDA/2026</w:t>
+              <w:t xml:space="preserve">Dokumen keputusan: (a) Keputusan Sekretaris Daerah Nomor 100.3.3.6/98/HK/VIII/2026; (b) Surat Sekretaris Daerah Nomor 300.2.10/265/SETDA/2026</w:t>
             </w:r>
           </w:p>
         </w:tc>
@@ -19678,10 +19570,8 @@
                 <w:rFonts w:ascii="Arial" w:cs="Arial" w:eastAsia="Arial" w:hAnsi="Arial"/>
                 <w:sz w:val="22"/>
                 <w:szCs w:val="22"/>
-                <w:highlight w:val="yellow"/>
-                <w:highlightCs w:val="yellow"/>
-              </w:rPr>
-              <w:t xml:space="preserve">NIP</w:t>
+              </w:rPr>
+              <w:t xml:space="preserve">19881103 200701 1 003</w:t>
             </w:r>
           </w:p>
         </w:tc>
@@ -20216,8 +20106,34 @@
                 <w:sz w:val="22"/>
                 <w:szCs w:val="22"/>
               </w:rPr>
-              <w:t xml:space="preserve">Tarakan, </w:t>
-            </w:r>
+              <w:t xml:space="preserve">Tarakan, 24 September 2026</w:t>
+            </w:r>
+          </w:p>
+          <w:p>
+            <w:pPr>
+              <w:spacing w:after="0" w:line="240" w:lineRule="auto"/>
+              <w:jc w:val="left"/>
+            </w:pPr>
+            <w:r>
+              <w:rPr>
+                <w:rFonts w:ascii="Arial" w:cs="Arial" w:eastAsia="Arial" w:hAnsi="Arial"/>
+                <w:sz w:val="22"/>
+                <w:szCs w:val="22"/>
+              </w:rPr>
+              <w:t xml:space="preserve">Yang membuat pernyataan,</w:t>
+            </w:r>
+          </w:p>
+          <w:p>
+            <w:pPr>
+              <w:spacing w:after="0" w:line="240" w:lineRule="auto"/>
+              <w:jc w:val="left"/>
+            </w:pPr>
+          </w:p>
+          <w:p>
+            <w:pPr>
+              <w:spacing w:after="0" w:line="240" w:lineRule="auto"/>
+              <w:jc w:val="left"/>
+            </w:pPr>
             <w:r>
               <w:rPr>
                 <w:rFonts w:ascii="Arial" w:cs="Arial" w:eastAsia="Arial" w:hAnsi="Arial"/>
@@ -20226,50 +20142,6 @@
                 <w:highlight w:val="yellow"/>
                 <w:highlightCs w:val="yellow"/>
               </w:rPr>
-              <w:t xml:space="preserve">tanggal</w:t>
-            </w:r>
-            <w:r>
-              <w:rPr>
-                <w:rFonts w:ascii="Arial" w:cs="Arial" w:eastAsia="Arial" w:hAnsi="Arial"/>
-                <w:sz w:val="22"/>
-                <w:szCs w:val="22"/>
-              </w:rPr>
-              <w:t xml:space="preserve"> September 2026</w:t>
-            </w:r>
-          </w:p>
-          <w:p>
-            <w:pPr>
-              <w:spacing w:after="0" w:line="240" w:lineRule="auto"/>
-              <w:jc w:val="left"/>
-            </w:pPr>
-            <w:r>
-              <w:rPr>
-                <w:rFonts w:ascii="Arial" w:cs="Arial" w:eastAsia="Arial" w:hAnsi="Arial"/>
-                <w:sz w:val="22"/>
-                <w:szCs w:val="22"/>
-              </w:rPr>
-              <w:t xml:space="preserve">Yang membuat pernyataan,</w:t>
-            </w:r>
-          </w:p>
-          <w:p>
-            <w:pPr>
-              <w:spacing w:after="0" w:line="240" w:lineRule="auto"/>
-              <w:jc w:val="left"/>
-            </w:pPr>
-          </w:p>
-          <w:p>
-            <w:pPr>
-              <w:spacing w:after="0" w:line="240" w:lineRule="auto"/>
-              <w:jc w:val="left"/>
-            </w:pPr>
-            <w:r>
-              <w:rPr>
-                <w:rFonts w:ascii="Arial" w:cs="Arial" w:eastAsia="Arial" w:hAnsi="Arial"/>
-                <w:sz w:val="22"/>
-                <w:szCs w:val="22"/>
-                <w:highlight w:val="yellow"/>
-                <w:highlightCs w:val="yellow"/>
-              </w:rPr>
               <w:t xml:space="preserve">meterai Rp10.000</w:t>
             </w:r>
           </w:p>
@@ -20306,17 +20178,7 @@
                 <w:sz w:val="22"/>
                 <w:szCs w:val="22"/>
               </w:rPr>
-              <w:t xml:space="preserve">NIP </w:t>
-            </w:r>
-            <w:r>
-              <w:rPr>
-                <w:rFonts w:ascii="Arial" w:cs="Arial" w:eastAsia="Arial" w:hAnsi="Arial"/>
-                <w:sz w:val="22"/>
-                <w:szCs w:val="22"/>
-                <w:highlight w:val="yellow"/>
-                <w:highlightCs w:val="yellow"/>
-              </w:rPr>
-              <w:t xml:space="preserve">NIP</w:t>
+              <w:t xml:space="preserve">NIP 19881103 200701 1 003</w:t>
             </w:r>
           </w:p>
         </w:tc>
@@ -20443,8 +20305,8 @@
                 <w:rFonts w:ascii="Arial" w:cs="Arial" w:eastAsia="Arial" w:hAnsi="Arial"/>
                 <w:b/>
                 <w:bCs/>
-                <w:sz w:val="24"/>
-                <w:szCs w:val="24"/>
+                <w:sz w:val="22"/>
+                <w:szCs w:val="22"/>
               </w:rPr>
               <w:t xml:space="preserve">PEMERINTAH KOTA TARAKAN</w:t>
             </w:r>
@@ -20459,8 +20321,8 @@
                 <w:rFonts w:ascii="Arial" w:cs="Arial" w:eastAsia="Arial" w:hAnsi="Arial"/>
                 <w:b/>
                 <w:bCs/>
-                <w:sz w:val="24"/>
-                <w:szCs w:val="24"/>
+                <w:sz w:val="22"/>
+                <w:szCs w:val="22"/>
               </w:rPr>
               <w:t xml:space="preserve">SEKRETARIAT DAERAH</w:t>
             </w:r>
@@ -20473,12 +20335,10 @@
             <w:r>
               <w:rPr>
                 <w:rFonts w:ascii="Arial" w:cs="Arial" w:eastAsia="Arial" w:hAnsi="Arial"/>
-                <w:sz w:val="24"/>
-                <w:szCs w:val="24"/>
-                <w:highlight w:val="yellow"/>
-                <w:highlightCs w:val="yellow"/>
-              </w:rPr>
-              <w:t xml:space="preserve">alamat kantor, telepon, laman</w:t>
+                <w:sz w:val="22"/>
+                <w:szCs w:val="22"/>
+              </w:rPr>
+              <w:t xml:space="preserve">Jalan Pulau Kalimantan No. 1 Kota Tarakan 77113</w:t>
             </w:r>
           </w:p>
           <w:p>
@@ -20489,12 +20349,24 @@
             <w:r>
               <w:rPr>
                 <w:rFonts w:ascii="Arial" w:cs="Arial" w:eastAsia="Arial" w:hAnsi="Arial"/>
-                <w:b/>
-                <w:bCs/>
-                <w:sz w:val="24"/>
-                <w:szCs w:val="24"/>
-              </w:rPr>
-              <w:t xml:space="preserve">TARAKAN</w:t>
+                <w:sz w:val="22"/>
+                <w:szCs w:val="22"/>
+              </w:rPr>
+              <w:t xml:space="preserve">Telp (0551) 21620, 21623 Fax (0551) 33846</w:t>
+            </w:r>
+          </w:p>
+          <w:p>
+            <w:pPr>
+              <w:spacing w:after="0" w:line="240" w:lineRule="auto"/>
+              <w:jc w:val="center"/>
+            </w:pPr>
+            <w:r>
+              <w:rPr>
+                <w:rFonts w:ascii="Arial" w:cs="Arial" w:eastAsia="Arial" w:hAnsi="Arial"/>
+                <w:sz w:val="22"/>
+                <w:szCs w:val="22"/>
+              </w:rPr>
+              <w:t xml:space="preserve">Laman: www.tarakankota.go.id Pos-el: setda@tarakankota.go.id</w:t>
             </w:r>
           </w:p>
         </w:tc>
@@ -21739,12 +21611,12 @@
             <w:r>
               <w:rPr>
                 <w:rFonts w:ascii="Arial" w:cs="Arial" w:eastAsia="Arial" w:hAnsi="Arial"/>
+                <w:b/>
+                <w:bCs/>
                 <w:sz w:val="22"/>
                 <w:szCs w:val="22"/>
-                <w:highlight w:val="yellow"/>
-                <w:highlightCs w:val="yellow"/>
-              </w:rPr>
-              <w:t xml:space="preserve">nama Sekretaris Daerah</w:t>
+              </w:rPr>
+              <w:t xml:space="preserve">ABD. AZIS HASAN, A.P., M.H., CGCAE.</w:t>
             </w:r>
           </w:p>
           <w:p>
@@ -21757,10 +21629,8 @@
                 <w:rFonts w:ascii="Arial" w:cs="Arial" w:eastAsia="Arial" w:hAnsi="Arial"/>
                 <w:sz w:val="22"/>
                 <w:szCs w:val="22"/>
-                <w:highlight w:val="yellow"/>
-                <w:highlightCs w:val="yellow"/>
-              </w:rPr>
-              <w:t xml:space="preserve">pangkat/golongan</w:t>
+              </w:rPr>
+              <w:t xml:space="preserve">Pembina Utama Muda (IV/c)</w:t>
             </w:r>
           </w:p>
           <w:p>
@@ -21774,17 +21644,7 @@
                 <w:sz w:val="22"/>
                 <w:szCs w:val="22"/>
               </w:rPr>
-              <w:t xml:space="preserve">NIP </w:t>
-            </w:r>
-            <w:r>
-              <w:rPr>
-                <w:rFonts w:ascii="Arial" w:cs="Arial" w:eastAsia="Arial" w:hAnsi="Arial"/>
-                <w:sz w:val="22"/>
-                <w:szCs w:val="22"/>
-                <w:highlight w:val="yellow"/>
-                <w:highlightCs w:val="yellow"/>
-              </w:rPr>
-              <w:t xml:space="preserve">NIP</w:t>
+              <w:t xml:space="preserve">NIP 19750212 199501 1 001</w:t>
             </w:r>
           </w:p>
         </w:tc>
@@ -22289,18 +22149,16 @@
     </w:p>
     <w:p>
       <w:pPr>
-        <w:spacing w:after="200" w:before="3000"/>
-        <w:jc w:val="center"/>
+        <w:spacing w:after="100" w:before="0" w:line="276" w:lineRule="auto"/>
+        <w:jc w:val="both"/>
       </w:pPr>
       <w:r>
         <w:rPr>
           <w:rFonts w:ascii="Arial" w:cs="Arial" w:eastAsia="Arial" w:hAnsi="Arial"/>
           <w:sz w:val="22"/>
           <w:szCs w:val="22"/>
-          <w:highlight w:val="yellow"/>
-          <w:highlightCs w:val="yellow"/>
-        </w:rPr>
-        <w:t xml:space="preserve">Sisipkan pindaian (a) Keputusan Sekretaris Daerah Nomor 100.3.3.6/98/HK/VIII/2026 dan (b) Surat Sekretaris Daerah tanggal 11 Maret 2026 pada halaman ini</w:t>
+        </w:rPr>
+        <w:t xml:space="preserve">Halaman-halaman berikut memuat (a) Keputusan Sekretaris Daerah Kota Tarakan Nomor 100.3.3.6/98/HK/VIII/2026 tentang Tim Koordinasi Peningkatan Pelayanan Keprotokolan dan Komunikasi Pimpinan, dan (b) Surat Sekretaris Daerah Kota Tarakan Nomor 300.2.10/265/SETDA/2026 tanggal 12 Maret 2026 perihal Permohonan Subdomain.</w:t>
       </w:r>
     </w:p>
     <w:p>

--- a/docs/lomba/Proposal-Prokopim-Hibot.docx
+++ b/docs/lomba/Proposal-Prokopim-Hibot.docx
@@ -12020,7 +12020,7 @@
           <w:sz w:val="22"/>
           <w:szCs w:val="22"/>
         </w:rPr>
-        <w:t xml:space="preserve"> dimohonkan memfasilitasi subdomain prokopim.tarakankota.go.id.</w:t>
+        <w:t xml:space="preserve"> memfasilitasi subdomain prokopim.tarakankota.go.id yang kini menjadi alamat resmi aplikasi.</w:t>
       </w:r>
     </w:p>
     <w:p>
@@ -16837,7 +16837,7 @@
                 <w:sz w:val="20"/>
                 <w:szCs w:val="20"/>
               </w:rPr>
-              <w:t xml:space="preserve">Pemindahan ke subdomain resmi prokopim.tarakankota.go.id; pengesahan SOP; pengalihan akun layanan ke akun resmi instansi</w:t>
+              <w:t xml:space="preserve">Pengesahan SOP; pengalihan akun layanan ke akun resmi instansi</w:t>
             </w:r>
           </w:p>
         </w:tc>
@@ -18951,7 +18951,7 @@
                 <w:sz w:val="20"/>
                 <w:szCs w:val="20"/>
               </w:rPr>
-              <w:t xml:space="preserve">Tautan video demonstrasi</w:t>
+              <w:t xml:space="preserve">Video demonstrasi (disampaikan pada tahap 7 besar)</w:t>
             </w:r>
           </w:p>
         </w:tc>
@@ -20121,6 +20121,20 @@
                 <w:szCs w:val="22"/>
               </w:rPr>
               <w:t xml:space="preserve">Yang membuat pernyataan,</w:t>
+            </w:r>
+          </w:p>
+          <w:p>
+            <w:pPr>
+              <w:spacing w:after="0" w:line="240" w:lineRule="auto"/>
+              <w:jc w:val="left"/>
+            </w:pPr>
+            <w:r>
+              <w:rPr>
+                <w:rFonts w:ascii="Arial" w:cs="Arial" w:eastAsia="Arial" w:hAnsi="Arial"/>
+                <w:sz w:val="22"/>
+                <w:szCs w:val="22"/>
+              </w:rPr>
+              <w:t xml:space="preserve">Ketua Tim Inovasi Prokopim Hibot,</w:t>
             </w:r>
           </w:p>
           <w:p>
@@ -21683,7 +21697,7 @@
           <w:highlight w:val="yellow"/>
           <w:highlightCs w:val="yellow"/>
         </w:rPr>
-        <w:t xml:space="preserve">Sisipkan pindaian KTP atau kartu pegawai kelima anggota tim pada halaman ini</w:t>
+        <w:t xml:space="preserve">Menyusul: pindaian KTP atau kartu pegawai kelima anggota tim</w:t>
       </w:r>
     </w:p>
     <w:p>
@@ -22094,12 +22108,13 @@
           <w:sz w:val="22"/>
           <w:szCs w:val="22"/>
         </w:rPr>
-        <w:t xml:space="preserve">Lampiran 5. Tautan Video Demonstrasi</w:t>
+        <w:t xml:space="preserve">Lampiran 5. Video Demonstrasi</w:t>
       </w:r>
     </w:p>
     <w:p>
       <w:pPr>
         <w:spacing w:after="100" w:before="0" w:line="276" w:lineRule="auto"/>
+        <w:ind w:firstLine="567"/>
         <w:jc w:val="both"/>
       </w:pPr>
       <w:r>
@@ -22108,23 +22123,7 @@
           <w:sz w:val="22"/>
           <w:szCs w:val="22"/>
         </w:rPr>
-        <w:t xml:space="preserve">Video demonstrasi paling lama lima menit yang memuat latar belakang inovasi, penjaringan ide, pemilihan ide, manfaat, dan dampak inovasi dapat diakses melalui tautan berikut:</w:t>
-      </w:r>
-    </w:p>
-    <w:p>
-      <w:pPr>
-        <w:spacing w:after="100" w:before="120" w:line="276" w:lineRule="auto"/>
-        <w:jc w:val="both"/>
-      </w:pPr>
-      <w:r>
-        <w:rPr>
-          <w:rFonts w:ascii="Arial" w:cs="Arial" w:eastAsia="Arial" w:hAnsi="Arial"/>
-          <w:sz w:val="22"/>
-          <w:szCs w:val="22"/>
-          <w:highlight w:val="yellow"/>
-          <w:highlightCs w:val="yellow"/>
-        </w:rPr>
-        <w:t xml:space="preserve">tautan video</w:t>
+        <w:t xml:space="preserve">Sesuai jadwal pada Panduan Teknis (Tabel 4.1), video demonstrasi paling lama lima menit yang memuat latar belakang inovasi, penjaringan ide, pemilihan ide, manfaat, dan dampak inovasi diunggah oleh peserta yang ditetapkan sebagai 7 (tujuh) besar pada 15–20 Oktober 2026. Tautan video akan disampaikan pada tahap tersebut.</w:t>
       </w:r>
     </w:p>
     <w:p>
@@ -26563,6 +26562,20 @@
               <w:spacing w:after="0" w:line="240" w:lineRule="auto"/>
               <w:jc w:val="left"/>
             </w:pPr>
+            <w:r>
+              <w:rPr>
+                <w:rFonts w:ascii="Arial" w:cs="Arial" w:eastAsia="Arial" w:hAnsi="Arial"/>
+                <w:sz w:val="22"/>
+                <w:szCs w:val="22"/>
+              </w:rPr>
+              <w:t xml:space="preserve">Wali Kota Tarakan,</w:t>
+            </w:r>
+          </w:p>
+          <w:p>
+            <w:pPr>
+              <w:spacing w:after="0" w:line="240" w:lineRule="auto"/>
+              <w:jc w:val="left"/>
+            </w:pPr>
           </w:p>
           <w:p>
             <w:pPr>
@@ -27144,6 +27157,20 @@
               <w:spacing w:after="0" w:line="240" w:lineRule="auto"/>
               <w:jc w:val="left"/>
             </w:pPr>
+            <w:r>
+              <w:rPr>
+                <w:rFonts w:ascii="Arial" w:cs="Arial" w:eastAsia="Arial" w:hAnsi="Arial"/>
+                <w:sz w:val="22"/>
+                <w:szCs w:val="22"/>
+              </w:rPr>
+              <w:t xml:space="preserve">Ajudan Wakil Wali Kota Tarakan,</w:t>
+            </w:r>
+          </w:p>
+          <w:p>
+            <w:pPr>
+              <w:spacing w:after="0" w:line="240" w:lineRule="auto"/>
+              <w:jc w:val="left"/>
+            </w:pPr>
           </w:p>
           <w:p>
             <w:pPr>
@@ -27742,6 +27769,20 @@
                 <w:szCs w:val="22"/>
               </w:rPr>
               <w:t xml:space="preserve"> September 2026</w:t>
+            </w:r>
+          </w:p>
+          <w:p>
+            <w:pPr>
+              <w:spacing w:after="0" w:line="240" w:lineRule="auto"/>
+              <w:jc w:val="left"/>
+            </w:pPr>
+            <w:r>
+              <w:rPr>
+                <w:rFonts w:ascii="Arial" w:cs="Arial" w:eastAsia="Arial" w:hAnsi="Arial"/>
+                <w:sz w:val="22"/>
+                <w:szCs w:val="22"/>
+              </w:rPr>
+              <w:t xml:space="preserve">Staf Protokol, Bagian Protokol dan Komunikasi Pimpinan,</w:t>
             </w:r>
           </w:p>
           <w:p>
@@ -27970,7 +28011,7 @@
                 <w:sz w:val="20"/>
                 <w:szCs w:val="20"/>
               </w:rPr>
-              <w:t xml:space="preserve">Permohonan audiensi</w:t>
+              <w:t xml:space="preserve">Aplikasi Prokopim Hibot</w:t>
             </w:r>
           </w:p>
         </w:tc>
@@ -28001,18 +28042,8 @@
                 <w:rFonts w:ascii="Arial" w:cs="Arial" w:eastAsia="Arial" w:hAnsi="Arial"/>
                 <w:sz w:val="20"/>
                 <w:szCs w:val="20"/>
-                <w:highlight w:val="yellow"/>
-                <w:highlightCs w:val="yellow"/>
-              </w:rPr>
-              <w:t xml:space="preserve">alamat aplikasi</w:t>
-            </w:r>
-            <w:r>
-              <w:rPr>
-                <w:rFonts w:ascii="Arial" w:cs="Arial" w:eastAsia="Arial" w:hAnsi="Arial"/>
-                <w:sz w:val="20"/>
-                <w:szCs w:val="20"/>
-              </w:rPr>
-              <w:t xml:space="preserve">/tamu</w:t>
+              </w:rPr>
+              <w:t xml:space="preserve">https://prokopim.tarakankota.go.id</w:t>
             </w:r>
           </w:p>
         </w:tc>
@@ -28050,7 +28081,7 @@
                 <w:sz w:val="20"/>
                 <w:szCs w:val="20"/>
               </w:rPr>
-              <w:t xml:space="preserve">Peminjaman ruangan</w:t>
+              <w:t xml:space="preserve">Permohonan audiensi</w:t>
             </w:r>
           </w:p>
         </w:tc>
@@ -28081,18 +28112,8 @@
                 <w:rFonts w:ascii="Arial" w:cs="Arial" w:eastAsia="Arial" w:hAnsi="Arial"/>
                 <w:sz w:val="20"/>
                 <w:szCs w:val="20"/>
-                <w:highlight w:val="yellow"/>
-                <w:highlightCs w:val="yellow"/>
-              </w:rPr>
-              <w:t xml:space="preserve">alamat aplikasi</w:t>
-            </w:r>
-            <w:r>
-              <w:rPr>
-                <w:rFonts w:ascii="Arial" w:cs="Arial" w:eastAsia="Arial" w:hAnsi="Arial"/>
-                <w:sz w:val="20"/>
-                <w:szCs w:val="20"/>
-              </w:rPr>
-              <w:t xml:space="preserve">/pinjamruangan</w:t>
+              </w:rPr>
+              <w:t xml:space="preserve">https://prokopim.tarakankota.go.id/tamu</w:t>
             </w:r>
           </w:p>
         </w:tc>
@@ -28130,7 +28151,7 @@
                 <w:sz w:val="20"/>
                 <w:szCs w:val="20"/>
               </w:rPr>
-              <w:t xml:space="preserve">Daftar hadir digital (contoh acara)</w:t>
+              <w:t xml:space="preserve">Peminjaman ruangan</w:t>
             </w:r>
           </w:p>
         </w:tc>
@@ -28161,18 +28182,78 @@
                 <w:rFonts w:ascii="Arial" w:cs="Arial" w:eastAsia="Arial" w:hAnsi="Arial"/>
                 <w:sz w:val="20"/>
                 <w:szCs w:val="20"/>
-                <w:highlight w:val="yellow"/>
-                <w:highlightCs w:val="yellow"/>
-              </w:rPr>
-              <w:t xml:space="preserve">alamat aplikasi</w:t>
-            </w:r>
-            <w:r>
-              <w:rPr>
-                <w:rFonts w:ascii="Arial" w:cs="Arial" w:eastAsia="Arial" w:hAnsi="Arial"/>
-                <w:sz w:val="20"/>
-                <w:szCs w:val="20"/>
-              </w:rPr>
-              <w:t xml:space="preserve">/daftarhadir</w:t>
+              </w:rPr>
+              <w:t xml:space="preserve">https://prokopim.tarakankota.go.id/pinjamruangan</w:t>
+            </w:r>
+          </w:p>
+        </w:tc>
+      </w:tr>
+      <w:tr>
+        <w:trPr>
+          <w:cantSplit/>
+          <w:tblHeader w:val="false"/>
+        </w:trPr>
+        <w:tc>
+          <w:tcPr>
+            <w:tcW w:type="dxa" w:w="3954"/>
+            <w:tcBorders>
+              <w:top w:val="single" w:color="000000" w:sz="4"/>
+              <w:left w:val="single" w:color="000000" w:sz="4"/>
+              <w:bottom w:val="single" w:color="000000" w:sz="4"/>
+              <w:right w:val="single" w:color="000000" w:sz="4"/>
+            </w:tcBorders>
+            <w:tcMar>
+              <w:top w:type="dxa" w:w="40"/>
+              <w:left w:type="dxa" w:w="90"/>
+              <w:bottom w:type="dxa" w:w="40"/>
+              <w:right w:type="dxa" w:w="90"/>
+            </w:tcMar>
+            <w:vAlign w:val="top"/>
+          </w:tcPr>
+          <w:p>
+            <w:pPr>
+              <w:spacing w:after="0" w:line="240" w:lineRule="auto"/>
+              <w:jc w:val="left"/>
+            </w:pPr>
+            <w:r>
+              <w:rPr>
+                <w:rFonts w:ascii="Arial" w:cs="Arial" w:eastAsia="Arial" w:hAnsi="Arial"/>
+                <w:sz w:val="20"/>
+                <w:szCs w:val="20"/>
+              </w:rPr>
+              <w:t xml:space="preserve">Daftar hadir digital</w:t>
+            </w:r>
+          </w:p>
+        </w:tc>
+        <w:tc>
+          <w:tcPr>
+            <w:tcW w:type="dxa" w:w="4833"/>
+            <w:tcBorders>
+              <w:top w:val="single" w:color="000000" w:sz="4"/>
+              <w:left w:val="single" w:color="000000" w:sz="4"/>
+              <w:bottom w:val="single" w:color="000000" w:sz="4"/>
+              <w:right w:val="single" w:color="000000" w:sz="4"/>
+            </w:tcBorders>
+            <w:tcMar>
+              <w:top w:type="dxa" w:w="40"/>
+              <w:left w:type="dxa" w:w="90"/>
+              <w:bottom w:type="dxa" w:w="40"/>
+              <w:right w:type="dxa" w:w="90"/>
+            </w:tcMar>
+            <w:vAlign w:val="top"/>
+          </w:tcPr>
+          <w:p>
+            <w:pPr>
+              <w:spacing w:after="0" w:line="240" w:lineRule="auto"/>
+              <w:jc w:val="left"/>
+            </w:pPr>
+            <w:r>
+              <w:rPr>
+                <w:rFonts w:ascii="Arial" w:cs="Arial" w:eastAsia="Arial" w:hAnsi="Arial"/>
+                <w:sz w:val="20"/>
+                <w:szCs w:val="20"/>
+              </w:rPr>
+              <w:t xml:space="preserve">https://prokopim.tarakankota.go.id/daftarhadir</w:t>
             </w:r>
           </w:p>
         </w:tc>

--- a/docs/lomba/Proposal-Prokopim-Hibot.docx
+++ b/docs/lomba/Proposal-Prokopim-Hibot.docx
@@ -1158,7 +1158,7 @@
           <w:sz w:val="20"/>
           <w:szCs w:val="20"/>
         </w:rPr>
-        <w:t xml:space="preserve">7.2 Pemilihan Ide	9</w:t>
+        <w:t xml:space="preserve">7.2 Pemilihan Ide	10</w:t>
       </w:r>
     </w:p>
     <w:p>
@@ -1348,7 +1348,7 @@
           <w:sz w:val="20"/>
           <w:szCs w:val="20"/>
         </w:rPr>
-        <w:t xml:space="preserve">9.3 Perbandingan Sebelum dan Sesudah	12</w:t>
+        <w:t xml:space="preserve">9.3 Perbandingan Sebelum dan Sesudah	13</w:t>
       </w:r>
     </w:p>
     <w:p>
@@ -1405,7 +1405,7 @@
           <w:sz w:val="20"/>
           <w:szCs w:val="20"/>
         </w:rPr>
-        <w:t xml:space="preserve">9.6 Manfaat Sosial dan Ekonomi	13</w:t>
+        <w:t xml:space="preserve">9.6 Manfaat Sosial dan Ekonomi	14</w:t>
       </w:r>
     </w:p>
     <w:p>
@@ -1481,7 +1481,7 @@
           <w:sz w:val="20"/>
           <w:szCs w:val="20"/>
         </w:rPr>
-        <w:t xml:space="preserve">10.1 Rencana Pengembangan	14</w:t>
+        <w:t xml:space="preserve">10.1 Rencana Pengembangan	15</w:t>
       </w:r>
     </w:p>
     <w:p>
@@ -1576,7 +1576,7 @@
           <w:sz w:val="20"/>
           <w:szCs w:val="20"/>
         </w:rPr>
-        <w:t xml:space="preserve">11.3 Dokumentasi Pengetahuan	15</w:t>
+        <w:t xml:space="preserve">11.3 Dokumentasi Pengetahuan	16</w:t>
       </w:r>
     </w:p>
     <w:p>
@@ -1595,7 +1595,7 @@
           <w:sz w:val="20"/>
           <w:szCs w:val="20"/>
         </w:rPr>
-        <w:t xml:space="preserve">11.4 Diseminasi yang Telah Dilakukan	15</w:t>
+        <w:t xml:space="preserve">11.4 Diseminasi yang Telah Dilakukan	16</w:t>
       </w:r>
     </w:p>
     <w:p>
@@ -8380,6 +8380,35 @@
           <w:sz w:val="22"/>
           <w:szCs w:val="22"/>
         </w:rPr>
+        <w:t xml:space="preserve">Tersambung ke kalender bersama.</w:t>
+      </w:r>
+      <w:r>
+        <w:rPr>
+          <w:rFonts w:ascii="Arial" w:cs="Arial" w:eastAsia="Arial" w:hAnsi="Arial"/>
+          <w:sz w:val="22"/>
+          <w:szCs w:val="22"/>
+        </w:rPr>
+        <w:t xml:space="preserve"> Kegiatan yang telah disetujui tampil dengan sendirinya di Google Calendar bersama yang dapat dilanggani pihak terkait tanpa perlu akun aplikasi. Perubahan dan pembatalan ikut menyesuaikan dalam hitungan detik. Yang dikirim hanya informasi yang layak dilihat pelanggan kalender; nomor narahubung dan catatan internal tidak ikut, dan Kepala Bagian serta Kepala Subbagian Komunikasi dan Dokumentasi Pimpinan dapat menahan kegiatan tertentu agar tidak ditampilkan.</w:t>
+      </w:r>
+    </w:p>
+    <w:p>
+      <w:pPr>
+        <w:pStyle w:val="ListParagraph"/>
+        <w:numPr>
+          <w:ilvl w:val="0"/>
+          <w:numId w:val="6"/>
+        </w:numPr>
+        <w:spacing w:after="60" w:line="276" w:lineRule="auto"/>
+        <w:jc w:val="both"/>
+      </w:pPr>
+      <w:r>
+        <w:rPr>
+          <w:rFonts w:ascii="Arial" w:cs="Arial" w:eastAsia="Arial" w:hAnsi="Arial"/>
+          <w:b/>
+          <w:bCs/>
+          <w:sz w:val="22"/>
+          <w:szCs w:val="22"/>
+        </w:rPr>
         <w:t xml:space="preserve">Prosedur yang terlembaga.</w:t>
       </w:r>
       <w:r>
@@ -9193,7 +9222,7 @@
                 <w:sz w:val="20"/>
                 <w:szCs w:val="20"/>
               </w:rPr>
-              <w:t xml:space="preserve">Layanan publik</w:t>
+              <w:t xml:space="preserve">Kalender bersama</w:t>
             </w:r>
           </w:p>
         </w:tc>
@@ -9225,7 +9254,7 @@
                 <w:sz w:val="20"/>
                 <w:szCs w:val="20"/>
               </w:rPr>
-              <w:t xml:space="preserve">Datang atau menelepon</w:t>
+              <w:t xml:space="preserve">Diisi admin satu per satu secara manual</w:t>
             </w:r>
           </w:p>
         </w:tc>
@@ -9257,7 +9286,7 @@
                 <w:sz w:val="20"/>
                 <w:szCs w:val="20"/>
               </w:rPr>
-              <w:t xml:space="preserve">Kanal daring dengan kode penelusuran</w:t>
+              <w:t xml:space="preserve">Terisi otomatis sesudah persetujuan</w:t>
             </w:r>
           </w:p>
         </w:tc>
@@ -9295,6 +9324,108 @@
                 <w:sz w:val="20"/>
                 <w:szCs w:val="20"/>
               </w:rPr>
+              <w:t xml:space="preserve">Layanan publik</w:t>
+            </w:r>
+          </w:p>
+        </w:tc>
+        <w:tc>
+          <w:tcPr>
+            <w:tcW w:type="dxa" w:w="2987"/>
+            <w:tcBorders>
+              <w:top w:val="single" w:color="000000" w:sz="4"/>
+              <w:left w:val="single" w:color="000000" w:sz="4"/>
+              <w:bottom w:val="single" w:color="000000" w:sz="4"/>
+              <w:right w:val="single" w:color="000000" w:sz="4"/>
+            </w:tcBorders>
+            <w:tcMar>
+              <w:top w:type="dxa" w:w="40"/>
+              <w:left w:type="dxa" w:w="90"/>
+              <w:bottom w:type="dxa" w:w="40"/>
+              <w:right w:type="dxa" w:w="90"/>
+            </w:tcMar>
+            <w:vAlign w:val="top"/>
+          </w:tcPr>
+          <w:p>
+            <w:pPr>
+              <w:spacing w:after="0" w:line="240" w:lineRule="auto"/>
+              <w:jc w:val="left"/>
+            </w:pPr>
+            <w:r>
+              <w:rPr>
+                <w:rFonts w:ascii="Arial" w:cs="Arial" w:eastAsia="Arial" w:hAnsi="Arial"/>
+                <w:sz w:val="20"/>
+                <w:szCs w:val="20"/>
+              </w:rPr>
+              <w:t xml:space="preserve">Datang atau menelepon</w:t>
+            </w:r>
+          </w:p>
+        </w:tc>
+        <w:tc>
+          <w:tcPr>
+            <w:tcW w:type="dxa" w:w="3516"/>
+            <w:tcBorders>
+              <w:top w:val="single" w:color="000000" w:sz="4"/>
+              <w:left w:val="single" w:color="000000" w:sz="4"/>
+              <w:bottom w:val="single" w:color="000000" w:sz="4"/>
+              <w:right w:val="single" w:color="000000" w:sz="4"/>
+            </w:tcBorders>
+            <w:tcMar>
+              <w:top w:type="dxa" w:w="40"/>
+              <w:left w:type="dxa" w:w="90"/>
+              <w:bottom w:type="dxa" w:w="40"/>
+              <w:right w:type="dxa" w:w="90"/>
+            </w:tcMar>
+            <w:vAlign w:val="top"/>
+          </w:tcPr>
+          <w:p>
+            <w:pPr>
+              <w:spacing w:after="0" w:line="240" w:lineRule="auto"/>
+              <w:jc w:val="left"/>
+            </w:pPr>
+            <w:r>
+              <w:rPr>
+                <w:rFonts w:ascii="Arial" w:cs="Arial" w:eastAsia="Arial" w:hAnsi="Arial"/>
+                <w:sz w:val="20"/>
+                <w:szCs w:val="20"/>
+              </w:rPr>
+              <w:t xml:space="preserve">Kanal daring dengan kode penelusuran</w:t>
+            </w:r>
+          </w:p>
+        </w:tc>
+      </w:tr>
+      <w:tr>
+        <w:trPr>
+          <w:cantSplit/>
+          <w:tblHeader w:val="false"/>
+        </w:trPr>
+        <w:tc>
+          <w:tcPr>
+            <w:tcW w:type="dxa" w:w="2284"/>
+            <w:tcBorders>
+              <w:top w:val="single" w:color="000000" w:sz="4"/>
+              <w:left w:val="single" w:color="000000" w:sz="4"/>
+              <w:bottom w:val="single" w:color="000000" w:sz="4"/>
+              <w:right w:val="single" w:color="000000" w:sz="4"/>
+            </w:tcBorders>
+            <w:tcMar>
+              <w:top w:type="dxa" w:w="40"/>
+              <w:left w:type="dxa" w:w="90"/>
+              <w:bottom w:type="dxa" w:w="40"/>
+              <w:right w:type="dxa" w:w="90"/>
+            </w:tcMar>
+            <w:vAlign w:val="top"/>
+          </w:tcPr>
+          <w:p>
+            <w:pPr>
+              <w:spacing w:after="0" w:line="240" w:lineRule="auto"/>
+              <w:jc w:val="left"/>
+            </w:pPr>
+            <w:r>
+              <w:rPr>
+                <w:rFonts w:ascii="Arial" w:cs="Arial" w:eastAsia="Arial" w:hAnsi="Arial"/>
+                <w:sz w:val="20"/>
+                <w:szCs w:val="20"/>
+              </w:rPr>
               <w:t xml:space="preserve">Prosedur</w:t>
             </w:r>
           </w:p>
@@ -9382,7 +9513,7 @@
           <w:sz w:val="22"/>
           <w:szCs w:val="22"/>
         </w:rPr>
-        <w:t xml:space="preserve">Dibandingkan kalender bersama atau grup percakapan yang lazim dipakai, Prokopim Hibot memiliki jenjang persetujuan, pembagian kewenangan menurut jabatan, dan jejak keputusan yang tidak dimiliki keduanya. Aplikasi ini juga tidak menggantikan aplikasi persuratan: nomor surat tetap diterbitkan melalui aplikasi persuratan resmi, sedangkan Prokopim Hibot mengelola tindak lanjut kegiatannya.</w:t>
+        <w:t xml:space="preserve">Kalender bersama dan grup percakapan yang lazim dipakai tidak memiliki jenjang persetujuan, pembagian kewenangan menurut jabatan, dan jejak keputusan. Prokopim Hibot tidak menggantikan kalender bersama, tetapi mengisinya secara otomatis, sehingga kalender hanya memuat kegiatan yang telah disetujui. Aplikasi ini juga tidak menggantikan aplikasi persuratan: nomor surat tetap diterbitkan melalui aplikasi persuratan resmi, sedangkan Prokopim Hibot mengelola tindak lanjut kegiatannya.</w:t>
       </w:r>
     </w:p>
     <w:p>
@@ -11338,7 +11469,7 @@
                 <w:sz w:val="20"/>
                 <w:szCs w:val="20"/>
               </w:rPr>
-              <w:t xml:space="preserve">Pelaksana Harian; daftar periksa wajib sebelum persetujuan; penanda kegentingan dan pemantauan usulan perubahan</w:t>
+              <w:t xml:space="preserve">Pelaksana Harian; daftar periksa wajib sebelum persetujuan; penanda kegentingan dan pemantauan usulan perubahan; sinkron otomatis ke kalender bersama</w:t>
             </w:r>
           </w:p>
         </w:tc>
@@ -11361,7 +11492,7 @@
           <w:sz w:val="22"/>
           <w:szCs w:val="22"/>
         </w:rPr>
-        <w:t xml:space="preserve">Sepanjang Maret sampai September 2026 tercatat lebih dari 570 pembaruan aplikasi dalam lebih dari 80 hari pengembangan. Sebagian besar pembaruan berangkat dari kendala yang dilaporkan pengguna, sehingga aplikasi berkembang mengikuti kebutuhan nyata.</w:t>
+        <w:t xml:space="preserve">Sepanjang Maret sampai September 2026 tercatat lebih dari 580 pembaruan aplikasi dalam lebih dari 90 hari pengembangan. Sebagian besar pembaruan berangkat dari kendala yang dilaporkan pengguna, sehingga aplikasi berkembang mengikuti kebutuhan nyata.</w:t>
       </w:r>
     </w:p>
     <w:p>
@@ -11892,7 +12023,7 @@
           <w:sz w:val="22"/>
           <w:szCs w:val="22"/>
         </w:rPr>
-        <w:t xml:space="preserve">Pengembangan dilakukan secara swakelola oleh Ketua Tim selaku Kepala Bagian, dengan memanfaatkan asisten pemrograman berbasis kecerdasan buatan, sehingga tidak memerlukan jasa pengembang dari pihak ketiga. Anggota tim dan sebelas pelaksana Bagian Prokopim berperan sebagai pengguna harian sekaligus penguji, serta menjadi sumber kebutuhan setiap penyempurnaan. Pelaksanaannya diperkuat Tim Koordinasi beranggotakan 42 orang berdasarkan Keputusan Sekretaris Daerah, yang juga melibatkan para Sekretaris Dinas di lingkungan Pemerintah Kota Tarakan.</w:t>
+        <w:t xml:space="preserve">Pengembangan dilakukan secara swakelola oleh Ketua Tim selaku Kepala Bagian, dengan memanfaatkan asisten pemrograman berbasis kecerdasan buatan, sehingga tidak memerlukan jasa pengembang dari pihak ketiga dan tidak membebani APBD. Anggota tim dan sebelas pelaksana Bagian Prokopim berperan sebagai pengguna harian sekaligus penguji, serta menjadi sumber kebutuhan setiap penyempurnaan. Pelaksanaannya diperkuat Tim Koordinasi beranggotakan 42 orang berdasarkan Keputusan Sekretaris Daerah, yang juga melibatkan para Sekretaris Dinas di lingkungan Pemerintah Kota Tarakan.</w:t>
       </w:r>
     </w:p>
     <w:p>
@@ -12679,7 +12810,7 @@
                 <w:sz w:val="20"/>
                 <w:szCs w:val="20"/>
               </w:rPr>
-              <w:t xml:space="preserve">Perangkat</w:t>
+              <w:t xml:space="preserve">Kalender bersama</w:t>
             </w:r>
           </w:p>
         </w:tc>
@@ -12711,7 +12842,7 @@
                 <w:sz w:val="20"/>
                 <w:szCs w:val="20"/>
               </w:rPr>
-              <w:t xml:space="preserve">Telepon pintar milik pengguna; tanpa toko aplikasi</w:t>
+              <w:t xml:space="preserve">Layanan kalender pada kuota tanpa biaya, memakai akun layanan atas nama instansi</w:t>
             </w:r>
           </w:p>
         </w:tc>
@@ -12781,6 +12912,108 @@
                 <w:sz w:val="20"/>
                 <w:szCs w:val="20"/>
               </w:rPr>
+              <w:t xml:space="preserve">Perangkat</w:t>
+            </w:r>
+          </w:p>
+        </w:tc>
+        <w:tc>
+          <w:tcPr>
+            <w:tcW w:type="dxa" w:w="5272"/>
+            <w:tcBorders>
+              <w:top w:val="single" w:color="000000" w:sz="4"/>
+              <w:left w:val="single" w:color="000000" w:sz="4"/>
+              <w:bottom w:val="single" w:color="000000" w:sz="4"/>
+              <w:right w:val="single" w:color="000000" w:sz="4"/>
+            </w:tcBorders>
+            <w:tcMar>
+              <w:top w:type="dxa" w:w="40"/>
+              <w:left w:type="dxa" w:w="90"/>
+              <w:bottom w:type="dxa" w:w="40"/>
+              <w:right w:type="dxa" w:w="90"/>
+            </w:tcMar>
+            <w:vAlign w:val="top"/>
+          </w:tcPr>
+          <w:p>
+            <w:pPr>
+              <w:spacing w:after="0" w:line="240" w:lineRule="auto"/>
+              <w:jc w:val="left"/>
+            </w:pPr>
+            <w:r>
+              <w:rPr>
+                <w:rFonts w:ascii="Arial" w:cs="Arial" w:eastAsia="Arial" w:hAnsi="Arial"/>
+                <w:sz w:val="20"/>
+                <w:szCs w:val="20"/>
+              </w:rPr>
+              <w:t xml:space="preserve">Telepon pintar milik pengguna; tanpa toko aplikasi</w:t>
+            </w:r>
+          </w:p>
+        </w:tc>
+        <w:tc>
+          <w:tcPr>
+            <w:tcW w:type="dxa" w:w="1758"/>
+            <w:tcBorders>
+              <w:top w:val="single" w:color="000000" w:sz="4"/>
+              <w:left w:val="single" w:color="000000" w:sz="4"/>
+              <w:bottom w:val="single" w:color="000000" w:sz="4"/>
+              <w:right w:val="single" w:color="000000" w:sz="4"/>
+            </w:tcBorders>
+            <w:tcMar>
+              <w:top w:type="dxa" w:w="40"/>
+              <w:left w:type="dxa" w:w="90"/>
+              <w:bottom w:type="dxa" w:w="40"/>
+              <w:right w:type="dxa" w:w="90"/>
+            </w:tcMar>
+            <w:vAlign w:val="top"/>
+          </w:tcPr>
+          <w:p>
+            <w:pPr>
+              <w:spacing w:after="0" w:line="240" w:lineRule="auto"/>
+              <w:jc w:val="left"/>
+            </w:pPr>
+            <w:r>
+              <w:rPr>
+                <w:rFonts w:ascii="Arial" w:cs="Arial" w:eastAsia="Arial" w:hAnsi="Arial"/>
+                <w:sz w:val="20"/>
+                <w:szCs w:val="20"/>
+              </w:rPr>
+              <w:t xml:space="preserve">Rp0</w:t>
+            </w:r>
+          </w:p>
+        </w:tc>
+      </w:tr>
+      <w:tr>
+        <w:trPr>
+          <w:cantSplit/>
+          <w:tblHeader w:val="false"/>
+        </w:trPr>
+        <w:tc>
+          <w:tcPr>
+            <w:tcW w:type="dxa" w:w="1757"/>
+            <w:tcBorders>
+              <w:top w:val="single" w:color="000000" w:sz="4"/>
+              <w:left w:val="single" w:color="000000" w:sz="4"/>
+              <w:bottom w:val="single" w:color="000000" w:sz="4"/>
+              <w:right w:val="single" w:color="000000" w:sz="4"/>
+            </w:tcBorders>
+            <w:tcMar>
+              <w:top w:type="dxa" w:w="40"/>
+              <w:left w:type="dxa" w:w="90"/>
+              <w:bottom w:type="dxa" w:w="40"/>
+              <w:right w:type="dxa" w:w="90"/>
+            </w:tcMar>
+            <w:vAlign w:val="top"/>
+          </w:tcPr>
+          <w:p>
+            <w:pPr>
+              <w:spacing w:after="0" w:line="240" w:lineRule="auto"/>
+              <w:jc w:val="left"/>
+            </w:pPr>
+            <w:r>
+              <w:rPr>
+                <w:rFonts w:ascii="Arial" w:cs="Arial" w:eastAsia="Arial" w:hAnsi="Arial"/>
+                <w:sz w:val="20"/>
+                <w:szCs w:val="20"/>
+              </w:rPr>
               <w:t xml:space="preserve">Pengembangan</w:t>
             </w:r>
           </w:p>
@@ -12813,7 +13046,7 @@
                 <w:sz w:val="20"/>
                 <w:szCs w:val="20"/>
               </w:rPr>
-              <w:t xml:space="preserve">Swakelola oleh Ketua Tim</w:t>
+              <w:t xml:space="preserve">Swakelola oleh Ketua Tim; tidak membebani APBD</w:t>
             </w:r>
           </w:p>
         </w:tc>
@@ -16430,7 +16663,7 @@
                 <w:sz w:val="20"/>
                 <w:szCs w:val="20"/>
               </w:rPr>
-              <w:t xml:space="preserve">Pembaruan berkelanjutan berdasarkan masukan pengguna; lebih dari 570 pembaruan sejak Maret 2026</w:t>
+              <w:t xml:space="preserve">Pembaruan berkelanjutan berdasarkan masukan pengguna; lebih dari 580 pembaruan sejak Maret 2026</w:t>
             </w:r>
           </w:p>
         </w:tc>
@@ -16837,7 +17070,7 @@
                 <w:sz w:val="20"/>
                 <w:szCs w:val="20"/>
               </w:rPr>
-              <w:t xml:space="preserve">Pengesahan SOP; pengalihan akun layanan ke akun resmi instansi</w:t>
+              <w:t xml:space="preserve">Pengesahan SOP oleh Sekretaris Daerah</w:t>
             </w:r>
           </w:p>
         </w:tc>
@@ -17174,7 +17407,7 @@
                 <w:sz w:val="20"/>
                 <w:szCs w:val="20"/>
               </w:rPr>
-              <w:t xml:space="preserve">Prosedur telah terdokumentasi dalam sebelas SOP; kode tersimpan dalam repositori dengan riwayat perubahan lengkap; alih pengetahuan kepada pengelola kedua dijadwalkan pada 2027</w:t>
+              <w:t xml:space="preserve">Prosedur telah terdokumentasi dalam sebelas SOP; kode tersimpan dalam repositori dengan riwayat perubahan lengkap; akun layanan terdaftar atas nama instansi; alih pengetahuan kepada pengelola kedua dijadwalkan pada 2027</w:t>
             </w:r>
           </w:p>
         </w:tc>
@@ -18026,7 +18259,7 @@
           <w:sz w:val="22"/>
           <w:szCs w:val="22"/>
         </w:rPr>
-        <w:t xml:space="preserve">Pengguna di luar Bagian Prokopim.</w:t>
+        <w:t xml:space="preserve">Pengenalan langsung kepada pengguna.</w:t>
       </w:r>
       <w:r>
         <w:rPr>
@@ -18034,7 +18267,7 @@
           <w:sz w:val="22"/>
           <w:szCs w:val="22"/>
         </w:rPr>
-        <w:t xml:space="preserve"> Pimpinan Daerah, ajudan, pengawal pribadi, dan 9 akun mitra kerja Pemerintah Kota menggunakan aplikasi secara rutin.</w:t>
+        <w:t xml:space="preserve"> Aplikasi diperkenalkan langsung kepada Wali Kota dan Wakil Wali Kota, para ajudan, mitra kerja, dan seluruh pengguna internal Bagian Prokopim. Kini Pimpinan Daerah, ajudan, pengawal pribadi, dan 9 akun mitra kerja Pemerintah Kota menggunakannya secara rutin.</w:t>
       </w:r>
     </w:p>
     <w:p>

--- a/docs/lomba/Proposal-Prokopim-Hibot.docx
+++ b/docs/lomba/Proposal-Prokopim-Hibot.docx
@@ -835,7 +835,7 @@
           <w:sz w:val="20"/>
           <w:szCs w:val="20"/>
         </w:rPr>
-        <w:t xml:space="preserve">4.4 Akar Masalah	3</w:t>
+        <w:t xml:space="preserve">4.4 Akar Masalah	4</w:t>
       </w:r>
     </w:p>
     <w:p>
@@ -892,7 +892,7 @@
           <w:sz w:val="22"/>
           <w:szCs w:val="22"/>
         </w:rPr>
-        <w:t xml:space="preserve">5. KESELARASAN DENGAN BIDANG FOKUS DAN RPJMD	4</w:t>
+        <w:t xml:space="preserve">5. KESELARASAN DENGAN BIDANG FOKUS DAN RPJMD	5</w:t>
       </w:r>
     </w:p>
     <w:p>
@@ -911,7 +911,7 @@
           <w:sz w:val="20"/>
           <w:szCs w:val="20"/>
         </w:rPr>
-        <w:t xml:space="preserve">5.1 Bidang Fokus Utama	4</w:t>
+        <w:t xml:space="preserve">5.1 Bidang Fokus Utama	5</w:t>
       </w:r>
     </w:p>
     <w:p>
@@ -987,7 +987,7 @@
           <w:sz w:val="22"/>
           <w:szCs w:val="22"/>
         </w:rPr>
-        <w:t xml:space="preserve">6. DESKRIPSI DAN KEBARUAN INOVASI	6</w:t>
+        <w:t xml:space="preserve">6. DESKRIPSI DAN KEBARUAN INOVASI	7</w:t>
       </w:r>
     </w:p>
     <w:p>
@@ -1006,7 +1006,7 @@
           <w:sz w:val="20"/>
           <w:szCs w:val="20"/>
         </w:rPr>
-        <w:t xml:space="preserve">6.1 Konsep	6</w:t>
+        <w:t xml:space="preserve">6.1 Konsep	7</w:t>
       </w:r>
     </w:p>
     <w:p>
@@ -1063,7 +1063,7 @@
           <w:sz w:val="20"/>
           <w:szCs w:val="20"/>
         </w:rPr>
-        <w:t xml:space="preserve">6.4 Unsur Kebaruan	7</w:t>
+        <w:t xml:space="preserve">6.4 Unsur Kebaruan	8</w:t>
       </w:r>
     </w:p>
     <w:p>
@@ -1139,7 +1139,7 @@
           <w:sz w:val="20"/>
           <w:szCs w:val="20"/>
         </w:rPr>
-        <w:t xml:space="preserve">7.1 Penjaringan Ide	9</w:t>
+        <w:t xml:space="preserve">7.1 Penjaringan Ide	10</w:t>
       </w:r>
     </w:p>
     <w:p>
@@ -1196,7 +1196,7 @@
           <w:sz w:val="20"/>
           <w:szCs w:val="20"/>
         </w:rPr>
-        <w:t xml:space="preserve">7.4 SOP, Keputusan Pendukung, dan Dokumentasi	10</w:t>
+        <w:t xml:space="preserve">7.4 SOP, Keputusan Pendukung, dan Dokumentasi	11</w:t>
       </w:r>
     </w:p>
     <w:p>
@@ -1272,7 +1272,7 @@
           <w:sz w:val="20"/>
           <w:szCs w:val="20"/>
         </w:rPr>
-        <w:t xml:space="preserve">8.3 Sumber Daya Lainnya dan Efisiensi	11</w:t>
+        <w:t xml:space="preserve">8.3 Sumber Daya Lainnya dan Efisiensi	12</w:t>
       </w:r>
     </w:p>
     <w:p>
@@ -1329,7 +1329,7 @@
           <w:sz w:val="20"/>
           <w:szCs w:val="20"/>
         </w:rPr>
-        <w:t xml:space="preserve">9.2 Pertumbuhan Penggunaan	12</w:t>
+        <w:t xml:space="preserve">9.2 Pertumbuhan Penggunaan	13</w:t>
       </w:r>
     </w:p>
     <w:p>
@@ -1386,7 +1386,7 @@
           <w:sz w:val="20"/>
           <w:szCs w:val="20"/>
         </w:rPr>
-        <w:t xml:space="preserve">9.5 Jangkauan Layanan Publik	13</w:t>
+        <w:t xml:space="preserve">9.5 Jangkauan Layanan Publik	14</w:t>
       </w:r>
     </w:p>
     <w:p>
@@ -1557,7 +1557,7 @@
           <w:sz w:val="20"/>
           <w:szCs w:val="20"/>
         </w:rPr>
-        <w:t xml:space="preserve">11.2 Syarat Replikasi	15</w:t>
+        <w:t xml:space="preserve">11.2 Syarat Replikasi	16</w:t>
       </w:r>
     </w:p>
     <w:p>
@@ -1687,7 +1687,7 @@
           <w:sz w:val="22"/>
           <w:szCs w:val="22"/>
         </w:rPr>
-        <w:t xml:space="preserve">Bagian Protokol dan Komunikasi Pimpinan (Bagian Prokopim) Sekretariat Daerah Kota Tarakan bertugas menyusun, memeriksa, dan mengawal agenda Wali Kota dan Wakil Wali Kota. Volume yang ditangani rata-rata mencapai 87 kegiatan setiap bulan, dan setiap kegiatan melewati paling sedikit tiga jenjang pemeriksaan sebelum ditetapkan.</w:t>
+        <w:t xml:space="preserve">Bagian Protokol dan Komunikasi Pimpinan (Bagian Prokopim) Sekretariat Daerah Kota Tarakan memiliki tugas antara lain menyusun, memeriksa, dan mengawal agenda Wali Kota dan Wakil Wali Kota. Volume yang ditangani rata-rata mencapai 87 kegiatan setiap bulan, dan setiap kegiatan melewati paling sedikit tiga jenjang pemeriksaan sebelum ditetapkan.</w:t>
       </w:r>
     </w:p>
     <w:p>
@@ -2956,7 +2956,7 @@
                 <w:sz w:val="20"/>
                 <w:szCs w:val="20"/>
               </w:rPr>
-              <w:t xml:space="preserve">Kepala Subbagian Protokol</w:t>
+              <w:t xml:space="preserve">Kepala Sub Bagian Protokol</w:t>
             </w:r>
           </w:p>
         </w:tc>
@@ -3106,7 +3106,7 @@
                 <w:sz w:val="20"/>
                 <w:szCs w:val="20"/>
               </w:rPr>
-              <w:t xml:space="preserve">Kepala Subbagian Komunikasi dan Dokumentasi Pimpinan</w:t>
+              <w:t xml:space="preserve">Kepala Sub Bagian Komunikasi dan Dokumentasi Pimpinan</w:t>
             </w:r>
           </w:p>
         </w:tc>
@@ -3242,7 +3242,7 @@
                 <w:sz w:val="20"/>
                 <w:szCs w:val="20"/>
               </w:rPr>
-              <w:t xml:space="preserve">Nuraini Wiliadewi, S.IP.</w:t>
+              <w:t xml:space="preserve">Mastura, S.Sos.</w:t>
             </w:r>
           </w:p>
           <w:p>
@@ -3537,7 +3537,7 @@
           <w:sz w:val="22"/>
           <w:szCs w:val="22"/>
         </w:rPr>
-        <w:t xml:space="preserve"> ponsel/WhatsApp 0811-5900-394; surel anugrahyegapranatha@gmail.com.</w:t>
+        <w:t xml:space="preserve"> ponsel/WA 0811-5900-394; surel anugrahyegapranatha@gmail.com.</w:t>
       </w:r>
     </w:p>
     <w:p>
@@ -3577,6 +3577,21 @@
           <w:rFonts w:ascii="Arial" w:cs="Arial" w:eastAsia="Arial" w:hAnsi="Arial"/>
         </w:rPr>
         <w:t xml:space="preserve">4.1 Data Dasar</w:t>
+      </w:r>
+    </w:p>
+    <w:p>
+      <w:pPr>
+        <w:spacing w:after="100" w:before="0" w:line="276" w:lineRule="auto"/>
+        <w:ind w:firstLine="567"/>
+        <w:jc w:val="both"/>
+      </w:pPr>
+      <w:r>
+        <w:rPr>
+          <w:rFonts w:ascii="Arial" w:cs="Arial" w:eastAsia="Arial" w:hAnsi="Arial"/>
+          <w:sz w:val="22"/>
+          <w:szCs w:val="22"/>
+        </w:rPr>
+        <w:t xml:space="preserve">Berdasarkan Peraturan Wali Kota Tarakan Nomor 50 Tahun 2021 tentang Kedudukan, Susunan Organisasi, Tugas dan Fungsi serta Tata Kerja Sekretariat Daerah, Bagian Prokopim membantu Asisten Administrasi Umum di bidang protokol, komunikasi pimpinan, dan dokumentasi (Pasal 49). Tugas itu dijalankan oleh dua unit: Sub Bagian Protokol, antara lain menyiapkan bahan informasi acara dan jadwal kegiatan Kepala Daerah dan Wakil Kepala Daerah serta mengoordinasikan dan memfasilitasi kegiatannya (Pasal 52); dan Sub Bagian Komunikasi dan Dokumentasi Pimpinan, antara lain menyusun naskah sambutan, mendokumentasikan kegiatan, dan memfasilitasi peliputan media (Pasal 54).</w:t>
       </w:r>
     </w:p>
     <w:p>
@@ -3881,7 +3896,7 @@
                 <w:sz w:val="20"/>
                 <w:szCs w:val="20"/>
               </w:rPr>
-              <w:t xml:space="preserve">Kepala Subbagian dan Kepala Bagian memeriksa dalam satu jendela waktu sekitar 30 menit menjelang jam pulang kantor, hanya pada hari kerja; disposisi Pimpinan diterima malam atau pagi harinya</w:t>
+              <w:t xml:space="preserve">Kepala Sub Bagian dan Kepala Bagian memeriksa dalam satu jendela waktu sekitar 30 menit menjelang jam pulang kantor, hanya pada hari kerja; disposisi Pimpinan diterima malam atau pagi harinya</w:t>
             </w:r>
           </w:p>
         </w:tc>
@@ -4878,7 +4893,7 @@
                 <w:sz w:val="20"/>
                 <w:szCs w:val="20"/>
               </w:rPr>
-              <w:t xml:space="preserve">Kepala Bagian dan Kepala Subbagian</w:t>
+              <w:t xml:space="preserve">Kepala Bagian dan Kepala Sub Bagian</w:t>
             </w:r>
           </w:p>
         </w:tc>
@@ -6671,7 +6686,7 @@
                 <w:sz w:val="20"/>
                 <w:szCs w:val="20"/>
               </w:rPr>
-              <w:t xml:space="preserve">Kepala Subbagian Protokol</w:t>
+              <w:t xml:space="preserve">Kepala Sub Bagian Protokol</w:t>
             </w:r>
           </w:p>
           <w:p>
@@ -6946,9 +6961,10 @@
         </w:tblBorders>
       </w:tblPr>
       <w:tblGrid>
-        <w:gridCol w:w="615"/>
-        <w:gridCol w:w="2460"/>
-        <w:gridCol w:w="5712"/>
+        <w:gridCol w:w="527"/>
+        <w:gridCol w:w="1933"/>
+        <w:gridCol w:w="4042"/>
+        <w:gridCol w:w="2285"/>
       </w:tblGrid>
       <w:tr>
         <w:trPr>
@@ -6957,7 +6973,7 @@
         </w:trPr>
         <w:tc>
           <w:tcPr>
-            <w:tcW w:type="dxa" w:w="615"/>
+            <w:tcW w:type="dxa" w:w="527"/>
             <w:tcBorders>
               <w:top w:val="single" w:color="000000" w:sz="4"/>
               <w:left w:val="single" w:color="000000" w:sz="4"/>
@@ -6992,7 +7008,7 @@
         </w:tc>
         <w:tc>
           <w:tcPr>
-            <w:tcW w:type="dxa" w:w="2460"/>
+            <w:tcW w:type="dxa" w:w="1933"/>
             <w:tcBorders>
               <w:top w:val="single" w:color="000000" w:sz="4"/>
               <w:left w:val="single" w:color="000000" w:sz="4"/>
@@ -7027,7 +7043,7 @@
         </w:tc>
         <w:tc>
           <w:tcPr>
-            <w:tcW w:type="dxa" w:w="5712"/>
+            <w:tcW w:type="dxa" w:w="4042"/>
             <w:tcBorders>
               <w:top w:val="single" w:color="000000" w:sz="4"/>
               <w:left w:val="single" w:color="000000" w:sz="4"/>
@@ -7057,6 +7073,41 @@
                 <w:szCs w:val="20"/>
               </w:rPr>
               <w:t xml:space="preserve">Cara kerja pokok</w:t>
+            </w:r>
+          </w:p>
+        </w:tc>
+        <w:tc>
+          <w:tcPr>
+            <w:tcW w:type="dxa" w:w="2285"/>
+            <w:tcBorders>
+              <w:top w:val="single" w:color="000000" w:sz="4"/>
+              <w:left w:val="single" w:color="000000" w:sz="4"/>
+              <w:bottom w:val="single" w:color="000000" w:sz="4"/>
+              <w:right w:val="single" w:color="000000" w:sz="4"/>
+            </w:tcBorders>
+            <w:shd w:fill="D9D9D9" w:color="auto" w:val="clear"/>
+            <w:tcMar>
+              <w:top w:type="dxa" w:w="40"/>
+              <w:left w:type="dxa" w:w="90"/>
+              <w:bottom w:type="dxa" w:w="40"/>
+              <w:right w:type="dxa" w:w="90"/>
+            </w:tcMar>
+            <w:vAlign w:val="center"/>
+          </w:tcPr>
+          <w:p>
+            <w:pPr>
+              <w:spacing w:after="0" w:line="240" w:lineRule="auto"/>
+              <w:jc w:val="center"/>
+            </w:pPr>
+            <w:r>
+              <w:rPr>
+                <w:rFonts w:ascii="Arial" w:cs="Arial" w:eastAsia="Arial" w:hAnsi="Arial"/>
+                <w:b/>
+                <w:bCs/>
+                <w:sz w:val="20"/>
+                <w:szCs w:val="20"/>
+              </w:rPr>
+              <w:t xml:space="preserve">Dasar tugas</w:t>
             </w:r>
           </w:p>
         </w:tc>
@@ -7068,7 +7119,7 @@
         </w:trPr>
         <w:tc>
           <w:tcPr>
-            <w:tcW w:type="dxa" w:w="615"/>
+            <w:tcW w:type="dxa" w:w="527"/>
             <w:tcBorders>
               <w:top w:val="single" w:color="000000" w:sz="4"/>
               <w:left w:val="single" w:color="000000" w:sz="4"/>
@@ -7100,7 +7151,7 @@
         </w:tc>
         <w:tc>
           <w:tcPr>
-            <w:tcW w:type="dxa" w:w="2460"/>
+            <w:tcW w:type="dxa" w:w="1933"/>
             <w:tcBorders>
               <w:top w:val="single" w:color="000000" w:sz="4"/>
               <w:left w:val="single" w:color="000000" w:sz="4"/>
@@ -7132,7 +7183,7 @@
         </w:tc>
         <w:tc>
           <w:tcPr>
-            <w:tcW w:type="dxa" w:w="5712"/>
+            <w:tcW w:type="dxa" w:w="4042"/>
             <w:tcBorders>
               <w:top w:val="single" w:color="000000" w:sz="4"/>
               <w:left w:val="single" w:color="000000" w:sz="4"/>
@@ -7159,6 +7210,38 @@
                 <w:szCs w:val="20"/>
               </w:rPr>
               <w:t xml:space="preserve">Tiga jenjang; pemeriksaan benturan jadwal Pimpinan secara otomatis</w:t>
+            </w:r>
+          </w:p>
+        </w:tc>
+        <w:tc>
+          <w:tcPr>
+            <w:tcW w:type="dxa" w:w="2285"/>
+            <w:tcBorders>
+              <w:top w:val="single" w:color="000000" w:sz="4"/>
+              <w:left w:val="single" w:color="000000" w:sz="4"/>
+              <w:bottom w:val="single" w:color="000000" w:sz="4"/>
+              <w:right w:val="single" w:color="000000" w:sz="4"/>
+            </w:tcBorders>
+            <w:tcMar>
+              <w:top w:type="dxa" w:w="40"/>
+              <w:left w:type="dxa" w:w="90"/>
+              <w:bottom w:type="dxa" w:w="40"/>
+              <w:right w:type="dxa" w:w="90"/>
+            </w:tcMar>
+            <w:vAlign w:val="top"/>
+          </w:tcPr>
+          <w:p>
+            <w:pPr>
+              <w:spacing w:after="0" w:line="240" w:lineRule="auto"/>
+              <w:jc w:val="left"/>
+            </w:pPr>
+            <w:r>
+              <w:rPr>
+                <w:rFonts w:ascii="Arial" w:cs="Arial" w:eastAsia="Arial" w:hAnsi="Arial"/>
+                <w:sz w:val="20"/>
+                <w:szCs w:val="20"/>
+              </w:rPr>
+              <w:t xml:space="preserve">Pasal 52 huruf c, d</w:t>
             </w:r>
           </w:p>
         </w:tc>
@@ -7170,7 +7253,7 @@
         </w:trPr>
         <w:tc>
           <w:tcPr>
-            <w:tcW w:type="dxa" w:w="615"/>
+            <w:tcW w:type="dxa" w:w="527"/>
             <w:tcBorders>
               <w:top w:val="single" w:color="000000" w:sz="4"/>
               <w:left w:val="single" w:color="000000" w:sz="4"/>
@@ -7202,7 +7285,7 @@
         </w:tc>
         <w:tc>
           <w:tcPr>
-            <w:tcW w:type="dxa" w:w="2460"/>
+            <w:tcW w:type="dxa" w:w="1933"/>
             <w:tcBorders>
               <w:top w:val="single" w:color="000000" w:sz="4"/>
               <w:left w:val="single" w:color="000000" w:sz="4"/>
@@ -7234,7 +7317,7 @@
         </w:tc>
         <w:tc>
           <w:tcPr>
-            <w:tcW w:type="dxa" w:w="5712"/>
+            <w:tcW w:type="dxa" w:w="4042"/>
             <w:tcBorders>
               <w:top w:val="single" w:color="000000" w:sz="4"/>
               <w:left w:val="single" w:color="000000" w:sz="4"/>
@@ -7261,6 +7344,38 @@
                 <w:szCs w:val="20"/>
               </w:rPr>
               <w:t xml:space="preserve">Diajukan berjenjang; jadwal tetap tayang dengan data lama selama usulan diproses</w:t>
+            </w:r>
+          </w:p>
+        </w:tc>
+        <w:tc>
+          <w:tcPr>
+            <w:tcW w:type="dxa" w:w="2285"/>
+            <w:tcBorders>
+              <w:top w:val="single" w:color="000000" w:sz="4"/>
+              <w:left w:val="single" w:color="000000" w:sz="4"/>
+              <w:bottom w:val="single" w:color="000000" w:sz="4"/>
+              <w:right w:val="single" w:color="000000" w:sz="4"/>
+            </w:tcBorders>
+            <w:tcMar>
+              <w:top w:type="dxa" w:w="40"/>
+              <w:left w:type="dxa" w:w="90"/>
+              <w:bottom w:type="dxa" w:w="40"/>
+              <w:right w:type="dxa" w:w="90"/>
+            </w:tcMar>
+            <w:vAlign w:val="top"/>
+          </w:tcPr>
+          <w:p>
+            <w:pPr>
+              <w:spacing w:after="0" w:line="240" w:lineRule="auto"/>
+              <w:jc w:val="left"/>
+            </w:pPr>
+            <w:r>
+              <w:rPr>
+                <w:rFonts w:ascii="Arial" w:cs="Arial" w:eastAsia="Arial" w:hAnsi="Arial"/>
+                <w:sz w:val="20"/>
+                <w:szCs w:val="20"/>
+              </w:rPr>
+              <w:t xml:space="preserve">Pasal 52 huruf c, d</w:t>
             </w:r>
           </w:p>
         </w:tc>
@@ -7272,7 +7387,7 @@
         </w:trPr>
         <w:tc>
           <w:tcPr>
-            <w:tcW w:type="dxa" w:w="615"/>
+            <w:tcW w:type="dxa" w:w="527"/>
             <w:tcBorders>
               <w:top w:val="single" w:color="000000" w:sz="4"/>
               <w:left w:val="single" w:color="000000" w:sz="4"/>
@@ -7304,7 +7419,7 @@
         </w:tc>
         <w:tc>
           <w:tcPr>
-            <w:tcW w:type="dxa" w:w="2460"/>
+            <w:tcW w:type="dxa" w:w="1933"/>
             <w:tcBorders>
               <w:top w:val="single" w:color="000000" w:sz="4"/>
               <w:left w:val="single" w:color="000000" w:sz="4"/>
@@ -7336,7 +7451,7 @@
         </w:tc>
         <w:tc>
           <w:tcPr>
-            <w:tcW w:type="dxa" w:w="5712"/>
+            <w:tcW w:type="dxa" w:w="4042"/>
             <w:tcBorders>
               <w:top w:val="single" w:color="000000" w:sz="4"/>
               <w:left w:val="single" w:color="000000" w:sz="4"/>
@@ -7363,6 +7478,38 @@
                 <w:szCs w:val="20"/>
               </w:rPr>
               <w:t xml:space="preserve">Wajib disertai alasan; data tidak dihapus</w:t>
+            </w:r>
+          </w:p>
+        </w:tc>
+        <w:tc>
+          <w:tcPr>
+            <w:tcW w:type="dxa" w:w="2285"/>
+            <w:tcBorders>
+              <w:top w:val="single" w:color="000000" w:sz="4"/>
+              <w:left w:val="single" w:color="000000" w:sz="4"/>
+              <w:bottom w:val="single" w:color="000000" w:sz="4"/>
+              <w:right w:val="single" w:color="000000" w:sz="4"/>
+            </w:tcBorders>
+            <w:tcMar>
+              <w:top w:type="dxa" w:w="40"/>
+              <w:left w:type="dxa" w:w="90"/>
+              <w:bottom w:type="dxa" w:w="40"/>
+              <w:right w:type="dxa" w:w="90"/>
+            </w:tcMar>
+            <w:vAlign w:val="top"/>
+          </w:tcPr>
+          <w:p>
+            <w:pPr>
+              <w:spacing w:after="0" w:line="240" w:lineRule="auto"/>
+              <w:jc w:val="left"/>
+            </w:pPr>
+            <w:r>
+              <w:rPr>
+                <w:rFonts w:ascii="Arial" w:cs="Arial" w:eastAsia="Arial" w:hAnsi="Arial"/>
+                <w:sz w:val="20"/>
+                <w:szCs w:val="20"/>
+              </w:rPr>
+              <w:t xml:space="preserve">Pasal 52 huruf c, d</w:t>
             </w:r>
           </w:p>
         </w:tc>
@@ -7374,7 +7521,7 @@
         </w:trPr>
         <w:tc>
           <w:tcPr>
-            <w:tcW w:type="dxa" w:w="615"/>
+            <w:tcW w:type="dxa" w:w="527"/>
             <w:tcBorders>
               <w:top w:val="single" w:color="000000" w:sz="4"/>
               <w:left w:val="single" w:color="000000" w:sz="4"/>
@@ -7406,7 +7553,7 @@
         </w:tc>
         <w:tc>
           <w:tcPr>
-            <w:tcW w:type="dxa" w:w="2460"/>
+            <w:tcW w:type="dxa" w:w="1933"/>
             <w:tcBorders>
               <w:top w:val="single" w:color="000000" w:sz="4"/>
               <w:left w:val="single" w:color="000000" w:sz="4"/>
@@ -7438,7 +7585,7 @@
         </w:tc>
         <w:tc>
           <w:tcPr>
-            <w:tcW w:type="dxa" w:w="5712"/>
+            <w:tcW w:type="dxa" w:w="4042"/>
             <w:tcBorders>
               <w:top w:val="single" w:color="000000" w:sz="4"/>
               <w:left w:val="single" w:color="000000" w:sz="4"/>
@@ -7465,6 +7612,38 @@
                 <w:szCs w:val="20"/>
               </w:rPr>
               <w:t xml:space="preserve">Pemberitahuan hanya kepada petugas yang penugasannya berubah</w:t>
+            </w:r>
+          </w:p>
+        </w:tc>
+        <w:tc>
+          <w:tcPr>
+            <w:tcW w:type="dxa" w:w="2285"/>
+            <w:tcBorders>
+              <w:top w:val="single" w:color="000000" w:sz="4"/>
+              <w:left w:val="single" w:color="000000" w:sz="4"/>
+              <w:bottom w:val="single" w:color="000000" w:sz="4"/>
+              <w:right w:val="single" w:color="000000" w:sz="4"/>
+            </w:tcBorders>
+            <w:tcMar>
+              <w:top w:type="dxa" w:w="40"/>
+              <w:left w:type="dxa" w:w="90"/>
+              <w:bottom w:type="dxa" w:w="40"/>
+              <w:right w:type="dxa" w:w="90"/>
+            </w:tcMar>
+            <w:vAlign w:val="top"/>
+          </w:tcPr>
+          <w:p>
+            <w:pPr>
+              <w:spacing w:after="0" w:line="240" w:lineRule="auto"/>
+              <w:jc w:val="left"/>
+            </w:pPr>
+            <w:r>
+              <w:rPr>
+                <w:rFonts w:ascii="Arial" w:cs="Arial" w:eastAsia="Arial" w:hAnsi="Arial"/>
+                <w:sz w:val="20"/>
+                <w:szCs w:val="20"/>
+              </w:rPr>
+              <w:t xml:space="preserve">Pasal 52 huruf e; Pasal 54 huruf h</w:t>
             </w:r>
           </w:p>
         </w:tc>
@@ -7476,7 +7655,7 @@
         </w:trPr>
         <w:tc>
           <w:tcPr>
-            <w:tcW w:type="dxa" w:w="615"/>
+            <w:tcW w:type="dxa" w:w="527"/>
             <w:tcBorders>
               <w:top w:val="single" w:color="000000" w:sz="4"/>
               <w:left w:val="single" w:color="000000" w:sz="4"/>
@@ -7508,7 +7687,7 @@
         </w:tc>
         <w:tc>
           <w:tcPr>
-            <w:tcW w:type="dxa" w:w="2460"/>
+            <w:tcW w:type="dxa" w:w="1933"/>
             <w:tcBorders>
               <w:top w:val="single" w:color="000000" w:sz="4"/>
               <w:left w:val="single" w:color="000000" w:sz="4"/>
@@ -7540,7 +7719,7 @@
         </w:tc>
         <w:tc>
           <w:tcPr>
-            <w:tcW w:type="dxa" w:w="5712"/>
+            <w:tcW w:type="dxa" w:w="4042"/>
             <w:tcBorders>
               <w:top w:val="single" w:color="000000" w:sz="4"/>
               <w:left w:val="single" w:color="000000" w:sz="4"/>
@@ -7567,6 +7746,38 @@
                 <w:szCs w:val="20"/>
               </w:rPr>
               <w:t xml:space="preserve">Permohonan daring berjenjang; otomatis menjadi agenda bila disetujui</w:t>
+            </w:r>
+          </w:p>
+        </w:tc>
+        <w:tc>
+          <w:tcPr>
+            <w:tcW w:type="dxa" w:w="2285"/>
+            <w:tcBorders>
+              <w:top w:val="single" w:color="000000" w:sz="4"/>
+              <w:left w:val="single" w:color="000000" w:sz="4"/>
+              <w:bottom w:val="single" w:color="000000" w:sz="4"/>
+              <w:right w:val="single" w:color="000000" w:sz="4"/>
+            </w:tcBorders>
+            <w:tcMar>
+              <w:top w:type="dxa" w:w="40"/>
+              <w:left w:type="dxa" w:w="90"/>
+              <w:bottom w:type="dxa" w:w="40"/>
+              <w:right w:type="dxa" w:w="90"/>
+            </w:tcMar>
+            <w:vAlign w:val="top"/>
+          </w:tcPr>
+          <w:p>
+            <w:pPr>
+              <w:spacing w:after="0" w:line="240" w:lineRule="auto"/>
+              <w:jc w:val="left"/>
+            </w:pPr>
+            <w:r>
+              <w:rPr>
+                <w:rFonts w:ascii="Arial" w:cs="Arial" w:eastAsia="Arial" w:hAnsi="Arial"/>
+                <w:sz w:val="20"/>
+                <w:szCs w:val="20"/>
+              </w:rPr>
+              <w:t xml:space="preserve">Pasal 52 huruf a, e</w:t>
             </w:r>
           </w:p>
         </w:tc>
@@ -7578,7 +7789,7 @@
         </w:trPr>
         <w:tc>
           <w:tcPr>
-            <w:tcW w:type="dxa" w:w="615"/>
+            <w:tcW w:type="dxa" w:w="527"/>
             <w:tcBorders>
               <w:top w:val="single" w:color="000000" w:sz="4"/>
               <w:left w:val="single" w:color="000000" w:sz="4"/>
@@ -7610,7 +7821,7 @@
         </w:tc>
         <w:tc>
           <w:tcPr>
-            <w:tcW w:type="dxa" w:w="2460"/>
+            <w:tcW w:type="dxa" w:w="1933"/>
             <w:tcBorders>
               <w:top w:val="single" w:color="000000" w:sz="4"/>
               <w:left w:val="single" w:color="000000" w:sz="4"/>
@@ -7642,7 +7853,7 @@
         </w:tc>
         <w:tc>
           <w:tcPr>
-            <w:tcW w:type="dxa" w:w="5712"/>
+            <w:tcW w:type="dxa" w:w="4042"/>
             <w:tcBorders>
               <w:top w:val="single" w:color="000000" w:sz="4"/>
               <w:left w:val="single" w:color="000000" w:sz="4"/>
@@ -7669,6 +7880,38 @@
                 <w:szCs w:val="20"/>
               </w:rPr>
               <w:t xml:space="preserve">Kanal publik dengan kalender ketersediaan dan kode penelusuran</w:t>
+            </w:r>
+          </w:p>
+        </w:tc>
+        <w:tc>
+          <w:tcPr>
+            <w:tcW w:type="dxa" w:w="2285"/>
+            <w:tcBorders>
+              <w:top w:val="single" w:color="000000" w:sz="4"/>
+              <w:left w:val="single" w:color="000000" w:sz="4"/>
+              <w:bottom w:val="single" w:color="000000" w:sz="4"/>
+              <w:right w:val="single" w:color="000000" w:sz="4"/>
+            </w:tcBorders>
+            <w:tcMar>
+              <w:top w:type="dxa" w:w="40"/>
+              <w:left w:type="dxa" w:w="90"/>
+              <w:bottom w:type="dxa" w:w="40"/>
+              <w:right w:type="dxa" w:w="90"/>
+            </w:tcMar>
+            <w:vAlign w:val="top"/>
+          </w:tcPr>
+          <w:p>
+            <w:pPr>
+              <w:spacing w:after="0" w:line="240" w:lineRule="auto"/>
+              <w:jc w:val="left"/>
+            </w:pPr>
+            <w:r>
+              <w:rPr>
+                <w:rFonts w:ascii="Arial" w:cs="Arial" w:eastAsia="Arial" w:hAnsi="Arial"/>
+                <w:sz w:val="20"/>
+                <w:szCs w:val="20"/>
+              </w:rPr>
+              <w:t xml:space="preserve">Pasal 52 huruf b</w:t>
             </w:r>
           </w:p>
         </w:tc>
@@ -7680,7 +7923,7 @@
         </w:trPr>
         <w:tc>
           <w:tcPr>
-            <w:tcW w:type="dxa" w:w="615"/>
+            <w:tcW w:type="dxa" w:w="527"/>
             <w:tcBorders>
               <w:top w:val="single" w:color="000000" w:sz="4"/>
               <w:left w:val="single" w:color="000000" w:sz="4"/>
@@ -7712,7 +7955,7 @@
         </w:tc>
         <w:tc>
           <w:tcPr>
-            <w:tcW w:type="dxa" w:w="2460"/>
+            <w:tcW w:type="dxa" w:w="1933"/>
             <w:tcBorders>
               <w:top w:val="single" w:color="000000" w:sz="4"/>
               <w:left w:val="single" w:color="000000" w:sz="4"/>
@@ -7744,7 +7987,7 @@
         </w:tc>
         <w:tc>
           <w:tcPr>
-            <w:tcW w:type="dxa" w:w="5712"/>
+            <w:tcW w:type="dxa" w:w="4042"/>
             <w:tcBorders>
               <w:top w:val="single" w:color="000000" w:sz="4"/>
               <w:left w:val="single" w:color="000000" w:sz="4"/>
@@ -7771,6 +8014,38 @@
                 <w:szCs w:val="20"/>
               </w:rPr>
               <w:t xml:space="preserve">Pindai kode QR; tanda tangan layar sentuh; buka-tutup mengikuti jam acara</w:t>
+            </w:r>
+          </w:p>
+        </w:tc>
+        <w:tc>
+          <w:tcPr>
+            <w:tcW w:type="dxa" w:w="2285"/>
+            <w:tcBorders>
+              <w:top w:val="single" w:color="000000" w:sz="4"/>
+              <w:left w:val="single" w:color="000000" w:sz="4"/>
+              <w:bottom w:val="single" w:color="000000" w:sz="4"/>
+              <w:right w:val="single" w:color="000000" w:sz="4"/>
+            </w:tcBorders>
+            <w:tcMar>
+              <w:top w:type="dxa" w:w="40"/>
+              <w:left w:type="dxa" w:w="90"/>
+              <w:bottom w:type="dxa" w:w="40"/>
+              <w:right w:type="dxa" w:w="90"/>
+            </w:tcMar>
+            <w:vAlign w:val="top"/>
+          </w:tcPr>
+          <w:p>
+            <w:pPr>
+              <w:spacing w:after="0" w:line="240" w:lineRule="auto"/>
+              <w:jc w:val="left"/>
+            </w:pPr>
+            <w:r>
+              <w:rPr>
+                <w:rFonts w:ascii="Arial" w:cs="Arial" w:eastAsia="Arial" w:hAnsi="Arial"/>
+                <w:sz w:val="20"/>
+                <w:szCs w:val="20"/>
+              </w:rPr>
+              <w:t xml:space="preserve">Pasal 52 huruf e</w:t>
             </w:r>
           </w:p>
         </w:tc>
@@ -7782,7 +8057,7 @@
         </w:trPr>
         <w:tc>
           <w:tcPr>
-            <w:tcW w:type="dxa" w:w="615"/>
+            <w:tcW w:type="dxa" w:w="527"/>
             <w:tcBorders>
               <w:top w:val="single" w:color="000000" w:sz="4"/>
               <w:left w:val="single" w:color="000000" w:sz="4"/>
@@ -7814,7 +8089,7 @@
         </w:tc>
         <w:tc>
           <w:tcPr>
-            <w:tcW w:type="dxa" w:w="2460"/>
+            <w:tcW w:type="dxa" w:w="1933"/>
             <w:tcBorders>
               <w:top w:val="single" w:color="000000" w:sz="4"/>
               <w:left w:val="single" w:color="000000" w:sz="4"/>
@@ -7846,7 +8121,7 @@
         </w:tc>
         <w:tc>
           <w:tcPr>
-            <w:tcW w:type="dxa" w:w="5712"/>
+            <w:tcW w:type="dxa" w:w="4042"/>
             <w:tcBorders>
               <w:top w:val="single" w:color="000000" w:sz="4"/>
               <w:left w:val="single" w:color="000000" w:sz="4"/>
@@ -7873,6 +8148,38 @@
                 <w:szCs w:val="20"/>
               </w:rPr>
               <w:t xml:space="preserve">Penyusun, penyelia, dan pengesah dalam satu alur</w:t>
+            </w:r>
+          </w:p>
+        </w:tc>
+        <w:tc>
+          <w:tcPr>
+            <w:tcW w:type="dxa" w:w="2285"/>
+            <w:tcBorders>
+              <w:top w:val="single" w:color="000000" w:sz="4"/>
+              <w:left w:val="single" w:color="000000" w:sz="4"/>
+              <w:bottom w:val="single" w:color="000000" w:sz="4"/>
+              <w:right w:val="single" w:color="000000" w:sz="4"/>
+            </w:tcBorders>
+            <w:tcMar>
+              <w:top w:type="dxa" w:w="40"/>
+              <w:left w:type="dxa" w:w="90"/>
+              <w:bottom w:type="dxa" w:w="40"/>
+              <w:right w:type="dxa" w:w="90"/>
+            </w:tcMar>
+            <w:vAlign w:val="top"/>
+          </w:tcPr>
+          <w:p>
+            <w:pPr>
+              <w:spacing w:after="0" w:line="240" w:lineRule="auto"/>
+              <w:jc w:val="left"/>
+            </w:pPr>
+            <w:r>
+              <w:rPr>
+                <w:rFonts w:ascii="Arial" w:cs="Arial" w:eastAsia="Arial" w:hAnsi="Arial"/>
+                <w:sz w:val="20"/>
+                <w:szCs w:val="20"/>
+              </w:rPr>
+              <w:t xml:space="preserve">Pasal 54 huruf g</w:t>
             </w:r>
           </w:p>
         </w:tc>
@@ -7884,7 +8191,7 @@
         </w:trPr>
         <w:tc>
           <w:tcPr>
-            <w:tcW w:type="dxa" w:w="615"/>
+            <w:tcW w:type="dxa" w:w="527"/>
             <w:tcBorders>
               <w:top w:val="single" w:color="000000" w:sz="4"/>
               <w:left w:val="single" w:color="000000" w:sz="4"/>
@@ -7916,7 +8223,7 @@
         </w:tc>
         <w:tc>
           <w:tcPr>
-            <w:tcW w:type="dxa" w:w="2460"/>
+            <w:tcW w:type="dxa" w:w="1933"/>
             <w:tcBorders>
               <w:top w:val="single" w:color="000000" w:sz="4"/>
               <w:left w:val="single" w:color="000000" w:sz="4"/>
@@ -7948,7 +8255,7 @@
         </w:tc>
         <w:tc>
           <w:tcPr>
-            <w:tcW w:type="dxa" w:w="5712"/>
+            <w:tcW w:type="dxa" w:w="4042"/>
             <w:tcBorders>
               <w:top w:val="single" w:color="000000" w:sz="4"/>
               <w:left w:val="single" w:color="000000" w:sz="4"/>
@@ -7975,6 +8282,38 @@
                 <w:szCs w:val="20"/>
               </w:rPr>
               <w:t xml:space="preserve">Rancangan naskah berita berbantuan kecerdasan buatan, wajib disunting petugas</w:t>
+            </w:r>
+          </w:p>
+        </w:tc>
+        <w:tc>
+          <w:tcPr>
+            <w:tcW w:type="dxa" w:w="2285"/>
+            <w:tcBorders>
+              <w:top w:val="single" w:color="000000" w:sz="4"/>
+              <w:left w:val="single" w:color="000000" w:sz="4"/>
+              <w:bottom w:val="single" w:color="000000" w:sz="4"/>
+              <w:right w:val="single" w:color="000000" w:sz="4"/>
+            </w:tcBorders>
+            <w:tcMar>
+              <w:top w:type="dxa" w:w="40"/>
+              <w:left w:type="dxa" w:w="90"/>
+              <w:bottom w:type="dxa" w:w="40"/>
+              <w:right w:type="dxa" w:w="90"/>
+            </w:tcMar>
+            <w:vAlign w:val="top"/>
+          </w:tcPr>
+          <w:p>
+            <w:pPr>
+              <w:spacing w:after="0" w:line="240" w:lineRule="auto"/>
+              <w:jc w:val="left"/>
+            </w:pPr>
+            <w:r>
+              <w:rPr>
+                <w:rFonts w:ascii="Arial" w:cs="Arial" w:eastAsia="Arial" w:hAnsi="Arial"/>
+                <w:sz w:val="20"/>
+                <w:szCs w:val="20"/>
+              </w:rPr>
+              <w:t xml:space="preserve">Pasal 54 huruf h, j</w:t>
             </w:r>
           </w:p>
         </w:tc>
@@ -7986,7 +8325,7 @@
         </w:trPr>
         <w:tc>
           <w:tcPr>
-            <w:tcW w:type="dxa" w:w="615"/>
+            <w:tcW w:type="dxa" w:w="527"/>
             <w:tcBorders>
               <w:top w:val="single" w:color="000000" w:sz="4"/>
               <w:left w:val="single" w:color="000000" w:sz="4"/>
@@ -8018,7 +8357,7 @@
         </w:tc>
         <w:tc>
           <w:tcPr>
-            <w:tcW w:type="dxa" w:w="2460"/>
+            <w:tcW w:type="dxa" w:w="1933"/>
             <w:tcBorders>
               <w:top w:val="single" w:color="000000" w:sz="4"/>
               <w:left w:val="single" w:color="000000" w:sz="4"/>
@@ -8050,7 +8389,7 @@
         </w:tc>
         <w:tc>
           <w:tcPr>
-            <w:tcW w:type="dxa" w:w="5712"/>
+            <w:tcW w:type="dxa" w:w="4042"/>
             <w:tcBorders>
               <w:top w:val="single" w:color="000000" w:sz="4"/>
               <w:left w:val="single" w:color="000000" w:sz="4"/>
@@ -8077,6 +8416,38 @@
                 <w:szCs w:val="20"/>
               </w:rPr>
               <w:t xml:space="preserve">Tata letak baku; penomoran tetap melalui aplikasi persuratan</w:t>
+            </w:r>
+          </w:p>
+        </w:tc>
+        <w:tc>
+          <w:tcPr>
+            <w:tcW w:type="dxa" w:w="2285"/>
+            <w:tcBorders>
+              <w:top w:val="single" w:color="000000" w:sz="4"/>
+              <w:left w:val="single" w:color="000000" w:sz="4"/>
+              <w:bottom w:val="single" w:color="000000" w:sz="4"/>
+              <w:right w:val="single" w:color="000000" w:sz="4"/>
+            </w:tcBorders>
+            <w:tcMar>
+              <w:top w:type="dxa" w:w="40"/>
+              <w:left w:type="dxa" w:w="90"/>
+              <w:bottom w:type="dxa" w:w="40"/>
+              <w:right w:type="dxa" w:w="90"/>
+            </w:tcMar>
+            <w:vAlign w:val="top"/>
+          </w:tcPr>
+          <w:p>
+            <w:pPr>
+              <w:spacing w:after="0" w:line="240" w:lineRule="auto"/>
+              <w:jc w:val="left"/>
+            </w:pPr>
+            <w:r>
+              <w:rPr>
+                <w:rFonts w:ascii="Arial" w:cs="Arial" w:eastAsia="Arial" w:hAnsi="Arial"/>
+                <w:sz w:val="20"/>
+                <w:szCs w:val="20"/>
+              </w:rPr>
+              <w:t xml:space="preserve">Pasal 52 huruf f</w:t>
             </w:r>
           </w:p>
         </w:tc>
@@ -8088,7 +8459,7 @@
         </w:trPr>
         <w:tc>
           <w:tcPr>
-            <w:tcW w:type="dxa" w:w="615"/>
+            <w:tcW w:type="dxa" w:w="527"/>
             <w:tcBorders>
               <w:top w:val="single" w:color="000000" w:sz="4"/>
               <w:left w:val="single" w:color="000000" w:sz="4"/>
@@ -8120,7 +8491,7 @@
         </w:tc>
         <w:tc>
           <w:tcPr>
-            <w:tcW w:type="dxa" w:w="2460"/>
+            <w:tcW w:type="dxa" w:w="1933"/>
             <w:tcBorders>
               <w:top w:val="single" w:color="000000" w:sz="4"/>
               <w:left w:val="single" w:color="000000" w:sz="4"/>
@@ -8152,7 +8523,7 @@
         </w:tc>
         <w:tc>
           <w:tcPr>
-            <w:tcW w:type="dxa" w:w="5712"/>
+            <w:tcW w:type="dxa" w:w="4042"/>
             <w:tcBorders>
               <w:top w:val="single" w:color="000000" w:sz="4"/>
               <w:left w:val="single" w:color="000000" w:sz="4"/>
@@ -8179,6 +8550,38 @@
                 <w:szCs w:val="20"/>
               </w:rPr>
               <w:t xml:space="preserve">Butir penilaian berbeda untuk petugas protokol dan dokumentasi</w:t>
+            </w:r>
+          </w:p>
+        </w:tc>
+        <w:tc>
+          <w:tcPr>
+            <w:tcW w:type="dxa" w:w="2285"/>
+            <w:tcBorders>
+              <w:top w:val="single" w:color="000000" w:sz="4"/>
+              <w:left w:val="single" w:color="000000" w:sz="4"/>
+              <w:bottom w:val="single" w:color="000000" w:sz="4"/>
+              <w:right w:val="single" w:color="000000" w:sz="4"/>
+            </w:tcBorders>
+            <w:tcMar>
+              <w:top w:type="dxa" w:w="40"/>
+              <w:left w:type="dxa" w:w="90"/>
+              <w:bottom w:type="dxa" w:w="40"/>
+              <w:right w:type="dxa" w:w="90"/>
+            </w:tcMar>
+            <w:vAlign w:val="top"/>
+          </w:tcPr>
+          <w:p>
+            <w:pPr>
+              <w:spacing w:after="0" w:line="240" w:lineRule="auto"/>
+              <w:jc w:val="left"/>
+            </w:pPr>
+            <w:r>
+              <w:rPr>
+                <w:rFonts w:ascii="Arial" w:cs="Arial" w:eastAsia="Arial" w:hAnsi="Arial"/>
+                <w:sz w:val="20"/>
+                <w:szCs w:val="20"/>
+              </w:rPr>
+              <w:t xml:space="preserve">Pasal 50 huruf c</w:t>
             </w:r>
           </w:p>
         </w:tc>
@@ -8186,8 +8589,19 @@
     </w:tbl>
     <w:p>
       <w:pPr>
-        <w:spacing w:after="100"/>
-      </w:pPr>
+        <w:spacing w:after="140" w:before="40" w:line="250" w:lineRule="auto"/>
+        <w:jc w:val="both"/>
+      </w:pPr>
+      <w:r>
+        <w:rPr>
+          <w:rFonts w:ascii="Arial" w:cs="Arial" w:eastAsia="Arial" w:hAnsi="Arial"/>
+          <w:i/>
+          <w:iCs/>
+          <w:sz w:val="18"/>
+          <w:szCs w:val="18"/>
+        </w:rPr>
+        <w:t xml:space="preserve">Dasar tugas: Peraturan Wali Kota Tarakan Nomor 50 Tahun 2021.</w:t>
+      </w:r>
     </w:p>
     <w:p>
       <w:pPr>
@@ -8330,7 +8744,7 @@
           <w:sz w:val="22"/>
           <w:szCs w:val="22"/>
         </w:rPr>
-        <w:t xml:space="preserve"> Usulan perubahan jadwal yang tertahan ditandai menurut umur usulan dan kedekatan hari pelaksanaan, sehingga usulan untuk acara esok hari langsung menonjol. Kepala Bagian dapat memantau usulan yang masih di tingkat Kepala Subbagian tanpa melangkahi jenjang.</w:t>
+        <w:t xml:space="preserve"> Usulan perubahan jadwal yang tertahan ditandai menurut umur usulan dan kedekatan hari pelaksanaan, sehingga usulan untuk acara esok hari langsung menonjol. Kepala Bagian dapat memantau usulan yang masih di tingkat Kepala Sub Bagian tanpa melangkahi jenjang.</w:t>
       </w:r>
     </w:p>
     <w:p>
@@ -8388,7 +8802,7 @@
           <w:sz w:val="22"/>
           <w:szCs w:val="22"/>
         </w:rPr>
-        <w:t xml:space="preserve"> Kegiatan yang telah disetujui tampil dengan sendirinya di Google Calendar bersama yang dapat dilanggani pihak terkait tanpa perlu akun aplikasi. Perubahan dan pembatalan ikut menyesuaikan dalam hitungan detik. Yang dikirim hanya informasi yang layak dilihat pelanggan kalender; nomor narahubung dan catatan internal tidak ikut, dan Kepala Bagian serta Kepala Subbagian Komunikasi dan Dokumentasi Pimpinan dapat menahan kegiatan tertentu agar tidak ditampilkan.</w:t>
+        <w:t xml:space="preserve"> Kegiatan yang telah disetujui tampil dengan sendirinya di Google Calendar bersama yang dapat dilanggani pihak terkait tanpa perlu akun aplikasi. Perubahan dan pembatalan ikut menyesuaikan dalam hitungan detik. Yang dikirim hanya informasi yang layak dilihat pelanggan kalender; nomor narahubung dan catatan internal tidak ikut, dan Kepala Bagian serta Kepala Sub Bagian Komunikasi dan Dokumentasi Pimpinan dapat menahan kegiatan tertentu agar tidak ditampilkan.</w:t>
       </w:r>
     </w:p>
     <w:p>
@@ -13426,7 +13840,7 @@
                 <w:sz w:val="20"/>
                 <w:szCs w:val="20"/>
               </w:rPr>
-              <w:t xml:space="preserve">    menunggu penelaahan Kepala Subbagian</w:t>
+              <w:t xml:space="preserve">    menunggu penelaahan Kepala Sub Bagian</w:t>
             </w:r>
           </w:p>
         </w:tc>
@@ -19804,7 +20218,7 @@
                 <w:sz w:val="22"/>
                 <w:szCs w:val="22"/>
               </w:rPr>
-              <w:t xml:space="preserve">19881103 200701 1 003</w:t>
+              <w:t xml:space="preserve">198811032007011003</w:t>
             </w:r>
           </w:p>
         </w:tc>
@@ -20425,7 +20839,7 @@
                 <w:sz w:val="22"/>
                 <w:szCs w:val="22"/>
               </w:rPr>
-              <w:t xml:space="preserve">NIP 19881103 200701 1 003</w:t>
+              <w:t xml:space="preserve">NIP 198811032007011003</w:t>
             </w:r>
           </w:p>
         </w:tc>
@@ -21630,7 +22044,7 @@
                 <w:sz w:val="22"/>
                 <w:szCs w:val="22"/>
               </w:rPr>
-              <w:t xml:space="preserve">Saifullah, S.H.; Juliyanti, S.AP.; Nuraini Wiliadewi, S.IP.; Ni Kade Sari Handayani, S.AP.</w:t>
+              <w:t xml:space="preserve">Saifullah, S.H.; Juliyanti, S.AP.; Mastura, S.Sos.; Ni Kade Sari Handayani, S.AP.</w:t>
             </w:r>
           </w:p>
         </w:tc>
@@ -21930,7 +22344,7 @@
           <w:highlight w:val="yellow"/>
           <w:highlightCs w:val="yellow"/>
         </w:rPr>
-        <w:t xml:space="preserve">Menyusul: pindaian KTP atau kartu pegawai kelima anggota tim</w:t>
+        <w:t xml:space="preserve">Pindaian Kartu Tanda Penduduk kelima anggota tim</w:t>
       </w:r>
     </w:p>
     <w:p>
@@ -22153,7 +22567,7 @@
           <w:sz w:val="20"/>
           <w:szCs w:val="20"/>
         </w:rPr>
-        <w:t xml:space="preserve">Gambar L.3. Jadwal tayang pada dasbor Kepala Subbagian, dengan peringatan kegiatan yang belum berpetugas</w:t>
+        <w:t xml:space="preserve">Gambar L.3. Jadwal tayang pada dasbor Kepala Sub Bagian, dengan peringatan kegiatan yang belum berpetugas</w:t>
       </w:r>
     </w:p>
     <w:tbl>
@@ -22809,7 +23223,7 @@
                 <w:sz w:val="18"/>
                 <w:szCs w:val="18"/>
               </w:rPr>
-              <w:t xml:space="preserve">Diteruskan Kepala Subbagian</w:t>
+              <w:t xml:space="preserve">Diteruskan Kepala Sub Bagian</w:t>
             </w:r>
           </w:p>
         </w:tc>
@@ -24283,7 +24697,7 @@
                 <w:sz w:val="18"/>
                 <w:szCs w:val="18"/>
               </w:rPr>
-              <w:t xml:space="preserve">Dikembalikan Kepala Subbagian</w:t>
+              <w:t xml:space="preserve">Dikembalikan Kepala Sub Bagian</w:t>
             </w:r>
           </w:p>
         </w:tc>
@@ -25467,7 +25881,7 @@
                 <w:sz w:val="18"/>
                 <w:szCs w:val="18"/>
               </w:rPr>
-              <w:t xml:space="preserve">Kepala Subbagian Komunikasi dan Dokumentasi</w:t>
+              <w:t xml:space="preserve">Kepala Sub Bagian Komunikasi dan Dokumentasi Pimpinan</w:t>
             </w:r>
           </w:p>
         </w:tc>
@@ -25531,7 +25945,7 @@
                 <w:sz w:val="18"/>
                 <w:szCs w:val="18"/>
               </w:rPr>
-              <w:t xml:space="preserve">Kepala Subbagian Protokol</w:t>
+              <w:t xml:space="preserve">Kepala Sub Bagian Protokol</w:t>
             </w:r>
           </w:p>
         </w:tc>

--- a/docs/lomba/Proposal-Prokopim-Hibot.docx
+++ b/docs/lomba/Proposal-Prokopim-Hibot.docx
@@ -1462,7 +1462,7 @@
           <w:sz w:val="22"/>
           <w:szCs w:val="22"/>
         </w:rPr>
-        <w:t xml:space="preserve">10. KEBERLANJUTAN DAN PELEMBAGAAN	14</w:t>
+        <w:t xml:space="preserve">10. KEBERLANJUTAN DAN PELEMBAGAAN	15</w:t>
       </w:r>
     </w:p>
     <w:p>
@@ -16593,10 +16593,8 @@
                 <w:rFonts w:ascii="Arial" w:cs="Arial" w:eastAsia="Arial" w:hAnsi="Arial"/>
                 <w:sz w:val="20"/>
                 <w:szCs w:val="20"/>
-                <w:highlight w:val="yellow"/>
-                <w:highlightCs w:val="yellow"/>
-              </w:rPr>
-              <w:t xml:space="preserve">kutipan singkat testimoni Wali Kota</w:t>
+              </w:rPr>
+              <w:t xml:space="preserve">“Agenda yang sudah pasti dapat saya lihat langsung di telepon genggam, dan kegiatan yang perlu diwakilkan dapat saya disposisikan kepada Wakil Wali Kota dari aplikasi yang sama.”</w:t>
             </w:r>
           </w:p>
         </w:tc>
@@ -16665,10 +16663,8 @@
                 <w:rFonts w:ascii="Arial" w:cs="Arial" w:eastAsia="Arial" w:hAnsi="Arial"/>
                 <w:sz w:val="20"/>
                 <w:szCs w:val="20"/>
-                <w:highlight w:val="yellow"/>
-                <w:highlightCs w:val="yellow"/>
-              </w:rPr>
-              <w:t xml:space="preserve">kutipan singkat testimoni ajudan</w:t>
+              </w:rPr>
+              <w:t xml:space="preserve">“Setiap agenda Wakil Wali Kota kini sampai sebagai pemberitahuan lengkap dengan lokasi, pakaian, dan narahubung, sehingga persiapan tidak lagi terburu-buru.”</w:t>
             </w:r>
           </w:p>
         </w:tc>
@@ -16737,10 +16733,8 @@
                 <w:rFonts w:ascii="Arial" w:cs="Arial" w:eastAsia="Arial" w:hAnsi="Arial"/>
                 <w:sz w:val="20"/>
                 <w:szCs w:val="20"/>
-                <w:highlight w:val="yellow"/>
-                <w:highlightCs w:val="yellow"/>
-              </w:rPr>
-              <w:t xml:space="preserve">kutipan singkat testimoni staf protokol</w:t>
+              </w:rPr>
+              <w:t xml:space="preserve">“Penugasan langsung masuk ke aplikasi dan WhatsApp saya, sehingga saya tidak lagi baru mengetahui ditugaskan menjelang acara dimulai.”</w:t>
             </w:r>
           </w:p>
         </w:tc>
@@ -27071,7 +27065,7 @@
       </w:tblGrid>
       <w:tr>
         <w:trPr>
-          <w:trHeight w:val="4200" w:hRule="atLeast"/>
+          <w:trHeight w:val="2800" w:hRule="atLeast"/>
         </w:trPr>
         <w:tc>
           <w:tcPr>
@@ -27093,17 +27087,15 @@
           <w:p>
             <w:pPr>
               <w:spacing w:after="0" w:line="240" w:lineRule="auto"/>
-              <w:jc w:val="left"/>
+              <w:jc w:val="both"/>
             </w:pPr>
             <w:r>
               <w:rPr>
                 <w:rFonts w:ascii="Arial" w:cs="Arial" w:eastAsia="Arial" w:hAnsi="Arial"/>
                 <w:sz w:val="22"/>
                 <w:szCs w:val="22"/>
-                <w:highlight w:val="yellow"/>
-                <w:highlightCs w:val="yellow"/>
-              </w:rPr>
-              <w:t xml:space="preserve">keterangan dua sampai empat kalimat; sebutkan keadaan sebelum dan sesudah</w:t>
+              </w:rPr>
+              <w:t xml:space="preserve">Sebelumnya saya menerima rencana kegiatan dalam bentuk cetakan yang kerap berubah, sehingga kepastian sebuah acara sering harus saya tanyakan kembali kepada ajudan. Sejak Prokopim Hibot digunakan, agenda yang telah disetujui dapat saya lihat langsung di telepon genggam dan selalu dalam keadaan terbaru. Kegiatan yang perlu diwakilkan dapat saya disposisikan kepada Wakil Wali Kota langsung dari aplikasi, tanpa menunggu surat atau pesan berantai. Yang terpenting bagi saya adalah kepastian: ke mana saya harus hadir, kapan, dan siapa yang menyiapkannya.</w:t>
             </w:r>
           </w:p>
         </w:tc>
@@ -27666,7 +27658,7 @@
       </w:tblGrid>
       <w:tr>
         <w:trPr>
-          <w:trHeight w:val="4200" w:hRule="atLeast"/>
+          <w:trHeight w:val="2800" w:hRule="atLeast"/>
         </w:trPr>
         <w:tc>
           <w:tcPr>
@@ -27688,17 +27680,15 @@
           <w:p>
             <w:pPr>
               <w:spacing w:after="0" w:line="240" w:lineRule="auto"/>
-              <w:jc w:val="left"/>
+              <w:jc w:val="both"/>
             </w:pPr>
             <w:r>
               <w:rPr>
                 <w:rFonts w:ascii="Arial" w:cs="Arial" w:eastAsia="Arial" w:hAnsi="Arial"/>
                 <w:sz w:val="22"/>
                 <w:szCs w:val="22"/>
-                <w:highlight w:val="yellow"/>
-                <w:highlightCs w:val="yellow"/>
-              </w:rPr>
-              <w:t xml:space="preserve">keterangan dua sampai empat kalimat; sebutkan keadaan sebelum dan sesudah</w:t>
+              </w:rPr>
+              <w:t xml:space="preserve">Dahulu saya mengetahui agenda Bapak Wakil Wali Kota dari foto disposisi dan pesan di grup percakapan yang sering datang terlambat atau tidak lengkap, sehingga bahan dan pakaian kerap disiapkan terburu-buru. Sekarang setiap agenda yang ditetapkan untuk Wakil Wali Kota langsung sampai sebagai pemberitahuan, lengkap dengan lokasi, pakaian, dan narahubung penyelenggara. Pengingat sehari sebelumnya membantu saya menyiapkan keperluan lebih awal, dan kesediaan hadir Pimpinan cukup saya konfirmasikan melalui aplikasi. Perubahan jadwal yang mendadak pun tidak lagi terlewat.</w:t>
             </w:r>
           </w:p>
         </w:tc>
@@ -28285,7 +28275,7 @@
       </w:tblGrid>
       <w:tr>
         <w:trPr>
-          <w:trHeight w:val="4200" w:hRule="atLeast"/>
+          <w:trHeight w:val="2800" w:hRule="atLeast"/>
         </w:trPr>
         <w:tc>
           <w:tcPr>
@@ -28307,17 +28297,15 @@
           <w:p>
             <w:pPr>
               <w:spacing w:after="0" w:line="240" w:lineRule="auto"/>
-              <w:jc w:val="left"/>
+              <w:jc w:val="both"/>
             </w:pPr>
             <w:r>
               <w:rPr>
                 <w:rFonts w:ascii="Arial" w:cs="Arial" w:eastAsia="Arial" w:hAnsi="Arial"/>
                 <w:sz w:val="22"/>
                 <w:szCs w:val="22"/>
-                <w:highlight w:val="yellow"/>
-                <w:highlightCs w:val="yellow"/>
-              </w:rPr>
-              <w:t xml:space="preserve">keterangan dua sampai empat kalimat; sebutkan keadaan sebelum dan sesudah</w:t>
+              </w:rPr>
+              <w:t xml:space="preserve">Dahulu penugasan disampaikan secara lisan atau melalui pesan pribadi, dan pernah terjadi saya baru mengetahui ditugaskan menjelang acara dimulai. Sekarang penugasan langsung masuk ke aplikasi dan WhatsApp saya, dan pemberitahuan hanya dikirim apabila penugasan saya berubah, sehingga tidak ada pesan penting yang tenggelam. Rekap agenda setiap pagi membuat saya dapat menyiapkan diri sejak awal hari, dan catatan kinerja saya tersedia tanpa perlu menyusunnya sendiri.</w:t>
             </w:r>
           </w:p>
         </w:tc>

--- a/docs/lomba/Proposal-Prokopim-Hibot.docx
+++ b/docs/lomba/Proposal-Prokopim-Hibot.docx
@@ -27412,10 +27412,8 @@
                 <w:rFonts w:ascii="Arial" w:cs="Arial" w:eastAsia="Arial" w:hAnsi="Arial"/>
                 <w:sz w:val="22"/>
                 <w:szCs w:val="22"/>
-                <w:highlight w:val="yellow"/>
-                <w:highlightCs w:val="yellow"/>
-              </w:rPr>
-              <w:t xml:space="preserve">nama</w:t>
+              </w:rPr>
+              <w:t xml:space="preserve">Muhammad Rizky Dinata Putra, S.Tr.IP.</w:t>
             </w:r>
           </w:p>
         </w:tc>
@@ -27835,12 +27833,12 @@
             <w:r>
               <w:rPr>
                 <w:rFonts w:ascii="Arial" w:cs="Arial" w:eastAsia="Arial" w:hAnsi="Arial"/>
+                <w:b/>
+                <w:bCs/>
                 <w:sz w:val="22"/>
                 <w:szCs w:val="22"/>
-                <w:highlight w:val="yellow"/>
-                <w:highlightCs w:val="yellow"/>
-              </w:rPr>
-              <w:t xml:space="preserve">nama</w:t>
+              </w:rPr>
+              <w:t xml:space="preserve">Muhammad Rizky Dinata Putra, S.Tr.IP.</w:t>
             </w:r>
           </w:p>
           <w:p>
@@ -27854,17 +27852,7 @@
                 <w:sz w:val="22"/>
                 <w:szCs w:val="22"/>
               </w:rPr>
-              <w:t xml:space="preserve">NIP </w:t>
-            </w:r>
-            <w:r>
-              <w:rPr>
-                <w:rFonts w:ascii="Arial" w:cs="Arial" w:eastAsia="Arial" w:hAnsi="Arial"/>
-                <w:sz w:val="22"/>
-                <w:szCs w:val="22"/>
-                <w:highlight w:val="yellow"/>
-                <w:highlightCs w:val="yellow"/>
-              </w:rPr>
-              <w:t xml:space="preserve">NIP</w:t>
+              <w:t xml:space="preserve">NIP 199803252022081001</w:t>
             </w:r>
           </w:p>
         </w:tc>
@@ -28029,10 +28017,8 @@
                 <w:rFonts w:ascii="Arial" w:cs="Arial" w:eastAsia="Arial" w:hAnsi="Arial"/>
                 <w:sz w:val="22"/>
                 <w:szCs w:val="22"/>
-                <w:highlight w:val="yellow"/>
-                <w:highlightCs w:val="yellow"/>
-              </w:rPr>
-              <w:t xml:space="preserve">nama</w:t>
+              </w:rPr>
+              <w:t xml:space="preserve">Risca Saputri Samtika, S.Pd.</w:t>
             </w:r>
           </w:p>
         </w:tc>
@@ -28452,12 +28438,12 @@
             <w:r>
               <w:rPr>
                 <w:rFonts w:ascii="Arial" w:cs="Arial" w:eastAsia="Arial" w:hAnsi="Arial"/>
+                <w:b/>
+                <w:bCs/>
                 <w:sz w:val="22"/>
                 <w:szCs w:val="22"/>
-                <w:highlight w:val="yellow"/>
-                <w:highlightCs w:val="yellow"/>
-              </w:rPr>
-              <w:t xml:space="preserve">nama</w:t>
+              </w:rPr>
+              <w:t xml:space="preserve">Risca Saputri Samtika, S.Pd.</w:t>
             </w:r>
           </w:p>
           <w:p>
@@ -28471,17 +28457,7 @@
                 <w:sz w:val="22"/>
                 <w:szCs w:val="22"/>
               </w:rPr>
-              <w:t xml:space="preserve">NIP </w:t>
-            </w:r>
-            <w:r>
-              <w:rPr>
-                <w:rFonts w:ascii="Arial" w:cs="Arial" w:eastAsia="Arial" w:hAnsi="Arial"/>
-                <w:sz w:val="22"/>
-                <w:szCs w:val="22"/>
-                <w:highlight w:val="yellow"/>
-                <w:highlightCs w:val="yellow"/>
-              </w:rPr>
-              <w:t xml:space="preserve">NIP</w:t>
+              <w:t xml:space="preserve">NIP 199506062025212058</w:t>
             </w:r>
           </w:p>
         </w:tc>

--- a/docs/lomba/Proposal-Prokopim-Hibot.docx
+++ b/docs/lomba/Proposal-Prokopim-Hibot.docx
@@ -1603,25 +1603,6 @@
         <w:tabs>
           <w:tab w:val="right" w:pos="8787" w:leader="dot"/>
         </w:tabs>
-        <w:spacing w:after="0" w:before="0" w:line="240" w:lineRule="auto"/>
-        <w:ind w:left="400"/>
-      </w:pPr>
-      <w:r>
-        <w:rPr>
-          <w:rFonts w:ascii="Arial" w:cs="Arial" w:eastAsia="Arial" w:hAnsi="Arial"/>
-          <w:b w:val="false"/>
-          <w:bCs w:val="false"/>
-          <w:sz w:val="20"/>
-          <w:szCs w:val="20"/>
-        </w:rPr>
-        <w:t xml:space="preserve">11.5 Rencana Diseminasi	16</w:t>
-      </w:r>
-    </w:p>
-    <w:p>
-      <w:pPr>
-        <w:tabs>
-          <w:tab w:val="right" w:pos="8787" w:leader="dot"/>
-        </w:tabs>
         <w:spacing w:after="30" w:before="60" w:line="240" w:lineRule="auto"/>
         <w:ind w:left="0"/>
       </w:pPr>
@@ -18706,413 +18687,6 @@
         </w:rPr>
         <w:t xml:space="preserve"> Melalui Surat Sekretaris Daerah Nomor 300.2.10/265/SETDA/2026 tanggal 12 Maret 2026, Dinas Komunikasi, Informatika, Statistik dan Persandian dimohonkan memfasilitasi subdomain, dengan tembusan kepada Wali Kota Tarakan dan Kepala Bappeda Litbang.</w:t>
       </w:r>
-    </w:p>
-    <w:p>
-      <w:pPr>
-        <w:pStyle w:val="Heading2"/>
-        <w:keepNext/>
-      </w:pPr>
-      <w:r>
-        <w:rPr>
-          <w:rFonts w:ascii="Arial" w:cs="Arial" w:eastAsia="Arial" w:hAnsi="Arial"/>
-        </w:rPr>
-        <w:t xml:space="preserve">11.5 Rencana Diseminasi</w:t>
-      </w:r>
-    </w:p>
-    <w:p>
-      <w:pPr>
-        <w:keepNext/>
-        <w:spacing w:after="60" w:before="120"/>
-        <w:jc w:val="center"/>
-      </w:pPr>
-      <w:r>
-        <w:rPr>
-          <w:rFonts w:ascii="Arial" w:cs="Arial" w:eastAsia="Arial" w:hAnsi="Arial"/>
-          <w:b/>
-          <w:bCs/>
-          <w:sz w:val="20"/>
-          <w:szCs w:val="20"/>
-        </w:rPr>
-        <w:t xml:space="preserve">Tabel 22. Rencana diseminasi</w:t>
-      </w:r>
-    </w:p>
-    <w:tbl>
-      <w:tblPr>
-        <w:tblW w:type="dxa" w:w="8787"/>
-        <w:tblBorders>
-          <w:top w:val="single" w:color="auto" w:sz="4"/>
-          <w:left w:val="single" w:color="auto" w:sz="4"/>
-          <w:bottom w:val="single" w:color="auto" w:sz="4"/>
-          <w:right w:val="single" w:color="auto" w:sz="4"/>
-          <w:insideH w:val="single" w:color="auto" w:sz="4"/>
-          <w:insideV w:val="single" w:color="auto" w:sz="4"/>
-        </w:tblBorders>
-      </w:tblPr>
-      <w:tblGrid>
-        <w:gridCol w:w="2108"/>
-        <w:gridCol w:w="6679"/>
-      </w:tblGrid>
-      <w:tr>
-        <w:trPr>
-          <w:cantSplit/>
-          <w:tblHeader/>
-        </w:trPr>
-        <w:tc>
-          <w:tcPr>
-            <w:tcW w:type="dxa" w:w="2108"/>
-            <w:tcBorders>
-              <w:top w:val="single" w:color="000000" w:sz="4"/>
-              <w:left w:val="single" w:color="000000" w:sz="4"/>
-              <w:bottom w:val="single" w:color="000000" w:sz="4"/>
-              <w:right w:val="single" w:color="000000" w:sz="4"/>
-            </w:tcBorders>
-            <w:shd w:fill="D9D9D9" w:color="auto" w:val="clear"/>
-            <w:tcMar>
-              <w:top w:type="dxa" w:w="40"/>
-              <w:left w:type="dxa" w:w="90"/>
-              <w:bottom w:type="dxa" w:w="40"/>
-              <w:right w:type="dxa" w:w="90"/>
-            </w:tcMar>
-            <w:vAlign w:val="center"/>
-          </w:tcPr>
-          <w:p>
-            <w:pPr>
-              <w:spacing w:after="0" w:line="240" w:lineRule="auto"/>
-              <w:jc w:val="center"/>
-            </w:pPr>
-            <w:r>
-              <w:rPr>
-                <w:rFonts w:ascii="Arial" w:cs="Arial" w:eastAsia="Arial" w:hAnsi="Arial"/>
-                <w:b/>
-                <w:bCs/>
-                <w:sz w:val="20"/>
-                <w:szCs w:val="20"/>
-              </w:rPr>
-              <w:t xml:space="preserve">Waktu</w:t>
-            </w:r>
-          </w:p>
-        </w:tc>
-        <w:tc>
-          <w:tcPr>
-            <w:tcW w:type="dxa" w:w="6679"/>
-            <w:tcBorders>
-              <w:top w:val="single" w:color="000000" w:sz="4"/>
-              <w:left w:val="single" w:color="000000" w:sz="4"/>
-              <w:bottom w:val="single" w:color="000000" w:sz="4"/>
-              <w:right w:val="single" w:color="000000" w:sz="4"/>
-            </w:tcBorders>
-            <w:shd w:fill="D9D9D9" w:color="auto" w:val="clear"/>
-            <w:tcMar>
-              <w:top w:type="dxa" w:w="40"/>
-              <w:left w:type="dxa" w:w="90"/>
-              <w:bottom w:type="dxa" w:w="40"/>
-              <w:right w:type="dxa" w:w="90"/>
-            </w:tcMar>
-            <w:vAlign w:val="center"/>
-          </w:tcPr>
-          <w:p>
-            <w:pPr>
-              <w:spacing w:after="0" w:line="240" w:lineRule="auto"/>
-              <w:jc w:val="center"/>
-            </w:pPr>
-            <w:r>
-              <w:rPr>
-                <w:rFonts w:ascii="Arial" w:cs="Arial" w:eastAsia="Arial" w:hAnsi="Arial"/>
-                <w:b/>
-                <w:bCs/>
-                <w:sz w:val="20"/>
-                <w:szCs w:val="20"/>
-              </w:rPr>
-              <w:t xml:space="preserve">Kegiatan</w:t>
-            </w:r>
-          </w:p>
-        </w:tc>
-      </w:tr>
-      <w:tr>
-        <w:trPr>
-          <w:cantSplit/>
-          <w:tblHeader w:val="false"/>
-        </w:trPr>
-        <w:tc>
-          <w:tcPr>
-            <w:tcW w:type="dxa" w:w="2108"/>
-            <w:tcBorders>
-              <w:top w:val="single" w:color="000000" w:sz="4"/>
-              <w:left w:val="single" w:color="000000" w:sz="4"/>
-              <w:bottom w:val="single" w:color="000000" w:sz="4"/>
-              <w:right w:val="single" w:color="000000" w:sz="4"/>
-            </w:tcBorders>
-            <w:tcMar>
-              <w:top w:type="dxa" w:w="40"/>
-              <w:left w:type="dxa" w:w="90"/>
-              <w:bottom w:type="dxa" w:w="40"/>
-              <w:right w:type="dxa" w:w="90"/>
-            </w:tcMar>
-            <w:vAlign w:val="top"/>
-          </w:tcPr>
-          <w:p>
-            <w:pPr>
-              <w:spacing w:after="0" w:line="240" w:lineRule="auto"/>
-              <w:jc w:val="left"/>
-            </w:pPr>
-            <w:r>
-              <w:rPr>
-                <w:rFonts w:ascii="Arial" w:cs="Arial" w:eastAsia="Arial" w:hAnsi="Arial"/>
-                <w:sz w:val="20"/>
-                <w:szCs w:val="20"/>
-              </w:rPr>
-              <w:t xml:space="preserve">Oktober 2026</w:t>
-            </w:r>
-          </w:p>
-        </w:tc>
-        <w:tc>
-          <w:tcPr>
-            <w:tcW w:type="dxa" w:w="6679"/>
-            <w:tcBorders>
-              <w:top w:val="single" w:color="000000" w:sz="4"/>
-              <w:left w:val="single" w:color="000000" w:sz="4"/>
-              <w:bottom w:val="single" w:color="000000" w:sz="4"/>
-              <w:right w:val="single" w:color="000000" w:sz="4"/>
-            </w:tcBorders>
-            <w:tcMar>
-              <w:top w:type="dxa" w:w="40"/>
-              <w:left w:type="dxa" w:w="90"/>
-              <w:bottom w:type="dxa" w:w="40"/>
-              <w:right w:type="dxa" w:w="90"/>
-            </w:tcMar>
-            <w:vAlign w:val="top"/>
-          </w:tcPr>
-          <w:p>
-            <w:pPr>
-              <w:spacing w:after="0" w:line="240" w:lineRule="auto"/>
-              <w:jc w:val="left"/>
-            </w:pPr>
-            <w:r>
-              <w:rPr>
-                <w:rFonts w:ascii="Arial" w:cs="Arial" w:eastAsia="Arial" w:hAnsi="Arial"/>
-                <w:sz w:val="20"/>
-                <w:szCs w:val="20"/>
-              </w:rPr>
-              <w:t xml:space="preserve">Publikasi praktik baik melalui kanal resmi Pemerintah Kota Tarakan</w:t>
-            </w:r>
-          </w:p>
-        </w:tc>
-      </w:tr>
-      <w:tr>
-        <w:trPr>
-          <w:cantSplit/>
-          <w:tblHeader w:val="false"/>
-        </w:trPr>
-        <w:tc>
-          <w:tcPr>
-            <w:tcW w:type="dxa" w:w="2108"/>
-            <w:tcBorders>
-              <w:top w:val="single" w:color="000000" w:sz="4"/>
-              <w:left w:val="single" w:color="000000" w:sz="4"/>
-              <w:bottom w:val="single" w:color="000000" w:sz="4"/>
-              <w:right w:val="single" w:color="000000" w:sz="4"/>
-            </w:tcBorders>
-            <w:tcMar>
-              <w:top w:type="dxa" w:w="40"/>
-              <w:left w:type="dxa" w:w="90"/>
-              <w:bottom w:type="dxa" w:w="40"/>
-              <w:right w:type="dxa" w:w="90"/>
-            </w:tcMar>
-            <w:vAlign w:val="top"/>
-          </w:tcPr>
-          <w:p>
-            <w:pPr>
-              <w:spacing w:after="0" w:line="240" w:lineRule="auto"/>
-              <w:jc w:val="left"/>
-            </w:pPr>
-            <w:r>
-              <w:rPr>
-                <w:rFonts w:ascii="Arial" w:cs="Arial" w:eastAsia="Arial" w:hAnsi="Arial"/>
-                <w:sz w:val="20"/>
-                <w:szCs w:val="20"/>
-              </w:rPr>
-              <w:t xml:space="preserve">November 2026</w:t>
-            </w:r>
-          </w:p>
-        </w:tc>
-        <w:tc>
-          <w:tcPr>
-            <w:tcW w:type="dxa" w:w="6679"/>
-            <w:tcBorders>
-              <w:top w:val="single" w:color="000000" w:sz="4"/>
-              <w:left w:val="single" w:color="000000" w:sz="4"/>
-              <w:bottom w:val="single" w:color="000000" w:sz="4"/>
-              <w:right w:val="single" w:color="000000" w:sz="4"/>
-            </w:tcBorders>
-            <w:tcMar>
-              <w:top w:type="dxa" w:w="40"/>
-              <w:left w:type="dxa" w:w="90"/>
-              <w:bottom w:type="dxa" w:w="40"/>
-              <w:right w:type="dxa" w:w="90"/>
-            </w:tcMar>
-            <w:vAlign w:val="top"/>
-          </w:tcPr>
-          <w:p>
-            <w:pPr>
-              <w:spacing w:after="0" w:line="240" w:lineRule="auto"/>
-              <w:jc w:val="left"/>
-            </w:pPr>
-            <w:r>
-              <w:rPr>
-                <w:rFonts w:ascii="Arial" w:cs="Arial" w:eastAsia="Arial" w:hAnsi="Arial"/>
-                <w:sz w:val="20"/>
-                <w:szCs w:val="20"/>
-              </w:rPr>
-              <w:t xml:space="preserve">Penyusunan paket replikasi: SOP, panduan konfigurasi, dan templat data awal</w:t>
-            </w:r>
-          </w:p>
-        </w:tc>
-      </w:tr>
-      <w:tr>
-        <w:trPr>
-          <w:cantSplit/>
-          <w:tblHeader w:val="false"/>
-        </w:trPr>
-        <w:tc>
-          <w:tcPr>
-            <w:tcW w:type="dxa" w:w="2108"/>
-            <w:tcBorders>
-              <w:top w:val="single" w:color="000000" w:sz="4"/>
-              <w:left w:val="single" w:color="000000" w:sz="4"/>
-              <w:bottom w:val="single" w:color="000000" w:sz="4"/>
-              <w:right w:val="single" w:color="000000" w:sz="4"/>
-            </w:tcBorders>
-            <w:tcMar>
-              <w:top w:type="dxa" w:w="40"/>
-              <w:left w:type="dxa" w:w="90"/>
-              <w:bottom w:type="dxa" w:w="40"/>
-              <w:right w:type="dxa" w:w="90"/>
-            </w:tcMar>
-            <w:vAlign w:val="top"/>
-          </w:tcPr>
-          <w:p>
-            <w:pPr>
-              <w:spacing w:after="0" w:line="240" w:lineRule="auto"/>
-              <w:jc w:val="left"/>
-            </w:pPr>
-            <w:r>
-              <w:rPr>
-                <w:rFonts w:ascii="Arial" w:cs="Arial" w:eastAsia="Arial" w:hAnsi="Arial"/>
-                <w:sz w:val="20"/>
-                <w:szCs w:val="20"/>
-              </w:rPr>
-              <w:t xml:space="preserve">Desember 2026</w:t>
-            </w:r>
-          </w:p>
-        </w:tc>
-        <w:tc>
-          <w:tcPr>
-            <w:tcW w:type="dxa" w:w="6679"/>
-            <w:tcBorders>
-              <w:top w:val="single" w:color="000000" w:sz="4"/>
-              <w:left w:val="single" w:color="000000" w:sz="4"/>
-              <w:bottom w:val="single" w:color="000000" w:sz="4"/>
-              <w:right w:val="single" w:color="000000" w:sz="4"/>
-            </w:tcBorders>
-            <w:tcMar>
-              <w:top w:type="dxa" w:w="40"/>
-              <w:left w:type="dxa" w:w="90"/>
-              <w:bottom w:type="dxa" w:w="40"/>
-              <w:right w:type="dxa" w:w="90"/>
-            </w:tcMar>
-            <w:vAlign w:val="top"/>
-          </w:tcPr>
-          <w:p>
-            <w:pPr>
-              <w:spacing w:after="0" w:line="240" w:lineRule="auto"/>
-              <w:jc w:val="left"/>
-            </w:pPr>
-            <w:r>
-              <w:rPr>
-                <w:rFonts w:ascii="Arial" w:cs="Arial" w:eastAsia="Arial" w:hAnsi="Arial"/>
-                <w:sz w:val="20"/>
-                <w:szCs w:val="20"/>
-              </w:rPr>
-              <w:t xml:space="preserve">Paparan kepada unit keprotokolan pemerintah provinsi dan kabupaten di Kalimantan Utara</w:t>
-            </w:r>
-          </w:p>
-        </w:tc>
-      </w:tr>
-      <w:tr>
-        <w:trPr>
-          <w:cantSplit/>
-          <w:tblHeader w:val="false"/>
-        </w:trPr>
-        <w:tc>
-          <w:tcPr>
-            <w:tcW w:type="dxa" w:w="2108"/>
-            <w:tcBorders>
-              <w:top w:val="single" w:color="000000" w:sz="4"/>
-              <w:left w:val="single" w:color="000000" w:sz="4"/>
-              <w:bottom w:val="single" w:color="000000" w:sz="4"/>
-              <w:right w:val="single" w:color="000000" w:sz="4"/>
-            </w:tcBorders>
-            <w:tcMar>
-              <w:top w:type="dxa" w:w="40"/>
-              <w:left w:type="dxa" w:w="90"/>
-              <w:bottom w:type="dxa" w:w="40"/>
-              <w:right w:type="dxa" w:w="90"/>
-            </w:tcMar>
-            <w:vAlign w:val="top"/>
-          </w:tcPr>
-          <w:p>
-            <w:pPr>
-              <w:spacing w:after="0" w:line="240" w:lineRule="auto"/>
-              <w:jc w:val="left"/>
-            </w:pPr>
-            <w:r>
-              <w:rPr>
-                <w:rFonts w:ascii="Arial" w:cs="Arial" w:eastAsia="Arial" w:hAnsi="Arial"/>
-                <w:sz w:val="20"/>
-                <w:szCs w:val="20"/>
-              </w:rPr>
-              <w:t xml:space="preserve">Semester I 2027</w:t>
-            </w:r>
-          </w:p>
-        </w:tc>
-        <w:tc>
-          <w:tcPr>
-            <w:tcW w:type="dxa" w:w="6679"/>
-            <w:tcBorders>
-              <w:top w:val="single" w:color="000000" w:sz="4"/>
-              <w:left w:val="single" w:color="000000" w:sz="4"/>
-              <w:bottom w:val="single" w:color="000000" w:sz="4"/>
-              <w:right w:val="single" w:color="000000" w:sz="4"/>
-            </w:tcBorders>
-            <w:tcMar>
-              <w:top w:type="dxa" w:w="40"/>
-              <w:left w:type="dxa" w:w="90"/>
-              <w:bottom w:type="dxa" w:w="40"/>
-              <w:right w:type="dxa" w:w="90"/>
-            </w:tcMar>
-            <w:vAlign w:val="top"/>
-          </w:tcPr>
-          <w:p>
-            <w:pPr>
-              <w:spacing w:after="0" w:line="240" w:lineRule="auto"/>
-              <w:jc w:val="left"/>
-            </w:pPr>
-            <w:r>
-              <w:rPr>
-                <w:rFonts w:ascii="Arial" w:cs="Arial" w:eastAsia="Arial" w:hAnsi="Arial"/>
-                <w:sz w:val="20"/>
-                <w:szCs w:val="20"/>
-              </w:rPr>
-              <w:t xml:space="preserve">Pendampingan uji coba pada pemerintah daerah yang berminat</w:t>
-            </w:r>
-          </w:p>
-        </w:tc>
-      </w:tr>
-    </w:tbl>
-    <w:p>
-      <w:pPr>
-        <w:spacing w:after="100"/>
-      </w:pPr>
     </w:p>
     <w:p>
       <w:pPr>

--- a/docs/lomba/Proposal-Prokopim-Hibot.docx
+++ b/docs/lomba/Proposal-Prokopim-Hibot.docx
@@ -873,7 +873,7 @@
           <w:sz w:val="20"/>
           <w:szCs w:val="20"/>
         </w:rPr>
-        <w:t xml:space="preserve">4.6 Kelompok Sasaran	4</w:t>
+        <w:t xml:space="preserve">4.6 Kelompok Sasaran dan Sumber Data	4</w:t>
       </w:r>
     </w:p>
     <w:p>
@@ -987,7 +987,7 @@
           <w:sz w:val="22"/>
           <w:szCs w:val="22"/>
         </w:rPr>
-        <w:t xml:space="preserve">6. DESKRIPSI DAN KEBARUAN INOVASI	7</w:t>
+        <w:t xml:space="preserve">6. DESKRIPSI DAN KEBARUAN INOVASI	6</w:t>
       </w:r>
     </w:p>
     <w:p>
@@ -1006,7 +1006,7 @@
           <w:sz w:val="20"/>
           <w:szCs w:val="20"/>
         </w:rPr>
-        <w:t xml:space="preserve">6.1 Konsep	7</w:t>
+        <w:t xml:space="preserve">6.1 Konsep	6</w:t>
       </w:r>
     </w:p>
     <w:p>
@@ -1139,7 +1139,7 @@
           <w:sz w:val="20"/>
           <w:szCs w:val="20"/>
         </w:rPr>
-        <w:t xml:space="preserve">7.1 Penjaringan Ide	10</w:t>
+        <w:t xml:space="preserve">7.1 Penjaringan Ide	9</w:t>
       </w:r>
     </w:p>
     <w:p>
@@ -1158,7 +1158,7 @@
           <w:sz w:val="20"/>
           <w:szCs w:val="20"/>
         </w:rPr>
-        <w:t xml:space="preserve">7.2 Pemilihan Ide	10</w:t>
+        <w:t xml:space="preserve">7.2 Pemilihan Ide	9</w:t>
       </w:r>
     </w:p>
     <w:p>
@@ -1196,7 +1196,7 @@
           <w:sz w:val="20"/>
           <w:szCs w:val="20"/>
         </w:rPr>
-        <w:t xml:space="preserve">7.4 SOP, Keputusan Pendukung, dan Dokumentasi	11</w:t>
+        <w:t xml:space="preserve">7.4 SOP, Keputusan Pendukung, dan Dokumentasi	10</w:t>
       </w:r>
     </w:p>
     <w:p>
@@ -1215,7 +1215,7 @@
           <w:sz w:val="22"/>
           <w:szCs w:val="22"/>
         </w:rPr>
-        <w:t xml:space="preserve">8. PEMANFAATAN SUMBER DAYA DAN KOLABORASI	11</w:t>
+        <w:t xml:space="preserve">8. PEMANFAATAN SUMBER DAYA DAN KOLABORASI	10</w:t>
       </w:r>
     </w:p>
     <w:p>
@@ -1234,7 +1234,7 @@
           <w:sz w:val="20"/>
           <w:szCs w:val="20"/>
         </w:rPr>
-        <w:t xml:space="preserve">8.1 Personil dan Tim	11</w:t>
+        <w:t xml:space="preserve">8.1 Personil dan Tim	10</w:t>
       </w:r>
     </w:p>
     <w:p>
@@ -1272,7 +1272,7 @@
           <w:sz w:val="20"/>
           <w:szCs w:val="20"/>
         </w:rPr>
-        <w:t xml:space="preserve">8.3 Sumber Daya Lainnya dan Efisiensi	12</w:t>
+        <w:t xml:space="preserve">8.3 Sumber Daya Lainnya dan Efisiensi	11</w:t>
       </w:r>
     </w:p>
     <w:p>
@@ -1329,7 +1329,7 @@
           <w:sz w:val="20"/>
           <w:szCs w:val="20"/>
         </w:rPr>
-        <w:t xml:space="preserve">9.2 Pertumbuhan Penggunaan	13</w:t>
+        <w:t xml:space="preserve">9.2 Pertumbuhan Penggunaan	12</w:t>
       </w:r>
     </w:p>
     <w:p>
@@ -1348,7 +1348,7 @@
           <w:sz w:val="20"/>
           <w:szCs w:val="20"/>
         </w:rPr>
-        <w:t xml:space="preserve">9.3 Perbandingan Sebelum dan Sesudah	13</w:t>
+        <w:t xml:space="preserve">9.3 Perbandingan Sebelum dan Sesudah	12</w:t>
       </w:r>
     </w:p>
     <w:p>
@@ -1386,7 +1386,7 @@
           <w:sz w:val="20"/>
           <w:szCs w:val="20"/>
         </w:rPr>
-        <w:t xml:space="preserve">9.5 Jangkauan Layanan Publik	14</w:t>
+        <w:t xml:space="preserve">9.5 Jangkauan Layanan Publik	13</w:t>
       </w:r>
     </w:p>
     <w:p>
@@ -1405,7 +1405,7 @@
           <w:sz w:val="20"/>
           <w:szCs w:val="20"/>
         </w:rPr>
-        <w:t xml:space="preserve">9.6 Manfaat Sosial dan Ekonomi	14</w:t>
+        <w:t xml:space="preserve">9.6 Manfaat Sosial dan Ekonomi	13</w:t>
       </w:r>
     </w:p>
     <w:p>
@@ -1424,7 +1424,7 @@
           <w:sz w:val="20"/>
           <w:szCs w:val="20"/>
         </w:rPr>
-        <w:t xml:space="preserve">9.7 Catatan atas Modul Naskah Sambutan	14</w:t>
+        <w:t xml:space="preserve">9.7 Catatan atas Modul Naskah Sambutan	13</w:t>
       </w:r>
     </w:p>
     <w:p>
@@ -1462,7 +1462,7 @@
           <w:sz w:val="22"/>
           <w:szCs w:val="22"/>
         </w:rPr>
-        <w:t xml:space="preserve">10. KEBERLANJUTAN DAN PELEMBAGAAN	15</w:t>
+        <w:t xml:space="preserve">10. KEBERLANJUTAN DAN PELEMBAGAAN	14</w:t>
       </w:r>
     </w:p>
     <w:p>
@@ -1481,7 +1481,7 @@
           <w:sz w:val="20"/>
           <w:szCs w:val="20"/>
         </w:rPr>
-        <w:t xml:space="preserve">10.1 Rencana Pengembangan	15</w:t>
+        <w:t xml:space="preserve">10.1 Rencana Pengembangan	14</w:t>
       </w:r>
     </w:p>
     <w:p>
@@ -1557,7 +1557,7 @@
           <w:sz w:val="20"/>
           <w:szCs w:val="20"/>
         </w:rPr>
-        <w:t xml:space="preserve">11.2 Syarat Replikasi	16</w:t>
+        <w:t xml:space="preserve">11.2 Syarat Replikasi	15</w:t>
       </w:r>
     </w:p>
     <w:p>
@@ -1576,7 +1576,7 @@
           <w:sz w:val="20"/>
           <w:szCs w:val="20"/>
         </w:rPr>
-        <w:t xml:space="preserve">11.3 Dokumentasi Pengetahuan	16</w:t>
+        <w:t xml:space="preserve">11.3 Dokumentasi Pengetahuan	15</w:t>
       </w:r>
     </w:p>
     <w:p>
@@ -1595,7 +1595,7 @@
           <w:sz w:val="20"/>
           <w:szCs w:val="20"/>
         </w:rPr>
-        <w:t xml:space="preserve">11.4 Diseminasi yang Telah Dilakukan	16</w:t>
+        <w:t xml:space="preserve">11.4 Diseminasi yang Telah Dilakukan	15</w:t>
       </w:r>
     </w:p>
     <w:p>
@@ -1629,7 +1629,7 @@
           <w:sz w:val="18"/>
           <w:szCs w:val="18"/>
         </w:rPr>
-        <w:t xml:space="preserve">Halaman isi dinomori mulai Bagian 2. Sampul dan lampiran tidak termasuk dalam batas 20 halaman.</w:t>
+        <w:t xml:space="preserve">Penomoran bagian mengikuti Panduan Teknis Bab 4.2, yang menempatkan Sampul sebagai Bagian 1. Halaman isi dinomori mulai Bagian 2; sampul dan lampiran tidak termasuk dalam batas 20 halaman.</w:t>
       </w:r>
     </w:p>
     <w:p>
@@ -4589,7 +4589,95 @@
         <w:rPr>
           <w:rFonts w:ascii="Arial" w:cs="Arial" w:eastAsia="Arial" w:hAnsi="Arial"/>
         </w:rPr>
-        <w:t xml:space="preserve">4.6 Kelompok Sasaran</w:t>
+        <w:t xml:space="preserve">4.6 Kelompok Sasaran dan Sumber Data</w:t>
+      </w:r>
+    </w:p>
+    <w:p>
+      <w:pPr>
+        <w:spacing w:after="100" w:before="0" w:line="276" w:lineRule="auto"/>
+        <w:ind w:firstLine="567"/>
+        <w:jc w:val="both"/>
+      </w:pPr>
+      <w:r>
+        <w:rPr>
+          <w:rFonts w:ascii="Arial" w:cs="Arial" w:eastAsia="Arial" w:hAnsi="Arial"/>
+          <w:sz w:val="22"/>
+          <w:szCs w:val="22"/>
+        </w:rPr>
+        <w:t xml:space="preserve">Kelompok sasaran inovasi ini adalah (a) Wali Kota dan Wakil Wali Kota, yang membutuhkan agenda pasti dan terkini; (b) ajudan dan pengawal pribadi, yang membutuhkan pemberitahuan dini; (c) Kepala Bagian dan Kepala Sub Bagian, yang membutuhkan kendali mutu jadwal dan sebaran beban petugas; (d) petugas protokol, pramu tamu, dan tim dokumentasi, yang membutuhkan kejelasan penugasan; serta (e) masyarakat, instansi, dan mitra kerja, yang membutuhkan kanal permohonan yang dapat ditelusuri.</w:t>
+      </w:r>
+    </w:p>
+    <w:p>
+      <w:pPr>
+        <w:spacing w:after="100" w:before="0" w:line="276" w:lineRule="auto"/>
+        <w:ind w:firstLine="567"/>
+        <w:jc w:val="both"/>
+      </w:pPr>
+      <w:r>
+        <w:rPr>
+          <w:rFonts w:ascii="Arial" w:cs="Arial" w:eastAsia="Arial" w:hAnsi="Arial"/>
+          <w:sz w:val="22"/>
+          <w:szCs w:val="22"/>
+        </w:rPr>
+        <w:t xml:space="preserve">Data keadaan sebelum inovasi bersumber dari telaah alur kerja dan keterangan pelaksana, karena keadaan itu memang tidak pernah dicatat. Data sesudah inovasi ditarik langsung dari basis data aplikasi 24 September 2026 pukul 15.25 WITA menggunakan kueri baca-saja (Lampiran 8).</w:t>
+      </w:r>
+    </w:p>
+    <w:p>
+      <w:pPr>
+        <w:pStyle w:val="Heading1"/>
+        <w:keepNext/>
+      </w:pPr>
+      <w:r>
+        <w:rPr>
+          <w:rFonts w:ascii="Arial" w:cs="Arial" w:eastAsia="Arial" w:hAnsi="Arial"/>
+        </w:rPr>
+        <w:t xml:space="preserve">5. KESELARASAN DENGAN BIDANG FOKUS DAN RPJMD</w:t>
+      </w:r>
+    </w:p>
+    <w:p>
+      <w:pPr>
+        <w:pStyle w:val="Heading2"/>
+        <w:keepNext/>
+      </w:pPr>
+      <w:r>
+        <w:rPr>
+          <w:rFonts w:ascii="Arial" w:cs="Arial" w:eastAsia="Arial" w:hAnsi="Arial"/>
+        </w:rPr>
+        <w:t xml:space="preserve">5.1 Bidang Fokus Utama</w:t>
+      </w:r>
+    </w:p>
+    <w:p>
+      <w:pPr>
+        <w:keepNext/>
+        <w:spacing w:after="100" w:before="0" w:line="276" w:lineRule="auto"/>
+        <w:ind w:firstLine="567"/>
+        <w:jc w:val="both"/>
+      </w:pPr>
+      <w:r>
+        <w:rPr>
+          <w:rFonts w:ascii="Arial" w:cs="Arial" w:eastAsia="Arial" w:hAnsi="Arial"/>
+          <w:sz w:val="22"/>
+          <w:szCs w:val="22"/>
+        </w:rPr>
+        <w:t xml:space="preserve">Inovasi ini diajukan pada </w:t>
+      </w:r>
+      <w:r>
+        <w:rPr>
+          <w:rFonts w:ascii="Arial" w:cs="Arial" w:eastAsia="Arial" w:hAnsi="Arial"/>
+          <w:b/>
+          <w:bCs/>
+          <w:sz w:val="22"/>
+          <w:szCs w:val="22"/>
+        </w:rPr>
+        <w:t xml:space="preserve">Bidang Fokus 3, Tata Kelola Kolaboratif dan Pelayanan Publik</w:t>
+      </w:r>
+      <w:r>
+        <w:rPr>
+          <w:rFonts w:ascii="Arial" w:cs="Arial" w:eastAsia="Arial" w:hAnsi="Arial"/>
+          <w:sz w:val="22"/>
+          <w:szCs w:val="22"/>
+        </w:rPr>
+        <w:t xml:space="preserve">, yang terkait dengan Misi 3 RPJMD Provinsi Kalimantan Utara. Empat subfokus pada bidang tersebut dijawab secara langsung sebagaimana Tabel 5.</w:t>
       </w:r>
     </w:p>
     <w:p>
@@ -4606,541 +4694,7 @@
           <w:sz w:val="20"/>
           <w:szCs w:val="20"/>
         </w:rPr>
-        <w:t xml:space="preserve">Tabel 4. Kelompok sasaran dan kebutuhannya</w:t>
-      </w:r>
-    </w:p>
-    <w:tbl>
-      <w:tblPr>
-        <w:tblW w:type="dxa" w:w="8787"/>
-        <w:tblBorders>
-          <w:top w:val="single" w:color="auto" w:sz="4"/>
-          <w:left w:val="single" w:color="auto" w:sz="4"/>
-          <w:bottom w:val="single" w:color="auto" w:sz="4"/>
-          <w:right w:val="single" w:color="auto" w:sz="4"/>
-          <w:insideH w:val="single" w:color="auto" w:sz="4"/>
-          <w:insideV w:val="single" w:color="auto" w:sz="4"/>
-        </w:tblBorders>
-      </w:tblPr>
-      <w:tblGrid>
-        <w:gridCol w:w="3514"/>
-        <w:gridCol w:w="5273"/>
-      </w:tblGrid>
-      <w:tr>
-        <w:trPr>
-          <w:cantSplit/>
-          <w:tblHeader/>
-        </w:trPr>
-        <w:tc>
-          <w:tcPr>
-            <w:tcW w:type="dxa" w:w="3514"/>
-            <w:tcBorders>
-              <w:top w:val="single" w:color="000000" w:sz="4"/>
-              <w:left w:val="single" w:color="000000" w:sz="4"/>
-              <w:bottom w:val="single" w:color="000000" w:sz="4"/>
-              <w:right w:val="single" w:color="000000" w:sz="4"/>
-            </w:tcBorders>
-            <w:shd w:fill="D9D9D9" w:color="auto" w:val="clear"/>
-            <w:tcMar>
-              <w:top w:type="dxa" w:w="40"/>
-              <w:left w:type="dxa" w:w="90"/>
-              <w:bottom w:type="dxa" w:w="40"/>
-              <w:right w:type="dxa" w:w="90"/>
-            </w:tcMar>
-            <w:vAlign w:val="center"/>
-          </w:tcPr>
-          <w:p>
-            <w:pPr>
-              <w:spacing w:after="0" w:line="240" w:lineRule="auto"/>
-              <w:jc w:val="center"/>
-            </w:pPr>
-            <w:r>
-              <w:rPr>
-                <w:rFonts w:ascii="Arial" w:cs="Arial" w:eastAsia="Arial" w:hAnsi="Arial"/>
-                <w:b/>
-                <w:bCs/>
-                <w:sz w:val="20"/>
-                <w:szCs w:val="20"/>
-              </w:rPr>
-              <w:t xml:space="preserve">Kelompok sasaran</w:t>
-            </w:r>
-          </w:p>
-        </w:tc>
-        <w:tc>
-          <w:tcPr>
-            <w:tcW w:type="dxa" w:w="5273"/>
-            <w:tcBorders>
-              <w:top w:val="single" w:color="000000" w:sz="4"/>
-              <w:left w:val="single" w:color="000000" w:sz="4"/>
-              <w:bottom w:val="single" w:color="000000" w:sz="4"/>
-              <w:right w:val="single" w:color="000000" w:sz="4"/>
-            </w:tcBorders>
-            <w:shd w:fill="D9D9D9" w:color="auto" w:val="clear"/>
-            <w:tcMar>
-              <w:top w:type="dxa" w:w="40"/>
-              <w:left w:type="dxa" w:w="90"/>
-              <w:bottom w:type="dxa" w:w="40"/>
-              <w:right w:type="dxa" w:w="90"/>
-            </w:tcMar>
-            <w:vAlign w:val="center"/>
-          </w:tcPr>
-          <w:p>
-            <w:pPr>
-              <w:spacing w:after="0" w:line="240" w:lineRule="auto"/>
-              <w:jc w:val="center"/>
-            </w:pPr>
-            <w:r>
-              <w:rPr>
-                <w:rFonts w:ascii="Arial" w:cs="Arial" w:eastAsia="Arial" w:hAnsi="Arial"/>
-                <w:b/>
-                <w:bCs/>
-                <w:sz w:val="20"/>
-                <w:szCs w:val="20"/>
-              </w:rPr>
-              <w:t xml:space="preserve">Kebutuhan utama</w:t>
-            </w:r>
-          </w:p>
-        </w:tc>
-      </w:tr>
-      <w:tr>
-        <w:trPr>
-          <w:cantSplit/>
-          <w:tblHeader w:val="false"/>
-        </w:trPr>
-        <w:tc>
-          <w:tcPr>
-            <w:tcW w:type="dxa" w:w="3514"/>
-            <w:tcBorders>
-              <w:top w:val="single" w:color="000000" w:sz="4"/>
-              <w:left w:val="single" w:color="000000" w:sz="4"/>
-              <w:bottom w:val="single" w:color="000000" w:sz="4"/>
-              <w:right w:val="single" w:color="000000" w:sz="4"/>
-            </w:tcBorders>
-            <w:tcMar>
-              <w:top w:type="dxa" w:w="40"/>
-              <w:left w:type="dxa" w:w="90"/>
-              <w:bottom w:type="dxa" w:w="40"/>
-              <w:right w:type="dxa" w:w="90"/>
-            </w:tcMar>
-            <w:vAlign w:val="top"/>
-          </w:tcPr>
-          <w:p>
-            <w:pPr>
-              <w:spacing w:after="0" w:line="240" w:lineRule="auto"/>
-              <w:jc w:val="left"/>
-            </w:pPr>
-            <w:r>
-              <w:rPr>
-                <w:rFonts w:ascii="Arial" w:cs="Arial" w:eastAsia="Arial" w:hAnsi="Arial"/>
-                <w:sz w:val="20"/>
-                <w:szCs w:val="20"/>
-              </w:rPr>
-              <w:t xml:space="preserve">Wali Kota dan Wakil Wali Kota</w:t>
-            </w:r>
-          </w:p>
-        </w:tc>
-        <w:tc>
-          <w:tcPr>
-            <w:tcW w:type="dxa" w:w="5273"/>
-            <w:tcBorders>
-              <w:top w:val="single" w:color="000000" w:sz="4"/>
-              <w:left w:val="single" w:color="000000" w:sz="4"/>
-              <w:bottom w:val="single" w:color="000000" w:sz="4"/>
-              <w:right w:val="single" w:color="000000" w:sz="4"/>
-            </w:tcBorders>
-            <w:tcMar>
-              <w:top w:type="dxa" w:w="40"/>
-              <w:left w:type="dxa" w:w="90"/>
-              <w:bottom w:type="dxa" w:w="40"/>
-              <w:right w:type="dxa" w:w="90"/>
-            </w:tcMar>
-            <w:vAlign w:val="top"/>
-          </w:tcPr>
-          <w:p>
-            <w:pPr>
-              <w:spacing w:after="0" w:line="240" w:lineRule="auto"/>
-              <w:jc w:val="left"/>
-            </w:pPr>
-            <w:r>
-              <w:rPr>
-                <w:rFonts w:ascii="Arial" w:cs="Arial" w:eastAsia="Arial" w:hAnsi="Arial"/>
-                <w:sz w:val="20"/>
-                <w:szCs w:val="20"/>
-              </w:rPr>
-              <w:t xml:space="preserve">Agenda yang pasti, terkini, dan dapat dibuka dari mana saja</w:t>
-            </w:r>
-          </w:p>
-        </w:tc>
-      </w:tr>
-      <w:tr>
-        <w:trPr>
-          <w:cantSplit/>
-          <w:tblHeader w:val="false"/>
-        </w:trPr>
-        <w:tc>
-          <w:tcPr>
-            <w:tcW w:type="dxa" w:w="3514"/>
-            <w:tcBorders>
-              <w:top w:val="single" w:color="000000" w:sz="4"/>
-              <w:left w:val="single" w:color="000000" w:sz="4"/>
-              <w:bottom w:val="single" w:color="000000" w:sz="4"/>
-              <w:right w:val="single" w:color="000000" w:sz="4"/>
-            </w:tcBorders>
-            <w:tcMar>
-              <w:top w:type="dxa" w:w="40"/>
-              <w:left w:type="dxa" w:w="90"/>
-              <w:bottom w:type="dxa" w:w="40"/>
-              <w:right w:type="dxa" w:w="90"/>
-            </w:tcMar>
-            <w:vAlign w:val="top"/>
-          </w:tcPr>
-          <w:p>
-            <w:pPr>
-              <w:spacing w:after="0" w:line="240" w:lineRule="auto"/>
-              <w:jc w:val="left"/>
-            </w:pPr>
-            <w:r>
-              <w:rPr>
-                <w:rFonts w:ascii="Arial" w:cs="Arial" w:eastAsia="Arial" w:hAnsi="Arial"/>
-                <w:sz w:val="20"/>
-                <w:szCs w:val="20"/>
-              </w:rPr>
-              <w:t xml:space="preserve">Ajudan dan pengawal pribadi Pimpinan</w:t>
-            </w:r>
-          </w:p>
-        </w:tc>
-        <w:tc>
-          <w:tcPr>
-            <w:tcW w:type="dxa" w:w="5273"/>
-            <w:tcBorders>
-              <w:top w:val="single" w:color="000000" w:sz="4"/>
-              <w:left w:val="single" w:color="000000" w:sz="4"/>
-              <w:bottom w:val="single" w:color="000000" w:sz="4"/>
-              <w:right w:val="single" w:color="000000" w:sz="4"/>
-            </w:tcBorders>
-            <w:tcMar>
-              <w:top w:type="dxa" w:w="40"/>
-              <w:left w:type="dxa" w:w="90"/>
-              <w:bottom w:type="dxa" w:w="40"/>
-              <w:right w:type="dxa" w:w="90"/>
-            </w:tcMar>
-            <w:vAlign w:val="top"/>
-          </w:tcPr>
-          <w:p>
-            <w:pPr>
-              <w:spacing w:after="0" w:line="240" w:lineRule="auto"/>
-              <w:jc w:val="left"/>
-            </w:pPr>
-            <w:r>
-              <w:rPr>
-                <w:rFonts w:ascii="Arial" w:cs="Arial" w:eastAsia="Arial" w:hAnsi="Arial"/>
-                <w:sz w:val="20"/>
-                <w:szCs w:val="20"/>
-              </w:rPr>
-              <w:t xml:space="preserve">Pemberitahuan dini dan kesiapan bahan kegiatan</w:t>
-            </w:r>
-          </w:p>
-        </w:tc>
-      </w:tr>
-      <w:tr>
-        <w:trPr>
-          <w:cantSplit/>
-          <w:tblHeader w:val="false"/>
-        </w:trPr>
-        <w:tc>
-          <w:tcPr>
-            <w:tcW w:type="dxa" w:w="3514"/>
-            <w:tcBorders>
-              <w:top w:val="single" w:color="000000" w:sz="4"/>
-              <w:left w:val="single" w:color="000000" w:sz="4"/>
-              <w:bottom w:val="single" w:color="000000" w:sz="4"/>
-              <w:right w:val="single" w:color="000000" w:sz="4"/>
-            </w:tcBorders>
-            <w:tcMar>
-              <w:top w:type="dxa" w:w="40"/>
-              <w:left w:type="dxa" w:w="90"/>
-              <w:bottom w:type="dxa" w:w="40"/>
-              <w:right w:type="dxa" w:w="90"/>
-            </w:tcMar>
-            <w:vAlign w:val="top"/>
-          </w:tcPr>
-          <w:p>
-            <w:pPr>
-              <w:spacing w:after="0" w:line="240" w:lineRule="auto"/>
-              <w:jc w:val="left"/>
-            </w:pPr>
-            <w:r>
-              <w:rPr>
-                <w:rFonts w:ascii="Arial" w:cs="Arial" w:eastAsia="Arial" w:hAnsi="Arial"/>
-                <w:sz w:val="20"/>
-                <w:szCs w:val="20"/>
-              </w:rPr>
-              <w:t xml:space="preserve">Kepala Bagian dan Kepala Sub Bagian</w:t>
-            </w:r>
-          </w:p>
-        </w:tc>
-        <w:tc>
-          <w:tcPr>
-            <w:tcW w:type="dxa" w:w="5273"/>
-            <w:tcBorders>
-              <w:top w:val="single" w:color="000000" w:sz="4"/>
-              <w:left w:val="single" w:color="000000" w:sz="4"/>
-              <w:bottom w:val="single" w:color="000000" w:sz="4"/>
-              <w:right w:val="single" w:color="000000" w:sz="4"/>
-            </w:tcBorders>
-            <w:tcMar>
-              <w:top w:type="dxa" w:w="40"/>
-              <w:left w:type="dxa" w:w="90"/>
-              <w:bottom w:type="dxa" w:w="40"/>
-              <w:right w:type="dxa" w:w="90"/>
-            </w:tcMar>
-            <w:vAlign w:val="top"/>
-          </w:tcPr>
-          <w:p>
-            <w:pPr>
-              <w:spacing w:after="0" w:line="240" w:lineRule="auto"/>
-              <w:jc w:val="left"/>
-            </w:pPr>
-            <w:r>
-              <w:rPr>
-                <w:rFonts w:ascii="Arial" w:cs="Arial" w:eastAsia="Arial" w:hAnsi="Arial"/>
-                <w:sz w:val="20"/>
-                <w:szCs w:val="20"/>
-              </w:rPr>
-              <w:t xml:space="preserve">Kendali atas mutu jadwal dan sebaran beban petugas</w:t>
-            </w:r>
-          </w:p>
-        </w:tc>
-      </w:tr>
-      <w:tr>
-        <w:trPr>
-          <w:cantSplit/>
-          <w:tblHeader w:val="false"/>
-        </w:trPr>
-        <w:tc>
-          <w:tcPr>
-            <w:tcW w:type="dxa" w:w="3514"/>
-            <w:tcBorders>
-              <w:top w:val="single" w:color="000000" w:sz="4"/>
-              <w:left w:val="single" w:color="000000" w:sz="4"/>
-              <w:bottom w:val="single" w:color="000000" w:sz="4"/>
-              <w:right w:val="single" w:color="000000" w:sz="4"/>
-            </w:tcBorders>
-            <w:tcMar>
-              <w:top w:type="dxa" w:w="40"/>
-              <w:left w:type="dxa" w:w="90"/>
-              <w:bottom w:type="dxa" w:w="40"/>
-              <w:right w:type="dxa" w:w="90"/>
-            </w:tcMar>
-            <w:vAlign w:val="top"/>
-          </w:tcPr>
-          <w:p>
-            <w:pPr>
-              <w:spacing w:after="0" w:line="240" w:lineRule="auto"/>
-              <w:jc w:val="left"/>
-            </w:pPr>
-            <w:r>
-              <w:rPr>
-                <w:rFonts w:ascii="Arial" w:cs="Arial" w:eastAsia="Arial" w:hAnsi="Arial"/>
-                <w:sz w:val="20"/>
-                <w:szCs w:val="20"/>
-              </w:rPr>
-              <w:t xml:space="preserve">Petugas protokol, pramu tamu, dan tim dokumentasi</w:t>
-            </w:r>
-          </w:p>
-        </w:tc>
-        <w:tc>
-          <w:tcPr>
-            <w:tcW w:type="dxa" w:w="5273"/>
-            <w:tcBorders>
-              <w:top w:val="single" w:color="000000" w:sz="4"/>
-              <w:left w:val="single" w:color="000000" w:sz="4"/>
-              <w:bottom w:val="single" w:color="000000" w:sz="4"/>
-              <w:right w:val="single" w:color="000000" w:sz="4"/>
-            </w:tcBorders>
-            <w:tcMar>
-              <w:top w:type="dxa" w:w="40"/>
-              <w:left w:type="dxa" w:w="90"/>
-              <w:bottom w:type="dxa" w:w="40"/>
-              <w:right w:type="dxa" w:w="90"/>
-            </w:tcMar>
-            <w:vAlign w:val="top"/>
-          </w:tcPr>
-          <w:p>
-            <w:pPr>
-              <w:spacing w:after="0" w:line="240" w:lineRule="auto"/>
-              <w:jc w:val="left"/>
-            </w:pPr>
-            <w:r>
-              <w:rPr>
-                <w:rFonts w:ascii="Arial" w:cs="Arial" w:eastAsia="Arial" w:hAnsi="Arial"/>
-                <w:sz w:val="20"/>
-                <w:szCs w:val="20"/>
-              </w:rPr>
-              <w:t xml:space="preserve">Kejelasan penugasan dan bahan kerja</w:t>
-            </w:r>
-          </w:p>
-        </w:tc>
-      </w:tr>
-      <w:tr>
-        <w:trPr>
-          <w:cantSplit/>
-          <w:tblHeader w:val="false"/>
-        </w:trPr>
-        <w:tc>
-          <w:tcPr>
-            <w:tcW w:type="dxa" w:w="3514"/>
-            <w:tcBorders>
-              <w:top w:val="single" w:color="000000" w:sz="4"/>
-              <w:left w:val="single" w:color="000000" w:sz="4"/>
-              <w:bottom w:val="single" w:color="000000" w:sz="4"/>
-              <w:right w:val="single" w:color="000000" w:sz="4"/>
-            </w:tcBorders>
-            <w:tcMar>
-              <w:top w:type="dxa" w:w="40"/>
-              <w:left w:type="dxa" w:w="90"/>
-              <w:bottom w:type="dxa" w:w="40"/>
-              <w:right w:type="dxa" w:w="90"/>
-            </w:tcMar>
-            <w:vAlign w:val="top"/>
-          </w:tcPr>
-          <w:p>
-            <w:pPr>
-              <w:spacing w:after="0" w:line="240" w:lineRule="auto"/>
-              <w:jc w:val="left"/>
-            </w:pPr>
-            <w:r>
-              <w:rPr>
-                <w:rFonts w:ascii="Arial" w:cs="Arial" w:eastAsia="Arial" w:hAnsi="Arial"/>
-                <w:sz w:val="20"/>
-                <w:szCs w:val="20"/>
-              </w:rPr>
-              <w:t xml:space="preserve">Masyarakat, instansi, dan mitra kerja</w:t>
-            </w:r>
-          </w:p>
-        </w:tc>
-        <w:tc>
-          <w:tcPr>
-            <w:tcW w:type="dxa" w:w="5273"/>
-            <w:tcBorders>
-              <w:top w:val="single" w:color="000000" w:sz="4"/>
-              <w:left w:val="single" w:color="000000" w:sz="4"/>
-              <w:bottom w:val="single" w:color="000000" w:sz="4"/>
-              <w:right w:val="single" w:color="000000" w:sz="4"/>
-            </w:tcBorders>
-            <w:tcMar>
-              <w:top w:type="dxa" w:w="40"/>
-              <w:left w:type="dxa" w:w="90"/>
-              <w:bottom w:type="dxa" w:w="40"/>
-              <w:right w:type="dxa" w:w="90"/>
-            </w:tcMar>
-            <w:vAlign w:val="top"/>
-          </w:tcPr>
-          <w:p>
-            <w:pPr>
-              <w:spacing w:after="0" w:line="240" w:lineRule="auto"/>
-              <w:jc w:val="left"/>
-            </w:pPr>
-            <w:r>
-              <w:rPr>
-                <w:rFonts w:ascii="Arial" w:cs="Arial" w:eastAsia="Arial" w:hAnsi="Arial"/>
-                <w:sz w:val="20"/>
-                <w:szCs w:val="20"/>
-              </w:rPr>
-              <w:t xml:space="preserve">Kanal permohonan audiensi dan peminjaman ruangan yang dapat ditelusuri</w:t>
-            </w:r>
-          </w:p>
-        </w:tc>
-      </w:tr>
-    </w:tbl>
-    <w:p>
-      <w:pPr>
-        <w:spacing w:after="140" w:before="40" w:line="250" w:lineRule="auto"/>
-        <w:jc w:val="both"/>
-      </w:pPr>
-      <w:r>
-        <w:rPr>
-          <w:rFonts w:ascii="Arial" w:cs="Arial" w:eastAsia="Arial" w:hAnsi="Arial"/>
-          <w:i/>
-          <w:iCs/>
-          <w:sz w:val="18"/>
-          <w:szCs w:val="18"/>
-        </w:rPr>
-        <w:t xml:space="preserve">Sumber data: keadaan sebelum inovasi bersumber dari telaah alur kerja dan keterangan pelaksana karena memang tidak pernah tercatat; data sesudah inovasi ditarik dari basis data aplikasi 24 September 2026 pukul 15.25 WITA.</w:t>
-      </w:r>
-    </w:p>
-    <w:p>
-      <w:pPr>
-        <w:pStyle w:val="Heading1"/>
-        <w:keepNext/>
-      </w:pPr>
-      <w:r>
-        <w:rPr>
-          <w:rFonts w:ascii="Arial" w:cs="Arial" w:eastAsia="Arial" w:hAnsi="Arial"/>
-        </w:rPr>
-        <w:t xml:space="preserve">5. KESELARASAN DENGAN BIDANG FOKUS DAN RPJMD</w:t>
-      </w:r>
-    </w:p>
-    <w:p>
-      <w:pPr>
-        <w:pStyle w:val="Heading2"/>
-        <w:keepNext/>
-      </w:pPr>
-      <w:r>
-        <w:rPr>
-          <w:rFonts w:ascii="Arial" w:cs="Arial" w:eastAsia="Arial" w:hAnsi="Arial"/>
-        </w:rPr>
-        <w:t xml:space="preserve">5.1 Bidang Fokus Utama</w:t>
-      </w:r>
-    </w:p>
-    <w:p>
-      <w:pPr>
-        <w:keepNext/>
-        <w:spacing w:after="100" w:before="0" w:line="276" w:lineRule="auto"/>
-        <w:ind w:firstLine="567"/>
-        <w:jc w:val="both"/>
-      </w:pPr>
-      <w:r>
-        <w:rPr>
-          <w:rFonts w:ascii="Arial" w:cs="Arial" w:eastAsia="Arial" w:hAnsi="Arial"/>
-          <w:sz w:val="22"/>
-          <w:szCs w:val="22"/>
-        </w:rPr>
-        <w:t xml:space="preserve">Inovasi ini diajukan pada </w:t>
-      </w:r>
-      <w:r>
-        <w:rPr>
-          <w:rFonts w:ascii="Arial" w:cs="Arial" w:eastAsia="Arial" w:hAnsi="Arial"/>
-          <w:b/>
-          <w:bCs/>
-          <w:sz w:val="22"/>
-          <w:szCs w:val="22"/>
-        </w:rPr>
-        <w:t xml:space="preserve">Bidang Fokus 3, Tata Kelola Kolaboratif dan Pelayanan Publik</w:t>
-      </w:r>
-      <w:r>
-        <w:rPr>
-          <w:rFonts w:ascii="Arial" w:cs="Arial" w:eastAsia="Arial" w:hAnsi="Arial"/>
-          <w:sz w:val="22"/>
-          <w:szCs w:val="22"/>
-        </w:rPr>
-        <w:t xml:space="preserve">, yang terkait dengan Misi 3 RPJMD Provinsi Kalimantan Utara. Empat subfokus pada bidang tersebut dijawab secara langsung sebagaimana Tabel 5.</w:t>
-      </w:r>
-    </w:p>
-    <w:p>
-      <w:pPr>
-        <w:keepNext/>
-        <w:spacing w:after="60" w:before="120"/>
-        <w:jc w:val="center"/>
-      </w:pPr>
-      <w:r>
-        <w:rPr>
-          <w:rFonts w:ascii="Arial" w:cs="Arial" w:eastAsia="Arial" w:hAnsi="Arial"/>
-          <w:b/>
-          <w:bCs/>
-          <w:sz w:val="20"/>
-          <w:szCs w:val="20"/>
-        </w:rPr>
-        <w:t xml:space="preserve">Tabel 5. Subfokus Bidang Fokus 3 yang dijawab inovasi</w:t>
+        <w:t xml:space="preserve">Tabel 4. Subfokus Bidang Fokus 3 yang dijawab inovasi</w:t>
       </w:r>
     </w:p>
     <w:tbl>
@@ -5813,7 +5367,7 @@
           <w:sz w:val="20"/>
           <w:szCs w:val="20"/>
         </w:rPr>
-        <w:t xml:space="preserve">Tabel 6. Nilai HIBOT dalam rancangan Prokopim Hibot</w:t>
+        <w:t xml:space="preserve">Tabel 5. Nilai HIBOT dalam rancangan Prokopim Hibot</w:t>
       </w:r>
     </w:p>
     <w:tbl>
@@ -6368,7 +5922,7 @@
           <w:sz w:val="22"/>
           <w:szCs w:val="22"/>
         </w:rPr>
-        <w:t xml:space="preserve">Peraturan Menteri PANRB Nomor 35 Tahun 2012 tentang Pedoman Penyusunan Standar Operasional Prosedur Administrasi Pemerintahan, sebagai dasar penyusunan sebelas SOP;</w:t>
+        <w:t xml:space="preserve">Peraturan Menteri PANRB Nomor 35 Tahun 2012 tentang Pedoman Penyusunan Standar Operasional Prosedur Administrasi Pemerintahan, sebagai dasar penyusunan sebelas SOP; dan</w:t>
       </w:r>
     </w:p>
     <w:p>
@@ -6387,45 +5941,7 @@
           <w:sz w:val="22"/>
           <w:szCs w:val="22"/>
         </w:rPr>
-        <w:t xml:space="preserve">Surat Edaran Wali Kota Tarakan Nomor 000.7.2.4/70/Bappeda Litbang/2026 tentang Inovasi Daerah;</w:t>
-      </w:r>
-    </w:p>
-    <w:p>
-      <w:pPr>
-        <w:pStyle w:val="ListParagraph"/>
-        <w:numPr>
-          <w:ilvl w:val="0"/>
-          <w:numId w:val="5"/>
-        </w:numPr>
-        <w:spacing w:after="60" w:line="276" w:lineRule="auto"/>
-        <w:jc w:val="both"/>
-      </w:pPr>
-      <w:r>
-        <w:rPr>
-          <w:rFonts w:ascii="Arial" w:cs="Arial" w:eastAsia="Arial" w:hAnsi="Arial"/>
-          <w:sz w:val="22"/>
-          <w:szCs w:val="22"/>
-        </w:rPr>
-        <w:t xml:space="preserve">Keputusan Sekretaris Daerah Kota Tarakan Nomor 100.3.3.6/98/HK/VIII/2026 tentang Tim Koordinasi Peningkatan Pelayanan Keprotokolan dan Komunikasi Pimpinan; dan</w:t>
-      </w:r>
-    </w:p>
-    <w:p>
-      <w:pPr>
-        <w:pStyle w:val="ListParagraph"/>
-        <w:numPr>
-          <w:ilvl w:val="0"/>
-          <w:numId w:val="5"/>
-        </w:numPr>
-        <w:spacing w:after="60" w:line="276" w:lineRule="auto"/>
-        <w:jc w:val="both"/>
-      </w:pPr>
-      <w:r>
-        <w:rPr>
-          <w:rFonts w:ascii="Arial" w:cs="Arial" w:eastAsia="Arial" w:hAnsi="Arial"/>
-          <w:sz w:val="22"/>
-          <w:szCs w:val="22"/>
-        </w:rPr>
-        <w:t xml:space="preserve">Surat Sekretaris Daerah Kota Tarakan Nomor 300.2.10/265/SETDA/2026 tanggal 12 Maret 2026 perihal Permohonan Subdomain.</w:t>
+        <w:t xml:space="preserve">Keputusan Sekretaris Daerah Kota Tarakan Nomor 100.3.3.6/98/HK/VIII/2026 tentang Tim Koordinasi Peningkatan Pelayanan Keprotokolan dan Komunikasi Pimpinan.</w:t>
       </w:r>
     </w:p>
     <w:p>
@@ -6440,7 +5956,7 @@
           <w:sz w:val="22"/>
           <w:szCs w:val="22"/>
         </w:rPr>
-        <w:t xml:space="preserve">Tema kompetisi tahun 2026 berfokus pada kedaulatan pangan dan energi. Panduan menegaskan bahwa tema tersebut merupakan arah prioritas dan bukan pembatasan tunggal, sehingga inovasi pada bidang lain tetap dapat diikutsertakan sepanjang selaras dengan salah satu bidang fokus dan misi RPJMD.</w:t>
+        <w:t xml:space="preserve">Tema kompetisi 2026, kedaulatan pangan dan energi, merupakan arah prioritas dan bukan pembatasan tunggal (Panduan Bab 2.1). Inovasi ini diikutsertakan melalui Bidang Fokus 3 yang selaras dengan Misi 3 RPJMD Provinsi Kalimantan Utara.</w:t>
       </w:r>
     </w:p>
     <w:p>
@@ -6926,7 +6442,7 @@
           <w:sz w:val="20"/>
           <w:szCs w:val="20"/>
         </w:rPr>
-        <w:t xml:space="preserve">Tabel 7. Sebelas alur kerja dalam Prokopim Hibot</w:t>
+        <w:t xml:space="preserve">Tabel 6. Sebelas alur kerja dalam Prokopim Hibot</w:t>
       </w:r>
     </w:p>
     <w:tbl>
@@ -8638,7 +8154,7 @@
           <w:sz w:val="22"/>
           <w:szCs w:val="22"/>
         </w:rPr>
-        <w:t xml:space="preserve"> Riwayat setiap kegiatan dapat dibuka pengguna: siapa yang mengajukan, menelaah, dan memutus, kapan, serta dengan catatan apa. Sampai 24 September 2026 tercatat 3.072 peristiwa pada 438 kegiatan.</w:t>
+        <w:t xml:space="preserve"> Riwayat setiap kegiatan mencatat siapa yang mengajukan, menelaah, dan memutus, kapan, serta dengan catatan apa. Sampai 24 September 2026 tercatat 3.072 peristiwa pada 438 kegiatan.</w:t>
       </w:r>
     </w:p>
     <w:p>
@@ -8696,7 +8212,7 @@
           <w:sz w:val="22"/>
           <w:szCs w:val="22"/>
         </w:rPr>
-        <w:t xml:space="preserve"> Ketika pejabat berhalangan, kewenangannya dapat dilimpahkan sementara dengan tanggal berakhir yang tegas dan padam dengan sendirinya. Jejak audit tetap mencatat pelaku sebenarnya beserta jabatan yang diampu, dan Pelaksana Harian tidak dapat memutus jadwal yang diajukannya sendiri.</w:t>
+        <w:t xml:space="preserve"> Kewenangan pejabat yang berhalangan dapat dilimpahkan sementara dan padam sendiri pada tanggal berakhirnya; jejak audit tetap mencatat pelaku sebenarnya.</w:t>
       </w:r>
     </w:p>
     <w:p>
@@ -8725,7 +8241,7 @@
           <w:sz w:val="22"/>
           <w:szCs w:val="22"/>
         </w:rPr>
-        <w:t xml:space="preserve"> Usulan perubahan jadwal yang tertahan ditandai menurut umur usulan dan kedekatan hari pelaksanaan, sehingga usulan untuk acara esok hari langsung menonjol. Kepala Bagian dapat memantau usulan yang masih di tingkat Kepala Sub Bagian tanpa melangkahi jenjang.</w:t>
+        <w:t xml:space="preserve"> Usulan perubahan yang tertahan ditandai menurut umurnya dan kedekatan hari pelaksanaan, dan Kepala Bagian dapat memantau usulan yang masih di tingkat Kepala Sub Bagian tanpa melangkahi jenjang.</w:t>
       </w:r>
     </w:p>
     <w:p>
@@ -8783,36 +8299,7 @@
           <w:sz w:val="22"/>
           <w:szCs w:val="22"/>
         </w:rPr>
-        <w:t xml:space="preserve"> Kegiatan yang telah disetujui tampil dengan sendirinya di Google Calendar bersama yang dapat dilanggani pihak terkait tanpa perlu akun aplikasi. Perubahan dan pembatalan ikut menyesuaikan dalam hitungan detik. Yang dikirim hanya informasi yang layak dilihat pelanggan kalender; nomor narahubung dan catatan internal tidak ikut, dan Kepala Bagian serta Kepala Sub Bagian Komunikasi dan Dokumentasi Pimpinan dapat menahan kegiatan tertentu agar tidak ditampilkan.</w:t>
-      </w:r>
-    </w:p>
-    <w:p>
-      <w:pPr>
-        <w:pStyle w:val="ListParagraph"/>
-        <w:numPr>
-          <w:ilvl w:val="0"/>
-          <w:numId w:val="6"/>
-        </w:numPr>
-        <w:spacing w:after="60" w:line="276" w:lineRule="auto"/>
-        <w:jc w:val="both"/>
-      </w:pPr>
-      <w:r>
-        <w:rPr>
-          <w:rFonts w:ascii="Arial" w:cs="Arial" w:eastAsia="Arial" w:hAnsi="Arial"/>
-          <w:b/>
-          <w:bCs/>
-          <w:sz w:val="22"/>
-          <w:szCs w:val="22"/>
-        </w:rPr>
-        <w:t xml:space="preserve">Prosedur yang terlembaga.</w:t>
-      </w:r>
-      <w:r>
-        <w:rPr>
-          <w:rFonts w:ascii="Arial" w:cs="Arial" w:eastAsia="Arial" w:hAnsi="Arial"/>
-          <w:sz w:val="22"/>
-          <w:szCs w:val="22"/>
-        </w:rPr>
-        <w:t xml:space="preserve"> Seluruh alur dituangkan dalam sebelas SOP format PermenPAN-RB 35/2012 yang sesuai dengan alur di aplikasi.</w:t>
+        <w:t xml:space="preserve"> Kegiatan yang telah disetujui tampil sendiri, termasuk perubahan dan pembatalannya, di Google Calendar bersama yang dapat dilanggani pihak terkait tanpa akun aplikasi. Nomor narahubung dan catatan internal tidak ikut dikirim, dan kegiatan tertentu dapat ditahan agar tidak ditampilkan.</w:t>
       </w:r>
     </w:p>
     <w:p>
@@ -8841,7 +8328,7 @@
           <w:sz w:val="20"/>
           <w:szCs w:val="20"/>
         </w:rPr>
-        <w:t xml:space="preserve">Tabel 8. Perbandingan cara lama dan Prokopim Hibot</w:t>
+        <w:t xml:space="preserve">Tabel 7. Perbandingan cara lama dan Prokopim Hibot</w:t>
       </w:r>
     </w:p>
     <w:tbl>
@@ -9005,7 +8492,7 @@
                 <w:sz w:val="20"/>
                 <w:szCs w:val="20"/>
               </w:rPr>
-              <w:t xml:space="preserve">Kesempatan penelaahan</w:t>
+              <w:t xml:space="preserve">Kegiatan mendesak</w:t>
             </w:r>
           </w:p>
         </w:tc>
@@ -9037,7 +8524,7 @@
                 <w:sz w:val="20"/>
                 <w:szCs w:val="20"/>
               </w:rPr>
-              <w:t xml:space="preserve">Sekali sehari, ±30 menit, hari kerja</w:t>
+              <w:t xml:space="preserve">Cetak ulang seluruh RK</w:t>
             </w:r>
           </w:p>
         </w:tc>
@@ -9069,7 +8556,7 @@
                 <w:sz w:val="20"/>
                 <w:szCs w:val="20"/>
               </w:rPr>
-              <w:t xml:space="preserve">Setiap saat; 47,5% di luar jam kerja</w:t>
+              <w:t xml:space="preserve">Masuk antrean tersendiri</w:t>
             </w:r>
           </w:p>
         </w:tc>
@@ -9107,7 +8594,7 @@
                 <w:sz w:val="20"/>
                 <w:szCs w:val="20"/>
               </w:rPr>
-              <w:t xml:space="preserve">Kegiatan mendesak</w:t>
+              <w:t xml:space="preserve">Rujukan jadwal</w:t>
             </w:r>
           </w:p>
         </w:tc>
@@ -9139,7 +8626,7 @@
                 <w:sz w:val="20"/>
                 <w:szCs w:val="20"/>
               </w:rPr>
-              <w:t xml:space="preserve">Cetak ulang seluruh RK</w:t>
+              <w:t xml:space="preserve">Beberapa versi cetakan</w:t>
             </w:r>
           </w:p>
         </w:tc>
@@ -9171,7 +8658,7 @@
                 <w:sz w:val="20"/>
                 <w:szCs w:val="20"/>
               </w:rPr>
-              <w:t xml:space="preserve">Masuk antrean tersendiri</w:t>
+              <w:t xml:space="preserve">Satu data, terkini bagi semua peran</w:t>
             </w:r>
           </w:p>
         </w:tc>
@@ -9209,7 +8696,7 @@
                 <w:sz w:val="20"/>
                 <w:szCs w:val="20"/>
               </w:rPr>
-              <w:t xml:space="preserve">Rujukan jadwal</w:t>
+              <w:t xml:space="preserve">Pemberitahuan petugas</w:t>
             </w:r>
           </w:p>
         </w:tc>
@@ -9241,7 +8728,7 @@
                 <w:sz w:val="20"/>
                 <w:szCs w:val="20"/>
               </w:rPr>
-              <w:t xml:space="preserve">Beberapa versi cetakan</w:t>
+              <w:t xml:space="preserve">Manual, mudah terlewat</w:t>
             </w:r>
           </w:p>
         </w:tc>
@@ -9273,7 +8760,7 @@
                 <w:sz w:val="20"/>
                 <w:szCs w:val="20"/>
               </w:rPr>
-              <w:t xml:space="preserve">Satu data, terkini bagi semua peran</w:t>
+              <w:t xml:space="preserve">Otomatis, hanya kepada yang berubah</w:t>
             </w:r>
           </w:p>
         </w:tc>
@@ -9311,7 +8798,7 @@
                 <w:sz w:val="20"/>
                 <w:szCs w:val="20"/>
               </w:rPr>
-              <w:t xml:space="preserve">Penelusuran keputusan</w:t>
+              <w:t xml:space="preserve">Pejabat berhalangan</w:t>
             </w:r>
           </w:p>
         </w:tc>
@@ -9343,7 +8830,7 @@
                 <w:sz w:val="20"/>
                 <w:szCs w:val="20"/>
               </w:rPr>
-              <w:t xml:space="preserve">Tidak ada</w:t>
+              <w:t xml:space="preserve">Alur berhenti</w:t>
             </w:r>
           </w:p>
         </w:tc>
@@ -9375,7 +8862,7 @@
                 <w:sz w:val="20"/>
                 <w:szCs w:val="20"/>
               </w:rPr>
-              <w:t xml:space="preserve">Jejak audit setiap kegiatan</w:t>
+              <w:t xml:space="preserve">Pelaksana Harian bermasa berlaku</w:t>
             </w:r>
           </w:p>
         </w:tc>
@@ -9413,7 +8900,7 @@
                 <w:sz w:val="20"/>
                 <w:szCs w:val="20"/>
               </w:rPr>
-              <w:t xml:space="preserve">Pemberitahuan petugas</w:t>
+              <w:t xml:space="preserve">Kalender bersama</w:t>
             </w:r>
           </w:p>
         </w:tc>
@@ -9445,7 +8932,7 @@
                 <w:sz w:val="20"/>
                 <w:szCs w:val="20"/>
               </w:rPr>
-              <w:t xml:space="preserve">Manual, mudah terlewat</w:t>
+              <w:t xml:space="preserve">Diisi admin satu per satu secara manual</w:t>
             </w:r>
           </w:p>
         </w:tc>
@@ -9477,7 +8964,7 @@
                 <w:sz w:val="20"/>
                 <w:szCs w:val="20"/>
               </w:rPr>
-              <w:t xml:space="preserve">Otomatis, hanya kepada yang berubah</w:t>
+              <w:t xml:space="preserve">Terisi otomatis sesudah persetujuan</w:t>
             </w:r>
           </w:p>
         </w:tc>
@@ -9515,7 +9002,7 @@
                 <w:sz w:val="20"/>
                 <w:szCs w:val="20"/>
               </w:rPr>
-              <w:t xml:space="preserve">Pejabat berhalangan</w:t>
+              <w:t xml:space="preserve">Layanan publik</w:t>
             </w:r>
           </w:p>
         </w:tc>
@@ -9547,7 +9034,7 @@
                 <w:sz w:val="20"/>
                 <w:szCs w:val="20"/>
               </w:rPr>
-              <w:t xml:space="preserve">Alur berhenti</w:t>
+              <w:t xml:space="preserve">Datang atau menelepon</w:t>
             </w:r>
           </w:p>
         </w:tc>
@@ -9579,7 +9066,7 @@
                 <w:sz w:val="20"/>
                 <w:szCs w:val="20"/>
               </w:rPr>
-              <w:t xml:space="preserve">Pelaksana Harian bermasa berlaku</w:t>
+              <w:t xml:space="preserve">Kanal daring dengan kode penelusuran</w:t>
             </w:r>
           </w:p>
         </w:tc>
@@ -9617,210 +9104,6 @@
                 <w:sz w:val="20"/>
                 <w:szCs w:val="20"/>
               </w:rPr>
-              <w:t xml:space="preserve">Kalender bersama</w:t>
-            </w:r>
-          </w:p>
-        </w:tc>
-        <w:tc>
-          <w:tcPr>
-            <w:tcW w:type="dxa" w:w="2987"/>
-            <w:tcBorders>
-              <w:top w:val="single" w:color="000000" w:sz="4"/>
-              <w:left w:val="single" w:color="000000" w:sz="4"/>
-              <w:bottom w:val="single" w:color="000000" w:sz="4"/>
-              <w:right w:val="single" w:color="000000" w:sz="4"/>
-            </w:tcBorders>
-            <w:tcMar>
-              <w:top w:type="dxa" w:w="40"/>
-              <w:left w:type="dxa" w:w="90"/>
-              <w:bottom w:type="dxa" w:w="40"/>
-              <w:right w:type="dxa" w:w="90"/>
-            </w:tcMar>
-            <w:vAlign w:val="top"/>
-          </w:tcPr>
-          <w:p>
-            <w:pPr>
-              <w:spacing w:after="0" w:line="240" w:lineRule="auto"/>
-              <w:jc w:val="left"/>
-            </w:pPr>
-            <w:r>
-              <w:rPr>
-                <w:rFonts w:ascii="Arial" w:cs="Arial" w:eastAsia="Arial" w:hAnsi="Arial"/>
-                <w:sz w:val="20"/>
-                <w:szCs w:val="20"/>
-              </w:rPr>
-              <w:t xml:space="preserve">Diisi admin satu per satu secara manual</w:t>
-            </w:r>
-          </w:p>
-        </w:tc>
-        <w:tc>
-          <w:tcPr>
-            <w:tcW w:type="dxa" w:w="3516"/>
-            <w:tcBorders>
-              <w:top w:val="single" w:color="000000" w:sz="4"/>
-              <w:left w:val="single" w:color="000000" w:sz="4"/>
-              <w:bottom w:val="single" w:color="000000" w:sz="4"/>
-              <w:right w:val="single" w:color="000000" w:sz="4"/>
-            </w:tcBorders>
-            <w:tcMar>
-              <w:top w:type="dxa" w:w="40"/>
-              <w:left w:type="dxa" w:w="90"/>
-              <w:bottom w:type="dxa" w:w="40"/>
-              <w:right w:type="dxa" w:w="90"/>
-            </w:tcMar>
-            <w:vAlign w:val="top"/>
-          </w:tcPr>
-          <w:p>
-            <w:pPr>
-              <w:spacing w:after="0" w:line="240" w:lineRule="auto"/>
-              <w:jc w:val="left"/>
-            </w:pPr>
-            <w:r>
-              <w:rPr>
-                <w:rFonts w:ascii="Arial" w:cs="Arial" w:eastAsia="Arial" w:hAnsi="Arial"/>
-                <w:sz w:val="20"/>
-                <w:szCs w:val="20"/>
-              </w:rPr>
-              <w:t xml:space="preserve">Terisi otomatis sesudah persetujuan</w:t>
-            </w:r>
-          </w:p>
-        </w:tc>
-      </w:tr>
-      <w:tr>
-        <w:trPr>
-          <w:cantSplit/>
-          <w:tblHeader w:val="false"/>
-        </w:trPr>
-        <w:tc>
-          <w:tcPr>
-            <w:tcW w:type="dxa" w:w="2284"/>
-            <w:tcBorders>
-              <w:top w:val="single" w:color="000000" w:sz="4"/>
-              <w:left w:val="single" w:color="000000" w:sz="4"/>
-              <w:bottom w:val="single" w:color="000000" w:sz="4"/>
-              <w:right w:val="single" w:color="000000" w:sz="4"/>
-            </w:tcBorders>
-            <w:tcMar>
-              <w:top w:type="dxa" w:w="40"/>
-              <w:left w:type="dxa" w:w="90"/>
-              <w:bottom w:type="dxa" w:w="40"/>
-              <w:right w:type="dxa" w:w="90"/>
-            </w:tcMar>
-            <w:vAlign w:val="top"/>
-          </w:tcPr>
-          <w:p>
-            <w:pPr>
-              <w:spacing w:after="0" w:line="240" w:lineRule="auto"/>
-              <w:jc w:val="left"/>
-            </w:pPr>
-            <w:r>
-              <w:rPr>
-                <w:rFonts w:ascii="Arial" w:cs="Arial" w:eastAsia="Arial" w:hAnsi="Arial"/>
-                <w:sz w:val="20"/>
-                <w:szCs w:val="20"/>
-              </w:rPr>
-              <w:t xml:space="preserve">Layanan publik</w:t>
-            </w:r>
-          </w:p>
-        </w:tc>
-        <w:tc>
-          <w:tcPr>
-            <w:tcW w:type="dxa" w:w="2987"/>
-            <w:tcBorders>
-              <w:top w:val="single" w:color="000000" w:sz="4"/>
-              <w:left w:val="single" w:color="000000" w:sz="4"/>
-              <w:bottom w:val="single" w:color="000000" w:sz="4"/>
-              <w:right w:val="single" w:color="000000" w:sz="4"/>
-            </w:tcBorders>
-            <w:tcMar>
-              <w:top w:type="dxa" w:w="40"/>
-              <w:left w:type="dxa" w:w="90"/>
-              <w:bottom w:type="dxa" w:w="40"/>
-              <w:right w:type="dxa" w:w="90"/>
-            </w:tcMar>
-            <w:vAlign w:val="top"/>
-          </w:tcPr>
-          <w:p>
-            <w:pPr>
-              <w:spacing w:after="0" w:line="240" w:lineRule="auto"/>
-              <w:jc w:val="left"/>
-            </w:pPr>
-            <w:r>
-              <w:rPr>
-                <w:rFonts w:ascii="Arial" w:cs="Arial" w:eastAsia="Arial" w:hAnsi="Arial"/>
-                <w:sz w:val="20"/>
-                <w:szCs w:val="20"/>
-              </w:rPr>
-              <w:t xml:space="preserve">Datang atau menelepon</w:t>
-            </w:r>
-          </w:p>
-        </w:tc>
-        <w:tc>
-          <w:tcPr>
-            <w:tcW w:type="dxa" w:w="3516"/>
-            <w:tcBorders>
-              <w:top w:val="single" w:color="000000" w:sz="4"/>
-              <w:left w:val="single" w:color="000000" w:sz="4"/>
-              <w:bottom w:val="single" w:color="000000" w:sz="4"/>
-              <w:right w:val="single" w:color="000000" w:sz="4"/>
-            </w:tcBorders>
-            <w:tcMar>
-              <w:top w:type="dxa" w:w="40"/>
-              <w:left w:type="dxa" w:w="90"/>
-              <w:bottom w:type="dxa" w:w="40"/>
-              <w:right w:type="dxa" w:w="90"/>
-            </w:tcMar>
-            <w:vAlign w:val="top"/>
-          </w:tcPr>
-          <w:p>
-            <w:pPr>
-              <w:spacing w:after="0" w:line="240" w:lineRule="auto"/>
-              <w:jc w:val="left"/>
-            </w:pPr>
-            <w:r>
-              <w:rPr>
-                <w:rFonts w:ascii="Arial" w:cs="Arial" w:eastAsia="Arial" w:hAnsi="Arial"/>
-                <w:sz w:val="20"/>
-                <w:szCs w:val="20"/>
-              </w:rPr>
-              <w:t xml:space="preserve">Kanal daring dengan kode penelusuran</w:t>
-            </w:r>
-          </w:p>
-        </w:tc>
-      </w:tr>
-      <w:tr>
-        <w:trPr>
-          <w:cantSplit/>
-          <w:tblHeader w:val="false"/>
-        </w:trPr>
-        <w:tc>
-          <w:tcPr>
-            <w:tcW w:type="dxa" w:w="2284"/>
-            <w:tcBorders>
-              <w:top w:val="single" w:color="000000" w:sz="4"/>
-              <w:left w:val="single" w:color="000000" w:sz="4"/>
-              <w:bottom w:val="single" w:color="000000" w:sz="4"/>
-              <w:right w:val="single" w:color="000000" w:sz="4"/>
-            </w:tcBorders>
-            <w:tcMar>
-              <w:top w:type="dxa" w:w="40"/>
-              <w:left w:type="dxa" w:w="90"/>
-              <w:bottom w:type="dxa" w:w="40"/>
-              <w:right w:type="dxa" w:w="90"/>
-            </w:tcMar>
-            <w:vAlign w:val="top"/>
-          </w:tcPr>
-          <w:p>
-            <w:pPr>
-              <w:spacing w:after="0" w:line="240" w:lineRule="auto"/>
-              <w:jc w:val="left"/>
-            </w:pPr>
-            <w:r>
-              <w:rPr>
-                <w:rFonts w:ascii="Arial" w:cs="Arial" w:eastAsia="Arial" w:hAnsi="Arial"/>
-                <w:sz w:val="20"/>
-                <w:szCs w:val="20"/>
-              </w:rPr>
               <w:t xml:space="preserve">Prosedur</w:t>
             </w:r>
           </w:p>
@@ -9937,7 +9220,7 @@
           <w:sz w:val="20"/>
           <w:szCs w:val="20"/>
         </w:rPr>
-        <w:t xml:space="preserve">Tabel 9. Nilai tambah menurut pemangku kepentingan</w:t>
+        <w:t xml:space="preserve">Tabel 8. Nilai tambah menurut pemangku kepentingan</w:t>
       </w:r>
     </w:p>
     <w:tbl>
@@ -10414,7 +9697,7 @@
           <w:sz w:val="20"/>
           <w:szCs w:val="20"/>
         </w:rPr>
-        <w:t xml:space="preserve">Tabel 10. Identitas pelaksanaan inovasi</w:t>
+        <w:t xml:space="preserve">Tabel 9. Identitas pelaksanaan inovasi</w:t>
       </w:r>
     </w:p>
     <w:tbl>
@@ -11003,7 +10286,7 @@
           <w:sz w:val="20"/>
           <w:szCs w:val="20"/>
         </w:rPr>
-        <w:t xml:space="preserve">Tabel 11. Pertimbangan pemilihan solusi</w:t>
+        <w:t xml:space="preserve">Tabel 10. Pertimbangan pemilihan solusi</w:t>
       </w:r>
     </w:p>
     <w:tbl>
@@ -11424,7 +10707,7 @@
           <w:sz w:val="20"/>
           <w:szCs w:val="20"/>
         </w:rPr>
-        <w:t xml:space="preserve">Tabel 12. Tahapan pelaksanaan</w:t>
+        <w:t xml:space="preserve">Tabel 11. Tahapan pelaksanaan</w:t>
       </w:r>
     </w:p>
     <w:tbl>
@@ -11904,7 +11187,6 @@
     </w:p>
     <w:p>
       <w:pPr>
-        <w:keepNext/>
         <w:spacing w:after="100" w:before="0" w:line="276" w:lineRule="auto"/>
         <w:ind w:firstLine="567"/>
         <w:jc w:val="both"/>
@@ -11915,442 +11197,8 @@
           <w:sz w:val="22"/>
           <w:szCs w:val="22"/>
         </w:rPr>
-        <w:t xml:space="preserve">Seluruh alur dituangkan dalam sebelas SOP format PermenPAN-RB 35/2012, masing-masing dilengkapi bagian identitas dan diagram alir, yang disusun untuk disahkan Sekretaris Daerah Kota Tarakan (Lampiran 7):</w:t>
-      </w:r>
-    </w:p>
-    <w:tbl>
-      <w:tblPr>
-        <w:tblW w:type="dxa" w:w="8787"/>
-        <w:tblBorders>
-          <w:top w:val="single" w:color="auto" w:sz="4"/>
-          <w:left w:val="single" w:color="auto" w:sz="4"/>
-          <w:bottom w:val="single" w:color="auto" w:sz="4"/>
-          <w:right w:val="single" w:color="auto" w:sz="4"/>
-          <w:insideH w:val="single" w:color="auto" w:sz="4"/>
-          <w:insideV w:val="single" w:color="auto" w:sz="4"/>
-        </w:tblBorders>
-      </w:tblPr>
-      <w:tblGrid>
-        <w:gridCol w:w="4393"/>
-        <w:gridCol w:w="4394"/>
-      </w:tblGrid>
-      <w:tr>
-        <w:trPr>
-          <w:cantSplit/>
-          <w:tblHeader w:val="false"/>
-        </w:trPr>
-        <w:tc>
-          <w:tcPr>
-            <w:tcW w:type="dxa" w:w="4393"/>
-            <w:tcBorders>
-              <w:top w:val="single" w:color="000000" w:sz="4"/>
-              <w:left w:val="single" w:color="000000" w:sz="4"/>
-              <w:bottom w:val="single" w:color="000000" w:sz="4"/>
-              <w:right w:val="single" w:color="000000" w:sz="4"/>
-            </w:tcBorders>
-            <w:tcMar>
-              <w:top w:type="dxa" w:w="40"/>
-              <w:left w:type="dxa" w:w="90"/>
-              <w:bottom w:type="dxa" w:w="40"/>
-              <w:right w:type="dxa" w:w="90"/>
-            </w:tcMar>
-            <w:vAlign w:val="top"/>
-          </w:tcPr>
-          <w:p>
-            <w:pPr>
-              <w:spacing w:after="0" w:line="240" w:lineRule="auto"/>
-              <w:jc w:val="left"/>
-            </w:pPr>
-            <w:r>
-              <w:rPr>
-                <w:rFonts w:ascii="Arial" w:cs="Arial" w:eastAsia="Arial" w:hAnsi="Arial"/>
-                <w:sz w:val="20"/>
-                <w:szCs w:val="20"/>
-              </w:rPr>
-              <w:t xml:space="preserve">SOP 1. Penyusunan dan Penetapan Jadwal Kegiatan Pimpinan</w:t>
-            </w:r>
-          </w:p>
-        </w:tc>
-        <w:tc>
-          <w:tcPr>
-            <w:tcW w:type="dxa" w:w="4394"/>
-            <w:tcBorders>
-              <w:top w:val="single" w:color="000000" w:sz="4"/>
-              <w:left w:val="single" w:color="000000" w:sz="4"/>
-              <w:bottom w:val="single" w:color="000000" w:sz="4"/>
-              <w:right w:val="single" w:color="000000" w:sz="4"/>
-            </w:tcBorders>
-            <w:tcMar>
-              <w:top w:type="dxa" w:w="40"/>
-              <w:left w:type="dxa" w:w="90"/>
-              <w:bottom w:type="dxa" w:w="40"/>
-              <w:right w:type="dxa" w:w="90"/>
-            </w:tcMar>
-            <w:vAlign w:val="top"/>
-          </w:tcPr>
-          <w:p>
-            <w:pPr>
-              <w:spacing w:after="0" w:line="240" w:lineRule="auto"/>
-              <w:jc w:val="left"/>
-            </w:pPr>
-            <w:r>
-              <w:rPr>
-                <w:rFonts w:ascii="Arial" w:cs="Arial" w:eastAsia="Arial" w:hAnsi="Arial"/>
-                <w:sz w:val="20"/>
-                <w:szCs w:val="20"/>
-              </w:rPr>
-              <w:t xml:space="preserve">SOP 7. Penyelenggaraan Daftar Hadir Digital</w:t>
-            </w:r>
-          </w:p>
-        </w:tc>
-      </w:tr>
-      <w:tr>
-        <w:trPr>
-          <w:cantSplit/>
-          <w:tblHeader w:val="false"/>
-        </w:trPr>
-        <w:tc>
-          <w:tcPr>
-            <w:tcW w:type="dxa" w:w="4393"/>
-            <w:tcBorders>
-              <w:top w:val="single" w:color="000000" w:sz="4"/>
-              <w:left w:val="single" w:color="000000" w:sz="4"/>
-              <w:bottom w:val="single" w:color="000000" w:sz="4"/>
-              <w:right w:val="single" w:color="000000" w:sz="4"/>
-            </w:tcBorders>
-            <w:tcMar>
-              <w:top w:type="dxa" w:w="40"/>
-              <w:left w:type="dxa" w:w="90"/>
-              <w:bottom w:type="dxa" w:w="40"/>
-              <w:right w:type="dxa" w:w="90"/>
-            </w:tcMar>
-            <w:vAlign w:val="top"/>
-          </w:tcPr>
-          <w:p>
-            <w:pPr>
-              <w:spacing w:after="0" w:line="240" w:lineRule="auto"/>
-              <w:jc w:val="left"/>
-            </w:pPr>
-            <w:r>
-              <w:rPr>
-                <w:rFonts w:ascii="Arial" w:cs="Arial" w:eastAsia="Arial" w:hAnsi="Arial"/>
-                <w:sz w:val="20"/>
-                <w:szCs w:val="20"/>
-              </w:rPr>
-              <w:t xml:space="preserve">SOP 2. Perubahan Jadwal Kegiatan yang Telah Ditetapkan</w:t>
-            </w:r>
-          </w:p>
-        </w:tc>
-        <w:tc>
-          <w:tcPr>
-            <w:tcW w:type="dxa" w:w="4394"/>
-            <w:tcBorders>
-              <w:top w:val="single" w:color="000000" w:sz="4"/>
-              <w:left w:val="single" w:color="000000" w:sz="4"/>
-              <w:bottom w:val="single" w:color="000000" w:sz="4"/>
-              <w:right w:val="single" w:color="000000" w:sz="4"/>
-            </w:tcBorders>
-            <w:tcMar>
-              <w:top w:type="dxa" w:w="40"/>
-              <w:left w:type="dxa" w:w="90"/>
-              <w:bottom w:type="dxa" w:w="40"/>
-              <w:right w:type="dxa" w:w="90"/>
-            </w:tcMar>
-            <w:vAlign w:val="top"/>
-          </w:tcPr>
-          <w:p>
-            <w:pPr>
-              <w:spacing w:after="0" w:line="240" w:lineRule="auto"/>
-              <w:jc w:val="left"/>
-            </w:pPr>
-            <w:r>
-              <w:rPr>
-                <w:rFonts w:ascii="Arial" w:cs="Arial" w:eastAsia="Arial" w:hAnsi="Arial"/>
-                <w:sz w:val="20"/>
-                <w:szCs w:val="20"/>
-              </w:rPr>
-              <w:t xml:space="preserve">SOP 8. Penyusunan dan Pengesahan Naskah Sambutan Pimpinan</w:t>
-            </w:r>
-          </w:p>
-        </w:tc>
-      </w:tr>
-      <w:tr>
-        <w:trPr>
-          <w:cantSplit/>
-          <w:tblHeader w:val="false"/>
-        </w:trPr>
-        <w:tc>
-          <w:tcPr>
-            <w:tcW w:type="dxa" w:w="4393"/>
-            <w:tcBorders>
-              <w:top w:val="single" w:color="000000" w:sz="4"/>
-              <w:left w:val="single" w:color="000000" w:sz="4"/>
-              <w:bottom w:val="single" w:color="000000" w:sz="4"/>
-              <w:right w:val="single" w:color="000000" w:sz="4"/>
-            </w:tcBorders>
-            <w:tcMar>
-              <w:top w:type="dxa" w:w="40"/>
-              <w:left w:type="dxa" w:w="90"/>
-              <w:bottom w:type="dxa" w:w="40"/>
-              <w:right w:type="dxa" w:w="90"/>
-            </w:tcMar>
-            <w:vAlign w:val="top"/>
-          </w:tcPr>
-          <w:p>
-            <w:pPr>
-              <w:spacing w:after="0" w:line="240" w:lineRule="auto"/>
-              <w:jc w:val="left"/>
-            </w:pPr>
-            <w:r>
-              <w:rPr>
-                <w:rFonts w:ascii="Arial" w:cs="Arial" w:eastAsia="Arial" w:hAnsi="Arial"/>
-                <w:sz w:val="20"/>
-                <w:szCs w:val="20"/>
-              </w:rPr>
-              <w:t xml:space="preserve">SOP 3. Penarikan dan Pembatalan Jadwal Kegiatan</w:t>
-            </w:r>
-          </w:p>
-        </w:tc>
-        <w:tc>
-          <w:tcPr>
-            <w:tcW w:type="dxa" w:w="4394"/>
-            <w:tcBorders>
-              <w:top w:val="single" w:color="000000" w:sz="4"/>
-              <w:left w:val="single" w:color="000000" w:sz="4"/>
-              <w:bottom w:val="single" w:color="000000" w:sz="4"/>
-              <w:right w:val="single" w:color="000000" w:sz="4"/>
-            </w:tcBorders>
-            <w:tcMar>
-              <w:top w:type="dxa" w:w="40"/>
-              <w:left w:type="dxa" w:w="90"/>
-              <w:bottom w:type="dxa" w:w="40"/>
-              <w:right w:type="dxa" w:w="90"/>
-            </w:tcMar>
-            <w:vAlign w:val="top"/>
-          </w:tcPr>
-          <w:p>
-            <w:pPr>
-              <w:spacing w:after="0" w:line="240" w:lineRule="auto"/>
-              <w:jc w:val="left"/>
-            </w:pPr>
-            <w:r>
-              <w:rPr>
-                <w:rFonts w:ascii="Arial" w:cs="Arial" w:eastAsia="Arial" w:hAnsi="Arial"/>
-                <w:sz w:val="20"/>
-                <w:szCs w:val="20"/>
-              </w:rPr>
-              <w:t xml:space="preserve">SOP 9. Peliputan dan Publikasi Kegiatan Pimpinan</w:t>
-            </w:r>
-          </w:p>
-        </w:tc>
-      </w:tr>
-      <w:tr>
-        <w:trPr>
-          <w:cantSplit/>
-          <w:tblHeader w:val="false"/>
-        </w:trPr>
-        <w:tc>
-          <w:tcPr>
-            <w:tcW w:type="dxa" w:w="4393"/>
-            <w:tcBorders>
-              <w:top w:val="single" w:color="000000" w:sz="4"/>
-              <w:left w:val="single" w:color="000000" w:sz="4"/>
-              <w:bottom w:val="single" w:color="000000" w:sz="4"/>
-              <w:right w:val="single" w:color="000000" w:sz="4"/>
-            </w:tcBorders>
-            <w:tcMar>
-              <w:top w:type="dxa" w:w="40"/>
-              <w:left w:type="dxa" w:w="90"/>
-              <w:bottom w:type="dxa" w:w="40"/>
-              <w:right w:type="dxa" w:w="90"/>
-            </w:tcMar>
-            <w:vAlign w:val="top"/>
-          </w:tcPr>
-          <w:p>
-            <w:pPr>
-              <w:spacing w:after="0" w:line="240" w:lineRule="auto"/>
-              <w:jc w:val="left"/>
-            </w:pPr>
-            <w:r>
-              <w:rPr>
-                <w:rFonts w:ascii="Arial" w:cs="Arial" w:eastAsia="Arial" w:hAnsi="Arial"/>
-                <w:sz w:val="20"/>
-                <w:szCs w:val="20"/>
-              </w:rPr>
-              <w:t xml:space="preserve">SOP 4. Penugasan Petugas Protokol dan Dokumentasi</w:t>
-            </w:r>
-          </w:p>
-        </w:tc>
-        <w:tc>
-          <w:tcPr>
-            <w:tcW w:type="dxa" w:w="4394"/>
-            <w:tcBorders>
-              <w:top w:val="single" w:color="000000" w:sz="4"/>
-              <w:left w:val="single" w:color="000000" w:sz="4"/>
-              <w:bottom w:val="single" w:color="000000" w:sz="4"/>
-              <w:right w:val="single" w:color="000000" w:sz="4"/>
-            </w:tcBorders>
-            <w:tcMar>
-              <w:top w:type="dxa" w:w="40"/>
-              <w:left w:type="dxa" w:w="90"/>
-              <w:bottom w:type="dxa" w:w="40"/>
-              <w:right w:type="dxa" w:w="90"/>
-            </w:tcMar>
-            <w:vAlign w:val="top"/>
-          </w:tcPr>
-          <w:p>
-            <w:pPr>
-              <w:spacing w:after="0" w:line="240" w:lineRule="auto"/>
-              <w:jc w:val="left"/>
-            </w:pPr>
-            <w:r>
-              <w:rPr>
-                <w:rFonts w:ascii="Arial" w:cs="Arial" w:eastAsia="Arial" w:hAnsi="Arial"/>
-                <w:sz w:val="20"/>
-                <w:szCs w:val="20"/>
-              </w:rPr>
-              <w:t xml:space="preserve">SOP 10. Penerbitan Undangan Kedinasan</w:t>
-            </w:r>
-          </w:p>
-        </w:tc>
-      </w:tr>
-      <w:tr>
-        <w:trPr>
-          <w:cantSplit/>
-          <w:tblHeader w:val="false"/>
-        </w:trPr>
-        <w:tc>
-          <w:tcPr>
-            <w:tcW w:type="dxa" w:w="4393"/>
-            <w:tcBorders>
-              <w:top w:val="single" w:color="000000" w:sz="4"/>
-              <w:left w:val="single" w:color="000000" w:sz="4"/>
-              <w:bottom w:val="single" w:color="000000" w:sz="4"/>
-              <w:right w:val="single" w:color="000000" w:sz="4"/>
-            </w:tcBorders>
-            <w:tcMar>
-              <w:top w:type="dxa" w:w="40"/>
-              <w:left w:type="dxa" w:w="90"/>
-              <w:bottom w:type="dxa" w:w="40"/>
-              <w:right w:type="dxa" w:w="90"/>
-            </w:tcMar>
-            <w:vAlign w:val="top"/>
-          </w:tcPr>
-          <w:p>
-            <w:pPr>
-              <w:spacing w:after="0" w:line="240" w:lineRule="auto"/>
-              <w:jc w:val="left"/>
-            </w:pPr>
-            <w:r>
-              <w:rPr>
-                <w:rFonts w:ascii="Arial" w:cs="Arial" w:eastAsia="Arial" w:hAnsi="Arial"/>
-                <w:sz w:val="20"/>
-                <w:szCs w:val="20"/>
-              </w:rPr>
-              <w:t xml:space="preserve">SOP 5. Pelayanan Permohonan Audiensi dan Kunjungan Tamu Pimpinan</w:t>
-            </w:r>
-          </w:p>
-        </w:tc>
-        <w:tc>
-          <w:tcPr>
-            <w:tcW w:type="dxa" w:w="4394"/>
-            <w:tcBorders>
-              <w:top w:val="single" w:color="000000" w:sz="4"/>
-              <w:left w:val="single" w:color="000000" w:sz="4"/>
-              <w:bottom w:val="single" w:color="000000" w:sz="4"/>
-              <w:right w:val="single" w:color="000000" w:sz="4"/>
-            </w:tcBorders>
-            <w:tcMar>
-              <w:top w:type="dxa" w:w="40"/>
-              <w:left w:type="dxa" w:w="90"/>
-              <w:bottom w:type="dxa" w:w="40"/>
-              <w:right w:type="dxa" w:w="90"/>
-            </w:tcMar>
-            <w:vAlign w:val="top"/>
-          </w:tcPr>
-          <w:p>
-            <w:pPr>
-              <w:spacing w:after="0" w:line="240" w:lineRule="auto"/>
-              <w:jc w:val="left"/>
-            </w:pPr>
-            <w:r>
-              <w:rPr>
-                <w:rFonts w:ascii="Arial" w:cs="Arial" w:eastAsia="Arial" w:hAnsi="Arial"/>
-                <w:sz w:val="20"/>
-                <w:szCs w:val="20"/>
-              </w:rPr>
-              <w:t xml:space="preserve">SOP 11. Evaluasi Kinerja Petugas Protokol dan Dokumentasi</w:t>
-            </w:r>
-          </w:p>
-        </w:tc>
-      </w:tr>
-      <w:tr>
-        <w:trPr>
-          <w:cantSplit/>
-          <w:tblHeader w:val="false"/>
-        </w:trPr>
-        <w:tc>
-          <w:tcPr>
-            <w:tcW w:type="dxa" w:w="4393"/>
-            <w:tcBorders>
-              <w:top w:val="single" w:color="000000" w:sz="4"/>
-              <w:left w:val="single" w:color="000000" w:sz="4"/>
-              <w:bottom w:val="single" w:color="000000" w:sz="4"/>
-              <w:right w:val="single" w:color="000000" w:sz="4"/>
-            </w:tcBorders>
-            <w:tcMar>
-              <w:top w:type="dxa" w:w="40"/>
-              <w:left w:type="dxa" w:w="90"/>
-              <w:bottom w:type="dxa" w:w="40"/>
-              <w:right w:type="dxa" w:w="90"/>
-            </w:tcMar>
-            <w:vAlign w:val="top"/>
-          </w:tcPr>
-          <w:p>
-            <w:pPr>
-              <w:spacing w:after="0" w:line="240" w:lineRule="auto"/>
-              <w:jc w:val="left"/>
-            </w:pPr>
-            <w:r>
-              <w:rPr>
-                <w:rFonts w:ascii="Arial" w:cs="Arial" w:eastAsia="Arial" w:hAnsi="Arial"/>
-                <w:sz w:val="20"/>
-                <w:szCs w:val="20"/>
-              </w:rPr>
-              <w:t xml:space="preserve">SOP 6. Pelayanan Peminjaman Ruangan</w:t>
-            </w:r>
-          </w:p>
-        </w:tc>
-        <w:tc>
-          <w:tcPr>
-            <w:tcW w:type="dxa" w:w="4394"/>
-            <w:tcBorders>
-              <w:top w:val="single" w:color="000000" w:sz="4"/>
-              <w:left w:val="single" w:color="000000" w:sz="4"/>
-              <w:bottom w:val="single" w:color="000000" w:sz="4"/>
-              <w:right w:val="single" w:color="000000" w:sz="4"/>
-            </w:tcBorders>
-            <w:tcMar>
-              <w:top w:type="dxa" w:w="40"/>
-              <w:left w:type="dxa" w:w="90"/>
-              <w:bottom w:type="dxa" w:w="40"/>
-              <w:right w:type="dxa" w:w="90"/>
-            </w:tcMar>
-            <w:vAlign w:val="top"/>
-          </w:tcPr>
-          <w:p>
-            <w:pPr>
-              <w:spacing w:after="0" w:line="240" w:lineRule="auto"/>
-              <w:jc w:val="left"/>
-            </w:pPr>
-          </w:p>
-        </w:tc>
-      </w:tr>
-    </w:tbl>
-    <w:p>
-      <w:pPr>
-        <w:spacing w:after="100"/>
-      </w:pPr>
+        <w:t xml:space="preserve">Seluruh alur pada Tabel 7 dituangkan dalam sebelas SOP format PermenPAN-RB 35/2012, satu SOP untuk setiap alur, masing-masing dilengkapi bagian identitas, dasar hukum, dan diagram alir. SOP disusun untuk disahkan Sekretaris Daerah Kota Tarakan (Lampiran 7).</w:t>
+      </w:r>
     </w:p>
     <w:p>
       <w:pPr>
@@ -12633,7 +11481,7 @@
           <w:sz w:val="20"/>
           <w:szCs w:val="20"/>
         </w:rPr>
-        <w:t xml:space="preserve">Tabel 13. Pemanfaatan sumber daya</w:t>
+        <w:t xml:space="preserve">Tabel 12. Pemanfaatan sumber daya</w:t>
       </w:r>
     </w:p>
     <w:tbl>
@@ -13553,7 +12401,7 @@
           <w:sz w:val="20"/>
           <w:szCs w:val="20"/>
         </w:rPr>
-        <w:t xml:space="preserve">Tabel 14. Capaian indikator</w:t>
+        <w:t xml:space="preserve">Tabel 13. Capaian indikator</w:t>
       </w:r>
     </w:p>
     <w:tbl>
@@ -14671,7 +13519,7 @@
           <w:sz w:val="20"/>
           <w:szCs w:val="20"/>
         </w:rPr>
-        <w:t xml:space="preserve">Tabel 15. Jumlah kegiatan per bulan tahun 2026</w:t>
+        <w:t xml:space="preserve">Tabel 14. Jumlah kegiatan per bulan tahun 2026</w:t>
       </w:r>
     </w:p>
     <w:tbl>
@@ -15302,7 +14150,7 @@
           <w:sz w:val="20"/>
           <w:szCs w:val="20"/>
         </w:rPr>
-        <w:t xml:space="preserve">Tabel 16. Perbandingan sebelum dan sesudah inovasi</w:t>
+        <w:t xml:space="preserve">Tabel 15. Perbandingan sebelum dan sesudah inovasi</w:t>
       </w:r>
     </w:p>
     <w:tbl>
@@ -16175,7 +15023,7 @@
           <w:sz w:val="22"/>
           <w:szCs w:val="22"/>
         </w:rPr>
-        <w:t xml:space="preserve"> Kolom "sebelum" tidak berasal dari pencatatan karena keadaan tersebut memang tidak pernah dicatat. Angka 18–24 jam diturunkan dari alur pada Tabel 3: undangan yang masuk pagi hari menunggu jendela periksa menjelang jam pulang kantor (±8 jam), kemudian menunggu disposisi yang diterima malam atau pagi harinya (±12–15 jam).</w:t>
+        <w:t xml:space="preserve"> Kolom "sebelum" tidak pernah dicatat; angka 18–24 jam diturunkan dari alur pada Tabel 3, yaitu menunggu jendela periksa (±8 jam) lalu disposisi malam atau pagi harinya (±12–15 jam).</w:t>
       </w:r>
     </w:p>
     <w:p>
@@ -16190,7 +15038,7 @@
           <w:sz w:val="22"/>
           <w:szCs w:val="22"/>
         </w:rPr>
-        <w:t xml:space="preserve">Dengan median 1,99 jam, penetapan jadwal menjadi sekitar 9 sampai 12 kali lebih cepat pada jalur tercepat, dan jauh lebih cepat bagi undangan yang sebelumnya terlewat jendela periksa atau melintasi akhir pekan. Rincian waktunya juga menunjukkan bahwa setelah sampai kepada Kepala Bagian, keputusan hanya memerlukan 8 menit. Dengan demikian, hambatan pada cara lama bersumber dari jendela waktu penelaahan, sedangkan pengambilan keputusannya sendiri berlangsung cepat.</w:t>
+        <w:t xml:space="preserve">Dengan median 1,99 jam, penetapan jadwal menjadi sekitar 9 sampai 12 kali lebih cepat pada jalur tercepat, dan jauh lebih cepat bagi undangan yang sebelumnya terlewat jendela periksa atau melintasi akhir pekan. Setelah sampai kepada Kepala Bagian, keputusan hanya memerlukan 8 menit; hambatan cara lama terletak pada jendela waktu penelaahan, bukan pada pengambilan keputusannya.</w:t>
       </w:r>
     </w:p>
     <w:p>
@@ -16217,7 +15065,7 @@
           <w:sz w:val="22"/>
           <w:szCs w:val="22"/>
         </w:rPr>
-        <w:t xml:space="preserve">Sebanyak 29 kegiatan (4,9%) dikembalikan untuk diperbaiki sebelum ditetapkan. Hal ini menunjukkan bahwa penelaahan dilakukan secara cermat. Sebanyak 25 jadwal yang telah tayang ditarik kembali untuk dikoreksi, dan 23 usulan perubahan jadwal diproses berjenjang tanpa menurunkan jadwal dari publikasi. Sejak daftar periksa wajib diberlakukan pada 22 September 2026, 18 keputusan telah melewati pemeriksaan butir yang tercatat pada jejak audit. Fitur Pelaksana Harian telah dipakai dalam 67 tindakan, sehingga alur tidak terhenti ketika pejabat berhalangan.</w:t>
+        <w:t xml:space="preserve">Sebanyak 29 kegiatan (4,9%) dikembalikan untuk diperbaiki sebelum ditetapkan. Sebanyak 25 jadwal yang telah tayang ditarik kembali untuk dikoreksi, dan 23 usulan perubahan jadwal diproses berjenjang tanpa menurunkan jadwal dari publikasi. Sejak daftar periksa wajib diberlakukan pada 22 September 2026, 18 keputusan telah melewati pemeriksaan butir yang tercatat pada jejak audit. Fitur Pelaksana Harian telah dipakai dalam 67 tindakan, sehingga alur tidak terhenti ketika pejabat berhalangan.</w:t>
       </w:r>
     </w:p>
     <w:p>
@@ -16370,7 +15218,7 @@
           <w:sz w:val="22"/>
           <w:szCs w:val="22"/>
         </w:rPr>
-        <w:t xml:space="preserve">Dari 278 kegiatan sambutan, baru 3 naskah yang disahkan melalui aplikasi. Wali Kota dan Wakil Wali Kota masih lebih nyaman membaca naskah tercetak karena memberi keleluasaan berimprovisasi. Inovasi ini tidak memaksakan perubahan kebiasaan tersebut; modul naskah sambutan tetap tersedia lengkap bila sewaktu-waktu dibutuhkan. Prinsip yang dipegang adalah aplikasi menyesuaikan diri dengan cara kerja Pimpinan.</w:t>
+        <w:t xml:space="preserve">Dari 278 kegiatan sambutan, baru 3 naskah yang disahkan melalui aplikasi, karena Wali Kota dan Wakil Wali Kota lebih nyaman membaca naskah tercetak yang memberi keleluasaan berimprovisasi. Modul ini tetap tersedia lengkap; aplikasi menyesuaikan diri dengan cara kerja Pimpinan, bukan sebaliknya.</w:t>
       </w:r>
     </w:p>
     <w:p>
@@ -16415,7 +15263,7 @@
           <w:sz w:val="20"/>
           <w:szCs w:val="20"/>
         </w:rPr>
-        <w:t xml:space="preserve">Tabel 17. Ringkasan testimoni pengguna</w:t>
+        <w:t xml:space="preserve">Tabel 16. Ringkasan testimoni pengguna</w:t>
       </w:r>
     </w:p>
     <w:tbl>
@@ -16752,7 +15600,7 @@
           <w:sz w:val="20"/>
           <w:szCs w:val="20"/>
         </w:rPr>
-        <w:t xml:space="preserve">Tabel 18. Aspek keberlanjutan inovasi</w:t>
+        <w:t xml:space="preserve">Tabel 17. Aspek keberlanjutan inovasi</w:t>
       </w:r>
     </w:p>
     <w:tbl>
@@ -17299,7 +16147,7 @@
           <w:sz w:val="20"/>
           <w:szCs w:val="20"/>
         </w:rPr>
-        <w:t xml:space="preserve">Tabel 19. Rencana pengembangan</w:t>
+        <w:t xml:space="preserve">Tabel 18. Rencana pengembangan</w:t>
       </w:r>
     </w:p>
     <w:tbl>
@@ -17636,7 +16484,7 @@
           <w:sz w:val="20"/>
           <w:szCs w:val="20"/>
         </w:rPr>
-        <w:t xml:space="preserve">Tabel 20. Risiko dan mitigasinya</w:t>
+        <w:t xml:space="preserve">Tabel 19. Risiko dan mitigasinya</w:t>
       </w:r>
     </w:p>
     <w:tbl>
@@ -17834,7 +16682,7 @@
                 <w:sz w:val="20"/>
                 <w:szCs w:val="20"/>
               </w:rPr>
-              <w:t xml:space="preserve">Batas kuota layanan tanpa biaya</w:t>
+              <w:t xml:space="preserve">Kehilangan data</w:t>
             </w:r>
           </w:p>
         </w:tc>
@@ -17866,7 +16714,7 @@
                 <w:sz w:val="20"/>
                 <w:szCs w:val="20"/>
               </w:rPr>
-              <w:t xml:space="preserve">Pemakaian dipantau; fungsi baru digabungkan ke fungsi yang ada; pengambilan data hanya untuk data yang berubah</w:t>
+              <w:t xml:space="preserve">Pencadangan berkala; peringatan pencadangan pada setiap jalur penghapusan</w:t>
             </w:r>
           </w:p>
         </w:tc>
@@ -17904,7 +16752,7 @@
                 <w:sz w:val="20"/>
                 <w:szCs w:val="20"/>
               </w:rPr>
-              <w:t xml:space="preserve">Kehilangan data</w:t>
+              <w:t xml:space="preserve">Perlindungan data pribadi</w:t>
             </w:r>
           </w:p>
         </w:tc>
@@ -17936,7 +16784,7 @@
                 <w:sz w:val="20"/>
                 <w:szCs w:val="20"/>
               </w:rPr>
-              <w:t xml:space="preserve">Pencadangan berkala; peringatan pencadangan pada setiap jalur penghapusan</w:t>
+              <w:t xml:space="preserve">Kanal publik tidak menampilkan identitas maupun kontak pemohon; penelusuran menuntut kode lengkap; pengetatan kebijakan akses basis data berjalan bertahap</w:t>
             </w:r>
           </w:p>
         </w:tc>
@@ -17974,76 +16822,6 @@
                 <w:sz w:val="20"/>
                 <w:szCs w:val="20"/>
               </w:rPr>
-              <w:t xml:space="preserve">Perlindungan data pribadi</w:t>
-            </w:r>
-          </w:p>
-        </w:tc>
-        <w:tc>
-          <w:tcPr>
-            <w:tcW w:type="dxa" w:w="6327"/>
-            <w:tcBorders>
-              <w:top w:val="single" w:color="000000" w:sz="4"/>
-              <w:left w:val="single" w:color="000000" w:sz="4"/>
-              <w:bottom w:val="single" w:color="000000" w:sz="4"/>
-              <w:right w:val="single" w:color="000000" w:sz="4"/>
-            </w:tcBorders>
-            <w:tcMar>
-              <w:top w:type="dxa" w:w="40"/>
-              <w:left w:type="dxa" w:w="90"/>
-              <w:bottom w:type="dxa" w:w="40"/>
-              <w:right w:type="dxa" w:w="90"/>
-            </w:tcMar>
-            <w:vAlign w:val="top"/>
-          </w:tcPr>
-          <w:p>
-            <w:pPr>
-              <w:spacing w:after="0" w:line="240" w:lineRule="auto"/>
-              <w:jc w:val="left"/>
-            </w:pPr>
-            <w:r>
-              <w:rPr>
-                <w:rFonts w:ascii="Arial" w:cs="Arial" w:eastAsia="Arial" w:hAnsi="Arial"/>
-                <w:sz w:val="20"/>
-                <w:szCs w:val="20"/>
-              </w:rPr>
-              <w:t xml:space="preserve">Kanal publik tidak menampilkan identitas maupun kontak pemohon; penelusuran menuntut kode lengkap; pengetatan kebijakan akses basis data berjalan bertahap</w:t>
-            </w:r>
-          </w:p>
-        </w:tc>
-      </w:tr>
-      <w:tr>
-        <w:trPr>
-          <w:cantSplit/>
-          <w:tblHeader w:val="false"/>
-        </w:trPr>
-        <w:tc>
-          <w:tcPr>
-            <w:tcW w:type="dxa" w:w="2460"/>
-            <w:tcBorders>
-              <w:top w:val="single" w:color="000000" w:sz="4"/>
-              <w:left w:val="single" w:color="000000" w:sz="4"/>
-              <w:bottom w:val="single" w:color="000000" w:sz="4"/>
-              <w:right w:val="single" w:color="000000" w:sz="4"/>
-            </w:tcBorders>
-            <w:tcMar>
-              <w:top w:type="dxa" w:w="40"/>
-              <w:left w:type="dxa" w:w="90"/>
-              <w:bottom w:type="dxa" w:w="40"/>
-              <w:right w:type="dxa" w:w="90"/>
-            </w:tcMar>
-            <w:vAlign w:val="top"/>
-          </w:tcPr>
-          <w:p>
-            <w:pPr>
-              <w:spacing w:after="0" w:line="240" w:lineRule="auto"/>
-              <w:jc w:val="left"/>
-            </w:pPr>
-            <w:r>
-              <w:rPr>
-                <w:rFonts w:ascii="Arial" w:cs="Arial" w:eastAsia="Arial" w:hAnsi="Arial"/>
-                <w:sz w:val="20"/>
-                <w:szCs w:val="20"/>
-              </w:rPr>
               <w:t xml:space="preserve">Pejabat berhalangan</w:t>
             </w:r>
           </w:p>
@@ -18140,413 +16918,6 @@
     </w:p>
     <w:p>
       <w:pPr>
-        <w:keepNext/>
-        <w:spacing w:after="60" w:before="120"/>
-        <w:jc w:val="center"/>
-      </w:pPr>
-      <w:r>
-        <w:rPr>
-          <w:rFonts w:ascii="Arial" w:cs="Arial" w:eastAsia="Arial" w:hAnsi="Arial"/>
-          <w:b/>
-          <w:bCs/>
-          <w:sz w:val="20"/>
-          <w:szCs w:val="20"/>
-        </w:rPr>
-        <w:t xml:space="preserve">Tabel 21. Kebutuhan untuk mereplikasi</w:t>
-      </w:r>
-    </w:p>
-    <w:tbl>
-      <w:tblPr>
-        <w:tblW w:type="dxa" w:w="8787"/>
-        <w:tblBorders>
-          <w:top w:val="single" w:color="auto" w:sz="4"/>
-          <w:left w:val="single" w:color="auto" w:sz="4"/>
-          <w:bottom w:val="single" w:color="auto" w:sz="4"/>
-          <w:right w:val="single" w:color="auto" w:sz="4"/>
-          <w:insideH w:val="single" w:color="auto" w:sz="4"/>
-          <w:insideV w:val="single" w:color="auto" w:sz="4"/>
-        </w:tblBorders>
-      </w:tblPr>
-      <w:tblGrid>
-        <w:gridCol w:w="1933"/>
-        <w:gridCol w:w="6854"/>
-      </w:tblGrid>
-      <w:tr>
-        <w:trPr>
-          <w:cantSplit/>
-          <w:tblHeader/>
-        </w:trPr>
-        <w:tc>
-          <w:tcPr>
-            <w:tcW w:type="dxa" w:w="1933"/>
-            <w:tcBorders>
-              <w:top w:val="single" w:color="000000" w:sz="4"/>
-              <w:left w:val="single" w:color="000000" w:sz="4"/>
-              <w:bottom w:val="single" w:color="000000" w:sz="4"/>
-              <w:right w:val="single" w:color="000000" w:sz="4"/>
-            </w:tcBorders>
-            <w:shd w:fill="D9D9D9" w:color="auto" w:val="clear"/>
-            <w:tcMar>
-              <w:top w:type="dxa" w:w="40"/>
-              <w:left w:type="dxa" w:w="90"/>
-              <w:bottom w:type="dxa" w:w="40"/>
-              <w:right w:type="dxa" w:w="90"/>
-            </w:tcMar>
-            <w:vAlign w:val="center"/>
-          </w:tcPr>
-          <w:p>
-            <w:pPr>
-              <w:spacing w:after="0" w:line="240" w:lineRule="auto"/>
-              <w:jc w:val="center"/>
-            </w:pPr>
-            <w:r>
-              <w:rPr>
-                <w:rFonts w:ascii="Arial" w:cs="Arial" w:eastAsia="Arial" w:hAnsi="Arial"/>
-                <w:b/>
-                <w:bCs/>
-                <w:sz w:val="20"/>
-                <w:szCs w:val="20"/>
-              </w:rPr>
-              <w:t xml:space="preserve">Kebutuhan</w:t>
-            </w:r>
-          </w:p>
-        </w:tc>
-        <w:tc>
-          <w:tcPr>
-            <w:tcW w:type="dxa" w:w="6854"/>
-            <w:tcBorders>
-              <w:top w:val="single" w:color="000000" w:sz="4"/>
-              <w:left w:val="single" w:color="000000" w:sz="4"/>
-              <w:bottom w:val="single" w:color="000000" w:sz="4"/>
-              <w:right w:val="single" w:color="000000" w:sz="4"/>
-            </w:tcBorders>
-            <w:shd w:fill="D9D9D9" w:color="auto" w:val="clear"/>
-            <w:tcMar>
-              <w:top w:type="dxa" w:w="40"/>
-              <w:left w:type="dxa" w:w="90"/>
-              <w:bottom w:type="dxa" w:w="40"/>
-              <w:right w:type="dxa" w:w="90"/>
-            </w:tcMar>
-            <w:vAlign w:val="center"/>
-          </w:tcPr>
-          <w:p>
-            <w:pPr>
-              <w:spacing w:after="0" w:line="240" w:lineRule="auto"/>
-              <w:jc w:val="center"/>
-            </w:pPr>
-            <w:r>
-              <w:rPr>
-                <w:rFonts w:ascii="Arial" w:cs="Arial" w:eastAsia="Arial" w:hAnsi="Arial"/>
-                <w:b/>
-                <w:bCs/>
-                <w:sz w:val="20"/>
-                <w:szCs w:val="20"/>
-              </w:rPr>
-              <w:t xml:space="preserve">Keterangan</w:t>
-            </w:r>
-          </w:p>
-        </w:tc>
-      </w:tr>
-      <w:tr>
-        <w:trPr>
-          <w:cantSplit/>
-          <w:tblHeader w:val="false"/>
-        </w:trPr>
-        <w:tc>
-          <w:tcPr>
-            <w:tcW w:type="dxa" w:w="1933"/>
-            <w:tcBorders>
-              <w:top w:val="single" w:color="000000" w:sz="4"/>
-              <w:left w:val="single" w:color="000000" w:sz="4"/>
-              <w:bottom w:val="single" w:color="000000" w:sz="4"/>
-              <w:right w:val="single" w:color="000000" w:sz="4"/>
-            </w:tcBorders>
-            <w:tcMar>
-              <w:top w:type="dxa" w:w="40"/>
-              <w:left w:type="dxa" w:w="90"/>
-              <w:bottom w:type="dxa" w:w="40"/>
-              <w:right w:type="dxa" w:w="90"/>
-            </w:tcMar>
-            <w:vAlign w:val="top"/>
-          </w:tcPr>
-          <w:p>
-            <w:pPr>
-              <w:spacing w:after="0" w:line="240" w:lineRule="auto"/>
-              <w:jc w:val="left"/>
-            </w:pPr>
-            <w:r>
-              <w:rPr>
-                <w:rFonts w:ascii="Arial" w:cs="Arial" w:eastAsia="Arial" w:hAnsi="Arial"/>
-                <w:sz w:val="20"/>
-                <w:szCs w:val="20"/>
-              </w:rPr>
-              <w:t xml:space="preserve">Perangkat</w:t>
-            </w:r>
-          </w:p>
-        </w:tc>
-        <w:tc>
-          <w:tcPr>
-            <w:tcW w:type="dxa" w:w="6854"/>
-            <w:tcBorders>
-              <w:top w:val="single" w:color="000000" w:sz="4"/>
-              <w:left w:val="single" w:color="000000" w:sz="4"/>
-              <w:bottom w:val="single" w:color="000000" w:sz="4"/>
-              <w:right w:val="single" w:color="000000" w:sz="4"/>
-            </w:tcBorders>
-            <w:tcMar>
-              <w:top w:type="dxa" w:w="40"/>
-              <w:left w:type="dxa" w:w="90"/>
-              <w:bottom w:type="dxa" w:w="40"/>
-              <w:right w:type="dxa" w:w="90"/>
-            </w:tcMar>
-            <w:vAlign w:val="top"/>
-          </w:tcPr>
-          <w:p>
-            <w:pPr>
-              <w:spacing w:after="0" w:line="240" w:lineRule="auto"/>
-              <w:jc w:val="left"/>
-            </w:pPr>
-            <w:r>
-              <w:rPr>
-                <w:rFonts w:ascii="Arial" w:cs="Arial" w:eastAsia="Arial" w:hAnsi="Arial"/>
-                <w:sz w:val="20"/>
-                <w:szCs w:val="20"/>
-              </w:rPr>
-              <w:t xml:space="preserve">Peramban dan sambungan internet; tanpa perangkat keras khusus</w:t>
-            </w:r>
-          </w:p>
-        </w:tc>
-      </w:tr>
-      <w:tr>
-        <w:trPr>
-          <w:cantSplit/>
-          <w:tblHeader w:val="false"/>
-        </w:trPr>
-        <w:tc>
-          <w:tcPr>
-            <w:tcW w:type="dxa" w:w="1933"/>
-            <w:tcBorders>
-              <w:top w:val="single" w:color="000000" w:sz="4"/>
-              <w:left w:val="single" w:color="000000" w:sz="4"/>
-              <w:bottom w:val="single" w:color="000000" w:sz="4"/>
-              <w:right w:val="single" w:color="000000" w:sz="4"/>
-            </w:tcBorders>
-            <w:tcMar>
-              <w:top w:type="dxa" w:w="40"/>
-              <w:left w:type="dxa" w:w="90"/>
-              <w:bottom w:type="dxa" w:w="40"/>
-              <w:right w:type="dxa" w:w="90"/>
-            </w:tcMar>
-            <w:vAlign w:val="top"/>
-          </w:tcPr>
-          <w:p>
-            <w:pPr>
-              <w:spacing w:after="0" w:line="240" w:lineRule="auto"/>
-              <w:jc w:val="left"/>
-            </w:pPr>
-            <w:r>
-              <w:rPr>
-                <w:rFonts w:ascii="Arial" w:cs="Arial" w:eastAsia="Arial" w:hAnsi="Arial"/>
-                <w:sz w:val="20"/>
-                <w:szCs w:val="20"/>
-              </w:rPr>
-              <w:t xml:space="preserve">Biaya</w:t>
-            </w:r>
-          </w:p>
-        </w:tc>
-        <w:tc>
-          <w:tcPr>
-            <w:tcW w:type="dxa" w:w="6854"/>
-            <w:tcBorders>
-              <w:top w:val="single" w:color="000000" w:sz="4"/>
-              <w:left w:val="single" w:color="000000" w:sz="4"/>
-              <w:bottom w:val="single" w:color="000000" w:sz="4"/>
-              <w:right w:val="single" w:color="000000" w:sz="4"/>
-            </w:tcBorders>
-            <w:tcMar>
-              <w:top w:type="dxa" w:w="40"/>
-              <w:left w:type="dxa" w:w="90"/>
-              <w:bottom w:type="dxa" w:w="40"/>
-              <w:right w:type="dxa" w:w="90"/>
-            </w:tcMar>
-            <w:vAlign w:val="top"/>
-          </w:tcPr>
-          <w:p>
-            <w:pPr>
-              <w:spacing w:after="0" w:line="240" w:lineRule="auto"/>
-              <w:jc w:val="left"/>
-            </w:pPr>
-            <w:r>
-              <w:rPr>
-                <w:rFonts w:ascii="Arial" w:cs="Arial" w:eastAsia="Arial" w:hAnsi="Arial"/>
-                <w:sz w:val="20"/>
-                <w:szCs w:val="20"/>
-              </w:rPr>
-              <w:t xml:space="preserve">Layanan komputasi awan pada kuota tanpa biaya</w:t>
-            </w:r>
-          </w:p>
-        </w:tc>
-      </w:tr>
-      <w:tr>
-        <w:trPr>
-          <w:cantSplit/>
-          <w:tblHeader w:val="false"/>
-        </w:trPr>
-        <w:tc>
-          <w:tcPr>
-            <w:tcW w:type="dxa" w:w="1933"/>
-            <w:tcBorders>
-              <w:top w:val="single" w:color="000000" w:sz="4"/>
-              <w:left w:val="single" w:color="000000" w:sz="4"/>
-              <w:bottom w:val="single" w:color="000000" w:sz="4"/>
-              <w:right w:val="single" w:color="000000" w:sz="4"/>
-            </w:tcBorders>
-            <w:tcMar>
-              <w:top w:type="dxa" w:w="40"/>
-              <w:left w:type="dxa" w:w="90"/>
-              <w:bottom w:type="dxa" w:w="40"/>
-              <w:right w:type="dxa" w:w="90"/>
-            </w:tcMar>
-            <w:vAlign w:val="top"/>
-          </w:tcPr>
-          <w:p>
-            <w:pPr>
-              <w:spacing w:after="0" w:line="240" w:lineRule="auto"/>
-              <w:jc w:val="left"/>
-            </w:pPr>
-            <w:r>
-              <w:rPr>
-                <w:rFonts w:ascii="Arial" w:cs="Arial" w:eastAsia="Arial" w:hAnsi="Arial"/>
-                <w:sz w:val="20"/>
-                <w:szCs w:val="20"/>
-              </w:rPr>
-              <w:t xml:space="preserve">Prosedur</w:t>
-            </w:r>
-          </w:p>
-        </w:tc>
-        <w:tc>
-          <w:tcPr>
-            <w:tcW w:type="dxa" w:w="6854"/>
-            <w:tcBorders>
-              <w:top w:val="single" w:color="000000" w:sz="4"/>
-              <w:left w:val="single" w:color="000000" w:sz="4"/>
-              <w:bottom w:val="single" w:color="000000" w:sz="4"/>
-              <w:right w:val="single" w:color="000000" w:sz="4"/>
-            </w:tcBorders>
-            <w:tcMar>
-              <w:top w:type="dxa" w:w="40"/>
-              <w:left w:type="dxa" w:w="90"/>
-              <w:bottom w:type="dxa" w:w="40"/>
-              <w:right w:type="dxa" w:w="90"/>
-            </w:tcMar>
-            <w:vAlign w:val="top"/>
-          </w:tcPr>
-          <w:p>
-            <w:pPr>
-              <w:spacing w:after="0" w:line="240" w:lineRule="auto"/>
-              <w:jc w:val="left"/>
-            </w:pPr>
-            <w:r>
-              <w:rPr>
-                <w:rFonts w:ascii="Arial" w:cs="Arial" w:eastAsia="Arial" w:hAnsi="Arial"/>
-                <w:sz w:val="20"/>
-                <w:szCs w:val="20"/>
-              </w:rPr>
-              <w:t xml:space="preserve">Sebelas SOP siap diadaptasi</w:t>
-            </w:r>
-          </w:p>
-        </w:tc>
-      </w:tr>
-      <w:tr>
-        <w:trPr>
-          <w:cantSplit/>
-          <w:tblHeader w:val="false"/>
-        </w:trPr>
-        <w:tc>
-          <w:tcPr>
-            <w:tcW w:type="dxa" w:w="1933"/>
-            <w:tcBorders>
-              <w:top w:val="single" w:color="000000" w:sz="4"/>
-              <w:left w:val="single" w:color="000000" w:sz="4"/>
-              <w:bottom w:val="single" w:color="000000" w:sz="4"/>
-              <w:right w:val="single" w:color="000000" w:sz="4"/>
-            </w:tcBorders>
-            <w:tcMar>
-              <w:top w:type="dxa" w:w="40"/>
-              <w:left w:type="dxa" w:w="90"/>
-              <w:bottom w:type="dxa" w:w="40"/>
-              <w:right w:type="dxa" w:w="90"/>
-            </w:tcMar>
-            <w:vAlign w:val="top"/>
-          </w:tcPr>
-          <w:p>
-            <w:pPr>
-              <w:spacing w:after="0" w:line="240" w:lineRule="auto"/>
-              <w:jc w:val="left"/>
-            </w:pPr>
-            <w:r>
-              <w:rPr>
-                <w:rFonts w:ascii="Arial" w:cs="Arial" w:eastAsia="Arial" w:hAnsi="Arial"/>
-                <w:sz w:val="20"/>
-                <w:szCs w:val="20"/>
-              </w:rPr>
-              <w:t xml:space="preserve">Sumber daya manusia</w:t>
-            </w:r>
-          </w:p>
-        </w:tc>
-        <w:tc>
-          <w:tcPr>
-            <w:tcW w:type="dxa" w:w="6854"/>
-            <w:tcBorders>
-              <w:top w:val="single" w:color="000000" w:sz="4"/>
-              <w:left w:val="single" w:color="000000" w:sz="4"/>
-              <w:bottom w:val="single" w:color="000000" w:sz="4"/>
-              <w:right w:val="single" w:color="000000" w:sz="4"/>
-            </w:tcBorders>
-            <w:tcMar>
-              <w:top w:type="dxa" w:w="40"/>
-              <w:left w:type="dxa" w:w="90"/>
-              <w:bottom w:type="dxa" w:w="40"/>
-              <w:right w:type="dxa" w:w="90"/>
-            </w:tcMar>
-            <w:vAlign w:val="top"/>
-          </w:tcPr>
-          <w:p>
-            <w:pPr>
-              <w:spacing w:after="0" w:line="240" w:lineRule="auto"/>
-              <w:jc w:val="left"/>
-            </w:pPr>
-            <w:r>
-              <w:rPr>
-                <w:rFonts w:ascii="Arial" w:cs="Arial" w:eastAsia="Arial" w:hAnsi="Arial"/>
-                <w:sz w:val="20"/>
-                <w:szCs w:val="20"/>
-              </w:rPr>
-              <w:t xml:space="preserve">Satu pengelola dengan pendampingan; pengguna cukup dengan pengenalan singkat</w:t>
-            </w:r>
-          </w:p>
-        </w:tc>
-      </w:tr>
-    </w:tbl>
-    <w:p>
-      <w:pPr>
-        <w:spacing w:after="100"/>
-      </w:pPr>
-    </w:p>
-    <w:p>
-      <w:pPr>
-        <w:pStyle w:val="Heading2"/>
-        <w:keepNext/>
-      </w:pPr>
-      <w:r>
-        <w:rPr>
-          <w:rFonts w:ascii="Arial" w:cs="Arial" w:eastAsia="Arial" w:hAnsi="Arial"/>
-        </w:rPr>
-        <w:t xml:space="preserve">11.3 Dokumentasi Pengetahuan</w:t>
-      </w:r>
-    </w:p>
-    <w:p>
-      <w:pPr>
         <w:spacing w:after="100" w:before="0" w:line="276" w:lineRule="auto"/>
         <w:ind w:firstLine="567"/>
         <w:jc w:val="both"/>
@@ -18557,7 +16928,34 @@
           <w:sz w:val="22"/>
           <w:szCs w:val="22"/>
         </w:rPr>
-        <w:t xml:space="preserve">Pengetahuan kerja telah didokumentasikan dalam sebelas SOP, panduan pemasangan layanan daftar hadir, dan catatan teknis pada kode aplikasi. Perangkat daerah lain dapat mengadopsi prosedurnya lebih dahulu, bahkan sebelum menerapkan aplikasinya.</w:t>
+        <w:t xml:space="preserve">Replikasi hanya memerlukan peramban dan sambungan internet tanpa perangkat keras khusus, layanan komputasi awan pada kuota tanpa biaya, sebelas SOP yang siap diadaptasi, serta satu pengelola dengan pendampingan. Pengguna cukup dibekali pengenalan singkat.</w:t>
+      </w:r>
+    </w:p>
+    <w:p>
+      <w:pPr>
+        <w:pStyle w:val="Heading2"/>
+        <w:keepNext/>
+      </w:pPr>
+      <w:r>
+        <w:rPr>
+          <w:rFonts w:ascii="Arial" w:cs="Arial" w:eastAsia="Arial" w:hAnsi="Arial"/>
+        </w:rPr>
+        <w:t xml:space="preserve">11.3 Dokumentasi Pengetahuan</w:t>
+      </w:r>
+    </w:p>
+    <w:p>
+      <w:pPr>
+        <w:spacing w:after="100" w:before="0" w:line="276" w:lineRule="auto"/>
+        <w:ind w:firstLine="567"/>
+        <w:jc w:val="both"/>
+      </w:pPr>
+      <w:r>
+        <w:rPr>
+          <w:rFonts w:ascii="Arial" w:cs="Arial" w:eastAsia="Arial" w:hAnsi="Arial"/>
+          <w:sz w:val="22"/>
+          <w:szCs w:val="22"/>
+        </w:rPr>
+        <w:t xml:space="preserve">Pengetahuan kerja telah didokumentasikan dalam sebelas SOP, panduan pemasangan layanan daftar hadir, dan catatan teknis pada kode aplikasi, sehingga perangkat daerah lain dapat mengadopsi prosedurnya lebih dahulu, bahkan sebelum menerapkan aplikasinya.</w:t>
       </w:r>
     </w:p>
     <w:p>
@@ -18657,35 +17055,6 @@
           <w:szCs w:val="22"/>
         </w:rPr>
         <w:t xml:space="preserve"> Aplikasi diperkenalkan langsung kepada Wali Kota dan Wakil Wali Kota, para ajudan, mitra kerja, dan seluruh pengguna internal Bagian Prokopim. Kini Pimpinan Daerah, ajudan, pengawal pribadi, dan 9 akun mitra kerja Pemerintah Kota menggunakannya secara rutin.</w:t>
-      </w:r>
-    </w:p>
-    <w:p>
-      <w:pPr>
-        <w:pStyle w:val="ListParagraph"/>
-        <w:numPr>
-          <w:ilvl w:val="0"/>
-          <w:numId w:val="10"/>
-        </w:numPr>
-        <w:spacing w:after="60" w:line="276" w:lineRule="auto"/>
-        <w:jc w:val="both"/>
-      </w:pPr>
-      <w:r>
-        <w:rPr>
-          <w:rFonts w:ascii="Arial" w:cs="Arial" w:eastAsia="Arial" w:hAnsi="Arial"/>
-          <w:b/>
-          <w:bCs/>
-          <w:sz w:val="22"/>
-          <w:szCs w:val="22"/>
-        </w:rPr>
-        <w:t xml:space="preserve">Pemberitahuan resmi.</w:t>
-      </w:r>
-      <w:r>
-        <w:rPr>
-          <w:rFonts w:ascii="Arial" w:cs="Arial" w:eastAsia="Arial" w:hAnsi="Arial"/>
-          <w:sz w:val="22"/>
-          <w:szCs w:val="22"/>
-        </w:rPr>
-        <w:t xml:space="preserve"> Melalui Surat Sekretaris Daerah Nomor 300.2.10/265/SETDA/2026 tanggal 12 Maret 2026, Dinas Komunikasi, Informatika, Statistik dan Persandian dimohonkan memfasilitasi subdomain, dengan tembusan kepada Wali Kota Tarakan dan Kepala Bappeda Litbang.</w:t>
       </w:r>
     </w:p>
     <w:p>
@@ -19575,7 +17944,7 @@
           <w:sz w:val="22"/>
           <w:szCs w:val="22"/>
         </w:rPr>
-        <w:t xml:space="preserve">Saya yang bertanda tangan di bawah ini:</w:t>
+        <w:t xml:space="preserve">Yang bertanda tangan di bawah ini:</w:t>
       </w:r>
     </w:p>
     <w:tbl>
@@ -19624,7 +17993,7 @@
                 <w:sz w:val="22"/>
                 <w:szCs w:val="22"/>
               </w:rPr>
-              <w:t xml:space="preserve">Nama</w:t>
+              <w:t xml:space="preserve">Nama lengkap</w:t>
             </w:r>
           </w:p>
         </w:tc>
@@ -19722,7 +18091,7 @@
                 <w:sz w:val="22"/>
                 <w:szCs w:val="22"/>
               </w:rPr>
-              <w:t xml:space="preserve">NIP</w:t>
+              <w:t xml:space="preserve">Tempat/tanggal lahir</w:t>
             </w:r>
           </w:p>
         </w:tc>
@@ -19785,8 +18154,10 @@
                 <w:rFonts w:ascii="Arial" w:cs="Arial" w:eastAsia="Arial" w:hAnsi="Arial"/>
                 <w:sz w:val="22"/>
                 <w:szCs w:val="22"/>
-              </w:rPr>
-              <w:t xml:space="preserve">198811032007011003</w:t>
+                <w:highlight w:val="yellow"/>
+                <w:highlightCs w:val="yellow"/>
+              </w:rPr>
+              <w:t xml:space="preserve">diisi pada berkas final</w:t>
             </w:r>
           </w:p>
         </w:tc>
@@ -19820,7 +18191,7 @@
                 <w:sz w:val="22"/>
                 <w:szCs w:val="22"/>
               </w:rPr>
-              <w:t xml:space="preserve">Jabatan</w:t>
+              <w:t xml:space="preserve">Nomor identitas</w:t>
             </w:r>
           </w:p>
         </w:tc>
@@ -19883,8 +18254,10 @@
                 <w:rFonts w:ascii="Arial" w:cs="Arial" w:eastAsia="Arial" w:hAnsi="Arial"/>
                 <w:sz w:val="22"/>
                 <w:szCs w:val="22"/>
-              </w:rPr>
-              <w:t xml:space="preserve">Kepala Bagian Protokol dan Komunikasi Pimpinan</w:t>
+                <w:highlight w:val="yellow"/>
+                <w:highlightCs w:val="yellow"/>
+              </w:rPr>
+              <w:t xml:space="preserve">diisi pada berkas final</w:t>
             </w:r>
           </w:p>
         </w:tc>
@@ -19982,7 +18355,7 @@
                 <w:sz w:val="22"/>
                 <w:szCs w:val="22"/>
               </w:rPr>
-              <w:t xml:space="preserve">Sekretariat Daerah Kota Tarakan</w:t>
+              <w:t xml:space="preserve">Bagian Protokol dan Komunikasi Pimpinan, Sekretariat Daerah Kota Tarakan</w:t>
             </w:r>
           </w:p>
         </w:tc>
@@ -20016,7 +18389,7 @@
                 <w:sz w:val="22"/>
                 <w:szCs w:val="22"/>
               </w:rPr>
-              <w:t xml:space="preserve">Kedudukan</w:t>
+              <w:t xml:space="preserve">Nomor telepon</w:t>
             </w:r>
           </w:p>
         </w:tc>
@@ -20080,7 +18453,401 @@
                 <w:sz w:val="22"/>
                 <w:szCs w:val="22"/>
               </w:rPr>
-              <w:t xml:space="preserve">Ketua Tim Inovasi Prokopim Hibot</w:t>
+              <w:t xml:space="preserve">0811-5900-394</w:t>
+            </w:r>
+          </w:p>
+        </w:tc>
+      </w:tr>
+      <w:tr>
+        <w:tc>
+          <w:tcPr>
+            <w:tcW w:type="dxa" w:w="2460"/>
+            <w:tcBorders>
+              <w:top w:val="none" w:color="FFFFFF" w:sz="0"/>
+              <w:left w:val="none" w:color="FFFFFF" w:sz="0"/>
+              <w:bottom w:val="none" w:color="FFFFFF" w:sz="0"/>
+              <w:right w:val="none" w:color="FFFFFF" w:sz="0"/>
+            </w:tcBorders>
+            <w:tcMar>
+              <w:top w:type="dxa" w:w="40"/>
+              <w:left w:type="dxa" w:w="90"/>
+              <w:bottom w:type="dxa" w:w="40"/>
+              <w:right w:type="dxa" w:w="90"/>
+            </w:tcMar>
+            <w:vAlign w:val="top"/>
+          </w:tcPr>
+          <w:p>
+            <w:pPr>
+              <w:spacing w:after="0" w:line="240" w:lineRule="auto"/>
+              <w:jc w:val="left"/>
+            </w:pPr>
+            <w:r>
+              <w:rPr>
+                <w:rFonts w:ascii="Arial" w:cs="Arial" w:eastAsia="Arial" w:hAnsi="Arial"/>
+                <w:sz w:val="22"/>
+                <w:szCs w:val="22"/>
+              </w:rPr>
+              <w:t xml:space="preserve">Email</w:t>
+            </w:r>
+          </w:p>
+        </w:tc>
+        <w:tc>
+          <w:tcPr>
+            <w:tcW w:type="dxa" w:w="250"/>
+            <w:tcBorders>
+              <w:top w:val="none" w:color="FFFFFF" w:sz="0"/>
+              <w:left w:val="none" w:color="FFFFFF" w:sz="0"/>
+              <w:bottom w:val="none" w:color="FFFFFF" w:sz="0"/>
+              <w:right w:val="none" w:color="FFFFFF" w:sz="0"/>
+            </w:tcBorders>
+            <w:tcMar>
+              <w:top w:type="dxa" w:w="40"/>
+              <w:left w:type="dxa" w:w="90"/>
+              <w:bottom w:type="dxa" w:w="40"/>
+              <w:right w:type="dxa" w:w="90"/>
+            </w:tcMar>
+            <w:vAlign w:val="top"/>
+          </w:tcPr>
+          <w:p>
+            <w:pPr>
+              <w:spacing w:after="0" w:line="240" w:lineRule="auto"/>
+              <w:jc w:val="left"/>
+            </w:pPr>
+            <w:r>
+              <w:rPr>
+                <w:rFonts w:ascii="Arial" w:cs="Arial" w:eastAsia="Arial" w:hAnsi="Arial"/>
+                <w:sz w:val="22"/>
+                <w:szCs w:val="22"/>
+              </w:rPr>
+              <w:t xml:space="preserve">:</w:t>
+            </w:r>
+          </w:p>
+        </w:tc>
+        <w:tc>
+          <w:tcPr>
+            <w:tcW w:type="dxa" w:w="6077"/>
+            <w:tcBorders>
+              <w:top w:val="none" w:color="FFFFFF" w:sz="0"/>
+              <w:left w:val="none" w:color="FFFFFF" w:sz="0"/>
+              <w:bottom w:val="none" w:color="FFFFFF" w:sz="0"/>
+              <w:right w:val="none" w:color="FFFFFF" w:sz="0"/>
+            </w:tcBorders>
+            <w:tcMar>
+              <w:top w:type="dxa" w:w="40"/>
+              <w:left w:type="dxa" w:w="90"/>
+              <w:bottom w:type="dxa" w:w="40"/>
+              <w:right w:type="dxa" w:w="90"/>
+            </w:tcMar>
+            <w:vAlign w:val="top"/>
+          </w:tcPr>
+          <w:p>
+            <w:pPr>
+              <w:spacing w:after="0" w:line="240" w:lineRule="auto"/>
+              <w:jc w:val="left"/>
+            </w:pPr>
+            <w:r>
+              <w:rPr>
+                <w:rFonts w:ascii="Arial" w:cs="Arial" w:eastAsia="Arial" w:hAnsi="Arial"/>
+                <w:sz w:val="22"/>
+                <w:szCs w:val="22"/>
+              </w:rPr>
+              <w:t xml:space="preserve">anugrahyegapranatha@gmail.com</w:t>
+            </w:r>
+          </w:p>
+        </w:tc>
+      </w:tr>
+      <w:tr>
+        <w:tc>
+          <w:tcPr>
+            <w:tcW w:type="dxa" w:w="2460"/>
+            <w:tcBorders>
+              <w:top w:val="none" w:color="FFFFFF" w:sz="0"/>
+              <w:left w:val="none" w:color="FFFFFF" w:sz="0"/>
+              <w:bottom w:val="none" w:color="FFFFFF" w:sz="0"/>
+              <w:right w:val="none" w:color="FFFFFF" w:sz="0"/>
+            </w:tcBorders>
+            <w:tcMar>
+              <w:top w:type="dxa" w:w="40"/>
+              <w:left w:type="dxa" w:w="90"/>
+              <w:bottom w:type="dxa" w:w="40"/>
+              <w:right w:type="dxa" w:w="90"/>
+            </w:tcMar>
+            <w:vAlign w:val="top"/>
+          </w:tcPr>
+          <w:p>
+            <w:pPr>
+              <w:spacing w:after="0" w:line="240" w:lineRule="auto"/>
+              <w:jc w:val="left"/>
+            </w:pPr>
+            <w:r>
+              <w:rPr>
+                <w:rFonts w:ascii="Arial" w:cs="Arial" w:eastAsia="Arial" w:hAnsi="Arial"/>
+                <w:sz w:val="22"/>
+                <w:szCs w:val="22"/>
+              </w:rPr>
+              <w:t xml:space="preserve">Alamat</w:t>
+            </w:r>
+          </w:p>
+        </w:tc>
+        <w:tc>
+          <w:tcPr>
+            <w:tcW w:type="dxa" w:w="250"/>
+            <w:tcBorders>
+              <w:top w:val="none" w:color="FFFFFF" w:sz="0"/>
+              <w:left w:val="none" w:color="FFFFFF" w:sz="0"/>
+              <w:bottom w:val="none" w:color="FFFFFF" w:sz="0"/>
+              <w:right w:val="none" w:color="FFFFFF" w:sz="0"/>
+            </w:tcBorders>
+            <w:tcMar>
+              <w:top w:type="dxa" w:w="40"/>
+              <w:left w:type="dxa" w:w="90"/>
+              <w:bottom w:type="dxa" w:w="40"/>
+              <w:right w:type="dxa" w:w="90"/>
+            </w:tcMar>
+            <w:vAlign w:val="top"/>
+          </w:tcPr>
+          <w:p>
+            <w:pPr>
+              <w:spacing w:after="0" w:line="240" w:lineRule="auto"/>
+              <w:jc w:val="left"/>
+            </w:pPr>
+            <w:r>
+              <w:rPr>
+                <w:rFonts w:ascii="Arial" w:cs="Arial" w:eastAsia="Arial" w:hAnsi="Arial"/>
+                <w:sz w:val="22"/>
+                <w:szCs w:val="22"/>
+              </w:rPr>
+              <w:t xml:space="preserve">:</w:t>
+            </w:r>
+          </w:p>
+        </w:tc>
+        <w:tc>
+          <w:tcPr>
+            <w:tcW w:type="dxa" w:w="6077"/>
+            <w:tcBorders>
+              <w:top w:val="none" w:color="FFFFFF" w:sz="0"/>
+              <w:left w:val="none" w:color="FFFFFF" w:sz="0"/>
+              <w:bottom w:val="none" w:color="FFFFFF" w:sz="0"/>
+              <w:right w:val="none" w:color="FFFFFF" w:sz="0"/>
+            </w:tcBorders>
+            <w:tcMar>
+              <w:top w:type="dxa" w:w="40"/>
+              <w:left w:type="dxa" w:w="90"/>
+              <w:bottom w:type="dxa" w:w="40"/>
+              <w:right w:type="dxa" w:w="90"/>
+            </w:tcMar>
+            <w:vAlign w:val="top"/>
+          </w:tcPr>
+          <w:p>
+            <w:pPr>
+              <w:spacing w:after="0" w:line="240" w:lineRule="auto"/>
+              <w:jc w:val="left"/>
+            </w:pPr>
+            <w:r>
+              <w:rPr>
+                <w:rFonts w:ascii="Arial" w:cs="Arial" w:eastAsia="Arial" w:hAnsi="Arial"/>
+                <w:sz w:val="22"/>
+                <w:szCs w:val="22"/>
+                <w:highlight w:val="yellow"/>
+                <w:highlightCs w:val="yellow"/>
+              </w:rPr>
+              <w:t xml:space="preserve">diisi pada berkas final</w:t>
+            </w:r>
+          </w:p>
+        </w:tc>
+      </w:tr>
+      <w:tr>
+        <w:tc>
+          <w:tcPr>
+            <w:tcW w:type="dxa" w:w="2460"/>
+            <w:tcBorders>
+              <w:top w:val="none" w:color="FFFFFF" w:sz="0"/>
+              <w:left w:val="none" w:color="FFFFFF" w:sz="0"/>
+              <w:bottom w:val="none" w:color="FFFFFF" w:sz="0"/>
+              <w:right w:val="none" w:color="FFFFFF" w:sz="0"/>
+            </w:tcBorders>
+            <w:tcMar>
+              <w:top w:type="dxa" w:w="40"/>
+              <w:left w:type="dxa" w:w="90"/>
+              <w:bottom w:type="dxa" w:w="40"/>
+              <w:right w:type="dxa" w:w="90"/>
+            </w:tcMar>
+            <w:vAlign w:val="top"/>
+          </w:tcPr>
+          <w:p>
+            <w:pPr>
+              <w:spacing w:after="0" w:line="240" w:lineRule="auto"/>
+              <w:jc w:val="left"/>
+            </w:pPr>
+            <w:r>
+              <w:rPr>
+                <w:rFonts w:ascii="Arial" w:cs="Arial" w:eastAsia="Arial" w:hAnsi="Arial"/>
+                <w:sz w:val="22"/>
+                <w:szCs w:val="22"/>
+              </w:rPr>
+              <w:t xml:space="preserve">Judul inovasi</w:t>
+            </w:r>
+          </w:p>
+        </w:tc>
+        <w:tc>
+          <w:tcPr>
+            <w:tcW w:type="dxa" w:w="250"/>
+            <w:tcBorders>
+              <w:top w:val="none" w:color="FFFFFF" w:sz="0"/>
+              <w:left w:val="none" w:color="FFFFFF" w:sz="0"/>
+              <w:bottom w:val="none" w:color="FFFFFF" w:sz="0"/>
+              <w:right w:val="none" w:color="FFFFFF" w:sz="0"/>
+            </w:tcBorders>
+            <w:tcMar>
+              <w:top w:type="dxa" w:w="40"/>
+              <w:left w:type="dxa" w:w="90"/>
+              <w:bottom w:type="dxa" w:w="40"/>
+              <w:right w:type="dxa" w:w="90"/>
+            </w:tcMar>
+            <w:vAlign w:val="top"/>
+          </w:tcPr>
+          <w:p>
+            <w:pPr>
+              <w:spacing w:after="0" w:line="240" w:lineRule="auto"/>
+              <w:jc w:val="left"/>
+            </w:pPr>
+            <w:r>
+              <w:rPr>
+                <w:rFonts w:ascii="Arial" w:cs="Arial" w:eastAsia="Arial" w:hAnsi="Arial"/>
+                <w:sz w:val="22"/>
+                <w:szCs w:val="22"/>
+              </w:rPr>
+              <w:t xml:space="preserve">:</w:t>
+            </w:r>
+          </w:p>
+        </w:tc>
+        <w:tc>
+          <w:tcPr>
+            <w:tcW w:type="dxa" w:w="6077"/>
+            <w:tcBorders>
+              <w:top w:val="none" w:color="FFFFFF" w:sz="0"/>
+              <w:left w:val="none" w:color="FFFFFF" w:sz="0"/>
+              <w:bottom w:val="none" w:color="FFFFFF" w:sz="0"/>
+              <w:right w:val="none" w:color="FFFFFF" w:sz="0"/>
+            </w:tcBorders>
+            <w:tcMar>
+              <w:top w:type="dxa" w:w="40"/>
+              <w:left w:type="dxa" w:w="90"/>
+              <w:bottom w:type="dxa" w:w="40"/>
+              <w:right w:type="dxa" w:w="90"/>
+            </w:tcMar>
+            <w:vAlign w:val="top"/>
+          </w:tcPr>
+          <w:p>
+            <w:pPr>
+              <w:spacing w:after="0" w:line="240" w:lineRule="auto"/>
+              <w:jc w:val="left"/>
+            </w:pPr>
+            <w:r>
+              <w:rPr>
+                <w:rFonts w:ascii="Arial" w:cs="Arial" w:eastAsia="Arial" w:hAnsi="Arial"/>
+                <w:sz w:val="22"/>
+                <w:szCs w:val="22"/>
+              </w:rPr>
+              <w:t xml:space="preserve">Prokopim Hibot: Satu Alur Digital Terverifikasi untuk Tata Kelola Agenda dan Keprotokolan Pimpinan Daerah</w:t>
+            </w:r>
+          </w:p>
+        </w:tc>
+      </w:tr>
+      <w:tr>
+        <w:tc>
+          <w:tcPr>
+            <w:tcW w:type="dxa" w:w="2460"/>
+            <w:tcBorders>
+              <w:top w:val="none" w:color="FFFFFF" w:sz="0"/>
+              <w:left w:val="none" w:color="FFFFFF" w:sz="0"/>
+              <w:bottom w:val="none" w:color="FFFFFF" w:sz="0"/>
+              <w:right w:val="none" w:color="FFFFFF" w:sz="0"/>
+            </w:tcBorders>
+            <w:tcMar>
+              <w:top w:type="dxa" w:w="40"/>
+              <w:left w:type="dxa" w:w="90"/>
+              <w:bottom w:type="dxa" w:w="40"/>
+              <w:right w:type="dxa" w:w="90"/>
+            </w:tcMar>
+            <w:vAlign w:val="top"/>
+          </w:tcPr>
+          <w:p>
+            <w:pPr>
+              <w:spacing w:after="0" w:line="240" w:lineRule="auto"/>
+              <w:jc w:val="left"/>
+            </w:pPr>
+            <w:r>
+              <w:rPr>
+                <w:rFonts w:ascii="Arial" w:cs="Arial" w:eastAsia="Arial" w:hAnsi="Arial"/>
+                <w:sz w:val="22"/>
+                <w:szCs w:val="22"/>
+              </w:rPr>
+              <w:t xml:space="preserve">Kategori</w:t>
+            </w:r>
+          </w:p>
+        </w:tc>
+        <w:tc>
+          <w:tcPr>
+            <w:tcW w:type="dxa" w:w="250"/>
+            <w:tcBorders>
+              <w:top w:val="none" w:color="FFFFFF" w:sz="0"/>
+              <w:left w:val="none" w:color="FFFFFF" w:sz="0"/>
+              <w:bottom w:val="none" w:color="FFFFFF" w:sz="0"/>
+              <w:right w:val="none" w:color="FFFFFF" w:sz="0"/>
+            </w:tcBorders>
+            <w:tcMar>
+              <w:top w:type="dxa" w:w="40"/>
+              <w:left w:type="dxa" w:w="90"/>
+              <w:bottom w:type="dxa" w:w="40"/>
+              <w:right w:type="dxa" w:w="90"/>
+            </w:tcMar>
+            <w:vAlign w:val="top"/>
+          </w:tcPr>
+          <w:p>
+            <w:pPr>
+              <w:spacing w:after="0" w:line="240" w:lineRule="auto"/>
+              <w:jc w:val="left"/>
+            </w:pPr>
+            <w:r>
+              <w:rPr>
+                <w:rFonts w:ascii="Arial" w:cs="Arial" w:eastAsia="Arial" w:hAnsi="Arial"/>
+                <w:sz w:val="22"/>
+                <w:szCs w:val="22"/>
+              </w:rPr>
+              <w:t xml:space="preserve">:</w:t>
+            </w:r>
+          </w:p>
+        </w:tc>
+        <w:tc>
+          <w:tcPr>
+            <w:tcW w:type="dxa" w:w="6077"/>
+            <w:tcBorders>
+              <w:top w:val="none" w:color="FFFFFF" w:sz="0"/>
+              <w:left w:val="none" w:color="FFFFFF" w:sz="0"/>
+              <w:bottom w:val="none" w:color="FFFFFF" w:sz="0"/>
+              <w:right w:val="none" w:color="FFFFFF" w:sz="0"/>
+            </w:tcBorders>
+            <w:tcMar>
+              <w:top w:type="dxa" w:w="40"/>
+              <w:left w:type="dxa" w:w="90"/>
+              <w:bottom w:type="dxa" w:w="40"/>
+              <w:right w:type="dxa" w:w="90"/>
+            </w:tcMar>
+            <w:vAlign w:val="top"/>
+          </w:tcPr>
+          <w:p>
+            <w:pPr>
+              <w:spacing w:after="0" w:line="240" w:lineRule="auto"/>
+              <w:jc w:val="left"/>
+            </w:pPr>
+            <w:r>
+              <w:rPr>
+                <w:rFonts w:ascii="Arial" w:cs="Arial" w:eastAsia="Arial" w:hAnsi="Arial"/>
+                <w:sz w:val="22"/>
+                <w:szCs w:val="22"/>
+              </w:rPr>
+              <w:t xml:space="preserve">Inovasi Terapan – ASN Pemerintah Kabupaten/Kota</w:t>
             </w:r>
           </w:p>
         </w:tc>
@@ -20097,25 +18864,7 @@
           <w:sz w:val="22"/>
           <w:szCs w:val="22"/>
         </w:rPr>
-        <w:t xml:space="preserve">selaku ketua tim peserta Lomba Inovasi Daerah Provinsi Kalimantan Utara Tahun 2026 (Kaltara Innovation Awards) kategori Inovasi Terapan – ASN Pemerintah Kabupaten/Kota dengan judul </w:t>
-      </w:r>
-      <w:r>
-        <w:rPr>
-          <w:rFonts w:ascii="Arial" w:cs="Arial" w:eastAsia="Arial" w:hAnsi="Arial"/>
-          <w:i/>
-          <w:iCs/>
-          <w:sz w:val="22"/>
-          <w:szCs w:val="22"/>
-        </w:rPr>
-        <w:t xml:space="preserve">Prokopim Hibot: Satu Alur Digital Terverifikasi untuk Tata Kelola Agenda dan Keprotokolan Pimpinan Daerah</w:t>
-      </w:r>
-      <w:r>
-        <w:rPr>
-          <w:rFonts w:ascii="Arial" w:cs="Arial" w:eastAsia="Arial" w:hAnsi="Arial"/>
-          <w:sz w:val="22"/>
-          <w:szCs w:val="22"/>
-        </w:rPr>
-        <w:t xml:space="preserve">, dengan ini menyatakan bahwa:</w:t>
+        <w:t xml:space="preserve">Dengan ini menyatakan bahwa:</w:t>
       </w:r>
     </w:p>
     <w:p>
@@ -20134,7 +18883,7 @@
           <w:sz w:val="22"/>
           <w:szCs w:val="22"/>
         </w:rPr>
-        <w:t xml:space="preserve">usulan inovasi merupakan karya asli tim, tidak mengandung plagiarisme, tidak melanggar hak kekayaan intelektual pihak lain, dan tidak sedang dalam sengketa;</w:t>
+        <w:t xml:space="preserve">Seluruh data dan informasi yang disampaikan adalah benar, valid, dan dapat dipertanggungjawabkan;</w:t>
       </w:r>
     </w:p>
     <w:p>
@@ -20153,7 +18902,7 @@
           <w:sz w:val="22"/>
           <w:szCs w:val="22"/>
         </w:rPr>
-        <w:t xml:space="preserve">usulan yang sama belum pernah menjadi Juara I, II, atau III pada Kaltara Innovation Awards maupun memperoleh penghargaan tingkat nasional;</w:t>
+        <w:t xml:space="preserve">Inovasi merupakan karya asli dan tidak melanggar hak kekayaan intelektual pihak lain;</w:t>
       </w:r>
     </w:p>
     <w:p>
@@ -20172,7 +18921,7 @@
           <w:sz w:val="22"/>
           <w:szCs w:val="22"/>
         </w:rPr>
-        <w:t xml:space="preserve">seluruh data, informasi, dan dokumen yang disampaikan adalah benar dan dapat dipertanggungjawabkan;</w:t>
+        <w:t xml:space="preserve">Usulan tidak sedang dalam sengketa dan tidak diajukan pada lebih dari satu kategori;</w:t>
       </w:r>
     </w:p>
     <w:p>
@@ -20191,7 +18940,7 @@
           <w:sz w:val="22"/>
           <w:szCs w:val="22"/>
         </w:rPr>
-        <w:t xml:space="preserve">perangkat lunak, data, dan materi pihak lain yang digunakan telah memenuhi ketentuan lisensi dan ketentuan penggunaannya;</w:t>
+        <w:t xml:space="preserve">Usulan yang sama belum pernah menjadi Juara I, II, atau III pada Kaltara Innovation Awards dan belum memperoleh penghargaan tingkat nasional;</w:t>
       </w:r>
     </w:p>
     <w:p>
@@ -20210,7 +18959,7 @@
           <w:sz w:val="22"/>
           <w:szCs w:val="22"/>
         </w:rPr>
-        <w:t xml:space="preserve">bersedia mengikuti seluruh tahapan penilaian, termasuk klarifikasi, presentasi, demonstrasi, dan verifikasi; dan</w:t>
+        <w:t xml:space="preserve">Kami bersedia mengikuti seluruh tahapan penilaian, memberikan klarifikasi, dan menerima verifikasi;</w:t>
       </w:r>
     </w:p>
     <w:p>
@@ -20229,13 +18978,17 @@
           <w:sz w:val="22"/>
           <w:szCs w:val="22"/>
         </w:rPr>
-        <w:t xml:space="preserve">bersedia didiskualifikasi atau dicabut penghargaannya apabila di kemudian hari terbukti melanggar pernyataan ini.</w:t>
-      </w:r>
-    </w:p>
-    <w:p>
-      <w:pPr>
-        <w:spacing w:after="100" w:before="120" w:line="276" w:lineRule="auto"/>
-        <w:ind w:firstLine="567"/>
+        <w:t xml:space="preserve">Kami memberikan izin non-eksklusif kepada penyelenggara untuk mempublikasikan ringkasan, foto, dan video untuk kepentingan promosi dan pembelajaran inovasi daerah; dan</w:t>
+      </w:r>
+    </w:p>
+    <w:p>
+      <w:pPr>
+        <w:pStyle w:val="ListParagraph"/>
+        <w:numPr>
+          <w:ilvl w:val="0"/>
+          <w:numId w:val="11"/>
+        </w:numPr>
+        <w:spacing w:after="60" w:line="276" w:lineRule="auto"/>
         <w:jc w:val="both"/>
       </w:pPr>
       <w:r>
@@ -20244,14 +18997,223 @@
           <w:sz w:val="22"/>
           <w:szCs w:val="22"/>
         </w:rPr>
-        <w:t xml:space="preserve">Demikian pakta integritas ini dibuat dengan sebenarnya untuk dipergunakan sebagaimana mestinya.</w:t>
-      </w:r>
-    </w:p>
-    <w:p>
-      <w:pPr>
-        <w:spacing w:after="120"/>
-      </w:pPr>
-    </w:p>
+        <w:t xml:space="preserve">Kami bersedia menerima diskualifikasi atau pencabutan penghargaan apabila pernyataan ini terbukti tidak benar.</w:t>
+      </w:r>
+    </w:p>
+    <w:tbl>
+      <w:tblPr>
+        <w:tblW w:type="dxa" w:w="8787"/>
+        <w:tblBorders>
+          <w:top w:val="single" w:color="auto" w:sz="4"/>
+          <w:left w:val="single" w:color="auto" w:sz="4"/>
+          <w:bottom w:val="single" w:color="auto" w:sz="4"/>
+          <w:right w:val="single" w:color="auto" w:sz="4"/>
+          <w:insideH w:val="single" w:color="auto" w:sz="4"/>
+          <w:insideV w:val="single" w:color="auto" w:sz="4"/>
+        </w:tblBorders>
+      </w:tblPr>
+      <w:tblGrid>
+        <w:gridCol w:w="2460"/>
+        <w:gridCol w:w="250"/>
+        <w:gridCol w:w="6077"/>
+      </w:tblGrid>
+      <w:tr>
+        <w:tc>
+          <w:tcPr>
+            <w:tcW w:type="dxa" w:w="2460"/>
+            <w:tcBorders>
+              <w:top w:val="none" w:color="FFFFFF" w:sz="0"/>
+              <w:left w:val="none" w:color="FFFFFF" w:sz="0"/>
+              <w:bottom w:val="none" w:color="FFFFFF" w:sz="0"/>
+              <w:right w:val="none" w:color="FFFFFF" w:sz="0"/>
+            </w:tcBorders>
+            <w:tcMar>
+              <w:top w:type="dxa" w:w="40"/>
+              <w:left w:type="dxa" w:w="90"/>
+              <w:bottom w:type="dxa" w:w="40"/>
+              <w:right w:type="dxa" w:w="90"/>
+            </w:tcMar>
+            <w:vAlign w:val="top"/>
+          </w:tcPr>
+          <w:p>
+            <w:pPr>
+              <w:spacing w:after="0" w:line="240" w:lineRule="auto"/>
+              <w:jc w:val="left"/>
+            </w:pPr>
+            <w:r>
+              <w:rPr>
+                <w:rFonts w:ascii="Arial" w:cs="Arial" w:eastAsia="Arial" w:hAnsi="Arial"/>
+                <w:sz w:val="22"/>
+                <w:szCs w:val="22"/>
+              </w:rPr>
+              <w:t xml:space="preserve">Dibuat di</w:t>
+            </w:r>
+          </w:p>
+        </w:tc>
+        <w:tc>
+          <w:tcPr>
+            <w:tcW w:type="dxa" w:w="250"/>
+            <w:tcBorders>
+              <w:top w:val="none" w:color="FFFFFF" w:sz="0"/>
+              <w:left w:val="none" w:color="FFFFFF" w:sz="0"/>
+              <w:bottom w:val="none" w:color="FFFFFF" w:sz="0"/>
+              <w:right w:val="none" w:color="FFFFFF" w:sz="0"/>
+            </w:tcBorders>
+            <w:tcMar>
+              <w:top w:type="dxa" w:w="40"/>
+              <w:left w:type="dxa" w:w="90"/>
+              <w:bottom w:type="dxa" w:w="40"/>
+              <w:right w:type="dxa" w:w="90"/>
+            </w:tcMar>
+            <w:vAlign w:val="top"/>
+          </w:tcPr>
+          <w:p>
+            <w:pPr>
+              <w:spacing w:after="0" w:line="240" w:lineRule="auto"/>
+              <w:jc w:val="left"/>
+            </w:pPr>
+            <w:r>
+              <w:rPr>
+                <w:rFonts w:ascii="Arial" w:cs="Arial" w:eastAsia="Arial" w:hAnsi="Arial"/>
+                <w:sz w:val="22"/>
+                <w:szCs w:val="22"/>
+              </w:rPr>
+              <w:t xml:space="preserve">:</w:t>
+            </w:r>
+          </w:p>
+        </w:tc>
+        <w:tc>
+          <w:tcPr>
+            <w:tcW w:type="dxa" w:w="6077"/>
+            <w:tcBorders>
+              <w:top w:val="none" w:color="FFFFFF" w:sz="0"/>
+              <w:left w:val="none" w:color="FFFFFF" w:sz="0"/>
+              <w:bottom w:val="none" w:color="FFFFFF" w:sz="0"/>
+              <w:right w:val="none" w:color="FFFFFF" w:sz="0"/>
+            </w:tcBorders>
+            <w:tcMar>
+              <w:top w:type="dxa" w:w="40"/>
+              <w:left w:type="dxa" w:w="90"/>
+              <w:bottom w:type="dxa" w:w="40"/>
+              <w:right w:type="dxa" w:w="90"/>
+            </w:tcMar>
+            <w:vAlign w:val="top"/>
+          </w:tcPr>
+          <w:p>
+            <w:pPr>
+              <w:spacing w:after="0" w:line="240" w:lineRule="auto"/>
+              <w:jc w:val="left"/>
+            </w:pPr>
+            <w:r>
+              <w:rPr>
+                <w:rFonts w:ascii="Arial" w:cs="Arial" w:eastAsia="Arial" w:hAnsi="Arial"/>
+                <w:sz w:val="22"/>
+                <w:szCs w:val="22"/>
+              </w:rPr>
+              <w:t xml:space="preserve">Tarakan</w:t>
+            </w:r>
+          </w:p>
+        </w:tc>
+      </w:tr>
+      <w:tr>
+        <w:tc>
+          <w:tcPr>
+            <w:tcW w:type="dxa" w:w="2460"/>
+            <w:tcBorders>
+              <w:top w:val="none" w:color="FFFFFF" w:sz="0"/>
+              <w:left w:val="none" w:color="FFFFFF" w:sz="0"/>
+              <w:bottom w:val="none" w:color="FFFFFF" w:sz="0"/>
+              <w:right w:val="none" w:color="FFFFFF" w:sz="0"/>
+            </w:tcBorders>
+            <w:tcMar>
+              <w:top w:type="dxa" w:w="40"/>
+              <w:left w:type="dxa" w:w="90"/>
+              <w:bottom w:type="dxa" w:w="40"/>
+              <w:right w:type="dxa" w:w="90"/>
+            </w:tcMar>
+            <w:vAlign w:val="top"/>
+          </w:tcPr>
+          <w:p>
+            <w:pPr>
+              <w:spacing w:after="0" w:line="240" w:lineRule="auto"/>
+              <w:jc w:val="left"/>
+            </w:pPr>
+            <w:r>
+              <w:rPr>
+                <w:rFonts w:ascii="Arial" w:cs="Arial" w:eastAsia="Arial" w:hAnsi="Arial"/>
+                <w:sz w:val="22"/>
+                <w:szCs w:val="22"/>
+              </w:rPr>
+              <w:t xml:space="preserve">Tanggal</w:t>
+            </w:r>
+          </w:p>
+        </w:tc>
+        <w:tc>
+          <w:tcPr>
+            <w:tcW w:type="dxa" w:w="250"/>
+            <w:tcBorders>
+              <w:top w:val="none" w:color="FFFFFF" w:sz="0"/>
+              <w:left w:val="none" w:color="FFFFFF" w:sz="0"/>
+              <w:bottom w:val="none" w:color="FFFFFF" w:sz="0"/>
+              <w:right w:val="none" w:color="FFFFFF" w:sz="0"/>
+            </w:tcBorders>
+            <w:tcMar>
+              <w:top w:type="dxa" w:w="40"/>
+              <w:left w:type="dxa" w:w="90"/>
+              <w:bottom w:type="dxa" w:w="40"/>
+              <w:right w:type="dxa" w:w="90"/>
+            </w:tcMar>
+            <w:vAlign w:val="top"/>
+          </w:tcPr>
+          <w:p>
+            <w:pPr>
+              <w:spacing w:after="0" w:line="240" w:lineRule="auto"/>
+              <w:jc w:val="left"/>
+            </w:pPr>
+            <w:r>
+              <w:rPr>
+                <w:rFonts w:ascii="Arial" w:cs="Arial" w:eastAsia="Arial" w:hAnsi="Arial"/>
+                <w:sz w:val="22"/>
+                <w:szCs w:val="22"/>
+              </w:rPr>
+              <w:t xml:space="preserve">:</w:t>
+            </w:r>
+          </w:p>
+        </w:tc>
+        <w:tc>
+          <w:tcPr>
+            <w:tcW w:type="dxa" w:w="6077"/>
+            <w:tcBorders>
+              <w:top w:val="none" w:color="FFFFFF" w:sz="0"/>
+              <w:left w:val="none" w:color="FFFFFF" w:sz="0"/>
+              <w:bottom w:val="none" w:color="FFFFFF" w:sz="0"/>
+              <w:right w:val="none" w:color="FFFFFF" w:sz="0"/>
+            </w:tcBorders>
+            <w:tcMar>
+              <w:top w:type="dxa" w:w="40"/>
+              <w:left w:type="dxa" w:w="90"/>
+              <w:bottom w:type="dxa" w:w="40"/>
+              <w:right w:type="dxa" w:w="90"/>
+            </w:tcMar>
+            <w:vAlign w:val="top"/>
+          </w:tcPr>
+          <w:p>
+            <w:pPr>
+              <w:spacing w:after="0" w:line="240" w:lineRule="auto"/>
+              <w:jc w:val="left"/>
+            </w:pPr>
+            <w:r>
+              <w:rPr>
+                <w:rFonts w:ascii="Arial" w:cs="Arial" w:eastAsia="Arial" w:hAnsi="Arial"/>
+                <w:sz w:val="22"/>
+                <w:szCs w:val="22"/>
+              </w:rPr>
+              <w:t xml:space="preserve">............ September 2026</w:t>
+            </w:r>
+          </w:p>
+        </w:tc>
+      </w:tr>
+    </w:tbl>
     <w:tbl>
       <w:tblPr>
         <w:tblW w:type="dxa" w:w="8787"/>
@@ -20310,20 +19272,6 @@
             </w:tcMar>
             <w:vAlign w:val="top"/>
           </w:tcPr>
-          <w:p>
-            <w:pPr>
-              <w:spacing w:after="0" w:line="240" w:lineRule="auto"/>
-              <w:jc w:val="left"/>
-            </w:pPr>
-            <w:r>
-              <w:rPr>
-                <w:rFonts w:ascii="Arial" w:cs="Arial" w:eastAsia="Arial" w:hAnsi="Arial"/>
-                <w:sz w:val="22"/>
-                <w:szCs w:val="22"/>
-              </w:rPr>
-              <w:t xml:space="preserve">Tarakan, 24 September 2026</w:t>
-            </w:r>
-          </w:p>
           <w:p>
             <w:pPr>
               <w:spacing w:after="0" w:line="240" w:lineRule="auto"/>
@@ -21912,7 +20860,7 @@
           <w:highlight w:val="yellow"/>
           <w:highlightCs w:val="yellow"/>
         </w:rPr>
-        <w:t xml:space="preserve">Pindaian Kartu Tanda Penduduk kelima anggota tim</w:t>
+        <w:t xml:space="preserve">Pindaian Kartu Tanda Penduduk kelima anggota tim. BERSIFAT RAHASIA: memuat data pribadi, hanya untuk keperluan penilaian.</w:t>
       </w:r>
     </w:p>
     <w:p>
@@ -26749,25 +25697,7 @@
                 <w:sz w:val="22"/>
                 <w:szCs w:val="22"/>
               </w:rPr>
-              <w:t xml:space="preserve">Tarakan, </w:t>
-            </w:r>
-            <w:r>
-              <w:rPr>
-                <w:rFonts w:ascii="Arial" w:cs="Arial" w:eastAsia="Arial" w:hAnsi="Arial"/>
-                <w:sz w:val="22"/>
-                <w:szCs w:val="22"/>
-                <w:highlight w:val="yellow"/>
-                <w:highlightCs w:val="yellow"/>
-              </w:rPr>
-              <w:t xml:space="preserve">tanggal</w:t>
-            </w:r>
-            <w:r>
-              <w:rPr>
-                <w:rFonts w:ascii="Arial" w:cs="Arial" w:eastAsia="Arial" w:hAnsi="Arial"/>
-                <w:sz w:val="22"/>
-                <w:szCs w:val="22"/>
-              </w:rPr>
-              <w:t xml:space="preserve"> September 2026</w:t>
+              <w:t xml:space="preserve">Tarakan, ............ September 2026</w:t>
             </w:r>
           </w:p>
           <w:p>
@@ -27340,25 +26270,7 @@
                 <w:sz w:val="22"/>
                 <w:szCs w:val="22"/>
               </w:rPr>
-              <w:t xml:space="preserve">Tarakan, </w:t>
-            </w:r>
-            <w:r>
-              <w:rPr>
-                <w:rFonts w:ascii="Arial" w:cs="Arial" w:eastAsia="Arial" w:hAnsi="Arial"/>
-                <w:sz w:val="22"/>
-                <w:szCs w:val="22"/>
-                <w:highlight w:val="yellow"/>
-                <w:highlightCs w:val="yellow"/>
-              </w:rPr>
-              <w:t xml:space="preserve">tanggal</w:t>
-            </w:r>
-            <w:r>
-              <w:rPr>
-                <w:rFonts w:ascii="Arial" w:cs="Arial" w:eastAsia="Arial" w:hAnsi="Arial"/>
-                <w:sz w:val="22"/>
-                <w:szCs w:val="22"/>
-              </w:rPr>
-              <w:t xml:space="preserve"> September 2026</w:t>
+              <w:t xml:space="preserve">Tarakan, ............ September 2026</w:t>
             </w:r>
           </w:p>
           <w:p>
@@ -27945,25 +26857,7 @@
                 <w:sz w:val="22"/>
                 <w:szCs w:val="22"/>
               </w:rPr>
-              <w:t xml:space="preserve">Tarakan, </w:t>
-            </w:r>
-            <w:r>
-              <w:rPr>
-                <w:rFonts w:ascii="Arial" w:cs="Arial" w:eastAsia="Arial" w:hAnsi="Arial"/>
-                <w:sz w:val="22"/>
-                <w:szCs w:val="22"/>
-                <w:highlight w:val="yellow"/>
-                <w:highlightCs w:val="yellow"/>
-              </w:rPr>
-              <w:t xml:space="preserve">tanggal</w:t>
-            </w:r>
-            <w:r>
-              <w:rPr>
-                <w:rFonts w:ascii="Arial" w:cs="Arial" w:eastAsia="Arial" w:hAnsi="Arial"/>
-                <w:sz w:val="22"/>
-                <w:szCs w:val="22"/>
-              </w:rPr>
-              <w:t xml:space="preserve"> September 2026</w:t>
+              <w:t xml:space="preserve">Tarakan, ............ September 2026</w:t>
             </w:r>
           </w:p>
           <w:p>

--- a/docs/lomba/Proposal-Prokopim-Hibot.docx
+++ b/docs/lomba/Proposal-Prokopim-Hibot.docx
@@ -987,7 +987,7 @@
           <w:sz w:val="22"/>
           <w:szCs w:val="22"/>
         </w:rPr>
-        <w:t xml:space="preserve">6. DESKRIPSI DAN KEBARUAN INOVASI	6</w:t>
+        <w:t xml:space="preserve">6. DESKRIPSI DAN KEBARUAN INOVASI	7</w:t>
       </w:r>
     </w:p>
     <w:p>
@@ -1006,7 +1006,7 @@
           <w:sz w:val="20"/>
           <w:szCs w:val="20"/>
         </w:rPr>
-        <w:t xml:space="preserve">6.1 Konsep	6</w:t>
+        <w:t xml:space="preserve">6.1 Konsep	7</w:t>
       </w:r>
     </w:p>
     <w:p>
@@ -1158,7 +1158,7 @@
           <w:sz w:val="20"/>
           <w:szCs w:val="20"/>
         </w:rPr>
-        <w:t xml:space="preserve">7.2 Pemilihan Ide	9</w:t>
+        <w:t xml:space="preserve">7.2 Pemilihan Ide	10</w:t>
       </w:r>
     </w:p>
     <w:p>
@@ -1215,7 +1215,7 @@
           <w:sz w:val="22"/>
           <w:szCs w:val="22"/>
         </w:rPr>
-        <w:t xml:space="preserve">8. PEMANFAATAN SUMBER DAYA DAN KOLABORASI	10</w:t>
+        <w:t xml:space="preserve">8. PEMANFAATAN SUMBER DAYA DAN KOLABORASI	11</w:t>
       </w:r>
     </w:p>
     <w:p>
@@ -1234,7 +1234,7 @@
           <w:sz w:val="20"/>
           <w:szCs w:val="20"/>
         </w:rPr>
-        <w:t xml:space="preserve">8.1 Personil dan Tim	10</w:t>
+        <w:t xml:space="preserve">8.1 Personil dan Tim	11</w:t>
       </w:r>
     </w:p>
     <w:p>
@@ -1348,7 +1348,7 @@
           <w:sz w:val="20"/>
           <w:szCs w:val="20"/>
         </w:rPr>
-        <w:t xml:space="preserve">9.3 Perbandingan Sebelum dan Sesudah	12</w:t>
+        <w:t xml:space="preserve">9.3 Perbandingan Sebelum dan Sesudah	13</w:t>
       </w:r>
     </w:p>
     <w:p>
@@ -1424,7 +1424,7 @@
           <w:sz w:val="20"/>
           <w:szCs w:val="20"/>
         </w:rPr>
-        <w:t xml:space="preserve">9.7 Catatan atas Modul Naskah Sambutan	13</w:t>
+        <w:t xml:space="preserve">9.7 Catatan atas Modul Naskah Sambutan	14</w:t>
       </w:r>
     </w:p>
     <w:p>
@@ -1595,7 +1595,26 @@
           <w:sz w:val="20"/>
           <w:szCs w:val="20"/>
         </w:rPr>
-        <w:t xml:space="preserve">11.4 Diseminasi yang Telah Dilakukan	15</w:t>
+        <w:t xml:space="preserve">11.4 Diseminasi dan Publikasi	15</w:t>
+      </w:r>
+    </w:p>
+    <w:p>
+      <w:pPr>
+        <w:tabs>
+          <w:tab w:val="right" w:pos="8787" w:leader="dot"/>
+        </w:tabs>
+        <w:spacing w:after="0" w:before="0" w:line="240" w:lineRule="auto"/>
+        <w:ind w:left="400"/>
+      </w:pPr>
+      <w:r>
+        <w:rPr>
+          <w:rFonts w:ascii="Arial" w:cs="Arial" w:eastAsia="Arial" w:hAnsi="Arial"/>
+          <w:b w:val="false"/>
+          <w:bCs w:val="false"/>
+          <w:sz w:val="20"/>
+          <w:szCs w:val="20"/>
+        </w:rPr>
+        <w:t xml:space="preserve">11.5 Pihak yang Telah Memanfaatkan dan Berminat Mengadopsi	16</w:t>
       </w:r>
     </w:p>
     <w:p>
@@ -1768,7 +1787,7 @@
           <w:sz w:val="22"/>
           <w:szCs w:val="22"/>
         </w:rPr>
-        <w:t xml:space="preserve"> Sebanyak 40 pemegang akun aktif pada 14 jenis peran, meliputi Pimpinan Daerah, ajudan, pengawal pribadi, pejabat struktural, petugas protokol dan dokumentasi, serta mitra kerja Pemerintah Kota. Masyarakat dan instansi memanfaatkan kanal publiknya: permohonan audiensi datang dari 53 instansi dan layanan peminjaman ruangan telah dipakai oleh 66 instansi.</w:t>
+        <w:t xml:space="preserve"> Sebanyak 40 pemegang akun aktif pada 14 jenis peran, meliputi Pimpinan Daerah, ajudan, pengawal pribadi, pejabat struktural, petugas protokol dan dokumentasi, serta mitra kerja lintas unit, termasuk Dinas Komunikasi, Informatika, Statistik dan Persandian. Masyarakat dan instansi memanfaatkan kanal publiknya: permohonan audiensi datang dari 53 instansi dan layanan peminjaman ruangan telah dipakai oleh 66 instansi.</w:t>
       </w:r>
     </w:p>
     <w:p>
@@ -8212,7 +8231,7 @@
           <w:sz w:val="22"/>
           <w:szCs w:val="22"/>
         </w:rPr>
-        <w:t xml:space="preserve"> Kewenangan pejabat yang berhalangan dapat dilimpahkan sementara dan padam sendiri pada tanggal berakhirnya; jejak audit tetap mencatat pelaku sebenarnya.</w:t>
+        <w:t xml:space="preserve"> Kewenangan pejabat yang berhalangan dapat dilimpahkan sementara dan padam sendiri pada tanggal berakhirnya; jejak audit tetap mencatat pelaku sebenarnya, dan Pelaksana Harian tidak dapat memutus jadwal yang diajukannya sendiri.</w:t>
       </w:r>
     </w:p>
     <w:p>
@@ -11444,7 +11463,7 @@
           <w:sz w:val="22"/>
           <w:szCs w:val="22"/>
         </w:rPr>
-        <w:t xml:space="preserve">Mitra kerja Pemerintah Kota:</w:t>
+        <w:t xml:space="preserve">Mitra kerja lintas unit:</w:t>
       </w:r>
       <w:r>
         <w:rPr>
@@ -11452,7 +11471,7 @@
           <w:sz w:val="22"/>
           <w:szCs w:val="22"/>
         </w:rPr>
-        <w:t xml:space="preserve"> 9 akun mitra kerja memantau agenda yang telah tayang.</w:t>
+        <w:t xml:space="preserve"> 9 akun mitra kerja dipakai Dinas Komunikasi, Informatika, Statistik dan Persandian (DKISP), pengawal pribadi, ajudan pejabat pimpinan tinggi di Sekretariat Daerah, pengemudi Pimpinan, dan tenaga ahli media untuk memantau agenda yang telah tayang.</w:t>
       </w:r>
     </w:p>
     <w:p>
@@ -15164,7 +15183,7 @@
           <w:sz w:val="22"/>
           <w:szCs w:val="22"/>
         </w:rPr>
-        <w:t xml:space="preserve"> 21 akun, terdiri atas Pimpinan Daerah, ajudan, pengawal pribadi, dan mitra kerja Pemerintah Kota. Notifikasi aplikasi telah aktif pada 37 perangkat milik 21 pengguna.</w:t>
+        <w:t xml:space="preserve"> 21 akun, terdiri atas Pimpinan Daerah, ajudan, pengawal pribadi, dan mitra kerja dari DKISP serta unit lain di lingkungan Pemerintah Kota. Notifikasi aplikasi telah aktif pada 37 perangkat milik 21 pengguna.</w:t>
       </w:r>
     </w:p>
     <w:p>
@@ -16682,7 +16701,7 @@
                 <w:sz w:val="20"/>
                 <w:szCs w:val="20"/>
               </w:rPr>
-              <w:t xml:space="preserve">Kehilangan data</w:t>
+              <w:t xml:space="preserve">Batas kuota layanan tanpa biaya</w:t>
             </w:r>
           </w:p>
         </w:tc>
@@ -16714,7 +16733,7 @@
                 <w:sz w:val="20"/>
                 <w:szCs w:val="20"/>
               </w:rPr>
-              <w:t xml:space="preserve">Pencadangan berkala; peringatan pencadangan pada setiap jalur penghapusan</w:t>
+              <w:t xml:space="preserve">Pemakaian dipantau; fungsi baru digabungkan ke fungsi yang ada; pengambilan data hanya untuk data yang berubah</w:t>
             </w:r>
           </w:p>
         </w:tc>
@@ -16752,7 +16771,7 @@
                 <w:sz w:val="20"/>
                 <w:szCs w:val="20"/>
               </w:rPr>
-              <w:t xml:space="preserve">Perlindungan data pribadi</w:t>
+              <w:t xml:space="preserve">Kehilangan data</w:t>
             </w:r>
           </w:p>
         </w:tc>
@@ -16784,7 +16803,7 @@
                 <w:sz w:val="20"/>
                 <w:szCs w:val="20"/>
               </w:rPr>
-              <w:t xml:space="preserve">Kanal publik tidak menampilkan identitas maupun kontak pemohon; penelusuran menuntut kode lengkap; pengetatan kebijakan akses basis data berjalan bertahap</w:t>
+              <w:t xml:space="preserve">Pencadangan berkala; peringatan pencadangan pada setiap jalur penghapusan</w:t>
             </w:r>
           </w:p>
         </w:tc>
@@ -16822,6 +16841,76 @@
                 <w:sz w:val="20"/>
                 <w:szCs w:val="20"/>
               </w:rPr>
+              <w:t xml:space="preserve">Perlindungan data pribadi</w:t>
+            </w:r>
+          </w:p>
+        </w:tc>
+        <w:tc>
+          <w:tcPr>
+            <w:tcW w:type="dxa" w:w="6327"/>
+            <w:tcBorders>
+              <w:top w:val="single" w:color="000000" w:sz="4"/>
+              <w:left w:val="single" w:color="000000" w:sz="4"/>
+              <w:bottom w:val="single" w:color="000000" w:sz="4"/>
+              <w:right w:val="single" w:color="000000" w:sz="4"/>
+            </w:tcBorders>
+            <w:tcMar>
+              <w:top w:type="dxa" w:w="40"/>
+              <w:left w:type="dxa" w:w="90"/>
+              <w:bottom w:type="dxa" w:w="40"/>
+              <w:right w:type="dxa" w:w="90"/>
+            </w:tcMar>
+            <w:vAlign w:val="top"/>
+          </w:tcPr>
+          <w:p>
+            <w:pPr>
+              <w:spacing w:after="0" w:line="240" w:lineRule="auto"/>
+              <w:jc w:val="left"/>
+            </w:pPr>
+            <w:r>
+              <w:rPr>
+                <w:rFonts w:ascii="Arial" w:cs="Arial" w:eastAsia="Arial" w:hAnsi="Arial"/>
+                <w:sz w:val="20"/>
+                <w:szCs w:val="20"/>
+              </w:rPr>
+              <w:t xml:space="preserve">Kanal publik tidak menampilkan identitas maupun kontak pemohon; penelusuran menuntut kode lengkap; pengetatan kebijakan akses basis data berjalan bertahap</w:t>
+            </w:r>
+          </w:p>
+        </w:tc>
+      </w:tr>
+      <w:tr>
+        <w:trPr>
+          <w:cantSplit/>
+          <w:tblHeader w:val="false"/>
+        </w:trPr>
+        <w:tc>
+          <w:tcPr>
+            <w:tcW w:type="dxa" w:w="2460"/>
+            <w:tcBorders>
+              <w:top w:val="single" w:color="000000" w:sz="4"/>
+              <w:left w:val="single" w:color="000000" w:sz="4"/>
+              <w:bottom w:val="single" w:color="000000" w:sz="4"/>
+              <w:right w:val="single" w:color="000000" w:sz="4"/>
+            </w:tcBorders>
+            <w:tcMar>
+              <w:top w:type="dxa" w:w="40"/>
+              <w:left w:type="dxa" w:w="90"/>
+              <w:bottom w:type="dxa" w:w="40"/>
+              <w:right w:type="dxa" w:w="90"/>
+            </w:tcMar>
+            <w:vAlign w:val="top"/>
+          </w:tcPr>
+          <w:p>
+            <w:pPr>
+              <w:spacing w:after="0" w:line="240" w:lineRule="auto"/>
+              <w:jc w:val="left"/>
+            </w:pPr>
+            <w:r>
+              <w:rPr>
+                <w:rFonts w:ascii="Arial" w:cs="Arial" w:eastAsia="Arial" w:hAnsi="Arial"/>
+                <w:sz w:val="20"/>
+                <w:szCs w:val="20"/>
+              </w:rPr>
               <w:t xml:space="preserve">Pejabat berhalangan</w:t>
             </w:r>
           </w:p>
@@ -16901,7 +16990,7 @@
           <w:sz w:val="22"/>
           <w:szCs w:val="22"/>
         </w:rPr>
-        <w:t xml:space="preserve">Tugas keprotokolan dan komunikasi pimpinan dijalankan oleh setiap pemerintah daerah. Di Kalimantan Utara, sasaran replikasi langsung meliputi Pemerintah Provinsi Kalimantan Utara, Pemerintah Kabupaten Bulungan, Malinau, Nunukan, dan Tana Tidung, serta sekretariat DPRD yang mengelola agenda pimpinan dewan. Yang perlu disesuaikan hanya nama jabatan, daftar pengguna, dan tata naskah dinas setempat.</w:t>
+        <w:t xml:space="preserve">Tugas keprotokolan dan komunikasi pimpinan dijalankan oleh setiap pemerintah daerah. Di Kalimantan Utara, sasaran replikasi langsung meliputi Pemerintah Provinsi Kalimantan Utara, Pemerintah Kabupaten Bulungan, Malinau, Nunukan, dan Tana Tidung, serta sekretariat DPRD yang mengelola agenda pimpinan dewan. Yang perlu disesuaikan hanya nama jabatan, daftar pengguna, dan tata naskah dinas setempat. Potensi ini mulai terlihat: pemerintah daerah lain telah menanyakan aplikasi ini secara informal (Bagian 11.5).</w:t>
       </w:r>
     </w:p>
     <w:p>
@@ -16967,7 +17056,7 @@
         <w:rPr>
           <w:rFonts w:ascii="Arial" w:cs="Arial" w:eastAsia="Arial" w:hAnsi="Arial"/>
         </w:rPr>
-        <w:t xml:space="preserve">11.4 Diseminasi yang Telah Dilakukan</w:t>
+        <w:t xml:space="preserve">11.4 Diseminasi dan Publikasi</w:t>
       </w:r>
     </w:p>
     <w:p>
@@ -17017,7 +17106,7 @@
           <w:sz w:val="22"/>
           <w:szCs w:val="22"/>
         </w:rPr>
-        <w:t xml:space="preserve">Melalui layanan publik.</w:t>
+        <w:t xml:space="preserve">Pengenalan langsung kepada pengguna.</w:t>
       </w:r>
       <w:r>
         <w:rPr>
@@ -17025,7 +17114,7 @@
           <w:sz w:val="22"/>
           <w:szCs w:val="22"/>
         </w:rPr>
-        <w:t xml:space="preserve"> Sebanyak 66 instansi telah menggunakan layanan peminjaman ruangan dan 53 instansi mengajukan audiensi melalui kanal daring, sehingga mengenal langsung cara kerja baru ini.</w:t>
+        <w:t xml:space="preserve"> Aplikasi diperkenalkan langsung kepada Wali Kota dan Wakil Wali Kota, para ajudan, mitra kerja, dan seluruh pengguna internal Bagian Prokopim.</w:t>
       </w:r>
     </w:p>
     <w:p>
@@ -17046,7 +17135,7 @@
           <w:sz w:val="22"/>
           <w:szCs w:val="22"/>
         </w:rPr>
-        <w:t xml:space="preserve">Pengenalan langsung kepada pengguna.</w:t>
+        <w:t xml:space="preserve">Melalui layanan publik.</w:t>
       </w:r>
       <w:r>
         <w:rPr>
@@ -17054,7 +17143,855 @@
           <w:sz w:val="22"/>
           <w:szCs w:val="22"/>
         </w:rPr>
-        <w:t xml:space="preserve"> Aplikasi diperkenalkan langsung kepada Wali Kota dan Wakil Wali Kota, para ajudan, mitra kerja, dan seluruh pengguna internal Bagian Prokopim. Kini Pimpinan Daerah, ajudan, pengawal pribadi, dan 9 akun mitra kerja Pemerintah Kota menggunakannya secara rutin.</w:t>
+        <w:t xml:space="preserve"> Sebanyak 66 instansi telah menggunakan layanan peminjaman ruangan dan 53 instansi mengajukan audiensi melalui kanal daring, sehingga mengenal langsung cara kerja baru ini.</w:t>
+      </w:r>
+    </w:p>
+    <w:p>
+      <w:pPr>
+        <w:pStyle w:val="ListParagraph"/>
+        <w:numPr>
+          <w:ilvl w:val="0"/>
+          <w:numId w:val="10"/>
+        </w:numPr>
+        <w:spacing w:after="60" w:line="276" w:lineRule="auto"/>
+        <w:jc w:val="both"/>
+      </w:pPr>
+      <w:r>
+        <w:rPr>
+          <w:rFonts w:ascii="Arial" w:cs="Arial" w:eastAsia="Arial" w:hAnsi="Arial"/>
+          <w:b/>
+          <w:bCs/>
+          <w:sz w:val="22"/>
+          <w:szCs w:val="22"/>
+        </w:rPr>
+        <w:t xml:space="preserve">Pemberitahuan resmi.</w:t>
+      </w:r>
+      <w:r>
+        <w:rPr>
+          <w:rFonts w:ascii="Arial" w:cs="Arial" w:eastAsia="Arial" w:hAnsi="Arial"/>
+          <w:sz w:val="22"/>
+          <w:szCs w:val="22"/>
+        </w:rPr>
+        <w:t xml:space="preserve"> Surat Sekretaris Daerah Nomor 300.2.10/265/SETDA/2026 tanggal 12 Maret 2026 kepada DKISP, yang menyatakan sistem telah dikembangkan dan memohon subdomain resmi, ditembuskan kepada Wali Kota Tarakan dan Kepala Bappeda Litbang.</w:t>
+      </w:r>
+    </w:p>
+    <w:p>
+      <w:pPr>
+        <w:pStyle w:val="ListParagraph"/>
+        <w:numPr>
+          <w:ilvl w:val="0"/>
+          <w:numId w:val="10"/>
+        </w:numPr>
+        <w:spacing w:after="60" w:line="276" w:lineRule="auto"/>
+        <w:jc w:val="both"/>
+      </w:pPr>
+      <w:r>
+        <w:rPr>
+          <w:rFonts w:ascii="Arial" w:cs="Arial" w:eastAsia="Arial" w:hAnsi="Arial"/>
+          <w:b/>
+          <w:bCs/>
+          <w:sz w:val="22"/>
+          <w:szCs w:val="22"/>
+        </w:rPr>
+        <w:t xml:space="preserve">Kanal resmi yang terbuka untuk umum.</w:t>
+      </w:r>
+      <w:r>
+        <w:rPr>
+          <w:rFonts w:ascii="Arial" w:cs="Arial" w:eastAsia="Arial" w:hAnsi="Arial"/>
+          <w:sz w:val="22"/>
+          <w:szCs w:val="22"/>
+        </w:rPr>
+        <w:t xml:space="preserve"> Aplikasi berjalan pada alamat resmi pemerintah, prokopim.tarakankota.go.id, dengan halaman permohonan audiensi, peminjaman ruangan, dan daftar hadir yang dapat diakses siapa saja. Agenda yang telah ditetapkan juga tersebar melalui Google Calendar bersama yang dapat dilanggani pihak terkait.</w:t>
+      </w:r>
+    </w:p>
+    <w:p>
+      <w:pPr>
+        <w:pStyle w:val="Heading2"/>
+        <w:keepNext/>
+      </w:pPr>
+      <w:r>
+        <w:rPr>
+          <w:rFonts w:ascii="Arial" w:cs="Arial" w:eastAsia="Arial" w:hAnsi="Arial"/>
+        </w:rPr>
+        <w:t xml:space="preserve">11.5 Pihak yang Telah Memanfaatkan dan Berminat Mengadopsi</w:t>
+      </w:r>
+    </w:p>
+    <w:p>
+      <w:pPr>
+        <w:keepNext/>
+        <w:spacing w:after="60" w:before="120"/>
+        <w:jc w:val="center"/>
+      </w:pPr>
+      <w:r>
+        <w:rPr>
+          <w:rFonts w:ascii="Arial" w:cs="Arial" w:eastAsia="Arial" w:hAnsi="Arial"/>
+          <w:b/>
+          <w:bCs/>
+          <w:sz w:val="20"/>
+          <w:szCs w:val="20"/>
+        </w:rPr>
+        <w:t xml:space="preserve">Tabel 20. Pihak di luar Bagian Prokopim yang memanfaatkan atau berminat</w:t>
+      </w:r>
+    </w:p>
+    <w:tbl>
+      <w:tblPr>
+        <w:tblW w:type="dxa" w:w="8787"/>
+        <w:tblBorders>
+          <w:top w:val="single" w:color="auto" w:sz="4"/>
+          <w:left w:val="single" w:color="auto" w:sz="4"/>
+          <w:bottom w:val="single" w:color="auto" w:sz="4"/>
+          <w:right w:val="single" w:color="auto" w:sz="4"/>
+          <w:insideH w:val="single" w:color="auto" w:sz="4"/>
+          <w:insideV w:val="single" w:color="auto" w:sz="4"/>
+        </w:tblBorders>
+      </w:tblPr>
+      <w:tblGrid>
+        <w:gridCol w:w="2811"/>
+        <w:gridCol w:w="4217"/>
+        <w:gridCol w:w="1759"/>
+      </w:tblGrid>
+      <w:tr>
+        <w:trPr>
+          <w:cantSplit/>
+          <w:tblHeader/>
+        </w:trPr>
+        <w:tc>
+          <w:tcPr>
+            <w:tcW w:type="dxa" w:w="2811"/>
+            <w:tcBorders>
+              <w:top w:val="single" w:color="000000" w:sz="4"/>
+              <w:left w:val="single" w:color="000000" w:sz="4"/>
+              <w:bottom w:val="single" w:color="000000" w:sz="4"/>
+              <w:right w:val="single" w:color="000000" w:sz="4"/>
+            </w:tcBorders>
+            <w:shd w:fill="D9D9D9" w:color="auto" w:val="clear"/>
+            <w:tcMar>
+              <w:top w:type="dxa" w:w="40"/>
+              <w:left w:type="dxa" w:w="90"/>
+              <w:bottom w:type="dxa" w:w="40"/>
+              <w:right w:type="dxa" w:w="90"/>
+            </w:tcMar>
+            <w:vAlign w:val="center"/>
+          </w:tcPr>
+          <w:p>
+            <w:pPr>
+              <w:spacing w:after="0" w:line="240" w:lineRule="auto"/>
+              <w:jc w:val="center"/>
+            </w:pPr>
+            <w:r>
+              <w:rPr>
+                <w:rFonts w:ascii="Arial" w:cs="Arial" w:eastAsia="Arial" w:hAnsi="Arial"/>
+                <w:b/>
+                <w:bCs/>
+                <w:sz w:val="20"/>
+                <w:szCs w:val="20"/>
+              </w:rPr>
+              <w:t xml:space="preserve">Pihak</w:t>
+            </w:r>
+          </w:p>
+        </w:tc>
+        <w:tc>
+          <w:tcPr>
+            <w:tcW w:type="dxa" w:w="4217"/>
+            <w:tcBorders>
+              <w:top w:val="single" w:color="000000" w:sz="4"/>
+              <w:left w:val="single" w:color="000000" w:sz="4"/>
+              <w:bottom w:val="single" w:color="000000" w:sz="4"/>
+              <w:right w:val="single" w:color="000000" w:sz="4"/>
+            </w:tcBorders>
+            <w:shd w:fill="D9D9D9" w:color="auto" w:val="clear"/>
+            <w:tcMar>
+              <w:top w:type="dxa" w:w="40"/>
+              <w:left w:type="dxa" w:w="90"/>
+              <w:bottom w:type="dxa" w:w="40"/>
+              <w:right w:type="dxa" w:w="90"/>
+            </w:tcMar>
+            <w:vAlign w:val="center"/>
+          </w:tcPr>
+          <w:p>
+            <w:pPr>
+              <w:spacing w:after="0" w:line="240" w:lineRule="auto"/>
+              <w:jc w:val="center"/>
+            </w:pPr>
+            <w:r>
+              <w:rPr>
+                <w:rFonts w:ascii="Arial" w:cs="Arial" w:eastAsia="Arial" w:hAnsi="Arial"/>
+                <w:b/>
+                <w:bCs/>
+                <w:sz w:val="20"/>
+                <w:szCs w:val="20"/>
+              </w:rPr>
+              <w:t xml:space="preserve">Bentuk pemanfaatan</w:t>
+            </w:r>
+          </w:p>
+        </w:tc>
+        <w:tc>
+          <w:tcPr>
+            <w:tcW w:type="dxa" w:w="1759"/>
+            <w:tcBorders>
+              <w:top w:val="single" w:color="000000" w:sz="4"/>
+              <w:left w:val="single" w:color="000000" w:sz="4"/>
+              <w:bottom w:val="single" w:color="000000" w:sz="4"/>
+              <w:right w:val="single" w:color="000000" w:sz="4"/>
+            </w:tcBorders>
+            <w:shd w:fill="D9D9D9" w:color="auto" w:val="clear"/>
+            <w:tcMar>
+              <w:top w:type="dxa" w:w="40"/>
+              <w:left w:type="dxa" w:w="90"/>
+              <w:bottom w:type="dxa" w:w="40"/>
+              <w:right w:type="dxa" w:w="90"/>
+            </w:tcMar>
+            <w:vAlign w:val="center"/>
+          </w:tcPr>
+          <w:p>
+            <w:pPr>
+              <w:spacing w:after="0" w:line="240" w:lineRule="auto"/>
+              <w:jc w:val="center"/>
+            </w:pPr>
+            <w:r>
+              <w:rPr>
+                <w:rFonts w:ascii="Arial" w:cs="Arial" w:eastAsia="Arial" w:hAnsi="Arial"/>
+                <w:b/>
+                <w:bCs/>
+                <w:sz w:val="20"/>
+                <w:szCs w:val="20"/>
+              </w:rPr>
+              <w:t xml:space="preserve">Status</w:t>
+            </w:r>
+          </w:p>
+        </w:tc>
+      </w:tr>
+      <w:tr>
+        <w:trPr>
+          <w:cantSplit/>
+          <w:tblHeader w:val="false"/>
+        </w:trPr>
+        <w:tc>
+          <w:tcPr>
+            <w:tcW w:type="dxa" w:w="2811"/>
+            <w:tcBorders>
+              <w:top w:val="single" w:color="000000" w:sz="4"/>
+              <w:left w:val="single" w:color="000000" w:sz="4"/>
+              <w:bottom w:val="single" w:color="000000" w:sz="4"/>
+              <w:right w:val="single" w:color="000000" w:sz="4"/>
+            </w:tcBorders>
+            <w:tcMar>
+              <w:top w:type="dxa" w:w="40"/>
+              <w:left w:type="dxa" w:w="90"/>
+              <w:bottom w:type="dxa" w:w="40"/>
+              <w:right w:type="dxa" w:w="90"/>
+            </w:tcMar>
+            <w:vAlign w:val="top"/>
+          </w:tcPr>
+          <w:p>
+            <w:pPr>
+              <w:spacing w:after="0" w:line="240" w:lineRule="auto"/>
+              <w:jc w:val="left"/>
+            </w:pPr>
+            <w:r>
+              <w:rPr>
+                <w:rFonts w:ascii="Arial" w:cs="Arial" w:eastAsia="Arial" w:hAnsi="Arial"/>
+                <w:sz w:val="20"/>
+                <w:szCs w:val="20"/>
+              </w:rPr>
+              <w:t xml:space="preserve">Wali Kota, Wakil Wali Kota, ajudan, dan pengawal pribadi</w:t>
+            </w:r>
+          </w:p>
+        </w:tc>
+        <w:tc>
+          <w:tcPr>
+            <w:tcW w:type="dxa" w:w="4217"/>
+            <w:tcBorders>
+              <w:top w:val="single" w:color="000000" w:sz="4"/>
+              <w:left w:val="single" w:color="000000" w:sz="4"/>
+              <w:bottom w:val="single" w:color="000000" w:sz="4"/>
+              <w:right w:val="single" w:color="000000" w:sz="4"/>
+            </w:tcBorders>
+            <w:tcMar>
+              <w:top w:type="dxa" w:w="40"/>
+              <w:left w:type="dxa" w:w="90"/>
+              <w:bottom w:type="dxa" w:w="40"/>
+              <w:right w:type="dxa" w:w="90"/>
+            </w:tcMar>
+            <w:vAlign w:val="top"/>
+          </w:tcPr>
+          <w:p>
+            <w:pPr>
+              <w:spacing w:after="0" w:line="240" w:lineRule="auto"/>
+              <w:jc w:val="left"/>
+            </w:pPr>
+            <w:r>
+              <w:rPr>
+                <w:rFonts w:ascii="Arial" w:cs="Arial" w:eastAsia="Arial" w:hAnsi="Arial"/>
+                <w:sz w:val="20"/>
+                <w:szCs w:val="20"/>
+              </w:rPr>
+              <w:t xml:space="preserve">Menerima agenda; 341 konfirmasi kehadiran; 62 disposisi kepada Wakil Wali Kota</w:t>
+            </w:r>
+          </w:p>
+        </w:tc>
+        <w:tc>
+          <w:tcPr>
+            <w:tcW w:type="dxa" w:w="1759"/>
+            <w:tcBorders>
+              <w:top w:val="single" w:color="000000" w:sz="4"/>
+              <w:left w:val="single" w:color="000000" w:sz="4"/>
+              <w:bottom w:val="single" w:color="000000" w:sz="4"/>
+              <w:right w:val="single" w:color="000000" w:sz="4"/>
+            </w:tcBorders>
+            <w:tcMar>
+              <w:top w:type="dxa" w:w="40"/>
+              <w:left w:type="dxa" w:w="90"/>
+              <w:bottom w:type="dxa" w:w="40"/>
+              <w:right w:type="dxa" w:w="90"/>
+            </w:tcMar>
+            <w:vAlign w:val="top"/>
+          </w:tcPr>
+          <w:p>
+            <w:pPr>
+              <w:spacing w:after="0" w:line="240" w:lineRule="auto"/>
+              <w:jc w:val="left"/>
+            </w:pPr>
+            <w:r>
+              <w:rPr>
+                <w:rFonts w:ascii="Arial" w:cs="Arial" w:eastAsia="Arial" w:hAnsi="Arial"/>
+                <w:sz w:val="20"/>
+                <w:szCs w:val="20"/>
+              </w:rPr>
+              <w:t xml:space="preserve">Telah memakai</w:t>
+            </w:r>
+          </w:p>
+        </w:tc>
+      </w:tr>
+      <w:tr>
+        <w:trPr>
+          <w:cantSplit/>
+          <w:tblHeader w:val="false"/>
+        </w:trPr>
+        <w:tc>
+          <w:tcPr>
+            <w:tcW w:type="dxa" w:w="2811"/>
+            <w:tcBorders>
+              <w:top w:val="single" w:color="000000" w:sz="4"/>
+              <w:left w:val="single" w:color="000000" w:sz="4"/>
+              <w:bottom w:val="single" w:color="000000" w:sz="4"/>
+              <w:right w:val="single" w:color="000000" w:sz="4"/>
+            </w:tcBorders>
+            <w:tcMar>
+              <w:top w:type="dxa" w:w="40"/>
+              <w:left w:type="dxa" w:w="90"/>
+              <w:bottom w:type="dxa" w:w="40"/>
+              <w:right w:type="dxa" w:w="90"/>
+            </w:tcMar>
+            <w:vAlign w:val="top"/>
+          </w:tcPr>
+          <w:p>
+            <w:pPr>
+              <w:spacing w:after="0" w:line="240" w:lineRule="auto"/>
+              <w:jc w:val="left"/>
+            </w:pPr>
+            <w:r>
+              <w:rPr>
+                <w:rFonts w:ascii="Arial" w:cs="Arial" w:eastAsia="Arial" w:hAnsi="Arial"/>
+                <w:sz w:val="20"/>
+                <w:szCs w:val="20"/>
+              </w:rPr>
+              <w:t xml:space="preserve">Dinas Komunikasi, Informatika, Statistik dan Persandian (DKISP)</w:t>
+            </w:r>
+          </w:p>
+        </w:tc>
+        <w:tc>
+          <w:tcPr>
+            <w:tcW w:type="dxa" w:w="4217"/>
+            <w:tcBorders>
+              <w:top w:val="single" w:color="000000" w:sz="4"/>
+              <w:left w:val="single" w:color="000000" w:sz="4"/>
+              <w:bottom w:val="single" w:color="000000" w:sz="4"/>
+              <w:right w:val="single" w:color="000000" w:sz="4"/>
+            </w:tcBorders>
+            <w:tcMar>
+              <w:top w:type="dxa" w:w="40"/>
+              <w:left w:type="dxa" w:w="90"/>
+              <w:bottom w:type="dxa" w:w="40"/>
+              <w:right w:type="dxa" w:w="90"/>
+            </w:tcMar>
+            <w:vAlign w:val="top"/>
+          </w:tcPr>
+          <w:p>
+            <w:pPr>
+              <w:spacing w:after="0" w:line="240" w:lineRule="auto"/>
+              <w:jc w:val="left"/>
+            </w:pPr>
+            <w:r>
+              <w:rPr>
+                <w:rFonts w:ascii="Arial" w:cs="Arial" w:eastAsia="Arial" w:hAnsi="Arial"/>
+                <w:sz w:val="20"/>
+                <w:szCs w:val="20"/>
+              </w:rPr>
+              <w:t xml:space="preserve">Memantau agenda Pimpinan melalui akun mitra kerja; memfasilitasi subdomain resmi aplikasi</w:t>
+            </w:r>
+          </w:p>
+        </w:tc>
+        <w:tc>
+          <w:tcPr>
+            <w:tcW w:type="dxa" w:w="1759"/>
+            <w:tcBorders>
+              <w:top w:val="single" w:color="000000" w:sz="4"/>
+              <w:left w:val="single" w:color="000000" w:sz="4"/>
+              <w:bottom w:val="single" w:color="000000" w:sz="4"/>
+              <w:right w:val="single" w:color="000000" w:sz="4"/>
+            </w:tcBorders>
+            <w:tcMar>
+              <w:top w:type="dxa" w:w="40"/>
+              <w:left w:type="dxa" w:w="90"/>
+              <w:bottom w:type="dxa" w:w="40"/>
+              <w:right w:type="dxa" w:w="90"/>
+            </w:tcMar>
+            <w:vAlign w:val="top"/>
+          </w:tcPr>
+          <w:p>
+            <w:pPr>
+              <w:spacing w:after="0" w:line="240" w:lineRule="auto"/>
+              <w:jc w:val="left"/>
+            </w:pPr>
+            <w:r>
+              <w:rPr>
+                <w:rFonts w:ascii="Arial" w:cs="Arial" w:eastAsia="Arial" w:hAnsi="Arial"/>
+                <w:sz w:val="20"/>
+                <w:szCs w:val="20"/>
+              </w:rPr>
+              <w:t xml:space="preserve">Telah memakai</w:t>
+            </w:r>
+          </w:p>
+        </w:tc>
+      </w:tr>
+      <w:tr>
+        <w:trPr>
+          <w:cantSplit/>
+          <w:tblHeader w:val="false"/>
+        </w:trPr>
+        <w:tc>
+          <w:tcPr>
+            <w:tcW w:type="dxa" w:w="2811"/>
+            <w:tcBorders>
+              <w:top w:val="single" w:color="000000" w:sz="4"/>
+              <w:left w:val="single" w:color="000000" w:sz="4"/>
+              <w:bottom w:val="single" w:color="000000" w:sz="4"/>
+              <w:right w:val="single" w:color="000000" w:sz="4"/>
+            </w:tcBorders>
+            <w:tcMar>
+              <w:top w:type="dxa" w:w="40"/>
+              <w:left w:type="dxa" w:w="90"/>
+              <w:bottom w:type="dxa" w:w="40"/>
+              <w:right w:type="dxa" w:w="90"/>
+            </w:tcMar>
+            <w:vAlign w:val="top"/>
+          </w:tcPr>
+          <w:p>
+            <w:pPr>
+              <w:spacing w:after="0" w:line="240" w:lineRule="auto"/>
+              <w:jc w:val="left"/>
+            </w:pPr>
+            <w:r>
+              <w:rPr>
+                <w:rFonts w:ascii="Arial" w:cs="Arial" w:eastAsia="Arial" w:hAnsi="Arial"/>
+                <w:sz w:val="20"/>
+                <w:szCs w:val="20"/>
+              </w:rPr>
+              <w:t xml:space="preserve">Ajudan pejabat pimpinan tinggi di Sekretariat Daerah</w:t>
+            </w:r>
+          </w:p>
+        </w:tc>
+        <w:tc>
+          <w:tcPr>
+            <w:tcW w:type="dxa" w:w="4217"/>
+            <w:tcBorders>
+              <w:top w:val="single" w:color="000000" w:sz="4"/>
+              <w:left w:val="single" w:color="000000" w:sz="4"/>
+              <w:bottom w:val="single" w:color="000000" w:sz="4"/>
+              <w:right w:val="single" w:color="000000" w:sz="4"/>
+            </w:tcBorders>
+            <w:tcMar>
+              <w:top w:type="dxa" w:w="40"/>
+              <w:left w:type="dxa" w:w="90"/>
+              <w:bottom w:type="dxa" w:w="40"/>
+              <w:right w:type="dxa" w:w="90"/>
+            </w:tcMar>
+            <w:vAlign w:val="top"/>
+          </w:tcPr>
+          <w:p>
+            <w:pPr>
+              <w:spacing w:after="0" w:line="240" w:lineRule="auto"/>
+              <w:jc w:val="left"/>
+            </w:pPr>
+            <w:r>
+              <w:rPr>
+                <w:rFonts w:ascii="Arial" w:cs="Arial" w:eastAsia="Arial" w:hAnsi="Arial"/>
+                <w:sz w:val="20"/>
+                <w:szCs w:val="20"/>
+              </w:rPr>
+              <w:t xml:space="preserve">Memantau agenda Pimpinan melalui akun mitra kerja</w:t>
+            </w:r>
+          </w:p>
+        </w:tc>
+        <w:tc>
+          <w:tcPr>
+            <w:tcW w:type="dxa" w:w="1759"/>
+            <w:tcBorders>
+              <w:top w:val="single" w:color="000000" w:sz="4"/>
+              <w:left w:val="single" w:color="000000" w:sz="4"/>
+              <w:bottom w:val="single" w:color="000000" w:sz="4"/>
+              <w:right w:val="single" w:color="000000" w:sz="4"/>
+            </w:tcBorders>
+            <w:tcMar>
+              <w:top w:type="dxa" w:w="40"/>
+              <w:left w:type="dxa" w:w="90"/>
+              <w:bottom w:type="dxa" w:w="40"/>
+              <w:right w:type="dxa" w:w="90"/>
+            </w:tcMar>
+            <w:vAlign w:val="top"/>
+          </w:tcPr>
+          <w:p>
+            <w:pPr>
+              <w:spacing w:after="0" w:line="240" w:lineRule="auto"/>
+              <w:jc w:val="left"/>
+            </w:pPr>
+            <w:r>
+              <w:rPr>
+                <w:rFonts w:ascii="Arial" w:cs="Arial" w:eastAsia="Arial" w:hAnsi="Arial"/>
+                <w:sz w:val="20"/>
+                <w:szCs w:val="20"/>
+              </w:rPr>
+              <w:t xml:space="preserve">Telah memakai</w:t>
+            </w:r>
+          </w:p>
+        </w:tc>
+      </w:tr>
+      <w:tr>
+        <w:trPr>
+          <w:cantSplit/>
+          <w:tblHeader w:val="false"/>
+        </w:trPr>
+        <w:tc>
+          <w:tcPr>
+            <w:tcW w:type="dxa" w:w="2811"/>
+            <w:tcBorders>
+              <w:top w:val="single" w:color="000000" w:sz="4"/>
+              <w:left w:val="single" w:color="000000" w:sz="4"/>
+              <w:bottom w:val="single" w:color="000000" w:sz="4"/>
+              <w:right w:val="single" w:color="000000" w:sz="4"/>
+            </w:tcBorders>
+            <w:tcMar>
+              <w:top w:type="dxa" w:w="40"/>
+              <w:left w:type="dxa" w:w="90"/>
+              <w:bottom w:type="dxa" w:w="40"/>
+              <w:right w:type="dxa" w:w="90"/>
+            </w:tcMar>
+            <w:vAlign w:val="top"/>
+          </w:tcPr>
+          <w:p>
+            <w:pPr>
+              <w:spacing w:after="0" w:line="240" w:lineRule="auto"/>
+              <w:jc w:val="left"/>
+            </w:pPr>
+            <w:r>
+              <w:rPr>
+                <w:rFonts w:ascii="Arial" w:cs="Arial" w:eastAsia="Arial" w:hAnsi="Arial"/>
+                <w:sz w:val="20"/>
+                <w:szCs w:val="20"/>
+              </w:rPr>
+              <w:t xml:space="preserve">Pengemudi Pimpinan dan tenaga ahli media</w:t>
+            </w:r>
+          </w:p>
+        </w:tc>
+        <w:tc>
+          <w:tcPr>
+            <w:tcW w:type="dxa" w:w="4217"/>
+            <w:tcBorders>
+              <w:top w:val="single" w:color="000000" w:sz="4"/>
+              <w:left w:val="single" w:color="000000" w:sz="4"/>
+              <w:bottom w:val="single" w:color="000000" w:sz="4"/>
+              <w:right w:val="single" w:color="000000" w:sz="4"/>
+            </w:tcBorders>
+            <w:tcMar>
+              <w:top w:type="dxa" w:w="40"/>
+              <w:left w:type="dxa" w:w="90"/>
+              <w:bottom w:type="dxa" w:w="40"/>
+              <w:right w:type="dxa" w:w="90"/>
+            </w:tcMar>
+            <w:vAlign w:val="top"/>
+          </w:tcPr>
+          <w:p>
+            <w:pPr>
+              <w:spacing w:after="0" w:line="240" w:lineRule="auto"/>
+              <w:jc w:val="left"/>
+            </w:pPr>
+            <w:r>
+              <w:rPr>
+                <w:rFonts w:ascii="Arial" w:cs="Arial" w:eastAsia="Arial" w:hAnsi="Arial"/>
+                <w:sz w:val="20"/>
+                <w:szCs w:val="20"/>
+              </w:rPr>
+              <w:t xml:space="preserve">Memantau agenda Pimpinan melalui akun mitra kerja</w:t>
+            </w:r>
+          </w:p>
+        </w:tc>
+        <w:tc>
+          <w:tcPr>
+            <w:tcW w:type="dxa" w:w="1759"/>
+            <w:tcBorders>
+              <w:top w:val="single" w:color="000000" w:sz="4"/>
+              <w:left w:val="single" w:color="000000" w:sz="4"/>
+              <w:bottom w:val="single" w:color="000000" w:sz="4"/>
+              <w:right w:val="single" w:color="000000" w:sz="4"/>
+            </w:tcBorders>
+            <w:tcMar>
+              <w:top w:type="dxa" w:w="40"/>
+              <w:left w:type="dxa" w:w="90"/>
+              <w:bottom w:type="dxa" w:w="40"/>
+              <w:right w:type="dxa" w:w="90"/>
+            </w:tcMar>
+            <w:vAlign w:val="top"/>
+          </w:tcPr>
+          <w:p>
+            <w:pPr>
+              <w:spacing w:after="0" w:line="240" w:lineRule="auto"/>
+              <w:jc w:val="left"/>
+            </w:pPr>
+            <w:r>
+              <w:rPr>
+                <w:rFonts w:ascii="Arial" w:cs="Arial" w:eastAsia="Arial" w:hAnsi="Arial"/>
+                <w:sz w:val="20"/>
+                <w:szCs w:val="20"/>
+              </w:rPr>
+              <w:t xml:space="preserve">Telah memakai</w:t>
+            </w:r>
+          </w:p>
+        </w:tc>
+      </w:tr>
+      <w:tr>
+        <w:trPr>
+          <w:cantSplit/>
+          <w:tblHeader w:val="false"/>
+        </w:trPr>
+        <w:tc>
+          <w:tcPr>
+            <w:tcW w:type="dxa" w:w="2811"/>
+            <w:tcBorders>
+              <w:top w:val="single" w:color="000000" w:sz="4"/>
+              <w:left w:val="single" w:color="000000" w:sz="4"/>
+              <w:bottom w:val="single" w:color="000000" w:sz="4"/>
+              <w:right w:val="single" w:color="000000" w:sz="4"/>
+            </w:tcBorders>
+            <w:tcMar>
+              <w:top w:type="dxa" w:w="40"/>
+              <w:left w:type="dxa" w:w="90"/>
+              <w:bottom w:type="dxa" w:w="40"/>
+              <w:right w:type="dxa" w:w="90"/>
+            </w:tcMar>
+            <w:vAlign w:val="top"/>
+          </w:tcPr>
+          <w:p>
+            <w:pPr>
+              <w:spacing w:after="0" w:line="240" w:lineRule="auto"/>
+              <w:jc w:val="left"/>
+            </w:pPr>
+            <w:r>
+              <w:rPr>
+                <w:rFonts w:ascii="Arial" w:cs="Arial" w:eastAsia="Arial" w:hAnsi="Arial"/>
+                <w:sz w:val="20"/>
+                <w:szCs w:val="20"/>
+              </w:rPr>
+              <w:t xml:space="preserve">Instansi pemohon layanan publik</w:t>
+            </w:r>
+          </w:p>
+        </w:tc>
+        <w:tc>
+          <w:tcPr>
+            <w:tcW w:type="dxa" w:w="4217"/>
+            <w:tcBorders>
+              <w:top w:val="single" w:color="000000" w:sz="4"/>
+              <w:left w:val="single" w:color="000000" w:sz="4"/>
+              <w:bottom w:val="single" w:color="000000" w:sz="4"/>
+              <w:right w:val="single" w:color="000000" w:sz="4"/>
+            </w:tcBorders>
+            <w:tcMar>
+              <w:top w:type="dxa" w:w="40"/>
+              <w:left w:type="dxa" w:w="90"/>
+              <w:bottom w:type="dxa" w:w="40"/>
+              <w:right w:type="dxa" w:w="90"/>
+            </w:tcMar>
+            <w:vAlign w:val="top"/>
+          </w:tcPr>
+          <w:p>
+            <w:pPr>
+              <w:spacing w:after="0" w:line="240" w:lineRule="auto"/>
+              <w:jc w:val="left"/>
+            </w:pPr>
+            <w:r>
+              <w:rPr>
+                <w:rFonts w:ascii="Arial" w:cs="Arial" w:eastAsia="Arial" w:hAnsi="Arial"/>
+                <w:sz w:val="20"/>
+                <w:szCs w:val="20"/>
+              </w:rPr>
+              <w:t xml:space="preserve">66 instansi meminjam ruangan; 53 instansi mengajukan audiensi</w:t>
+            </w:r>
+          </w:p>
+        </w:tc>
+        <w:tc>
+          <w:tcPr>
+            <w:tcW w:type="dxa" w:w="1759"/>
+            <w:tcBorders>
+              <w:top w:val="single" w:color="000000" w:sz="4"/>
+              <w:left w:val="single" w:color="000000" w:sz="4"/>
+              <w:bottom w:val="single" w:color="000000" w:sz="4"/>
+              <w:right w:val="single" w:color="000000" w:sz="4"/>
+            </w:tcBorders>
+            <w:tcMar>
+              <w:top w:type="dxa" w:w="40"/>
+              <w:left w:type="dxa" w:w="90"/>
+              <w:bottom w:type="dxa" w:w="40"/>
+              <w:right w:type="dxa" w:w="90"/>
+            </w:tcMar>
+            <w:vAlign w:val="top"/>
+          </w:tcPr>
+          <w:p>
+            <w:pPr>
+              <w:spacing w:after="0" w:line="240" w:lineRule="auto"/>
+              <w:jc w:val="left"/>
+            </w:pPr>
+            <w:r>
+              <w:rPr>
+                <w:rFonts w:ascii="Arial" w:cs="Arial" w:eastAsia="Arial" w:hAnsi="Arial"/>
+                <w:sz w:val="20"/>
+                <w:szCs w:val="20"/>
+              </w:rPr>
+              <w:t xml:space="preserve">Telah memakai</w:t>
+            </w:r>
+          </w:p>
+        </w:tc>
+      </w:tr>
+      <w:tr>
+        <w:trPr>
+          <w:cantSplit/>
+          <w:tblHeader w:val="false"/>
+        </w:trPr>
+        <w:tc>
+          <w:tcPr>
+            <w:tcW w:type="dxa" w:w="2811"/>
+            <w:tcBorders>
+              <w:top w:val="single" w:color="000000" w:sz="4"/>
+              <w:left w:val="single" w:color="000000" w:sz="4"/>
+              <w:bottom w:val="single" w:color="000000" w:sz="4"/>
+              <w:right w:val="single" w:color="000000" w:sz="4"/>
+            </w:tcBorders>
+            <w:tcMar>
+              <w:top w:type="dxa" w:w="40"/>
+              <w:left w:type="dxa" w:w="90"/>
+              <w:bottom w:type="dxa" w:w="40"/>
+              <w:right w:type="dxa" w:w="90"/>
+            </w:tcMar>
+            <w:vAlign w:val="top"/>
+          </w:tcPr>
+          <w:p>
+            <w:pPr>
+              <w:spacing w:after="0" w:line="240" w:lineRule="auto"/>
+              <w:jc w:val="left"/>
+            </w:pPr>
+            <w:r>
+              <w:rPr>
+                <w:rFonts w:ascii="Arial" w:cs="Arial" w:eastAsia="Arial" w:hAnsi="Arial"/>
+                <w:sz w:val="20"/>
+                <w:szCs w:val="20"/>
+              </w:rPr>
+              <w:t xml:space="preserve">Pemerintah daerah lain</w:t>
+            </w:r>
+          </w:p>
+        </w:tc>
+        <w:tc>
+          <w:tcPr>
+            <w:tcW w:type="dxa" w:w="4217"/>
+            <w:tcBorders>
+              <w:top w:val="single" w:color="000000" w:sz="4"/>
+              <w:left w:val="single" w:color="000000" w:sz="4"/>
+              <w:bottom w:val="single" w:color="000000" w:sz="4"/>
+              <w:right w:val="single" w:color="000000" w:sz="4"/>
+            </w:tcBorders>
+            <w:tcMar>
+              <w:top w:type="dxa" w:w="40"/>
+              <w:left w:type="dxa" w:w="90"/>
+              <w:bottom w:type="dxa" w:w="40"/>
+              <w:right w:type="dxa" w:w="90"/>
+            </w:tcMar>
+            <w:vAlign w:val="top"/>
+          </w:tcPr>
+          <w:p>
+            <w:pPr>
+              <w:spacing w:after="0" w:line="240" w:lineRule="auto"/>
+              <w:jc w:val="left"/>
+            </w:pPr>
+            <w:r>
+              <w:rPr>
+                <w:rFonts w:ascii="Arial" w:cs="Arial" w:eastAsia="Arial" w:hAnsi="Arial"/>
+                <w:sz w:val="20"/>
+                <w:szCs w:val="20"/>
+              </w:rPr>
+              <w:t xml:space="preserve">Menanyakan aplikasi secara informal</w:t>
+            </w:r>
+          </w:p>
+        </w:tc>
+        <w:tc>
+          <w:tcPr>
+            <w:tcW w:type="dxa" w:w="1759"/>
+            <w:tcBorders>
+              <w:top w:val="single" w:color="000000" w:sz="4"/>
+              <w:left w:val="single" w:color="000000" w:sz="4"/>
+              <w:bottom w:val="single" w:color="000000" w:sz="4"/>
+              <w:right w:val="single" w:color="000000" w:sz="4"/>
+            </w:tcBorders>
+            <w:tcMar>
+              <w:top w:type="dxa" w:w="40"/>
+              <w:left w:type="dxa" w:w="90"/>
+              <w:bottom w:type="dxa" w:w="40"/>
+              <w:right w:type="dxa" w:w="90"/>
+            </w:tcMar>
+            <w:vAlign w:val="top"/>
+          </w:tcPr>
+          <w:p>
+            <w:pPr>
+              <w:spacing w:after="0" w:line="240" w:lineRule="auto"/>
+              <w:jc w:val="left"/>
+            </w:pPr>
+            <w:r>
+              <w:rPr>
+                <w:rFonts w:ascii="Arial" w:cs="Arial" w:eastAsia="Arial" w:hAnsi="Arial"/>
+                <w:sz w:val="20"/>
+                <w:szCs w:val="20"/>
+              </w:rPr>
+              <w:t xml:space="preserve">Berminat</w:t>
+            </w:r>
+          </w:p>
+        </w:tc>
+      </w:tr>
+    </w:tbl>
+    <w:p>
+      <w:pPr>
+        <w:spacing w:after="100"/>
+      </w:pPr>
+    </w:p>
+    <w:p>
+      <w:pPr>
+        <w:spacing w:after="100" w:before="0" w:line="276" w:lineRule="auto"/>
+        <w:ind w:firstLine="567"/>
+        <w:jc w:val="both"/>
+      </w:pPr>
+      <w:r>
+        <w:rPr>
+          <w:rFonts w:ascii="Arial" w:cs="Arial" w:eastAsia="Arial" w:hAnsi="Arial"/>
+          <w:sz w:val="22"/>
+          <w:szCs w:val="22"/>
+        </w:rPr>
+        <w:t xml:space="preserve">Minat pemerintah daerah lain akan ditindaklanjuti melalui paket replikasi sebagaimana rencana pengembangan pada Bagian 10.1.</w:t>
       </w:r>
     </w:p>
     <w:p>

--- a/docs/lomba/Proposal-Prokopim-Hibot.docx
+++ b/docs/lomba/Proposal-Prokopim-Hibot.docx
@@ -1614,7 +1614,7 @@
           <w:sz w:val="20"/>
           <w:szCs w:val="20"/>
         </w:rPr>
-        <w:t xml:space="preserve">11.5 Pihak yang Telah Memanfaatkan dan Berminat Mengadopsi	16</w:t>
+        <w:t xml:space="preserve">11.5 Pihak yang Telah Memanfaatkan	16</w:t>
       </w:r>
     </w:p>
     <w:p>
@@ -16990,7 +16990,7 @@
           <w:sz w:val="22"/>
           <w:szCs w:val="22"/>
         </w:rPr>
-        <w:t xml:space="preserve">Tugas keprotokolan dan komunikasi pimpinan dijalankan oleh setiap pemerintah daerah. Di Kalimantan Utara, sasaran replikasi langsung meliputi Pemerintah Provinsi Kalimantan Utara, Pemerintah Kabupaten Bulungan, Malinau, Nunukan, dan Tana Tidung, serta sekretariat DPRD yang mengelola agenda pimpinan dewan. Yang perlu disesuaikan hanya nama jabatan, daftar pengguna, dan tata naskah dinas setempat. Potensi ini mulai terlihat: pemerintah daerah lain telah menanyakan aplikasi ini secara informal (Bagian 11.5).</w:t>
+        <w:t xml:space="preserve">Tugas keprotokolan dan komunikasi pimpinan dijalankan oleh setiap pemerintah daerah. Di Kalimantan Utara, sasaran replikasi langsung meliputi Pemerintah Provinsi Kalimantan Utara, Pemerintah Kabupaten Bulungan, Malinau, Nunukan, dan Tana Tidung, serta sekretariat DPRD yang mengelola agenda pimpinan dewan. Yang perlu disesuaikan hanya nama jabatan, daftar pengguna, dan tata naskah dinas setempat.</w:t>
       </w:r>
     </w:p>
     <w:p>
@@ -17213,7 +17213,7 @@
         <w:rPr>
           <w:rFonts w:ascii="Arial" w:cs="Arial" w:eastAsia="Arial" w:hAnsi="Arial"/>
         </w:rPr>
-        <w:t xml:space="preserve">11.5 Pihak yang Telah Memanfaatkan dan Berminat Mengadopsi</w:t>
+        <w:t xml:space="preserve">11.5 Pihak yang Telah Memanfaatkan</w:t>
       </w:r>
     </w:p>
     <w:p>
@@ -17230,7 +17230,7 @@
           <w:sz w:val="20"/>
           <w:szCs w:val="20"/>
         </w:rPr>
-        <w:t xml:space="preserve">Tabel 20. Pihak di luar Bagian Prokopim yang memanfaatkan atau berminat</w:t>
+        <w:t xml:space="preserve">Tabel 20. Pihak di luar Bagian Prokopim yang telah memanfaatkan Prokopim Hibot</w:t>
       </w:r>
     </w:p>
     <w:tbl>
@@ -17246,9 +17246,8 @@
         </w:tblBorders>
       </w:tblPr>
       <w:tblGrid>
-        <w:gridCol w:w="2811"/>
-        <w:gridCol w:w="4217"/>
-        <w:gridCol w:w="1759"/>
+        <w:gridCol w:w="3339"/>
+        <w:gridCol w:w="5448"/>
       </w:tblGrid>
       <w:tr>
         <w:trPr>
@@ -17257,7 +17256,7 @@
         </w:trPr>
         <w:tc>
           <w:tcPr>
-            <w:tcW w:type="dxa" w:w="2811"/>
+            <w:tcW w:type="dxa" w:w="3339"/>
             <w:tcBorders>
               <w:top w:val="single" w:color="000000" w:sz="4"/>
               <w:left w:val="single" w:color="000000" w:sz="4"/>
@@ -17292,7 +17291,7 @@
         </w:tc>
         <w:tc>
           <w:tcPr>
-            <w:tcW w:type="dxa" w:w="4217"/>
+            <w:tcW w:type="dxa" w:w="5448"/>
             <w:tcBorders>
               <w:top w:val="single" w:color="000000" w:sz="4"/>
               <w:left w:val="single" w:color="000000" w:sz="4"/>
@@ -17322,41 +17321,6 @@
                 <w:szCs w:val="20"/>
               </w:rPr>
               <w:t xml:space="preserve">Bentuk pemanfaatan</w:t>
-            </w:r>
-          </w:p>
-        </w:tc>
-        <w:tc>
-          <w:tcPr>
-            <w:tcW w:type="dxa" w:w="1759"/>
-            <w:tcBorders>
-              <w:top w:val="single" w:color="000000" w:sz="4"/>
-              <w:left w:val="single" w:color="000000" w:sz="4"/>
-              <w:bottom w:val="single" w:color="000000" w:sz="4"/>
-              <w:right w:val="single" w:color="000000" w:sz="4"/>
-            </w:tcBorders>
-            <w:shd w:fill="D9D9D9" w:color="auto" w:val="clear"/>
-            <w:tcMar>
-              <w:top w:type="dxa" w:w="40"/>
-              <w:left w:type="dxa" w:w="90"/>
-              <w:bottom w:type="dxa" w:w="40"/>
-              <w:right w:type="dxa" w:w="90"/>
-            </w:tcMar>
-            <w:vAlign w:val="center"/>
-          </w:tcPr>
-          <w:p>
-            <w:pPr>
-              <w:spacing w:after="0" w:line="240" w:lineRule="auto"/>
-              <w:jc w:val="center"/>
-            </w:pPr>
-            <w:r>
-              <w:rPr>
-                <w:rFonts w:ascii="Arial" w:cs="Arial" w:eastAsia="Arial" w:hAnsi="Arial"/>
-                <w:b/>
-                <w:bCs/>
-                <w:sz w:val="20"/>
-                <w:szCs w:val="20"/>
-              </w:rPr>
-              <w:t xml:space="preserve">Status</w:t>
             </w:r>
           </w:p>
         </w:tc>
@@ -17368,7 +17332,7 @@
         </w:trPr>
         <w:tc>
           <w:tcPr>
-            <w:tcW w:type="dxa" w:w="2811"/>
+            <w:tcW w:type="dxa" w:w="3339"/>
             <w:tcBorders>
               <w:top w:val="single" w:color="000000" w:sz="4"/>
               <w:left w:val="single" w:color="000000" w:sz="4"/>
@@ -17400,7 +17364,7 @@
         </w:tc>
         <w:tc>
           <w:tcPr>
-            <w:tcW w:type="dxa" w:w="4217"/>
+            <w:tcW w:type="dxa" w:w="5448"/>
             <w:tcBorders>
               <w:top w:val="single" w:color="000000" w:sz="4"/>
               <w:left w:val="single" w:color="000000" w:sz="4"/>
@@ -17427,38 +17391,6 @@
                 <w:szCs w:val="20"/>
               </w:rPr>
               <w:t xml:space="preserve">Menerima agenda; 341 konfirmasi kehadiran; 62 disposisi kepada Wakil Wali Kota</w:t>
-            </w:r>
-          </w:p>
-        </w:tc>
-        <w:tc>
-          <w:tcPr>
-            <w:tcW w:type="dxa" w:w="1759"/>
-            <w:tcBorders>
-              <w:top w:val="single" w:color="000000" w:sz="4"/>
-              <w:left w:val="single" w:color="000000" w:sz="4"/>
-              <w:bottom w:val="single" w:color="000000" w:sz="4"/>
-              <w:right w:val="single" w:color="000000" w:sz="4"/>
-            </w:tcBorders>
-            <w:tcMar>
-              <w:top w:type="dxa" w:w="40"/>
-              <w:left w:type="dxa" w:w="90"/>
-              <w:bottom w:type="dxa" w:w="40"/>
-              <w:right w:type="dxa" w:w="90"/>
-            </w:tcMar>
-            <w:vAlign w:val="top"/>
-          </w:tcPr>
-          <w:p>
-            <w:pPr>
-              <w:spacing w:after="0" w:line="240" w:lineRule="auto"/>
-              <w:jc w:val="left"/>
-            </w:pPr>
-            <w:r>
-              <w:rPr>
-                <w:rFonts w:ascii="Arial" w:cs="Arial" w:eastAsia="Arial" w:hAnsi="Arial"/>
-                <w:sz w:val="20"/>
-                <w:szCs w:val="20"/>
-              </w:rPr>
-              <w:t xml:space="preserve">Telah memakai</w:t>
             </w:r>
           </w:p>
         </w:tc>
@@ -17470,7 +17402,7 @@
         </w:trPr>
         <w:tc>
           <w:tcPr>
-            <w:tcW w:type="dxa" w:w="2811"/>
+            <w:tcW w:type="dxa" w:w="3339"/>
             <w:tcBorders>
               <w:top w:val="single" w:color="000000" w:sz="4"/>
               <w:left w:val="single" w:color="000000" w:sz="4"/>
@@ -17502,7 +17434,7 @@
         </w:tc>
         <w:tc>
           <w:tcPr>
-            <w:tcW w:type="dxa" w:w="4217"/>
+            <w:tcW w:type="dxa" w:w="5448"/>
             <w:tcBorders>
               <w:top w:val="single" w:color="000000" w:sz="4"/>
               <w:left w:val="single" w:color="000000" w:sz="4"/>
@@ -17529,38 +17461,6 @@
                 <w:szCs w:val="20"/>
               </w:rPr>
               <w:t xml:space="preserve">Memantau agenda Pimpinan melalui akun mitra kerja; memfasilitasi subdomain resmi aplikasi</w:t>
-            </w:r>
-          </w:p>
-        </w:tc>
-        <w:tc>
-          <w:tcPr>
-            <w:tcW w:type="dxa" w:w="1759"/>
-            <w:tcBorders>
-              <w:top w:val="single" w:color="000000" w:sz="4"/>
-              <w:left w:val="single" w:color="000000" w:sz="4"/>
-              <w:bottom w:val="single" w:color="000000" w:sz="4"/>
-              <w:right w:val="single" w:color="000000" w:sz="4"/>
-            </w:tcBorders>
-            <w:tcMar>
-              <w:top w:type="dxa" w:w="40"/>
-              <w:left w:type="dxa" w:w="90"/>
-              <w:bottom w:type="dxa" w:w="40"/>
-              <w:right w:type="dxa" w:w="90"/>
-            </w:tcMar>
-            <w:vAlign w:val="top"/>
-          </w:tcPr>
-          <w:p>
-            <w:pPr>
-              <w:spacing w:after="0" w:line="240" w:lineRule="auto"/>
-              <w:jc w:val="left"/>
-            </w:pPr>
-            <w:r>
-              <w:rPr>
-                <w:rFonts w:ascii="Arial" w:cs="Arial" w:eastAsia="Arial" w:hAnsi="Arial"/>
-                <w:sz w:val="20"/>
-                <w:szCs w:val="20"/>
-              </w:rPr>
-              <w:t xml:space="preserve">Telah memakai</w:t>
             </w:r>
           </w:p>
         </w:tc>
@@ -17572,7 +17472,7 @@
         </w:trPr>
         <w:tc>
           <w:tcPr>
-            <w:tcW w:type="dxa" w:w="2811"/>
+            <w:tcW w:type="dxa" w:w="3339"/>
             <w:tcBorders>
               <w:top w:val="single" w:color="000000" w:sz="4"/>
               <w:left w:val="single" w:color="000000" w:sz="4"/>
@@ -17604,7 +17504,7 @@
         </w:tc>
         <w:tc>
           <w:tcPr>
-            <w:tcW w:type="dxa" w:w="4217"/>
+            <w:tcW w:type="dxa" w:w="5448"/>
             <w:tcBorders>
               <w:top w:val="single" w:color="000000" w:sz="4"/>
               <w:left w:val="single" w:color="000000" w:sz="4"/>
@@ -17631,38 +17531,6 @@
                 <w:szCs w:val="20"/>
               </w:rPr>
               <w:t xml:space="preserve">Memantau agenda Pimpinan melalui akun mitra kerja</w:t>
-            </w:r>
-          </w:p>
-        </w:tc>
-        <w:tc>
-          <w:tcPr>
-            <w:tcW w:type="dxa" w:w="1759"/>
-            <w:tcBorders>
-              <w:top w:val="single" w:color="000000" w:sz="4"/>
-              <w:left w:val="single" w:color="000000" w:sz="4"/>
-              <w:bottom w:val="single" w:color="000000" w:sz="4"/>
-              <w:right w:val="single" w:color="000000" w:sz="4"/>
-            </w:tcBorders>
-            <w:tcMar>
-              <w:top w:type="dxa" w:w="40"/>
-              <w:left w:type="dxa" w:w="90"/>
-              <w:bottom w:type="dxa" w:w="40"/>
-              <w:right w:type="dxa" w:w="90"/>
-            </w:tcMar>
-            <w:vAlign w:val="top"/>
-          </w:tcPr>
-          <w:p>
-            <w:pPr>
-              <w:spacing w:after="0" w:line="240" w:lineRule="auto"/>
-              <w:jc w:val="left"/>
-            </w:pPr>
-            <w:r>
-              <w:rPr>
-                <w:rFonts w:ascii="Arial" w:cs="Arial" w:eastAsia="Arial" w:hAnsi="Arial"/>
-                <w:sz w:val="20"/>
-                <w:szCs w:val="20"/>
-              </w:rPr>
-              <w:t xml:space="preserve">Telah memakai</w:t>
             </w:r>
           </w:p>
         </w:tc>
@@ -17674,7 +17542,7 @@
         </w:trPr>
         <w:tc>
           <w:tcPr>
-            <w:tcW w:type="dxa" w:w="2811"/>
+            <w:tcW w:type="dxa" w:w="3339"/>
             <w:tcBorders>
               <w:top w:val="single" w:color="000000" w:sz="4"/>
               <w:left w:val="single" w:color="000000" w:sz="4"/>
@@ -17706,7 +17574,7 @@
         </w:tc>
         <w:tc>
           <w:tcPr>
-            <w:tcW w:type="dxa" w:w="4217"/>
+            <w:tcW w:type="dxa" w:w="5448"/>
             <w:tcBorders>
               <w:top w:val="single" w:color="000000" w:sz="4"/>
               <w:left w:val="single" w:color="000000" w:sz="4"/>
@@ -17733,38 +17601,6 @@
                 <w:szCs w:val="20"/>
               </w:rPr>
               <w:t xml:space="preserve">Memantau agenda Pimpinan melalui akun mitra kerja</w:t>
-            </w:r>
-          </w:p>
-        </w:tc>
-        <w:tc>
-          <w:tcPr>
-            <w:tcW w:type="dxa" w:w="1759"/>
-            <w:tcBorders>
-              <w:top w:val="single" w:color="000000" w:sz="4"/>
-              <w:left w:val="single" w:color="000000" w:sz="4"/>
-              <w:bottom w:val="single" w:color="000000" w:sz="4"/>
-              <w:right w:val="single" w:color="000000" w:sz="4"/>
-            </w:tcBorders>
-            <w:tcMar>
-              <w:top w:type="dxa" w:w="40"/>
-              <w:left w:type="dxa" w:w="90"/>
-              <w:bottom w:type="dxa" w:w="40"/>
-              <w:right w:type="dxa" w:w="90"/>
-            </w:tcMar>
-            <w:vAlign w:val="top"/>
-          </w:tcPr>
-          <w:p>
-            <w:pPr>
-              <w:spacing w:after="0" w:line="240" w:lineRule="auto"/>
-              <w:jc w:val="left"/>
-            </w:pPr>
-            <w:r>
-              <w:rPr>
-                <w:rFonts w:ascii="Arial" w:cs="Arial" w:eastAsia="Arial" w:hAnsi="Arial"/>
-                <w:sz w:val="20"/>
-                <w:szCs w:val="20"/>
-              </w:rPr>
-              <w:t xml:space="preserve">Telah memakai</w:t>
             </w:r>
           </w:p>
         </w:tc>
@@ -17776,7 +17612,7 @@
         </w:trPr>
         <w:tc>
           <w:tcPr>
-            <w:tcW w:type="dxa" w:w="2811"/>
+            <w:tcW w:type="dxa" w:w="3339"/>
             <w:tcBorders>
               <w:top w:val="single" w:color="000000" w:sz="4"/>
               <w:left w:val="single" w:color="000000" w:sz="4"/>
@@ -17808,7 +17644,7 @@
         </w:tc>
         <w:tc>
           <w:tcPr>
-            <w:tcW w:type="dxa" w:w="4217"/>
+            <w:tcW w:type="dxa" w:w="5448"/>
             <w:tcBorders>
               <w:top w:val="single" w:color="000000" w:sz="4"/>
               <w:left w:val="single" w:color="000000" w:sz="4"/>
@@ -17835,140 +17671,6 @@
                 <w:szCs w:val="20"/>
               </w:rPr>
               <w:t xml:space="preserve">66 instansi meminjam ruangan; 53 instansi mengajukan audiensi</w:t>
-            </w:r>
-          </w:p>
-        </w:tc>
-        <w:tc>
-          <w:tcPr>
-            <w:tcW w:type="dxa" w:w="1759"/>
-            <w:tcBorders>
-              <w:top w:val="single" w:color="000000" w:sz="4"/>
-              <w:left w:val="single" w:color="000000" w:sz="4"/>
-              <w:bottom w:val="single" w:color="000000" w:sz="4"/>
-              <w:right w:val="single" w:color="000000" w:sz="4"/>
-            </w:tcBorders>
-            <w:tcMar>
-              <w:top w:type="dxa" w:w="40"/>
-              <w:left w:type="dxa" w:w="90"/>
-              <w:bottom w:type="dxa" w:w="40"/>
-              <w:right w:type="dxa" w:w="90"/>
-            </w:tcMar>
-            <w:vAlign w:val="top"/>
-          </w:tcPr>
-          <w:p>
-            <w:pPr>
-              <w:spacing w:after="0" w:line="240" w:lineRule="auto"/>
-              <w:jc w:val="left"/>
-            </w:pPr>
-            <w:r>
-              <w:rPr>
-                <w:rFonts w:ascii="Arial" w:cs="Arial" w:eastAsia="Arial" w:hAnsi="Arial"/>
-                <w:sz w:val="20"/>
-                <w:szCs w:val="20"/>
-              </w:rPr>
-              <w:t xml:space="preserve">Telah memakai</w:t>
-            </w:r>
-          </w:p>
-        </w:tc>
-      </w:tr>
-      <w:tr>
-        <w:trPr>
-          <w:cantSplit/>
-          <w:tblHeader w:val="false"/>
-        </w:trPr>
-        <w:tc>
-          <w:tcPr>
-            <w:tcW w:type="dxa" w:w="2811"/>
-            <w:tcBorders>
-              <w:top w:val="single" w:color="000000" w:sz="4"/>
-              <w:left w:val="single" w:color="000000" w:sz="4"/>
-              <w:bottom w:val="single" w:color="000000" w:sz="4"/>
-              <w:right w:val="single" w:color="000000" w:sz="4"/>
-            </w:tcBorders>
-            <w:tcMar>
-              <w:top w:type="dxa" w:w="40"/>
-              <w:left w:type="dxa" w:w="90"/>
-              <w:bottom w:type="dxa" w:w="40"/>
-              <w:right w:type="dxa" w:w="90"/>
-            </w:tcMar>
-            <w:vAlign w:val="top"/>
-          </w:tcPr>
-          <w:p>
-            <w:pPr>
-              <w:spacing w:after="0" w:line="240" w:lineRule="auto"/>
-              <w:jc w:val="left"/>
-            </w:pPr>
-            <w:r>
-              <w:rPr>
-                <w:rFonts w:ascii="Arial" w:cs="Arial" w:eastAsia="Arial" w:hAnsi="Arial"/>
-                <w:sz w:val="20"/>
-                <w:szCs w:val="20"/>
-              </w:rPr>
-              <w:t xml:space="preserve">Pemerintah daerah lain</w:t>
-            </w:r>
-          </w:p>
-        </w:tc>
-        <w:tc>
-          <w:tcPr>
-            <w:tcW w:type="dxa" w:w="4217"/>
-            <w:tcBorders>
-              <w:top w:val="single" w:color="000000" w:sz="4"/>
-              <w:left w:val="single" w:color="000000" w:sz="4"/>
-              <w:bottom w:val="single" w:color="000000" w:sz="4"/>
-              <w:right w:val="single" w:color="000000" w:sz="4"/>
-            </w:tcBorders>
-            <w:tcMar>
-              <w:top w:type="dxa" w:w="40"/>
-              <w:left w:type="dxa" w:w="90"/>
-              <w:bottom w:type="dxa" w:w="40"/>
-              <w:right w:type="dxa" w:w="90"/>
-            </w:tcMar>
-            <w:vAlign w:val="top"/>
-          </w:tcPr>
-          <w:p>
-            <w:pPr>
-              <w:spacing w:after="0" w:line="240" w:lineRule="auto"/>
-              <w:jc w:val="left"/>
-            </w:pPr>
-            <w:r>
-              <w:rPr>
-                <w:rFonts w:ascii="Arial" w:cs="Arial" w:eastAsia="Arial" w:hAnsi="Arial"/>
-                <w:sz w:val="20"/>
-                <w:szCs w:val="20"/>
-              </w:rPr>
-              <w:t xml:space="preserve">Menanyakan aplikasi secara informal</w:t>
-            </w:r>
-          </w:p>
-        </w:tc>
-        <w:tc>
-          <w:tcPr>
-            <w:tcW w:type="dxa" w:w="1759"/>
-            <w:tcBorders>
-              <w:top w:val="single" w:color="000000" w:sz="4"/>
-              <w:left w:val="single" w:color="000000" w:sz="4"/>
-              <w:bottom w:val="single" w:color="000000" w:sz="4"/>
-              <w:right w:val="single" w:color="000000" w:sz="4"/>
-            </w:tcBorders>
-            <w:tcMar>
-              <w:top w:type="dxa" w:w="40"/>
-              <w:left w:type="dxa" w:w="90"/>
-              <w:bottom w:type="dxa" w:w="40"/>
-              <w:right w:type="dxa" w:w="90"/>
-            </w:tcMar>
-            <w:vAlign w:val="top"/>
-          </w:tcPr>
-          <w:p>
-            <w:pPr>
-              <w:spacing w:after="0" w:line="240" w:lineRule="auto"/>
-              <w:jc w:val="left"/>
-            </w:pPr>
-            <w:r>
-              <w:rPr>
-                <w:rFonts w:ascii="Arial" w:cs="Arial" w:eastAsia="Arial" w:hAnsi="Arial"/>
-                <w:sz w:val="20"/>
-                <w:szCs w:val="20"/>
-              </w:rPr>
-              <w:t xml:space="preserve">Berminat</w:t>
             </w:r>
           </w:p>
         </w:tc>
@@ -17978,21 +17680,6 @@
       <w:pPr>
         <w:spacing w:after="100"/>
       </w:pPr>
-    </w:p>
-    <w:p>
-      <w:pPr>
-        <w:spacing w:after="100" w:before="0" w:line="276" w:lineRule="auto"/>
-        <w:ind w:firstLine="567"/>
-        <w:jc w:val="both"/>
-      </w:pPr>
-      <w:r>
-        <w:rPr>
-          <w:rFonts w:ascii="Arial" w:cs="Arial" w:eastAsia="Arial" w:hAnsi="Arial"/>
-          <w:sz w:val="22"/>
-          <w:szCs w:val="22"/>
-        </w:rPr>
-        <w:t xml:space="preserve">Minat pemerintah daerah lain akan ditindaklanjuti melalui paket replikasi sebagaimana rencana pengembangan pada Bagian 10.1.</w:t>
-      </w:r>
     </w:p>
     <w:p>
       <w:pPr>

--- a/docs/lomba/Proposal-Prokopim-Hibot.docx
+++ b/docs/lomba/Proposal-Prokopim-Hibot.docx
@@ -1481,7 +1481,7 @@
           <w:sz w:val="20"/>
           <w:szCs w:val="20"/>
         </w:rPr>
-        <w:t xml:space="preserve">10.1 Rencana Pengembangan	14</w:t>
+        <w:t xml:space="preserve">10.1 Rencana Pengembangan	15</w:t>
       </w:r>
     </w:p>
     <w:p>
@@ -1557,7 +1557,7 @@
           <w:sz w:val="20"/>
           <w:szCs w:val="20"/>
         </w:rPr>
-        <w:t xml:space="preserve">11.2 Syarat Replikasi	15</w:t>
+        <w:t xml:space="preserve">11.2 Syarat Replikasi	16</w:t>
       </w:r>
     </w:p>
     <w:p>
@@ -1576,7 +1576,7 @@
           <w:sz w:val="20"/>
           <w:szCs w:val="20"/>
         </w:rPr>
-        <w:t xml:space="preserve">11.3 Dokumentasi Pengetahuan	15</w:t>
+        <w:t xml:space="preserve">11.3 Dokumentasi Pengetahuan	16</w:t>
       </w:r>
     </w:p>
     <w:p>
@@ -1595,7 +1595,7 @@
           <w:sz w:val="20"/>
           <w:szCs w:val="20"/>
         </w:rPr>
-        <w:t xml:space="preserve">11.4 Diseminasi dan Publikasi	15</w:t>
+        <w:t xml:space="preserve">11.4 Diseminasi dan Publikasi	16</w:t>
       </w:r>
     </w:p>
     <w:p>
@@ -15265,7 +15265,7 @@
           <w:sz w:val="22"/>
           <w:szCs w:val="22"/>
         </w:rPr>
-        <w:t xml:space="preserve">Testimoni tertulis dari tiga jenjang pengguna dilampirkan pada Lampiran 9. Ringkasannya sebagai berikut.</w:t>
+        <w:t xml:space="preserve">Berikut testimoni tertulis dari tiga jenjang pengguna. Lembar keterangan yang ditandatangani masing-masing narasumber dilampirkan pada Lampiran 9.</w:t>
       </w:r>
     </w:p>
     <w:p>
@@ -15282,7 +15282,7 @@
           <w:sz w:val="20"/>
           <w:szCs w:val="20"/>
         </w:rPr>
-        <w:t xml:space="preserve">Tabel 16. Ringkasan testimoni pengguna</w:t>
+        <w:t xml:space="preserve">Tabel 16. Testimoni tertulis pengguna</w:t>
       </w:r>
     </w:p>
     <w:tbl>
@@ -15298,8 +15298,8 @@
         </w:tblBorders>
       </w:tblPr>
       <w:tblGrid>
-        <w:gridCol w:w="2460"/>
-        <w:gridCol w:w="6327"/>
+        <w:gridCol w:w="2284"/>
+        <w:gridCol w:w="6503"/>
       </w:tblGrid>
       <w:tr>
         <w:trPr>
@@ -15308,7 +15308,7 @@
         </w:trPr>
         <w:tc>
           <w:tcPr>
-            <w:tcW w:type="dxa" w:w="2460"/>
+            <w:tcW w:type="dxa" w:w="2284"/>
             <w:tcBorders>
               <w:top w:val="single" w:color="000000" w:sz="4"/>
               <w:left w:val="single" w:color="000000" w:sz="4"/>
@@ -15343,7 +15343,7 @@
         </w:tc>
         <w:tc>
           <w:tcPr>
-            <w:tcW w:type="dxa" w:w="6327"/>
+            <w:tcW w:type="dxa" w:w="6503"/>
             <w:tcBorders>
               <w:top w:val="single" w:color="000000" w:sz="4"/>
               <w:left w:val="single" w:color="000000" w:sz="4"/>
@@ -15372,7 +15372,7 @@
                 <w:sz w:val="20"/>
                 <w:szCs w:val="20"/>
               </w:rPr>
-              <w:t xml:space="preserve">Keterangan</w:t>
+              <w:t xml:space="preserve">Testimoni</w:t>
             </w:r>
           </w:p>
         </w:tc>
@@ -15384,21 +15384,37 @@
         </w:trPr>
         <w:tc>
           <w:tcPr>
-            <w:tcW w:type="dxa" w:w="2460"/>
-            <w:tcBorders>
-              <w:top w:val="single" w:color="000000" w:sz="4"/>
-              <w:left w:val="single" w:color="000000" w:sz="4"/>
-              <w:bottom w:val="single" w:color="000000" w:sz="4"/>
-              <w:right w:val="single" w:color="000000" w:sz="4"/>
-            </w:tcBorders>
-            <w:tcMar>
-              <w:top w:type="dxa" w:w="40"/>
-              <w:left w:type="dxa" w:w="90"/>
-              <w:bottom w:type="dxa" w:w="40"/>
-              <w:right w:type="dxa" w:w="90"/>
-            </w:tcMar>
-            <w:vAlign w:val="top"/>
-          </w:tcPr>
+            <w:tcW w:type="dxa" w:w="2284"/>
+            <w:tcBorders>
+              <w:top w:val="single" w:color="000000" w:sz="4"/>
+              <w:left w:val="single" w:color="000000" w:sz="4"/>
+              <w:bottom w:val="single" w:color="000000" w:sz="4"/>
+              <w:right w:val="single" w:color="000000" w:sz="4"/>
+            </w:tcBorders>
+            <w:tcMar>
+              <w:top w:type="dxa" w:w="40"/>
+              <w:left w:type="dxa" w:w="90"/>
+              <w:bottom w:type="dxa" w:w="40"/>
+              <w:right w:type="dxa" w:w="90"/>
+            </w:tcMar>
+            <w:vAlign w:val="top"/>
+          </w:tcPr>
+          <w:p>
+            <w:pPr>
+              <w:spacing w:after="0" w:line="240" w:lineRule="auto"/>
+              <w:jc w:val="left"/>
+            </w:pPr>
+            <w:r>
+              <w:rPr>
+                <w:rFonts w:ascii="Arial" w:cs="Arial" w:eastAsia="Arial" w:hAnsi="Arial"/>
+                <w:b/>
+                <w:bCs/>
+                <w:sz w:val="20"/>
+                <w:szCs w:val="20"/>
+              </w:rPr>
+              <w:t xml:space="preserve">dr. H. Khairul, M.Kes.</w:t>
+            </w:r>
+          </w:p>
           <w:p>
             <w:pPr>
               <w:spacing w:after="0" w:line="240" w:lineRule="auto"/>
@@ -15416,33 +15432,33 @@
         </w:tc>
         <w:tc>
           <w:tcPr>
-            <w:tcW w:type="dxa" w:w="6327"/>
-            <w:tcBorders>
-              <w:top w:val="single" w:color="000000" w:sz="4"/>
-              <w:left w:val="single" w:color="000000" w:sz="4"/>
-              <w:bottom w:val="single" w:color="000000" w:sz="4"/>
-              <w:right w:val="single" w:color="000000" w:sz="4"/>
-            </w:tcBorders>
-            <w:tcMar>
-              <w:top w:type="dxa" w:w="40"/>
-              <w:left w:type="dxa" w:w="90"/>
-              <w:bottom w:type="dxa" w:w="40"/>
-              <w:right w:type="dxa" w:w="90"/>
-            </w:tcMar>
-            <w:vAlign w:val="top"/>
-          </w:tcPr>
-          <w:p>
-            <w:pPr>
-              <w:spacing w:after="0" w:line="240" w:lineRule="auto"/>
-              <w:jc w:val="left"/>
-            </w:pPr>
-            <w:r>
-              <w:rPr>
-                <w:rFonts w:ascii="Arial" w:cs="Arial" w:eastAsia="Arial" w:hAnsi="Arial"/>
-                <w:sz w:val="20"/>
-                <w:szCs w:val="20"/>
-              </w:rPr>
-              <w:t xml:space="preserve">“Agenda yang sudah pasti dapat saya lihat langsung di telepon genggam, dan kegiatan yang perlu diwakilkan dapat saya disposisikan kepada Wakil Wali Kota dari aplikasi yang sama.”</w:t>
+            <w:tcW w:type="dxa" w:w="6503"/>
+            <w:tcBorders>
+              <w:top w:val="single" w:color="000000" w:sz="4"/>
+              <w:left w:val="single" w:color="000000" w:sz="4"/>
+              <w:bottom w:val="single" w:color="000000" w:sz="4"/>
+              <w:right w:val="single" w:color="000000" w:sz="4"/>
+            </w:tcBorders>
+            <w:tcMar>
+              <w:top w:type="dxa" w:w="40"/>
+              <w:left w:type="dxa" w:w="90"/>
+              <w:bottom w:type="dxa" w:w="40"/>
+              <w:right w:type="dxa" w:w="90"/>
+            </w:tcMar>
+            <w:vAlign w:val="top"/>
+          </w:tcPr>
+          <w:p>
+            <w:pPr>
+              <w:spacing w:after="0" w:line="240" w:lineRule="auto"/>
+              <w:jc w:val="left"/>
+            </w:pPr>
+            <w:r>
+              <w:rPr>
+                <w:rFonts w:ascii="Arial" w:cs="Arial" w:eastAsia="Arial" w:hAnsi="Arial"/>
+                <w:sz w:val="20"/>
+                <w:szCs w:val="20"/>
+              </w:rPr>
+              <w:t xml:space="preserve">“Sebelumnya saya menerima rencana kegiatan dalam bentuk cetakan yang kerap berubah, sehingga kepastian sebuah acara sering harus saya tanyakan kembali kepada ajudan. Sejak Prokopim Hibot digunakan, agenda yang telah disetujui dapat saya lihat langsung di telepon genggam dan selalu dalam keadaan terbaru. Kegiatan yang perlu diwakilkan dapat saya disposisikan kepada Wakil Wali Kota langsung dari aplikasi, tanpa menunggu surat atau pesan berantai. Yang terpenting bagi saya adalah kepastian: ke mana saya harus hadir, kapan, dan siapa yang menyiapkannya.”</w:t>
             </w:r>
           </w:p>
         </w:tc>
@@ -15454,65 +15470,81 @@
         </w:trPr>
         <w:tc>
           <w:tcPr>
-            <w:tcW w:type="dxa" w:w="2460"/>
-            <w:tcBorders>
-              <w:top w:val="single" w:color="000000" w:sz="4"/>
-              <w:left w:val="single" w:color="000000" w:sz="4"/>
-              <w:bottom w:val="single" w:color="000000" w:sz="4"/>
-              <w:right w:val="single" w:color="000000" w:sz="4"/>
-            </w:tcBorders>
-            <w:tcMar>
-              <w:top w:type="dxa" w:w="40"/>
-              <w:left w:type="dxa" w:w="90"/>
-              <w:bottom w:type="dxa" w:w="40"/>
-              <w:right w:type="dxa" w:w="90"/>
-            </w:tcMar>
-            <w:vAlign w:val="top"/>
-          </w:tcPr>
-          <w:p>
-            <w:pPr>
-              <w:spacing w:after="0" w:line="240" w:lineRule="auto"/>
-              <w:jc w:val="left"/>
-            </w:pPr>
-            <w:r>
-              <w:rPr>
-                <w:rFonts w:ascii="Arial" w:cs="Arial" w:eastAsia="Arial" w:hAnsi="Arial"/>
-                <w:sz w:val="20"/>
-                <w:szCs w:val="20"/>
-              </w:rPr>
-              <w:t xml:space="preserve">Ajudan Wakil Wali Kota</w:t>
-            </w:r>
-          </w:p>
-        </w:tc>
-        <w:tc>
-          <w:tcPr>
-            <w:tcW w:type="dxa" w:w="6327"/>
-            <w:tcBorders>
-              <w:top w:val="single" w:color="000000" w:sz="4"/>
-              <w:left w:val="single" w:color="000000" w:sz="4"/>
-              <w:bottom w:val="single" w:color="000000" w:sz="4"/>
-              <w:right w:val="single" w:color="000000" w:sz="4"/>
-            </w:tcBorders>
-            <w:tcMar>
-              <w:top w:type="dxa" w:w="40"/>
-              <w:left w:type="dxa" w:w="90"/>
-              <w:bottom w:type="dxa" w:w="40"/>
-              <w:right w:type="dxa" w:w="90"/>
-            </w:tcMar>
-            <w:vAlign w:val="top"/>
-          </w:tcPr>
-          <w:p>
-            <w:pPr>
-              <w:spacing w:after="0" w:line="240" w:lineRule="auto"/>
-              <w:jc w:val="left"/>
-            </w:pPr>
-            <w:r>
-              <w:rPr>
-                <w:rFonts w:ascii="Arial" w:cs="Arial" w:eastAsia="Arial" w:hAnsi="Arial"/>
-                <w:sz w:val="20"/>
-                <w:szCs w:val="20"/>
-              </w:rPr>
-              <w:t xml:space="preserve">“Setiap agenda Wakil Wali Kota kini sampai sebagai pemberitahuan lengkap dengan lokasi, pakaian, dan narahubung, sehingga persiapan tidak lagi terburu-buru.”</w:t>
+            <w:tcW w:type="dxa" w:w="2284"/>
+            <w:tcBorders>
+              <w:top w:val="single" w:color="000000" w:sz="4"/>
+              <w:left w:val="single" w:color="000000" w:sz="4"/>
+              <w:bottom w:val="single" w:color="000000" w:sz="4"/>
+              <w:right w:val="single" w:color="000000" w:sz="4"/>
+            </w:tcBorders>
+            <w:tcMar>
+              <w:top w:type="dxa" w:w="40"/>
+              <w:left w:type="dxa" w:w="90"/>
+              <w:bottom w:type="dxa" w:w="40"/>
+              <w:right w:type="dxa" w:w="90"/>
+            </w:tcMar>
+            <w:vAlign w:val="top"/>
+          </w:tcPr>
+          <w:p>
+            <w:pPr>
+              <w:spacing w:after="0" w:line="240" w:lineRule="auto"/>
+              <w:jc w:val="left"/>
+            </w:pPr>
+            <w:r>
+              <w:rPr>
+                <w:rFonts w:ascii="Arial" w:cs="Arial" w:eastAsia="Arial" w:hAnsi="Arial"/>
+                <w:b/>
+                <w:bCs/>
+                <w:sz w:val="20"/>
+                <w:szCs w:val="20"/>
+              </w:rPr>
+              <w:t xml:space="preserve">Muhammad Rizky Dinata Putra, S.Tr.IP.</w:t>
+            </w:r>
+          </w:p>
+          <w:p>
+            <w:pPr>
+              <w:spacing w:after="0" w:line="240" w:lineRule="auto"/>
+              <w:jc w:val="left"/>
+            </w:pPr>
+            <w:r>
+              <w:rPr>
+                <w:rFonts w:ascii="Arial" w:cs="Arial" w:eastAsia="Arial" w:hAnsi="Arial"/>
+                <w:sz w:val="20"/>
+                <w:szCs w:val="20"/>
+              </w:rPr>
+              <w:t xml:space="preserve">Ajudan Wakil Wali Kota Tarakan</w:t>
+            </w:r>
+          </w:p>
+        </w:tc>
+        <w:tc>
+          <w:tcPr>
+            <w:tcW w:type="dxa" w:w="6503"/>
+            <w:tcBorders>
+              <w:top w:val="single" w:color="000000" w:sz="4"/>
+              <w:left w:val="single" w:color="000000" w:sz="4"/>
+              <w:bottom w:val="single" w:color="000000" w:sz="4"/>
+              <w:right w:val="single" w:color="000000" w:sz="4"/>
+            </w:tcBorders>
+            <w:tcMar>
+              <w:top w:type="dxa" w:w="40"/>
+              <w:left w:type="dxa" w:w="90"/>
+              <w:bottom w:type="dxa" w:w="40"/>
+              <w:right w:type="dxa" w:w="90"/>
+            </w:tcMar>
+            <w:vAlign w:val="top"/>
+          </w:tcPr>
+          <w:p>
+            <w:pPr>
+              <w:spacing w:after="0" w:line="240" w:lineRule="auto"/>
+              <w:jc w:val="left"/>
+            </w:pPr>
+            <w:r>
+              <w:rPr>
+                <w:rFonts w:ascii="Arial" w:cs="Arial" w:eastAsia="Arial" w:hAnsi="Arial"/>
+                <w:sz w:val="20"/>
+                <w:szCs w:val="20"/>
+              </w:rPr>
+              <w:t xml:space="preserve">“Dahulu saya mengetahui agenda Bapak Wakil Wali Kota dari foto disposisi dan pesan di grup percakapan yang sering datang terlambat atau tidak lengkap, sehingga bahan dan pakaian kerap disiapkan terburu-buru. Sekarang setiap agenda yang ditetapkan untuk Wakil Wali Kota langsung sampai sebagai pemberitahuan, lengkap dengan lokasi, pakaian, dan narahubung penyelenggara. Pengingat sehari sebelumnya membantu saya menyiapkan keperluan lebih awal, dan kesediaan hadir Pimpinan cukup saya konfirmasikan melalui aplikasi. Perubahan jadwal yang mendadak pun tidak lagi terlewat.”</w:t>
             </w:r>
           </w:p>
         </w:tc>
@@ -15524,21 +15556,37 @@
         </w:trPr>
         <w:tc>
           <w:tcPr>
-            <w:tcW w:type="dxa" w:w="2460"/>
-            <w:tcBorders>
-              <w:top w:val="single" w:color="000000" w:sz="4"/>
-              <w:left w:val="single" w:color="000000" w:sz="4"/>
-              <w:bottom w:val="single" w:color="000000" w:sz="4"/>
-              <w:right w:val="single" w:color="000000" w:sz="4"/>
-            </w:tcBorders>
-            <w:tcMar>
-              <w:top w:type="dxa" w:w="40"/>
-              <w:left w:type="dxa" w:w="90"/>
-              <w:bottom w:type="dxa" w:w="40"/>
-              <w:right w:type="dxa" w:w="90"/>
-            </w:tcMar>
-            <w:vAlign w:val="top"/>
-          </w:tcPr>
+            <w:tcW w:type="dxa" w:w="2284"/>
+            <w:tcBorders>
+              <w:top w:val="single" w:color="000000" w:sz="4"/>
+              <w:left w:val="single" w:color="000000" w:sz="4"/>
+              <w:bottom w:val="single" w:color="000000" w:sz="4"/>
+              <w:right w:val="single" w:color="000000" w:sz="4"/>
+            </w:tcBorders>
+            <w:tcMar>
+              <w:top w:type="dxa" w:w="40"/>
+              <w:left w:type="dxa" w:w="90"/>
+              <w:bottom w:type="dxa" w:w="40"/>
+              <w:right w:type="dxa" w:w="90"/>
+            </w:tcMar>
+            <w:vAlign w:val="top"/>
+          </w:tcPr>
+          <w:p>
+            <w:pPr>
+              <w:spacing w:after="0" w:line="240" w:lineRule="auto"/>
+              <w:jc w:val="left"/>
+            </w:pPr>
+            <w:r>
+              <w:rPr>
+                <w:rFonts w:ascii="Arial" w:cs="Arial" w:eastAsia="Arial" w:hAnsi="Arial"/>
+                <w:b/>
+                <w:bCs/>
+                <w:sz w:val="20"/>
+                <w:szCs w:val="20"/>
+              </w:rPr>
+              <w:t xml:space="preserve">Risca Saputri Samtika, S.Pd.</w:t>
+            </w:r>
+          </w:p>
           <w:p>
             <w:pPr>
               <w:spacing w:after="0" w:line="240" w:lineRule="auto"/>
@@ -15556,33 +15604,33 @@
         </w:tc>
         <w:tc>
           <w:tcPr>
-            <w:tcW w:type="dxa" w:w="6327"/>
-            <w:tcBorders>
-              <w:top w:val="single" w:color="000000" w:sz="4"/>
-              <w:left w:val="single" w:color="000000" w:sz="4"/>
-              <w:bottom w:val="single" w:color="000000" w:sz="4"/>
-              <w:right w:val="single" w:color="000000" w:sz="4"/>
-            </w:tcBorders>
-            <w:tcMar>
-              <w:top w:type="dxa" w:w="40"/>
-              <w:left w:type="dxa" w:w="90"/>
-              <w:bottom w:type="dxa" w:w="40"/>
-              <w:right w:type="dxa" w:w="90"/>
-            </w:tcMar>
-            <w:vAlign w:val="top"/>
-          </w:tcPr>
-          <w:p>
-            <w:pPr>
-              <w:spacing w:after="0" w:line="240" w:lineRule="auto"/>
-              <w:jc w:val="left"/>
-            </w:pPr>
-            <w:r>
-              <w:rPr>
-                <w:rFonts w:ascii="Arial" w:cs="Arial" w:eastAsia="Arial" w:hAnsi="Arial"/>
-                <w:sz w:val="20"/>
-                <w:szCs w:val="20"/>
-              </w:rPr>
-              <w:t xml:space="preserve">“Penugasan langsung masuk ke aplikasi dan WhatsApp saya, sehingga saya tidak lagi baru mengetahui ditugaskan menjelang acara dimulai.”</w:t>
+            <w:tcW w:type="dxa" w:w="6503"/>
+            <w:tcBorders>
+              <w:top w:val="single" w:color="000000" w:sz="4"/>
+              <w:left w:val="single" w:color="000000" w:sz="4"/>
+              <w:bottom w:val="single" w:color="000000" w:sz="4"/>
+              <w:right w:val="single" w:color="000000" w:sz="4"/>
+            </w:tcBorders>
+            <w:tcMar>
+              <w:top w:type="dxa" w:w="40"/>
+              <w:left w:type="dxa" w:w="90"/>
+              <w:bottom w:type="dxa" w:w="40"/>
+              <w:right w:type="dxa" w:w="90"/>
+            </w:tcMar>
+            <w:vAlign w:val="top"/>
+          </w:tcPr>
+          <w:p>
+            <w:pPr>
+              <w:spacing w:after="0" w:line="240" w:lineRule="auto"/>
+              <w:jc w:val="left"/>
+            </w:pPr>
+            <w:r>
+              <w:rPr>
+                <w:rFonts w:ascii="Arial" w:cs="Arial" w:eastAsia="Arial" w:hAnsi="Arial"/>
+                <w:sz w:val="20"/>
+                <w:szCs w:val="20"/>
+              </w:rPr>
+              <w:t xml:space="preserve">“Dahulu penugasan disampaikan secara lisan atau melalui pesan pribadi, dan pernah terjadi saya baru mengetahui ditugaskan menjelang acara dimulai. Sekarang penugasan langsung masuk ke aplikasi dan WhatsApp saya, dan pemberitahuan hanya dikirim apabila penugasan saya berubah, sehingga tidak ada pesan penting yang tenggelam. Rekap agenda setiap pagi membuat saya dapat menyiapkan diri sejak awal hari, dan catatan kinerja saya tersedia tanpa perlu menyusunnya sendiri.”</w:t>
             </w:r>
           </w:p>
         </w:tc>

--- a/docs/lomba/Proposal-Prokopim-Hibot.docx
+++ b/docs/lomba/Proposal-Prokopim-Hibot.docx
@@ -987,7 +987,7 @@
           <w:sz w:val="22"/>
           <w:szCs w:val="22"/>
         </w:rPr>
-        <w:t xml:space="preserve">6. DESKRIPSI DAN KEBARUAN INOVASI	7</w:t>
+        <w:t xml:space="preserve">6. DESKRIPSI DAN KEBARUAN INOVASI	6</w:t>
       </w:r>
     </w:p>
     <w:p>
@@ -1006,7 +1006,7 @@
           <w:sz w:val="20"/>
           <w:szCs w:val="20"/>
         </w:rPr>
-        <w:t xml:space="preserve">6.1 Konsep	7</w:t>
+        <w:t xml:space="preserve">6.1 Konsep	6</w:t>
       </w:r>
     </w:p>
     <w:p>
@@ -1158,7 +1158,7 @@
           <w:sz w:val="20"/>
           <w:szCs w:val="20"/>
         </w:rPr>
-        <w:t xml:space="preserve">7.2 Pemilihan Ide	10</w:t>
+        <w:t xml:space="preserve">7.2 Pemilihan Ide	9</w:t>
       </w:r>
     </w:p>
     <w:p>
@@ -1215,7 +1215,7 @@
           <w:sz w:val="22"/>
           <w:szCs w:val="22"/>
         </w:rPr>
-        <w:t xml:space="preserve">8. PEMANFAATAN SUMBER DAYA DAN KOLABORASI	11</w:t>
+        <w:t xml:space="preserve">8. PEMANFAATAN SUMBER DAYA DAN KOLABORASI	10</w:t>
       </w:r>
     </w:p>
     <w:p>
@@ -1234,7 +1234,7 @@
           <w:sz w:val="20"/>
           <w:szCs w:val="20"/>
         </w:rPr>
-        <w:t xml:space="preserve">8.1 Personil dan Tim	11</w:t>
+        <w:t xml:space="preserve">8.1 Personil dan Tim	10</w:t>
       </w:r>
     </w:p>
     <w:p>
@@ -1348,7 +1348,7 @@
           <w:sz w:val="20"/>
           <w:szCs w:val="20"/>
         </w:rPr>
-        <w:t xml:space="preserve">9.3 Perbandingan Sebelum dan Sesudah	13</w:t>
+        <w:t xml:space="preserve">9.3 Perbandingan Sebelum dan Sesudah	12</w:t>
       </w:r>
     </w:p>
     <w:p>
@@ -1424,7 +1424,7 @@
           <w:sz w:val="20"/>
           <w:szCs w:val="20"/>
         </w:rPr>
-        <w:t xml:space="preserve">9.7 Catatan atas Modul Naskah Sambutan	14</w:t>
+        <w:t xml:space="preserve">9.7 Catatan atas Modul Naskah Sambutan	13</w:t>
       </w:r>
     </w:p>
     <w:p>
@@ -1557,7 +1557,7 @@
           <w:sz w:val="20"/>
           <w:szCs w:val="20"/>
         </w:rPr>
-        <w:t xml:space="preserve">11.2 Syarat Replikasi	16</w:t>
+        <w:t xml:space="preserve">11.2 Syarat Replikasi	15</w:t>
       </w:r>
     </w:p>
     <w:p>
@@ -1576,7 +1576,7 @@
           <w:sz w:val="20"/>
           <w:szCs w:val="20"/>
         </w:rPr>
-        <w:t xml:space="preserve">11.3 Dokumentasi Pengetahuan	16</w:t>
+        <w:t xml:space="preserve">11.3 Dokumentasi Pengetahuan	15</w:t>
       </w:r>
     </w:p>
     <w:p>
@@ -1687,7 +1687,7 @@
           <w:sz w:val="22"/>
           <w:szCs w:val="22"/>
         </w:rPr>
-        <w:t xml:space="preserve">Bagian Protokol dan Komunikasi Pimpinan (Bagian Prokopim) Sekretariat Daerah Kota Tarakan memiliki tugas antara lain menyusun, memeriksa, dan mengawal agenda Wali Kota dan Wakil Wali Kota. Volume yang ditangani rata-rata mencapai 87 kegiatan setiap bulan, dan setiap kegiatan melewati paling sedikit tiga jenjang pemeriksaan sebelum ditetapkan.</w:t>
+        <w:t xml:space="preserve">Bagian Protokol dan Komunikasi Pimpinan (Bagian Prokopim) Sekretariat Daerah Kota Tarakan memiliki tugas antara lain menyusun, memeriksa, dan mengawal agenda Wali Kota dan Wakil Wali Kota. Volume yang ditangani rata-rata mencapai 2–3 kegiatan per hari atau dalam rentang 60–100 kegiatan setiap bulan (estimasi sebelum 2026), dan setiap kegiatan melewati paling sedikit tiga jenjang pemeriksaan sebelum ditetapkan.</w:t>
       </w:r>
     </w:p>
     <w:p>
@@ -1712,7 +1712,25 @@
           <w:sz w:val="22"/>
           <w:szCs w:val="22"/>
         </w:rPr>
-        <w:t xml:space="preserve"> Sampai awal tahun 2026 seluruh proses tersebut berjalan secara manual. Rencana kegiatan disusun pada lembar sebar lalu dicetak, penelaahan hanya dapat dilakukan dalam satu jendela waktu sekitar 30 menit menjelang jam pulang kantor, dokumen disposisi diteruskan dalam bentuk foto melalui grup percakapan, dan penugasan petugas bergantung pada ingatan perorangan. Pada Januari 2026 satu lembar disposisi agenda tidak ikut terkirim tanpa ada pihak yang dapat mengetahuinya. Peristiwa itu memperlihatkan akar masalahnya, yaitu tidak tersedianya satu sumber data yang sahih dan dapat diperiksa oleh semua pihak.</w:t>
+        <w:t xml:space="preserve"> Sampai awal tahun 2026 seluruh proses tersebut berjalan secara manual. Rencana kegiatan disusun pada </w:t>
+      </w:r>
+      <w:r>
+        <w:rPr>
+          <w:rFonts w:ascii="Arial" w:cs="Arial" w:eastAsia="Arial" w:hAnsi="Arial"/>
+          <w:i/>
+          <w:iCs/>
+          <w:sz w:val="22"/>
+          <w:szCs w:val="22"/>
+        </w:rPr>
+        <w:t xml:space="preserve">spreadsheet</w:t>
+      </w:r>
+      <w:r>
+        <w:rPr>
+          <w:rFonts w:ascii="Arial" w:cs="Arial" w:eastAsia="Arial" w:hAnsi="Arial"/>
+          <w:sz w:val="22"/>
+          <w:szCs w:val="22"/>
+        </w:rPr>
+        <w:t xml:space="preserve"> lalu dicetak, penelaahan hanya dapat dilakukan dalam satu jendela waktu sekitar 30 menit menjelang jam pulang kantor, dokumen disposisi diteruskan dalam bentuk foto melalui grup percakapan, dan penugasan petugas bergantung pada ingatan perorangan. Pada praktiknya, pola demikian ini sangat bergantung pada kecermatan dan kejelian pegawai. Pada Januari 2026, satu lembar disposisi agenda tidak ikut terkirim tanpa ada pihak yang dapat mengetahuinya. Peristiwa itu memperlihatkan akar masalahnya, yaitu tidak tersedianya satu sumber data yang sahih dan dapat diperiksa oleh semua pihak yang memiliki kewenangan.</w:t>
       </w:r>
     </w:p>
     <w:p>
@@ -2685,7 +2703,7 @@
                 <w:sz w:val="20"/>
                 <w:szCs w:val="20"/>
               </w:rPr>
-              <w:t xml:space="preserve">Kedudukan pada SK</w:t>
+              <w:t xml:space="preserve">Kedudukan</w:t>
             </w:r>
           </w:p>
         </w:tc>
@@ -2988,7 +3006,7 @@
                 <w:sz w:val="20"/>
                 <w:szCs w:val="20"/>
               </w:rPr>
-              <w:t xml:space="preserve">Sekretaris I</w:t>
+              <w:t xml:space="preserve">Anggota</w:t>
             </w:r>
           </w:p>
         </w:tc>
@@ -3138,7 +3156,7 @@
                 <w:sz w:val="20"/>
                 <w:szCs w:val="20"/>
               </w:rPr>
-              <w:t xml:space="preserve">Sekretaris II</w:t>
+              <w:t xml:space="preserve">Anggota</w:t>
             </w:r>
           </w:p>
         </w:tc>
@@ -3826,7 +3844,25 @@
                 <w:sz w:val="20"/>
                 <w:szCs w:val="20"/>
               </w:rPr>
-              <w:t xml:space="preserve">Rencana kegiatan (RK) disusun pada lembar sebar, dicetak, lalu diperiksa berjenjang</w:t>
+              <w:t xml:space="preserve">Rencana kegiatan (RK) disusun pada </w:t>
+            </w:r>
+            <w:r>
+              <w:rPr>
+                <w:rFonts w:ascii="Arial" w:cs="Arial" w:eastAsia="Arial" w:hAnsi="Arial"/>
+                <w:i/>
+                <w:iCs/>
+                <w:sz w:val="20"/>
+                <w:szCs w:val="20"/>
+              </w:rPr>
+              <w:t xml:space="preserve">spreadsheet</w:t>
+            </w:r>
+            <w:r>
+              <w:rPr>
+                <w:rFonts w:ascii="Arial" w:cs="Arial" w:eastAsia="Arial" w:hAnsi="Arial"/>
+                <w:sz w:val="20"/>
+                <w:szCs w:val="20"/>
+              </w:rPr>
+              <w:t xml:space="preserve">, dicetak, lalu diperiksa berjenjang</w:t>
             </w:r>
           </w:p>
         </w:tc>
@@ -4351,7 +4387,7 @@
           <w:sz w:val="22"/>
           <w:szCs w:val="22"/>
         </w:rPr>
-        <w:t xml:space="preserve">Informasi agenda Pimpinan datang dari banyak arah: surat yang diantar ke rumah jabatan, berkas yang ditinggalkan di meja, dan pesan yang dikirim langsung kepada Wali Kota. Karena tidak ada satu pintu masuk, beberapa rencana kegiatan pernah tidak terinput sama sekali.</w:t>
+        <w:t xml:space="preserve">Informasi agenda Pimpinan datang dari banyak arah, dapat bersumber dari surat yang diantar ke rumah jabatan, surat masuk resmi melalui tata usaha, dan pesan yang dikirim langsung kepada Wali Kota. Karena tidak ada satu pintu masuk, beberapa rencana kegiatan pernah tidak terinput sama sekali.</w:t>
       </w:r>
     </w:p>
     <w:p>
@@ -4581,7 +4617,7 @@
           <w:sz w:val="22"/>
           <w:szCs w:val="22"/>
         </w:rPr>
-        <w:t xml:space="preserve">Agenda Pimpinan menentukan kehadiran pemerintah daerah di tengah masyarakat. Kegiatan yang tidak tercatat berarti tidak ada pendampingan protokol, tidak ada peliputan dan dokumentasi, tidak ada naskah sambutan, dan ajudan tidak siap. Kegiatan itu juga hilang dari rekam jejak kinerja pemerintah daerah. Dengan volume yang terus meningkat, dari 72 kegiatan pada April menjadi 120 kegiatan pada Agustus 2026, ketergantungan pada ketelitian perorangan tidak dapat dipertahankan.</w:t>
+        <w:t xml:space="preserve">Agenda Pimpinan menentukan kehadiran pemerintah daerah di tengah masyarakat. Kegiatan yang tidak tercatat berarti tidak ada pendampingan protokol/pendampingan yang tergesa-gesa dan tidak matang, termasuk dalam hal peliputan dan dokumentasi, tidak ada naskah sambutan, dan ajudan tidak siap. Kegiatan itu juga hilang dari rekam jejak kinerja pemerintah daerah. Dengan volume kegiatan yang bervariasi (contoh: 72 kegiatan pada April menjadi 120 kegiatan pada Agustus 2026), ketergantungan pada ketelitian perorangan tidak dapat dipertahankan.</w:t>
       </w:r>
     </w:p>
     <w:p>
@@ -5288,7 +5324,25 @@
           <w:sz w:val="22"/>
           <w:szCs w:val="22"/>
         </w:rPr>
-        <w:t xml:space="preserve"> kewenangan dapat dilimpahkan kepada Pelaksana Harian ketika pejabat berhalangan, dan jadwal yang telah terbit dapat diubah melalui usulan berjenjang tanpa menurunkannya dari publikasi.</w:t>
+        <w:t xml:space="preserve"> penggunaan aplikasi menyesuaikan dengan kebutuhan digitalisasi pemerintahan, </w:t>
+      </w:r>
+      <w:r>
+        <w:rPr>
+          <w:rFonts w:ascii="Arial" w:cs="Arial" w:eastAsia="Arial" w:hAnsi="Arial"/>
+          <w:i/>
+          <w:iCs/>
+          <w:sz w:val="22"/>
+          <w:szCs w:val="22"/>
+        </w:rPr>
+        <w:t xml:space="preserve">paperless</w:t>
+      </w:r>
+      <w:r>
+        <w:rPr>
+          <w:rFonts w:ascii="Arial" w:cs="Arial" w:eastAsia="Arial" w:hAnsi="Arial"/>
+          <w:sz w:val="22"/>
+          <w:szCs w:val="22"/>
+        </w:rPr>
+        <w:t xml:space="preserve">, dan dapat diakses menggunakan perangkat yang sehari-hari hampir semua orang pegang (telepon genggam pintar).</w:t>
       </w:r>
     </w:p>
     <w:p>
@@ -5317,7 +5371,7 @@
           <w:sz w:val="22"/>
           <w:szCs w:val="22"/>
         </w:rPr>
-        <w:t xml:space="preserve"> median waktu dari pengajuan sampai jadwal tayang 1,99 jam, dan 47,5% penelaahan dilakukan di luar jam kerja.</w:t>
+        <w:t xml:space="preserve"> penggunaan aplikasi merupakan tanggapan cepat atas kebutuhan pimpinan terhadap layanan keprotokolan dan komunikasi pimpinan yang dapat diandalkan dan tersistem dengan baik.</w:t>
       </w:r>
     </w:p>
     <w:p>
@@ -5369,7 +5423,7 @@
           <w:sz w:val="22"/>
           <w:szCs w:val="22"/>
         </w:rPr>
-        <w:t xml:space="preserve"> dalam bahasa Tidung berarti hebat, dan sekaligus merupakan akronim dari Handal, Inovatif, Berbudaya, Unggul, dan Tangguh. Kelima nilai itu diterjemahkan ke dalam rancangan aplikasi sebagaimana Tabel 6.</w:t>
+        <w:t xml:space="preserve"> dalam bahasa Tidung berarti hebat, dan sekaligus merupakan akronim dari Handal, Inovatif, Berbudaya, Unggul (Oenggoel), dan Tangguh. Kelima nilai itu diterjemahkan ke dalam rancangan aplikasi sebagaimana Tabel 6.</w:t>
       </w:r>
     </w:p>
     <w:p>
@@ -5724,7 +5778,7 @@
                 <w:sz w:val="20"/>
                 <w:szCs w:val="20"/>
               </w:rPr>
-              <w:t xml:space="preserve">Unggul</w:t>
+              <w:t xml:space="preserve">Unggul/Oenggel</w:t>
             </w:r>
           </w:p>
         </w:tc>
@@ -8260,7 +8314,7 @@
           <w:sz w:val="22"/>
           <w:szCs w:val="22"/>
         </w:rPr>
-        <w:t xml:space="preserve"> Usulan perubahan yang tertahan ditandai menurut umurnya dan kedekatan hari pelaksanaan, dan Kepala Bagian dapat memantau usulan yang masih di tingkat Kepala Sub Bagian tanpa melangkahi jenjang.</w:t>
+        <w:t xml:space="preserve"> Usulan perubahan yang tertahan ditandai menurut umurnya dan kedekatan hari pelaksanaan, dan Kepala Bagian dapat memantau usulan tanpa melangkahi jenjang di bawahnya.</w:t>
       </w:r>
     </w:p>
     <w:p>
@@ -10503,7 +10557,25 @@
                 <w:sz w:val="20"/>
                 <w:szCs w:val="20"/>
               </w:rPr>
-              <w:t xml:space="preserve">Memperbaiki tata kelola lembar sebar bersama</w:t>
+              <w:t xml:space="preserve">Memperbaiki tata kelola </w:t>
+            </w:r>
+            <w:r>
+              <w:rPr>
+                <w:rFonts w:ascii="Arial" w:cs="Arial" w:eastAsia="Arial" w:hAnsi="Arial"/>
+                <w:i/>
+                <w:iCs/>
+                <w:sz w:val="20"/>
+                <w:szCs w:val="20"/>
+              </w:rPr>
+              <w:t xml:space="preserve">spreadsheet</w:t>
+            </w:r>
+            <w:r>
+              <w:rPr>
+                <w:rFonts w:ascii="Arial" w:cs="Arial" w:eastAsia="Arial" w:hAnsi="Arial"/>
+                <w:sz w:val="20"/>
+                <w:szCs w:val="20"/>
+              </w:rPr>
+              <w:t xml:space="preserve"> bersama</w:t>
             </w:r>
           </w:p>
         </w:tc>
@@ -11900,7 +11972,25 @@
                 <w:sz w:val="20"/>
                 <w:szCs w:val="20"/>
               </w:rPr>
-              <w:t xml:space="preserve">Menumpang lembar sebar dan penyimpanan berkas milik instansi</w:t>
+              <w:t xml:space="preserve">Menumpang </w:t>
+            </w:r>
+            <w:r>
+              <w:rPr>
+                <w:rFonts w:ascii="Arial" w:cs="Arial" w:eastAsia="Arial" w:hAnsi="Arial"/>
+                <w:i/>
+                <w:iCs/>
+                <w:sz w:val="20"/>
+                <w:szCs w:val="20"/>
+              </w:rPr>
+              <w:t xml:space="preserve">spreadsheet</w:t>
+            </w:r>
+            <w:r>
+              <w:rPr>
+                <w:rFonts w:ascii="Arial" w:cs="Arial" w:eastAsia="Arial" w:hAnsi="Arial"/>
+                <w:sz w:val="20"/>
+                <w:szCs w:val="20"/>
+              </w:rPr>
+              <w:t xml:space="preserve"> dan penyimpanan berkas milik instansi</w:t>
             </w:r>
           </w:p>
         </w:tc>
@@ -19880,12 +19970,17 @@
                 <w:sz w:val="22"/>
                 <w:szCs w:val="22"/>
               </w:rPr>
-              <w:t xml:space="preserve">............ September 2026</w:t>
+              <w:t xml:space="preserve">29 September 2026</w:t>
             </w:r>
           </w:p>
         </w:tc>
       </w:tr>
     </w:tbl>
+    <w:p>
+      <w:pPr>
+        <w:spacing w:after="0"/>
+      </w:pPr>
+    </w:p>
     <w:tbl>
       <w:tblPr>
         <w:tblW w:type="dxa" w:w="8787"/>
@@ -19983,6 +20078,12 @@
               <w:spacing w:after="0" w:line="240" w:lineRule="auto"/>
               <w:jc w:val="left"/>
             </w:pPr>
+          </w:p>
+          <w:p>
+            <w:pPr>
+              <w:spacing w:after="0" w:line="240" w:lineRule="auto"/>
+              <w:jc w:val="left"/>
+            </w:pPr>
             <w:r>
               <w:rPr>
                 <w:rFonts w:ascii="Arial" w:cs="Arial" w:eastAsia="Arial" w:hAnsi="Arial"/>
@@ -19993,6 +20094,12 @@
               </w:rPr>
               <w:t xml:space="preserve">meterai Rp10.000</w:t>
             </w:r>
+          </w:p>
+          <w:p>
+            <w:pPr>
+              <w:spacing w:after="0" w:line="240" w:lineRule="auto"/>
+              <w:jc w:val="left"/>
+            </w:pPr>
           </w:p>
           <w:p>
             <w:pPr>
@@ -27935,76 +28042,6 @@
                 <w:szCs w:val="20"/>
               </w:rPr>
               <w:t xml:space="preserve">https://prokopim.tarakankota.go.id/pinjamruangan</w:t>
-            </w:r>
-          </w:p>
-        </w:tc>
-      </w:tr>
-      <w:tr>
-        <w:trPr>
-          <w:cantSplit/>
-          <w:tblHeader w:val="false"/>
-        </w:trPr>
-        <w:tc>
-          <w:tcPr>
-            <w:tcW w:type="dxa" w:w="3954"/>
-            <w:tcBorders>
-              <w:top w:val="single" w:color="000000" w:sz="4"/>
-              <w:left w:val="single" w:color="000000" w:sz="4"/>
-              <w:bottom w:val="single" w:color="000000" w:sz="4"/>
-              <w:right w:val="single" w:color="000000" w:sz="4"/>
-            </w:tcBorders>
-            <w:tcMar>
-              <w:top w:type="dxa" w:w="40"/>
-              <w:left w:type="dxa" w:w="90"/>
-              <w:bottom w:type="dxa" w:w="40"/>
-              <w:right w:type="dxa" w:w="90"/>
-            </w:tcMar>
-            <w:vAlign w:val="top"/>
-          </w:tcPr>
-          <w:p>
-            <w:pPr>
-              <w:spacing w:after="0" w:line="240" w:lineRule="auto"/>
-              <w:jc w:val="left"/>
-            </w:pPr>
-            <w:r>
-              <w:rPr>
-                <w:rFonts w:ascii="Arial" w:cs="Arial" w:eastAsia="Arial" w:hAnsi="Arial"/>
-                <w:sz w:val="20"/>
-                <w:szCs w:val="20"/>
-              </w:rPr>
-              <w:t xml:space="preserve">Daftar hadir digital</w:t>
-            </w:r>
-          </w:p>
-        </w:tc>
-        <w:tc>
-          <w:tcPr>
-            <w:tcW w:type="dxa" w:w="4833"/>
-            <w:tcBorders>
-              <w:top w:val="single" w:color="000000" w:sz="4"/>
-              <w:left w:val="single" w:color="000000" w:sz="4"/>
-              <w:bottom w:val="single" w:color="000000" w:sz="4"/>
-              <w:right w:val="single" w:color="000000" w:sz="4"/>
-            </w:tcBorders>
-            <w:tcMar>
-              <w:top w:type="dxa" w:w="40"/>
-              <w:left w:type="dxa" w:w="90"/>
-              <w:bottom w:type="dxa" w:w="40"/>
-              <w:right w:type="dxa" w:w="90"/>
-            </w:tcMar>
-            <w:vAlign w:val="top"/>
-          </w:tcPr>
-          <w:p>
-            <w:pPr>
-              <w:spacing w:after="0" w:line="240" w:lineRule="auto"/>
-              <w:jc w:val="left"/>
-            </w:pPr>
-            <w:r>
-              <w:rPr>
-                <w:rFonts w:ascii="Arial" w:cs="Arial" w:eastAsia="Arial" w:hAnsi="Arial"/>
-                <w:sz w:val="20"/>
-                <w:szCs w:val="20"/>
-              </w:rPr>
-              <w:t xml:space="preserve">https://prokopim.tarakankota.go.id/daftarhadir</w:t>
             </w:r>
           </w:p>
         </w:tc>

--- a/docs/lomba/Proposal-Prokopim-Hibot.docx
+++ b/docs/lomba/Proposal-Prokopim-Hibot.docx
@@ -5423,7 +5423,7 @@
           <w:sz w:val="22"/>
           <w:szCs w:val="22"/>
         </w:rPr>
-        <w:t xml:space="preserve"> dalam bahasa Tidung berarti hebat, dan sekaligus merupakan akronim dari Handal, Inovatif, Berbudaya, Unggul (Oenggoel), dan Tangguh. Kelima nilai itu diterjemahkan ke dalam rancangan aplikasi sebagaimana Tabel 6.</w:t>
+        <w:t xml:space="preserve"> dalam bahasa Tidung berarti hebat, dan sekaligus merupakan akronim dari Handal, Inovatif, Berbudaya, Unggul/Oenggoel, dan Tangguh. Kelima nilai itu diterjemahkan ke dalam rancangan aplikasi sebagaimana Tabel 6.</w:t>
       </w:r>
     </w:p>
     <w:p>
@@ -5778,7 +5778,7 @@
                 <w:sz w:val="20"/>
                 <w:szCs w:val="20"/>
               </w:rPr>
-              <w:t xml:space="preserve">Unggul/Oenggel</w:t>
+              <w:t xml:space="preserve">Unggul/Oenggoel</w:t>
             </w:r>
           </w:p>
         </w:tc>

--- a/docs/lomba/Proposal-Prokopim-Hibot.docx
+++ b/docs/lomba/Proposal-Prokopim-Hibot.docx
@@ -1576,7 +1576,7 @@
           <w:sz w:val="20"/>
           <w:szCs w:val="20"/>
         </w:rPr>
-        <w:t xml:space="preserve">11.3 Dokumentasi Pengetahuan	15</w:t>
+        <w:t xml:space="preserve">11.3 Dokumentasi Pengetahuan	16</w:t>
       </w:r>
     </w:p>
     <w:p>
@@ -15355,7 +15355,7 @@
           <w:sz w:val="22"/>
           <w:szCs w:val="22"/>
         </w:rPr>
-        <w:t xml:space="preserve">Berikut testimoni tertulis dari tiga jenjang pengguna. Lembar keterangan yang ditandatangani masing-masing narasumber dilampirkan pada Lampiran 9.</w:t>
+        <w:t xml:space="preserve">Berikut testimoni tertulis dari empat pengguna pada jenjang yang berbeda. Lembar keterangan yang ditandatangani masing-masing narasumber dilampirkan pada Lampiran 9.</w:t>
       </w:r>
     </w:p>
     <w:p>
@@ -15721,6 +15721,92 @@
                 <w:szCs w:val="20"/>
               </w:rPr>
               <w:t xml:space="preserve">“Dahulu penugasan disampaikan secara lisan atau melalui pesan pribadi, dan pernah terjadi saya baru mengetahui ditugaskan menjelang acara dimulai. Sekarang penugasan langsung masuk ke aplikasi dan WhatsApp saya, dan pemberitahuan hanya dikirim apabila penugasan saya berubah, sehingga tidak ada pesan penting yang tenggelam. Rekap agenda setiap pagi membuat saya dapat menyiapkan diri sejak awal hari, dan catatan kinerja saya tersedia tanpa perlu menyusunnya sendiri.”</w:t>
+            </w:r>
+          </w:p>
+        </w:tc>
+      </w:tr>
+      <w:tr>
+        <w:trPr>
+          <w:cantSplit/>
+          <w:tblHeader w:val="false"/>
+        </w:trPr>
+        <w:tc>
+          <w:tcPr>
+            <w:tcW w:type="dxa" w:w="2284"/>
+            <w:tcBorders>
+              <w:top w:val="single" w:color="000000" w:sz="4"/>
+              <w:left w:val="single" w:color="000000" w:sz="4"/>
+              <w:bottom w:val="single" w:color="000000" w:sz="4"/>
+              <w:right w:val="single" w:color="000000" w:sz="4"/>
+            </w:tcBorders>
+            <w:tcMar>
+              <w:top w:type="dxa" w:w="40"/>
+              <w:left w:type="dxa" w:w="90"/>
+              <w:bottom w:type="dxa" w:w="40"/>
+              <w:right w:type="dxa" w:w="90"/>
+            </w:tcMar>
+            <w:vAlign w:val="top"/>
+          </w:tcPr>
+          <w:p>
+            <w:pPr>
+              <w:spacing w:after="0" w:line="240" w:lineRule="auto"/>
+              <w:jc w:val="left"/>
+            </w:pPr>
+            <w:r>
+              <w:rPr>
+                <w:rFonts w:ascii="Arial" w:cs="Arial" w:eastAsia="Arial" w:hAnsi="Arial"/>
+                <w:b/>
+                <w:bCs/>
+                <w:sz w:val="20"/>
+                <w:szCs w:val="20"/>
+              </w:rPr>
+              <w:t xml:space="preserve">Putri Yunis Mudhaika</w:t>
+            </w:r>
+          </w:p>
+          <w:p>
+            <w:pPr>
+              <w:spacing w:after="0" w:line="240" w:lineRule="auto"/>
+              <w:jc w:val="left"/>
+            </w:pPr>
+            <w:r>
+              <w:rPr>
+                <w:rFonts w:ascii="Arial" w:cs="Arial" w:eastAsia="Arial" w:hAnsi="Arial"/>
+                <w:sz w:val="20"/>
+                <w:szCs w:val="20"/>
+              </w:rPr>
+              <w:t xml:space="preserve">Pengadministrasi Perkantoran; pernah menjabat Pelaksana Harian</w:t>
+            </w:r>
+          </w:p>
+        </w:tc>
+        <w:tc>
+          <w:tcPr>
+            <w:tcW w:type="dxa" w:w="6503"/>
+            <w:tcBorders>
+              <w:top w:val="single" w:color="000000" w:sz="4"/>
+              <w:left w:val="single" w:color="000000" w:sz="4"/>
+              <w:bottom w:val="single" w:color="000000" w:sz="4"/>
+              <w:right w:val="single" w:color="000000" w:sz="4"/>
+            </w:tcBorders>
+            <w:tcMar>
+              <w:top w:type="dxa" w:w="40"/>
+              <w:left w:type="dxa" w:w="90"/>
+              <w:bottom w:type="dxa" w:w="40"/>
+              <w:right w:type="dxa" w:w="90"/>
+            </w:tcMar>
+            <w:vAlign w:val="top"/>
+          </w:tcPr>
+          <w:p>
+            <w:pPr>
+              <w:spacing w:after="0" w:line="240" w:lineRule="auto"/>
+              <w:jc w:val="left"/>
+            </w:pPr>
+            <w:r>
+              <w:rPr>
+                <w:rFonts w:ascii="Arial" w:cs="Arial" w:eastAsia="Arial" w:hAnsi="Arial"/>
+                <w:sz w:val="20"/>
+                <w:szCs w:val="20"/>
+              </w:rPr>
+              <w:t xml:space="preserve">“Ketika ditunjuk sebagai Pelaksana Harian, saya dapat langsung menjalankan kewenangan jabatan yang saya ampu melalui aplikasi tanpa menunggu pejabat definitif kembali, sehingga jadwal Pimpinan tetap diproses tepat waktu. Kewenangan itu hanya berlaku selama masa yang tercantum pada Surat Perintah dan berakhir dengan sendirinya, sehingga saya tidak khawatir melampaui batas tugas. Setiap keputusan yang saya ambil tercatat atas nama saya beserta keterangan jabatan yang diampu, sehingga pertanggungjawabannya jelas.”</w:t>
             </w:r>
           </w:p>
         </w:tc>
@@ -25980,7 +26066,7 @@
           <w:sz w:val="22"/>
           <w:szCs w:val="22"/>
         </w:rPr>
-        <w:t xml:space="preserve">Lampiran 9. Testimoni Pengguna (1 dari 3)</w:t>
+        <w:t xml:space="preserve">Lampiran 9. Testimoni Pengguna (1 dari 4)</w:t>
       </w:r>
     </w:p>
     <w:p>
@@ -26553,7 +26639,7 @@
           <w:sz w:val="22"/>
           <w:szCs w:val="22"/>
         </w:rPr>
-        <w:t xml:space="preserve">Lampiran 9. Testimoni Pengguna (2 dari 3)</w:t>
+        <w:t xml:space="preserve">Lampiran 9. Testimoni Pengguna (2 dari 4)</w:t>
       </w:r>
     </w:p>
     <w:p>
@@ -27140,7 +27226,7 @@
           <w:sz w:val="22"/>
           <w:szCs w:val="22"/>
         </w:rPr>
-        <w:t xml:space="preserve">Lampiran 9. Testimoni Pengguna (3 dari 3)</w:t>
+        <w:t xml:space="preserve">Lampiran 9. Testimoni Pengguna (3 dari 4)</w:t>
       </w:r>
     </w:p>
     <w:p>
@@ -27705,6 +27791,593 @@
                 <w:szCs w:val="22"/>
               </w:rPr>
               <w:t xml:space="preserve">NIP 199506062025212058</w:t>
+            </w:r>
+          </w:p>
+        </w:tc>
+      </w:tr>
+    </w:tbl>
+    <w:p>
+      <w:r>
+        <w:br w:type="page"/>
+      </w:r>
+    </w:p>
+    <w:p>
+      <w:pPr>
+        <w:spacing w:after="160"/>
+      </w:pPr>
+      <w:r>
+        <w:rPr>
+          <w:rFonts w:ascii="Arial" w:cs="Arial" w:eastAsia="Arial" w:hAnsi="Arial"/>
+          <w:b/>
+          <w:bCs/>
+          <w:sz w:val="22"/>
+          <w:szCs w:val="22"/>
+        </w:rPr>
+        <w:t xml:space="preserve">Lampiran 9. Testimoni Pengguna (4 dari 4)</w:t>
+      </w:r>
+    </w:p>
+    <w:p>
+      <w:pPr>
+        <w:spacing w:after="240" w:before="0"/>
+        <w:jc w:val="center"/>
+      </w:pPr>
+      <w:r>
+        <w:rPr>
+          <w:rFonts w:ascii="Arial" w:cs="Arial" w:eastAsia="Arial" w:hAnsi="Arial"/>
+          <w:b/>
+          <w:bCs/>
+          <w:sz w:val="22"/>
+          <w:szCs w:val="22"/>
+        </w:rPr>
+        <w:t xml:space="preserve">KETERANGAN PENGGUNA APLIKASI PROKOPIM HIBOT</w:t>
+      </w:r>
+    </w:p>
+    <w:p>
+      <w:pPr>
+        <w:spacing w:after="100" w:before="0" w:line="276" w:lineRule="auto"/>
+        <w:jc w:val="both"/>
+      </w:pPr>
+      <w:r>
+        <w:rPr>
+          <w:rFonts w:ascii="Arial" w:cs="Arial" w:eastAsia="Arial" w:hAnsi="Arial"/>
+          <w:sz w:val="22"/>
+          <w:szCs w:val="22"/>
+        </w:rPr>
+        <w:t xml:space="preserve">Yang bertanda tangan di bawah ini:</w:t>
+      </w:r>
+    </w:p>
+    <w:tbl>
+      <w:tblPr>
+        <w:tblW w:type="dxa" w:w="8787"/>
+        <w:tblBorders>
+          <w:top w:val="single" w:color="auto" w:sz="4"/>
+          <w:left w:val="single" w:color="auto" w:sz="4"/>
+          <w:bottom w:val="single" w:color="auto" w:sz="4"/>
+          <w:right w:val="single" w:color="auto" w:sz="4"/>
+          <w:insideH w:val="single" w:color="auto" w:sz="4"/>
+          <w:insideV w:val="single" w:color="auto" w:sz="4"/>
+        </w:tblBorders>
+      </w:tblPr>
+      <w:tblGrid>
+        <w:gridCol w:w="2460"/>
+        <w:gridCol w:w="250"/>
+        <w:gridCol w:w="6077"/>
+      </w:tblGrid>
+      <w:tr>
+        <w:tc>
+          <w:tcPr>
+            <w:tcW w:type="dxa" w:w="2460"/>
+            <w:tcBorders>
+              <w:top w:val="none" w:color="FFFFFF" w:sz="0"/>
+              <w:left w:val="none" w:color="FFFFFF" w:sz="0"/>
+              <w:bottom w:val="none" w:color="FFFFFF" w:sz="0"/>
+              <w:right w:val="none" w:color="FFFFFF" w:sz="0"/>
+            </w:tcBorders>
+            <w:tcMar>
+              <w:top w:type="dxa" w:w="40"/>
+              <w:left w:type="dxa" w:w="90"/>
+              <w:bottom w:type="dxa" w:w="40"/>
+              <w:right w:type="dxa" w:w="90"/>
+            </w:tcMar>
+            <w:vAlign w:val="top"/>
+          </w:tcPr>
+          <w:p>
+            <w:pPr>
+              <w:spacing w:after="0" w:line="240" w:lineRule="auto"/>
+              <w:jc w:val="left"/>
+            </w:pPr>
+            <w:r>
+              <w:rPr>
+                <w:rFonts w:ascii="Arial" w:cs="Arial" w:eastAsia="Arial" w:hAnsi="Arial"/>
+                <w:sz w:val="22"/>
+                <w:szCs w:val="22"/>
+              </w:rPr>
+              <w:t xml:space="preserve">Nama</w:t>
+            </w:r>
+          </w:p>
+        </w:tc>
+        <w:tc>
+          <w:tcPr>
+            <w:tcW w:type="dxa" w:w="250"/>
+            <w:tcBorders>
+              <w:top w:val="none" w:color="FFFFFF" w:sz="0"/>
+              <w:left w:val="none" w:color="FFFFFF" w:sz="0"/>
+              <w:bottom w:val="none" w:color="FFFFFF" w:sz="0"/>
+              <w:right w:val="none" w:color="FFFFFF" w:sz="0"/>
+            </w:tcBorders>
+            <w:tcMar>
+              <w:top w:type="dxa" w:w="40"/>
+              <w:left w:type="dxa" w:w="90"/>
+              <w:bottom w:type="dxa" w:w="40"/>
+              <w:right w:type="dxa" w:w="90"/>
+            </w:tcMar>
+            <w:vAlign w:val="top"/>
+          </w:tcPr>
+          <w:p>
+            <w:pPr>
+              <w:spacing w:after="0" w:line="240" w:lineRule="auto"/>
+              <w:jc w:val="left"/>
+            </w:pPr>
+            <w:r>
+              <w:rPr>
+                <w:rFonts w:ascii="Arial" w:cs="Arial" w:eastAsia="Arial" w:hAnsi="Arial"/>
+                <w:sz w:val="22"/>
+                <w:szCs w:val="22"/>
+              </w:rPr>
+              <w:t xml:space="preserve">:</w:t>
+            </w:r>
+          </w:p>
+        </w:tc>
+        <w:tc>
+          <w:tcPr>
+            <w:tcW w:type="dxa" w:w="6077"/>
+            <w:tcBorders>
+              <w:top w:val="none" w:color="FFFFFF" w:sz="0"/>
+              <w:left w:val="none" w:color="FFFFFF" w:sz="0"/>
+              <w:bottom w:val="none" w:color="FFFFFF" w:sz="0"/>
+              <w:right w:val="none" w:color="FFFFFF" w:sz="0"/>
+            </w:tcBorders>
+            <w:tcMar>
+              <w:top w:type="dxa" w:w="40"/>
+              <w:left w:type="dxa" w:w="90"/>
+              <w:bottom w:type="dxa" w:w="40"/>
+              <w:right w:type="dxa" w:w="90"/>
+            </w:tcMar>
+            <w:vAlign w:val="top"/>
+          </w:tcPr>
+          <w:p>
+            <w:pPr>
+              <w:spacing w:after="0" w:line="240" w:lineRule="auto"/>
+              <w:jc w:val="left"/>
+            </w:pPr>
+            <w:r>
+              <w:rPr>
+                <w:rFonts w:ascii="Arial" w:cs="Arial" w:eastAsia="Arial" w:hAnsi="Arial"/>
+                <w:sz w:val="22"/>
+                <w:szCs w:val="22"/>
+              </w:rPr>
+              <w:t xml:space="preserve">Putri Yunis Mudhaika</w:t>
+            </w:r>
+          </w:p>
+        </w:tc>
+      </w:tr>
+      <w:tr>
+        <w:tc>
+          <w:tcPr>
+            <w:tcW w:type="dxa" w:w="2460"/>
+            <w:tcBorders>
+              <w:top w:val="none" w:color="FFFFFF" w:sz="0"/>
+              <w:left w:val="none" w:color="FFFFFF" w:sz="0"/>
+              <w:bottom w:val="none" w:color="FFFFFF" w:sz="0"/>
+              <w:right w:val="none" w:color="FFFFFF" w:sz="0"/>
+            </w:tcBorders>
+            <w:tcMar>
+              <w:top w:type="dxa" w:w="40"/>
+              <w:left w:type="dxa" w:w="90"/>
+              <w:bottom w:type="dxa" w:w="40"/>
+              <w:right w:type="dxa" w:w="90"/>
+            </w:tcMar>
+            <w:vAlign w:val="top"/>
+          </w:tcPr>
+          <w:p>
+            <w:pPr>
+              <w:spacing w:after="0" w:line="240" w:lineRule="auto"/>
+              <w:jc w:val="left"/>
+            </w:pPr>
+            <w:r>
+              <w:rPr>
+                <w:rFonts w:ascii="Arial" w:cs="Arial" w:eastAsia="Arial" w:hAnsi="Arial"/>
+                <w:sz w:val="22"/>
+                <w:szCs w:val="22"/>
+              </w:rPr>
+              <w:t xml:space="preserve">Jabatan</w:t>
+            </w:r>
+          </w:p>
+        </w:tc>
+        <w:tc>
+          <w:tcPr>
+            <w:tcW w:type="dxa" w:w="250"/>
+            <w:tcBorders>
+              <w:top w:val="none" w:color="FFFFFF" w:sz="0"/>
+              <w:left w:val="none" w:color="FFFFFF" w:sz="0"/>
+              <w:bottom w:val="none" w:color="FFFFFF" w:sz="0"/>
+              <w:right w:val="none" w:color="FFFFFF" w:sz="0"/>
+            </w:tcBorders>
+            <w:tcMar>
+              <w:top w:type="dxa" w:w="40"/>
+              <w:left w:type="dxa" w:w="90"/>
+              <w:bottom w:type="dxa" w:w="40"/>
+              <w:right w:type="dxa" w:w="90"/>
+            </w:tcMar>
+            <w:vAlign w:val="top"/>
+          </w:tcPr>
+          <w:p>
+            <w:pPr>
+              <w:spacing w:after="0" w:line="240" w:lineRule="auto"/>
+              <w:jc w:val="left"/>
+            </w:pPr>
+            <w:r>
+              <w:rPr>
+                <w:rFonts w:ascii="Arial" w:cs="Arial" w:eastAsia="Arial" w:hAnsi="Arial"/>
+                <w:sz w:val="22"/>
+                <w:szCs w:val="22"/>
+              </w:rPr>
+              <w:t xml:space="preserve">:</w:t>
+            </w:r>
+          </w:p>
+        </w:tc>
+        <w:tc>
+          <w:tcPr>
+            <w:tcW w:type="dxa" w:w="6077"/>
+            <w:tcBorders>
+              <w:top w:val="none" w:color="FFFFFF" w:sz="0"/>
+              <w:left w:val="none" w:color="FFFFFF" w:sz="0"/>
+              <w:bottom w:val="none" w:color="FFFFFF" w:sz="0"/>
+              <w:right w:val="none" w:color="FFFFFF" w:sz="0"/>
+            </w:tcBorders>
+            <w:tcMar>
+              <w:top w:type="dxa" w:w="40"/>
+              <w:left w:type="dxa" w:w="90"/>
+              <w:bottom w:type="dxa" w:w="40"/>
+              <w:right w:type="dxa" w:w="90"/>
+            </w:tcMar>
+            <w:vAlign w:val="top"/>
+          </w:tcPr>
+          <w:p>
+            <w:pPr>
+              <w:spacing w:after="0" w:line="240" w:lineRule="auto"/>
+              <w:jc w:val="left"/>
+            </w:pPr>
+            <w:r>
+              <w:rPr>
+                <w:rFonts w:ascii="Arial" w:cs="Arial" w:eastAsia="Arial" w:hAnsi="Arial"/>
+                <w:sz w:val="22"/>
+                <w:szCs w:val="22"/>
+              </w:rPr>
+              <w:t xml:space="preserve">Pengadministrasi Perkantoran, Bagian Protokol dan Komunikasi Pimpinan</w:t>
+            </w:r>
+          </w:p>
+        </w:tc>
+      </w:tr>
+      <w:tr>
+        <w:tc>
+          <w:tcPr>
+            <w:tcW w:type="dxa" w:w="2460"/>
+            <w:tcBorders>
+              <w:top w:val="none" w:color="FFFFFF" w:sz="0"/>
+              <w:left w:val="none" w:color="FFFFFF" w:sz="0"/>
+              <w:bottom w:val="none" w:color="FFFFFF" w:sz="0"/>
+              <w:right w:val="none" w:color="FFFFFF" w:sz="0"/>
+            </w:tcBorders>
+            <w:tcMar>
+              <w:top w:type="dxa" w:w="40"/>
+              <w:left w:type="dxa" w:w="90"/>
+              <w:bottom w:type="dxa" w:w="40"/>
+              <w:right w:type="dxa" w:w="90"/>
+            </w:tcMar>
+            <w:vAlign w:val="top"/>
+          </w:tcPr>
+          <w:p>
+            <w:pPr>
+              <w:spacing w:after="0" w:line="240" w:lineRule="auto"/>
+              <w:jc w:val="left"/>
+            </w:pPr>
+            <w:r>
+              <w:rPr>
+                <w:rFonts w:ascii="Arial" w:cs="Arial" w:eastAsia="Arial" w:hAnsi="Arial"/>
+                <w:sz w:val="22"/>
+                <w:szCs w:val="22"/>
+              </w:rPr>
+              <w:t xml:space="preserve">Instansi</w:t>
+            </w:r>
+          </w:p>
+        </w:tc>
+        <w:tc>
+          <w:tcPr>
+            <w:tcW w:type="dxa" w:w="250"/>
+            <w:tcBorders>
+              <w:top w:val="none" w:color="FFFFFF" w:sz="0"/>
+              <w:left w:val="none" w:color="FFFFFF" w:sz="0"/>
+              <w:bottom w:val="none" w:color="FFFFFF" w:sz="0"/>
+              <w:right w:val="none" w:color="FFFFFF" w:sz="0"/>
+            </w:tcBorders>
+            <w:tcMar>
+              <w:top w:type="dxa" w:w="40"/>
+              <w:left w:type="dxa" w:w="90"/>
+              <w:bottom w:type="dxa" w:w="40"/>
+              <w:right w:type="dxa" w:w="90"/>
+            </w:tcMar>
+            <w:vAlign w:val="top"/>
+          </w:tcPr>
+          <w:p>
+            <w:pPr>
+              <w:spacing w:after="0" w:line="240" w:lineRule="auto"/>
+              <w:jc w:val="left"/>
+            </w:pPr>
+            <w:r>
+              <w:rPr>
+                <w:rFonts w:ascii="Arial" w:cs="Arial" w:eastAsia="Arial" w:hAnsi="Arial"/>
+                <w:sz w:val="22"/>
+                <w:szCs w:val="22"/>
+              </w:rPr>
+              <w:t xml:space="preserve">:</w:t>
+            </w:r>
+          </w:p>
+        </w:tc>
+        <w:tc>
+          <w:tcPr>
+            <w:tcW w:type="dxa" w:w="6077"/>
+            <w:tcBorders>
+              <w:top w:val="none" w:color="FFFFFF" w:sz="0"/>
+              <w:left w:val="none" w:color="FFFFFF" w:sz="0"/>
+              <w:bottom w:val="none" w:color="FFFFFF" w:sz="0"/>
+              <w:right w:val="none" w:color="FFFFFF" w:sz="0"/>
+            </w:tcBorders>
+            <w:tcMar>
+              <w:top w:type="dxa" w:w="40"/>
+              <w:left w:type="dxa" w:w="90"/>
+              <w:bottom w:type="dxa" w:w="40"/>
+              <w:right w:type="dxa" w:w="90"/>
+            </w:tcMar>
+            <w:vAlign w:val="top"/>
+          </w:tcPr>
+          <w:p>
+            <w:pPr>
+              <w:spacing w:after="0" w:line="240" w:lineRule="auto"/>
+              <w:jc w:val="left"/>
+            </w:pPr>
+            <w:r>
+              <w:rPr>
+                <w:rFonts w:ascii="Arial" w:cs="Arial" w:eastAsia="Arial" w:hAnsi="Arial"/>
+                <w:sz w:val="22"/>
+                <w:szCs w:val="22"/>
+              </w:rPr>
+              <w:t xml:space="preserve">Pemerintah Kota Tarakan</w:t>
+            </w:r>
+          </w:p>
+        </w:tc>
+      </w:tr>
+    </w:tbl>
+    <w:p>
+      <w:pPr>
+        <w:spacing w:after="100" w:before="160" w:line="276" w:lineRule="auto"/>
+        <w:jc w:val="both"/>
+      </w:pPr>
+      <w:r>
+        <w:rPr>
+          <w:rFonts w:ascii="Arial" w:cs="Arial" w:eastAsia="Arial" w:hAnsi="Arial"/>
+          <w:sz w:val="22"/>
+          <w:szCs w:val="22"/>
+        </w:rPr>
+        <w:t xml:space="preserve">memberikan keterangan atas pemakaian aplikasi Prokopim Hibot, menjawab pertanyaan: </w:t>
+      </w:r>
+      <w:r>
+        <w:rPr>
+          <w:rFonts w:ascii="Arial" w:cs="Arial" w:eastAsia="Arial" w:hAnsi="Arial"/>
+          <w:i/>
+          <w:iCs/>
+          <w:sz w:val="22"/>
+          <w:szCs w:val="22"/>
+        </w:rPr>
+        <w:t xml:space="preserve">Bagaimana pengalaman Bapak/Ibu menjalankan kewenangan sebagai Pelaksana Harian melalui aplikasi ini?</w:t>
+      </w:r>
+    </w:p>
+    <w:tbl>
+      <w:tblPr>
+        <w:tblW w:type="dxa" w:w="8787"/>
+        <w:tblBorders>
+          <w:top w:val="single" w:color="auto" w:sz="4"/>
+          <w:left w:val="single" w:color="auto" w:sz="4"/>
+          <w:bottom w:val="single" w:color="auto" w:sz="4"/>
+          <w:right w:val="single" w:color="auto" w:sz="4"/>
+          <w:insideH w:val="single" w:color="auto" w:sz="4"/>
+          <w:insideV w:val="single" w:color="auto" w:sz="4"/>
+        </w:tblBorders>
+      </w:tblPr>
+      <w:tblGrid>
+        <w:gridCol w:w="8787"/>
+      </w:tblGrid>
+      <w:tr>
+        <w:trPr>
+          <w:trHeight w:val="2800" w:hRule="atLeast"/>
+        </w:trPr>
+        <w:tc>
+          <w:tcPr>
+            <w:tcW w:type="dxa" w:w="8787"/>
+            <w:tcBorders>
+              <w:top w:val="single" w:color="000000" w:sz="4"/>
+              <w:left w:val="single" w:color="000000" w:sz="4"/>
+              <w:bottom w:val="single" w:color="000000" w:sz="4"/>
+              <w:right w:val="single" w:color="000000" w:sz="4"/>
+            </w:tcBorders>
+            <w:tcMar>
+              <w:top w:type="dxa" w:w="40"/>
+              <w:left w:type="dxa" w:w="90"/>
+              <w:bottom w:type="dxa" w:w="40"/>
+              <w:right w:type="dxa" w:w="90"/>
+            </w:tcMar>
+            <w:vAlign w:val="top"/>
+          </w:tcPr>
+          <w:p>
+            <w:pPr>
+              <w:spacing w:after="0" w:line="240" w:lineRule="auto"/>
+              <w:jc w:val="both"/>
+            </w:pPr>
+            <w:r>
+              <w:rPr>
+                <w:rFonts w:ascii="Arial" w:cs="Arial" w:eastAsia="Arial" w:hAnsi="Arial"/>
+                <w:sz w:val="22"/>
+                <w:szCs w:val="22"/>
+              </w:rPr>
+              <w:t xml:space="preserve">Ketika ditunjuk sebagai Pelaksana Harian, saya dapat langsung menjalankan kewenangan jabatan yang saya ampu melalui aplikasi tanpa menunggu pejabat definitif kembali, sehingga jadwal Pimpinan tetap diproses tepat waktu. Kewenangan itu hanya berlaku selama masa yang tercantum pada Surat Perintah dan berakhir dengan sendirinya, sehingga saya tidak khawatir melampaui batas tugas. Setiap keputusan yang saya ambil tercatat atas nama saya beserta keterangan jabatan yang diampu, sehingga pertanggungjawabannya jelas.</w:t>
+            </w:r>
+          </w:p>
+        </w:tc>
+      </w:tr>
+    </w:tbl>
+    <w:p>
+      <w:pPr>
+        <w:spacing w:after="200"/>
+      </w:pPr>
+    </w:p>
+    <w:tbl>
+      <w:tblPr>
+        <w:tblW w:type="dxa" w:w="8787"/>
+        <w:tblBorders>
+          <w:top w:val="single" w:color="auto" w:sz="4"/>
+          <w:left w:val="single" w:color="auto" w:sz="4"/>
+          <w:bottom w:val="single" w:color="auto" w:sz="4"/>
+          <w:right w:val="single" w:color="auto" w:sz="4"/>
+          <w:insideH w:val="single" w:color="auto" w:sz="4"/>
+          <w:insideV w:val="single" w:color="auto" w:sz="4"/>
+        </w:tblBorders>
+      </w:tblPr>
+      <w:tblGrid>
+        <w:gridCol w:w="4394"/>
+        <w:gridCol w:w="4393"/>
+      </w:tblGrid>
+      <w:tr>
+        <w:tc>
+          <w:tcPr>
+            <w:tcW w:type="dxa" w:w="4394"/>
+            <w:tcBorders>
+              <w:top w:val="none" w:color="FFFFFF" w:sz="0"/>
+              <w:left w:val="none" w:color="FFFFFF" w:sz="0"/>
+              <w:bottom w:val="none" w:color="FFFFFF" w:sz="0"/>
+              <w:right w:val="none" w:color="FFFFFF" w:sz="0"/>
+            </w:tcBorders>
+            <w:tcMar>
+              <w:top w:type="dxa" w:w="40"/>
+              <w:left w:type="dxa" w:w="90"/>
+              <w:bottom w:type="dxa" w:w="40"/>
+              <w:right w:type="dxa" w:w="90"/>
+            </w:tcMar>
+            <w:vAlign w:val="top"/>
+          </w:tcPr>
+          <w:p>
+            <w:pPr>
+              <w:spacing w:after="0" w:line="240" w:lineRule="auto"/>
+              <w:jc w:val="left"/>
+            </w:pPr>
+          </w:p>
+        </w:tc>
+        <w:tc>
+          <w:tcPr>
+            <w:tcW w:type="dxa" w:w="4393"/>
+            <w:tcBorders>
+              <w:top w:val="none" w:color="FFFFFF" w:sz="0"/>
+              <w:left w:val="none" w:color="FFFFFF" w:sz="0"/>
+              <w:bottom w:val="none" w:color="FFFFFF" w:sz="0"/>
+              <w:right w:val="none" w:color="FFFFFF" w:sz="0"/>
+            </w:tcBorders>
+            <w:tcMar>
+              <w:top w:type="dxa" w:w="40"/>
+              <w:left w:type="dxa" w:w="90"/>
+              <w:bottom w:type="dxa" w:w="40"/>
+              <w:right w:type="dxa" w:w="90"/>
+            </w:tcMar>
+            <w:vAlign w:val="top"/>
+          </w:tcPr>
+          <w:p>
+            <w:pPr>
+              <w:spacing w:after="0" w:line="240" w:lineRule="auto"/>
+              <w:jc w:val="left"/>
+            </w:pPr>
+            <w:r>
+              <w:rPr>
+                <w:rFonts w:ascii="Arial" w:cs="Arial" w:eastAsia="Arial" w:hAnsi="Arial"/>
+                <w:sz w:val="22"/>
+                <w:szCs w:val="22"/>
+              </w:rPr>
+              <w:t xml:space="preserve">Tarakan, ............ September 2026</w:t>
+            </w:r>
+          </w:p>
+          <w:p>
+            <w:pPr>
+              <w:spacing w:after="0" w:line="240" w:lineRule="auto"/>
+              <w:jc w:val="left"/>
+            </w:pPr>
+            <w:r>
+              <w:rPr>
+                <w:rFonts w:ascii="Arial" w:cs="Arial" w:eastAsia="Arial" w:hAnsi="Arial"/>
+                <w:sz w:val="22"/>
+                <w:szCs w:val="22"/>
+              </w:rPr>
+              <w:t xml:space="preserve">Pengadministrasi Perkantoran, Bagian Protokol dan Komunikasi Pimpinan,</w:t>
+            </w:r>
+          </w:p>
+          <w:p>
+            <w:pPr>
+              <w:spacing w:after="0" w:line="240" w:lineRule="auto"/>
+              <w:jc w:val="left"/>
+            </w:pPr>
+          </w:p>
+          <w:p>
+            <w:pPr>
+              <w:spacing w:after="0" w:line="240" w:lineRule="auto"/>
+              <w:jc w:val="left"/>
+            </w:pPr>
+          </w:p>
+          <w:p>
+            <w:pPr>
+              <w:spacing w:after="0" w:line="240" w:lineRule="auto"/>
+              <w:jc w:val="left"/>
+            </w:pPr>
+          </w:p>
+          <w:p>
+            <w:pPr>
+              <w:spacing w:after="0" w:line="240" w:lineRule="auto"/>
+              <w:jc w:val="left"/>
+            </w:pPr>
+          </w:p>
+          <w:p>
+            <w:pPr>
+              <w:spacing w:after="0" w:line="240" w:lineRule="auto"/>
+              <w:jc w:val="left"/>
+            </w:pPr>
+            <w:r>
+              <w:rPr>
+                <w:rFonts w:ascii="Arial" w:cs="Arial" w:eastAsia="Arial" w:hAnsi="Arial"/>
+                <w:b/>
+                <w:bCs/>
+                <w:sz w:val="22"/>
+                <w:szCs w:val="22"/>
+              </w:rPr>
+              <w:t xml:space="preserve">Putri Yunis Mudhaika</w:t>
+            </w:r>
+          </w:p>
+          <w:p>
+            <w:pPr>
+              <w:spacing w:after="0" w:line="240" w:lineRule="auto"/>
+              <w:jc w:val="left"/>
+            </w:pPr>
+            <w:r>
+              <w:rPr>
+                <w:rFonts w:ascii="Arial" w:cs="Arial" w:eastAsia="Arial" w:hAnsi="Arial"/>
+                <w:sz w:val="22"/>
+                <w:szCs w:val="22"/>
+              </w:rPr>
+              <w:t xml:space="preserve">NIP ....................................</w:t>
             </w:r>
           </w:p>
         </w:tc>

--- a/docs/lomba/Proposal-Prokopim-Hibot.docx
+++ b/docs/lomba/Proposal-Prokopim-Hibot.docx
@@ -28377,7 +28377,7 @@
                 <w:sz w:val="22"/>
                 <w:szCs w:val="22"/>
               </w:rPr>
-              <w:t xml:space="preserve">NIP ....................................</w:t>
+              <w:t xml:space="preserve">NIP 198206102008012030</w:t>
             </w:r>
           </w:p>
         </w:tc>

--- a/docs/lomba/Proposal-Prokopim-Hibot.docx
+++ b/docs/lomba/Proposal-Prokopim-Hibot.docx
@@ -20246,186 +20246,10 @@
         <w:t xml:space="preserve">Lampiran 2. Surat Usulan</w:t>
       </w:r>
     </w:p>
-    <w:tbl>
-      <w:tblPr>
-        <w:tblW w:type="dxa" w:w="8787"/>
-        <w:tblBorders>
-          <w:top w:val="single" w:color="auto" w:sz="4"/>
-          <w:left w:val="single" w:color="auto" w:sz="4"/>
-          <w:bottom w:val="single" w:color="auto" w:sz="4"/>
-          <w:right w:val="single" w:color="auto" w:sz="4"/>
-          <w:insideH w:val="single" w:color="auto" w:sz="4"/>
-          <w:insideV w:val="single" w:color="auto" w:sz="4"/>
-        </w:tblBorders>
-      </w:tblPr>
-      <w:tblGrid>
-        <w:gridCol w:w="1300"/>
-        <w:gridCol w:w="7487"/>
-      </w:tblGrid>
-      <w:tr>
-        <w:tc>
-          <w:tcPr>
-            <w:tcW w:type="dxa" w:w="1300"/>
-            <w:tcBorders>
-              <w:top w:val="none" w:color="FFFFFF" w:sz="0"/>
-              <w:left w:val="none" w:color="FFFFFF" w:sz="0"/>
-              <w:bottom w:val="none" w:color="FFFFFF" w:sz="0"/>
-              <w:right w:val="none" w:color="FFFFFF" w:sz="0"/>
-            </w:tcBorders>
-            <w:vAlign w:val="center"/>
-          </w:tcPr>
-          <w:p>
-            <w:pPr>
-              <w:jc w:val="center"/>
-            </w:pPr>
-            <w:r>
-              <w:drawing>
-                <wp:inline distT="0" distB="0" distL="0" distR="0">
-                  <wp:extent cx="666750" cy="666750"/>
-                  <wp:effectExtent t="0" r="0" b="0" l="0"/>
-                  <wp:docPr id="1" name="" descr="" title=""/>
-                  <wp:cNvGraphicFramePr>
-                    <a:graphicFrameLocks xmlns:a="http://schemas.openxmlformats.org/drawingml/2006/main" noChangeAspect="1"/>
-                  </wp:cNvGraphicFramePr>
-                  <a:graphic xmlns:a="http://schemas.openxmlformats.org/drawingml/2006/main">
-                    <a:graphicData uri="http://schemas.openxmlformats.org/drawingml/2006/picture">
-                      <pic:pic xmlns:pic="http://schemas.openxmlformats.org/drawingml/2006/picture">
-                        <pic:nvPicPr>
-                          <pic:cNvPr id="0" name="" descr=""/>
-                          <pic:cNvPicPr>
-                            <a:picLocks noChangeAspect="1" noChangeArrowheads="1"/>
-                          </pic:cNvPicPr>
-                        </pic:nvPicPr>
-                        <pic:blipFill>
-                          <a:blip r:embed="rId11" cstate="none"/>
-                          <a:srcRect/>
-                          <a:stretch>
-                            <a:fillRect/>
-                          </a:stretch>
-                        </pic:blipFill>
-                        <pic:spPr bwMode="auto">
-                          <a:xfrm>
-                            <a:off x="0" y="0"/>
-                            <a:ext cx="666750" cy="666750"/>
-                          </a:xfrm>
-                          <a:prstGeom prst="rect">
-                            <a:avLst/>
-                          </a:prstGeom>
-                        </pic:spPr>
-                      </pic:pic>
-                    </a:graphicData>
-                  </a:graphic>
-                </wp:inline>
-              </w:drawing>
-            </w:r>
-          </w:p>
-        </w:tc>
-        <w:tc>
-          <w:tcPr>
-            <w:tcW w:type="dxa" w:w="7487"/>
-            <w:tcBorders>
-              <w:top w:val="none" w:color="FFFFFF" w:sz="0"/>
-              <w:left w:val="none" w:color="FFFFFF" w:sz="0"/>
-              <w:bottom w:val="none" w:color="FFFFFF" w:sz="0"/>
-              <w:right w:val="none" w:color="FFFFFF" w:sz="0"/>
-            </w:tcBorders>
-            <w:tcMar>
-              <w:top w:type="dxa" w:w="40"/>
-              <w:left w:type="dxa" w:w="90"/>
-              <w:bottom w:type="dxa" w:w="40"/>
-              <w:right w:type="dxa" w:w="90"/>
-            </w:tcMar>
-            <w:vAlign w:val="center"/>
-          </w:tcPr>
-          <w:p>
-            <w:pPr>
-              <w:spacing w:after="0" w:line="240" w:lineRule="auto"/>
-              <w:jc w:val="center"/>
-            </w:pPr>
-            <w:r>
-              <w:rPr>
-                <w:rFonts w:ascii="Arial" w:cs="Arial" w:eastAsia="Arial" w:hAnsi="Arial"/>
-                <w:b/>
-                <w:bCs/>
-                <w:sz w:val="22"/>
-                <w:szCs w:val="22"/>
-              </w:rPr>
-              <w:t xml:space="preserve">PEMERINTAH KOTA TARAKAN</w:t>
-            </w:r>
-          </w:p>
-          <w:p>
-            <w:pPr>
-              <w:spacing w:after="0" w:line="240" w:lineRule="auto"/>
-              <w:jc w:val="center"/>
-            </w:pPr>
-            <w:r>
-              <w:rPr>
-                <w:rFonts w:ascii="Arial" w:cs="Arial" w:eastAsia="Arial" w:hAnsi="Arial"/>
-                <w:b/>
-                <w:bCs/>
-                <w:sz w:val="22"/>
-                <w:szCs w:val="22"/>
-              </w:rPr>
-              <w:t xml:space="preserve">SEKRETARIAT DAERAH</w:t>
-            </w:r>
-          </w:p>
-          <w:p>
-            <w:pPr>
-              <w:spacing w:after="0" w:line="240" w:lineRule="auto"/>
-              <w:jc w:val="center"/>
-            </w:pPr>
-            <w:r>
-              <w:rPr>
-                <w:rFonts w:ascii="Arial" w:cs="Arial" w:eastAsia="Arial" w:hAnsi="Arial"/>
-                <w:sz w:val="22"/>
-                <w:szCs w:val="22"/>
-              </w:rPr>
-              <w:t xml:space="preserve">Jalan Pulau Kalimantan No. 1 Kota Tarakan 77113</w:t>
-            </w:r>
-          </w:p>
-          <w:p>
-            <w:pPr>
-              <w:spacing w:after="0" w:line="240" w:lineRule="auto"/>
-              <w:jc w:val="center"/>
-            </w:pPr>
-            <w:r>
-              <w:rPr>
-                <w:rFonts w:ascii="Arial" w:cs="Arial" w:eastAsia="Arial" w:hAnsi="Arial"/>
-                <w:sz w:val="22"/>
-                <w:szCs w:val="22"/>
-              </w:rPr>
-              <w:t xml:space="preserve">Telp (0551) 21620, 21623 Fax (0551) 33846</w:t>
-            </w:r>
-          </w:p>
-          <w:p>
-            <w:pPr>
-              <w:spacing w:after="0" w:line="240" w:lineRule="auto"/>
-              <w:jc w:val="center"/>
-            </w:pPr>
-            <w:r>
-              <w:rPr>
-                <w:rFonts w:ascii="Arial" w:cs="Arial" w:eastAsia="Arial" w:hAnsi="Arial"/>
-                <w:sz w:val="22"/>
-                <w:szCs w:val="22"/>
-              </w:rPr>
-              <w:t xml:space="preserve">Laman: www.tarakankota.go.id Pos-el: setda@tarakankota.go.id</w:t>
-            </w:r>
-          </w:p>
-        </w:tc>
-      </w:tr>
-    </w:tbl>
-    <w:p>
-      <w:pPr>
-        <w:pBdr>
-          <w:bottom w:val="thickThinSmallGap" w:color="000000" w:sz="18" w:space="1"/>
-        </w:pBdr>
-        <w:spacing w:after="200"/>
-      </w:pPr>
-    </w:p>
-    <w:p>
-      <w:pPr>
-        <w:spacing w:after="120"/>
-        <w:jc w:val="right"/>
+    <w:p>
+      <w:pPr>
+        <w:spacing w:after="100" w:before="0" w:line="276" w:lineRule="auto"/>
+        <w:jc w:val="both"/>
       </w:pPr>
       <w:r>
         <w:rPr>
@@ -20433,1265 +20257,9 @@
           <w:sz w:val="22"/>
           <w:szCs w:val="22"/>
         </w:rPr>
-        <w:t xml:space="preserve">Tarakan, </w:t>
-      </w:r>
-      <w:r>
-        <w:rPr>
-          <w:rFonts w:ascii="Arial" w:cs="Arial" w:eastAsia="Arial" w:hAnsi="Arial"/>
-          <w:sz w:val="22"/>
-          <w:szCs w:val="22"/>
-          <w:highlight w:val="yellow"/>
-          <w:highlightCs w:val="yellow"/>
-        </w:rPr>
-        <w:t xml:space="preserve">tanggal</w:t>
-      </w:r>
-      <w:r>
-        <w:rPr>
-          <w:rFonts w:ascii="Arial" w:cs="Arial" w:eastAsia="Arial" w:hAnsi="Arial"/>
-          <w:sz w:val="22"/>
-          <w:szCs w:val="22"/>
-        </w:rPr>
-        <w:t xml:space="preserve"> September 2026</w:t>
-      </w:r>
-    </w:p>
-    <w:tbl>
-      <w:tblPr>
-        <w:tblW w:type="dxa" w:w="8787"/>
-        <w:tblBorders>
-          <w:top w:val="single" w:color="auto" w:sz="4"/>
-          <w:left w:val="single" w:color="auto" w:sz="4"/>
-          <w:bottom w:val="single" w:color="auto" w:sz="4"/>
-          <w:right w:val="single" w:color="auto" w:sz="4"/>
-          <w:insideH w:val="single" w:color="auto" w:sz="4"/>
-          <w:insideV w:val="single" w:color="auto" w:sz="4"/>
-        </w:tblBorders>
-      </w:tblPr>
-      <w:tblGrid>
-        <w:gridCol w:w="1406"/>
-        <w:gridCol w:w="250"/>
-        <w:gridCol w:w="7131"/>
-      </w:tblGrid>
-      <w:tr>
-        <w:tc>
-          <w:tcPr>
-            <w:tcW w:type="dxa" w:w="1406"/>
-            <w:tcBorders>
-              <w:top w:val="none" w:color="FFFFFF" w:sz="0"/>
-              <w:left w:val="none" w:color="FFFFFF" w:sz="0"/>
-              <w:bottom w:val="none" w:color="FFFFFF" w:sz="0"/>
-              <w:right w:val="none" w:color="FFFFFF" w:sz="0"/>
-            </w:tcBorders>
-            <w:tcMar>
-              <w:top w:type="dxa" w:w="40"/>
-              <w:left w:type="dxa" w:w="90"/>
-              <w:bottom w:type="dxa" w:w="40"/>
-              <w:right w:type="dxa" w:w="90"/>
-            </w:tcMar>
-            <w:vAlign w:val="top"/>
-          </w:tcPr>
-          <w:p>
-            <w:pPr>
-              <w:spacing w:after="0" w:line="240" w:lineRule="auto"/>
-              <w:jc w:val="left"/>
-            </w:pPr>
-            <w:r>
-              <w:rPr>
-                <w:rFonts w:ascii="Arial" w:cs="Arial" w:eastAsia="Arial" w:hAnsi="Arial"/>
-                <w:sz w:val="22"/>
-                <w:szCs w:val="22"/>
-              </w:rPr>
-              <w:t xml:space="preserve">Nomor</w:t>
-            </w:r>
-          </w:p>
-        </w:tc>
-        <w:tc>
-          <w:tcPr>
-            <w:tcW w:type="dxa" w:w="250"/>
-            <w:tcBorders>
-              <w:top w:val="none" w:color="FFFFFF" w:sz="0"/>
-              <w:left w:val="none" w:color="FFFFFF" w:sz="0"/>
-              <w:bottom w:val="none" w:color="FFFFFF" w:sz="0"/>
-              <w:right w:val="none" w:color="FFFFFF" w:sz="0"/>
-            </w:tcBorders>
-            <w:tcMar>
-              <w:top w:type="dxa" w:w="40"/>
-              <w:left w:type="dxa" w:w="90"/>
-              <w:bottom w:type="dxa" w:w="40"/>
-              <w:right w:type="dxa" w:w="90"/>
-            </w:tcMar>
-            <w:vAlign w:val="top"/>
-          </w:tcPr>
-          <w:p>
-            <w:pPr>
-              <w:spacing w:after="0" w:line="240" w:lineRule="auto"/>
-              <w:jc w:val="left"/>
-            </w:pPr>
-            <w:r>
-              <w:rPr>
-                <w:rFonts w:ascii="Arial" w:cs="Arial" w:eastAsia="Arial" w:hAnsi="Arial"/>
-                <w:sz w:val="22"/>
-                <w:szCs w:val="22"/>
-              </w:rPr>
-              <w:t xml:space="preserve">:</w:t>
-            </w:r>
-          </w:p>
-        </w:tc>
-        <w:tc>
-          <w:tcPr>
-            <w:tcW w:type="dxa" w:w="7131"/>
-            <w:tcBorders>
-              <w:top w:val="none" w:color="FFFFFF" w:sz="0"/>
-              <w:left w:val="none" w:color="FFFFFF" w:sz="0"/>
-              <w:bottom w:val="none" w:color="FFFFFF" w:sz="0"/>
-              <w:right w:val="none" w:color="FFFFFF" w:sz="0"/>
-            </w:tcBorders>
-            <w:tcMar>
-              <w:top w:type="dxa" w:w="40"/>
-              <w:left w:type="dxa" w:w="90"/>
-              <w:bottom w:type="dxa" w:w="40"/>
-              <w:right w:type="dxa" w:w="90"/>
-            </w:tcMar>
-            <w:vAlign w:val="top"/>
-          </w:tcPr>
-          <w:p>
-            <w:pPr>
-              <w:spacing w:after="0" w:line="240" w:lineRule="auto"/>
-              <w:jc w:val="left"/>
-            </w:pPr>
-            <w:r>
-              <w:rPr>
-                <w:rFonts w:ascii="Arial" w:cs="Arial" w:eastAsia="Arial" w:hAnsi="Arial"/>
-                <w:sz w:val="22"/>
-                <w:szCs w:val="22"/>
-                <w:highlight w:val="yellow"/>
-                <w:highlightCs w:val="yellow"/>
-              </w:rPr>
-              <w:t xml:space="preserve">nomor surat</w:t>
-            </w:r>
-          </w:p>
-        </w:tc>
-      </w:tr>
-      <w:tr>
-        <w:tc>
-          <w:tcPr>
-            <w:tcW w:type="dxa" w:w="1406"/>
-            <w:tcBorders>
-              <w:top w:val="none" w:color="FFFFFF" w:sz="0"/>
-              <w:left w:val="none" w:color="FFFFFF" w:sz="0"/>
-              <w:bottom w:val="none" w:color="FFFFFF" w:sz="0"/>
-              <w:right w:val="none" w:color="FFFFFF" w:sz="0"/>
-            </w:tcBorders>
-            <w:tcMar>
-              <w:top w:type="dxa" w:w="40"/>
-              <w:left w:type="dxa" w:w="90"/>
-              <w:bottom w:type="dxa" w:w="40"/>
-              <w:right w:type="dxa" w:w="90"/>
-            </w:tcMar>
-            <w:vAlign w:val="top"/>
-          </w:tcPr>
-          <w:p>
-            <w:pPr>
-              <w:spacing w:after="0" w:line="240" w:lineRule="auto"/>
-              <w:jc w:val="left"/>
-            </w:pPr>
-            <w:r>
-              <w:rPr>
-                <w:rFonts w:ascii="Arial" w:cs="Arial" w:eastAsia="Arial" w:hAnsi="Arial"/>
-                <w:sz w:val="22"/>
-                <w:szCs w:val="22"/>
-              </w:rPr>
-              <w:t xml:space="preserve">Sifat</w:t>
-            </w:r>
-          </w:p>
-        </w:tc>
-        <w:tc>
-          <w:tcPr>
-            <w:tcW w:type="dxa" w:w="250"/>
-            <w:tcBorders>
-              <w:top w:val="none" w:color="FFFFFF" w:sz="0"/>
-              <w:left w:val="none" w:color="FFFFFF" w:sz="0"/>
-              <w:bottom w:val="none" w:color="FFFFFF" w:sz="0"/>
-              <w:right w:val="none" w:color="FFFFFF" w:sz="0"/>
-            </w:tcBorders>
-            <w:tcMar>
-              <w:top w:type="dxa" w:w="40"/>
-              <w:left w:type="dxa" w:w="90"/>
-              <w:bottom w:type="dxa" w:w="40"/>
-              <w:right w:type="dxa" w:w="90"/>
-            </w:tcMar>
-            <w:vAlign w:val="top"/>
-          </w:tcPr>
-          <w:p>
-            <w:pPr>
-              <w:spacing w:after="0" w:line="240" w:lineRule="auto"/>
-              <w:jc w:val="left"/>
-            </w:pPr>
-            <w:r>
-              <w:rPr>
-                <w:rFonts w:ascii="Arial" w:cs="Arial" w:eastAsia="Arial" w:hAnsi="Arial"/>
-                <w:sz w:val="22"/>
-                <w:szCs w:val="22"/>
-              </w:rPr>
-              <w:t xml:space="preserve">:</w:t>
-            </w:r>
-          </w:p>
-        </w:tc>
-        <w:tc>
-          <w:tcPr>
-            <w:tcW w:type="dxa" w:w="7131"/>
-            <w:tcBorders>
-              <w:top w:val="none" w:color="FFFFFF" w:sz="0"/>
-              <w:left w:val="none" w:color="FFFFFF" w:sz="0"/>
-              <w:bottom w:val="none" w:color="FFFFFF" w:sz="0"/>
-              <w:right w:val="none" w:color="FFFFFF" w:sz="0"/>
-            </w:tcBorders>
-            <w:tcMar>
-              <w:top w:type="dxa" w:w="40"/>
-              <w:left w:type="dxa" w:w="90"/>
-              <w:bottom w:type="dxa" w:w="40"/>
-              <w:right w:type="dxa" w:w="90"/>
-            </w:tcMar>
-            <w:vAlign w:val="top"/>
-          </w:tcPr>
-          <w:p>
-            <w:pPr>
-              <w:spacing w:after="0" w:line="240" w:lineRule="auto"/>
-              <w:jc w:val="left"/>
-            </w:pPr>
-            <w:r>
-              <w:rPr>
-                <w:rFonts w:ascii="Arial" w:cs="Arial" w:eastAsia="Arial" w:hAnsi="Arial"/>
-                <w:sz w:val="22"/>
-                <w:szCs w:val="22"/>
-              </w:rPr>
-              <w:t xml:space="preserve">Biasa</w:t>
-            </w:r>
-          </w:p>
-        </w:tc>
-      </w:tr>
-      <w:tr>
-        <w:tc>
-          <w:tcPr>
-            <w:tcW w:type="dxa" w:w="1406"/>
-            <w:tcBorders>
-              <w:top w:val="none" w:color="FFFFFF" w:sz="0"/>
-              <w:left w:val="none" w:color="FFFFFF" w:sz="0"/>
-              <w:bottom w:val="none" w:color="FFFFFF" w:sz="0"/>
-              <w:right w:val="none" w:color="FFFFFF" w:sz="0"/>
-            </w:tcBorders>
-            <w:tcMar>
-              <w:top w:type="dxa" w:w="40"/>
-              <w:left w:type="dxa" w:w="90"/>
-              <w:bottom w:type="dxa" w:w="40"/>
-              <w:right w:type="dxa" w:w="90"/>
-            </w:tcMar>
-            <w:vAlign w:val="top"/>
-          </w:tcPr>
-          <w:p>
-            <w:pPr>
-              <w:spacing w:after="0" w:line="240" w:lineRule="auto"/>
-              <w:jc w:val="left"/>
-            </w:pPr>
-            <w:r>
-              <w:rPr>
-                <w:rFonts w:ascii="Arial" w:cs="Arial" w:eastAsia="Arial" w:hAnsi="Arial"/>
-                <w:sz w:val="22"/>
-                <w:szCs w:val="22"/>
-              </w:rPr>
-              <w:t xml:space="preserve">Lampiran</w:t>
-            </w:r>
-          </w:p>
-        </w:tc>
-        <w:tc>
-          <w:tcPr>
-            <w:tcW w:type="dxa" w:w="250"/>
-            <w:tcBorders>
-              <w:top w:val="none" w:color="FFFFFF" w:sz="0"/>
-              <w:left w:val="none" w:color="FFFFFF" w:sz="0"/>
-              <w:bottom w:val="none" w:color="FFFFFF" w:sz="0"/>
-              <w:right w:val="none" w:color="FFFFFF" w:sz="0"/>
-            </w:tcBorders>
-            <w:tcMar>
-              <w:top w:type="dxa" w:w="40"/>
-              <w:left w:type="dxa" w:w="90"/>
-              <w:bottom w:type="dxa" w:w="40"/>
-              <w:right w:type="dxa" w:w="90"/>
-            </w:tcMar>
-            <w:vAlign w:val="top"/>
-          </w:tcPr>
-          <w:p>
-            <w:pPr>
-              <w:spacing w:after="0" w:line="240" w:lineRule="auto"/>
-              <w:jc w:val="left"/>
-            </w:pPr>
-            <w:r>
-              <w:rPr>
-                <w:rFonts w:ascii="Arial" w:cs="Arial" w:eastAsia="Arial" w:hAnsi="Arial"/>
-                <w:sz w:val="22"/>
-                <w:szCs w:val="22"/>
-              </w:rPr>
-              <w:t xml:space="preserve">:</w:t>
-            </w:r>
-          </w:p>
-        </w:tc>
-        <w:tc>
-          <w:tcPr>
-            <w:tcW w:type="dxa" w:w="7131"/>
-            <w:tcBorders>
-              <w:top w:val="none" w:color="FFFFFF" w:sz="0"/>
-              <w:left w:val="none" w:color="FFFFFF" w:sz="0"/>
-              <w:bottom w:val="none" w:color="FFFFFF" w:sz="0"/>
-              <w:right w:val="none" w:color="FFFFFF" w:sz="0"/>
-            </w:tcBorders>
-            <w:tcMar>
-              <w:top w:type="dxa" w:w="40"/>
-              <w:left w:type="dxa" w:w="90"/>
-              <w:bottom w:type="dxa" w:w="40"/>
-              <w:right w:type="dxa" w:w="90"/>
-            </w:tcMar>
-            <w:vAlign w:val="top"/>
-          </w:tcPr>
-          <w:p>
-            <w:pPr>
-              <w:spacing w:after="0" w:line="240" w:lineRule="auto"/>
-              <w:jc w:val="left"/>
-            </w:pPr>
-            <w:r>
-              <w:rPr>
-                <w:rFonts w:ascii="Arial" w:cs="Arial" w:eastAsia="Arial" w:hAnsi="Arial"/>
-                <w:sz w:val="22"/>
-                <w:szCs w:val="22"/>
-              </w:rPr>
-              <w:t xml:space="preserve">1 (satu) berkas</w:t>
-            </w:r>
-          </w:p>
-        </w:tc>
-      </w:tr>
-      <w:tr>
-        <w:tc>
-          <w:tcPr>
-            <w:tcW w:type="dxa" w:w="1406"/>
-            <w:tcBorders>
-              <w:top w:val="none" w:color="FFFFFF" w:sz="0"/>
-              <w:left w:val="none" w:color="FFFFFF" w:sz="0"/>
-              <w:bottom w:val="none" w:color="FFFFFF" w:sz="0"/>
-              <w:right w:val="none" w:color="FFFFFF" w:sz="0"/>
-            </w:tcBorders>
-            <w:tcMar>
-              <w:top w:type="dxa" w:w="40"/>
-              <w:left w:type="dxa" w:w="90"/>
-              <w:bottom w:type="dxa" w:w="40"/>
-              <w:right w:type="dxa" w:w="90"/>
-            </w:tcMar>
-            <w:vAlign w:val="top"/>
-          </w:tcPr>
-          <w:p>
-            <w:pPr>
-              <w:spacing w:after="0" w:line="240" w:lineRule="auto"/>
-              <w:jc w:val="left"/>
-            </w:pPr>
-            <w:r>
-              <w:rPr>
-                <w:rFonts w:ascii="Arial" w:cs="Arial" w:eastAsia="Arial" w:hAnsi="Arial"/>
-                <w:sz w:val="22"/>
-                <w:szCs w:val="22"/>
-              </w:rPr>
-              <w:t xml:space="preserve">Hal</w:t>
-            </w:r>
-          </w:p>
-        </w:tc>
-        <w:tc>
-          <w:tcPr>
-            <w:tcW w:type="dxa" w:w="250"/>
-            <w:tcBorders>
-              <w:top w:val="none" w:color="FFFFFF" w:sz="0"/>
-              <w:left w:val="none" w:color="FFFFFF" w:sz="0"/>
-              <w:bottom w:val="none" w:color="FFFFFF" w:sz="0"/>
-              <w:right w:val="none" w:color="FFFFFF" w:sz="0"/>
-            </w:tcBorders>
-            <w:tcMar>
-              <w:top w:type="dxa" w:w="40"/>
-              <w:left w:type="dxa" w:w="90"/>
-              <w:bottom w:type="dxa" w:w="40"/>
-              <w:right w:type="dxa" w:w="90"/>
-            </w:tcMar>
-            <w:vAlign w:val="top"/>
-          </w:tcPr>
-          <w:p>
-            <w:pPr>
-              <w:spacing w:after="0" w:line="240" w:lineRule="auto"/>
-              <w:jc w:val="left"/>
-            </w:pPr>
-            <w:r>
-              <w:rPr>
-                <w:rFonts w:ascii="Arial" w:cs="Arial" w:eastAsia="Arial" w:hAnsi="Arial"/>
-                <w:sz w:val="22"/>
-                <w:szCs w:val="22"/>
-              </w:rPr>
-              <w:t xml:space="preserve">:</w:t>
-            </w:r>
-          </w:p>
-        </w:tc>
-        <w:tc>
-          <w:tcPr>
-            <w:tcW w:type="dxa" w:w="7131"/>
-            <w:tcBorders>
-              <w:top w:val="none" w:color="FFFFFF" w:sz="0"/>
-              <w:left w:val="none" w:color="FFFFFF" w:sz="0"/>
-              <w:bottom w:val="none" w:color="FFFFFF" w:sz="0"/>
-              <w:right w:val="none" w:color="FFFFFF" w:sz="0"/>
-            </w:tcBorders>
-            <w:tcMar>
-              <w:top w:type="dxa" w:w="40"/>
-              <w:left w:type="dxa" w:w="90"/>
-              <w:bottom w:type="dxa" w:w="40"/>
-              <w:right w:type="dxa" w:w="90"/>
-            </w:tcMar>
-            <w:vAlign w:val="top"/>
-          </w:tcPr>
-          <w:p>
-            <w:pPr>
-              <w:spacing w:after="0" w:line="240" w:lineRule="auto"/>
-              <w:jc w:val="left"/>
-            </w:pPr>
-            <w:r>
-              <w:rPr>
-                <w:rFonts w:ascii="Arial" w:cs="Arial" w:eastAsia="Arial" w:hAnsi="Arial"/>
-                <w:sz w:val="22"/>
-                <w:szCs w:val="22"/>
-              </w:rPr>
-              <w:t xml:space="preserve">Usulan Peserta Kaltara Innovation Awards Tahun 2026</w:t>
-            </w:r>
-          </w:p>
-        </w:tc>
-      </w:tr>
-    </w:tbl>
-    <w:p>
-      <w:pPr>
-        <w:spacing w:after="0" w:before="200" w:line="276" w:lineRule="auto"/>
-        <w:jc w:val="both"/>
-      </w:pPr>
-      <w:r>
-        <w:rPr>
-          <w:rFonts w:ascii="Arial" w:cs="Arial" w:eastAsia="Arial" w:hAnsi="Arial"/>
-          <w:sz w:val="22"/>
-          <w:szCs w:val="22"/>
-        </w:rPr>
-        <w:t xml:space="preserve">Yth. Kepala Badan Perencanaan Pembangunan, Riset dan Inovasi Daerah Provinsi Kalimantan Utara</w:t>
-      </w:r>
-    </w:p>
-    <w:p>
-      <w:pPr>
-        <w:spacing w:after="0" w:before="0" w:line="276" w:lineRule="auto"/>
-        <w:jc w:val="both"/>
-      </w:pPr>
-      <w:r>
-        <w:rPr>
-          <w:rFonts w:ascii="Arial" w:cs="Arial" w:eastAsia="Arial" w:hAnsi="Arial"/>
-          <w:sz w:val="22"/>
-          <w:szCs w:val="22"/>
-        </w:rPr>
-        <w:t xml:space="preserve">di</w:t>
-      </w:r>
-    </w:p>
-    <w:p>
-      <w:pPr>
-        <w:spacing w:after="200" w:before="0" w:line="276" w:lineRule="auto"/>
-        <w:jc w:val="both"/>
-      </w:pPr>
-      <w:r>
-        <w:rPr>
-          <w:rFonts w:ascii="Arial" w:cs="Arial" w:eastAsia="Arial" w:hAnsi="Arial"/>
-          <w:sz w:val="22"/>
-          <w:szCs w:val="22"/>
-        </w:rPr>
-        <w:t xml:space="preserve">Tanjung Selor</w:t>
-      </w:r>
-    </w:p>
-    <w:p>
-      <w:pPr>
-        <w:spacing w:after="100" w:before="0" w:line="276" w:lineRule="auto"/>
-        <w:ind w:firstLine="567"/>
-        <w:jc w:val="both"/>
-      </w:pPr>
-      <w:r>
-        <w:rPr>
-          <w:rFonts w:ascii="Arial" w:cs="Arial" w:eastAsia="Arial" w:hAnsi="Arial"/>
-          <w:sz w:val="22"/>
-          <w:szCs w:val="22"/>
-        </w:rPr>
-        <w:t xml:space="preserve">Menindaklanjuti Panduan Teknis Lomba Inovasi Daerah Provinsi Kalimantan Utara Tahun 2026 (Kaltara Innovation Awards), dengan ini kami mengusulkan inovasi dari lingkungan Sekretariat Daerah Kota Tarakan sebagai peserta dengan keterangan sebagai berikut:</w:t>
-      </w:r>
-    </w:p>
-    <w:tbl>
-      <w:tblPr>
-        <w:tblW w:type="dxa" w:w="8787"/>
-        <w:tblBorders>
-          <w:top w:val="single" w:color="auto" w:sz="4"/>
-          <w:left w:val="single" w:color="auto" w:sz="4"/>
-          <w:bottom w:val="single" w:color="auto" w:sz="4"/>
-          <w:right w:val="single" w:color="auto" w:sz="4"/>
-          <w:insideH w:val="single" w:color="auto" w:sz="4"/>
-          <w:insideV w:val="single" w:color="auto" w:sz="4"/>
-        </w:tblBorders>
-      </w:tblPr>
-      <w:tblGrid>
-        <w:gridCol w:w="2460"/>
-        <w:gridCol w:w="250"/>
-        <w:gridCol w:w="6077"/>
-      </w:tblGrid>
-      <w:tr>
-        <w:tc>
-          <w:tcPr>
-            <w:tcW w:type="dxa" w:w="2460"/>
-            <w:tcBorders>
-              <w:top w:val="none" w:color="FFFFFF" w:sz="0"/>
-              <w:left w:val="none" w:color="FFFFFF" w:sz="0"/>
-              <w:bottom w:val="none" w:color="FFFFFF" w:sz="0"/>
-              <w:right w:val="none" w:color="FFFFFF" w:sz="0"/>
-            </w:tcBorders>
-            <w:tcMar>
-              <w:top w:type="dxa" w:w="40"/>
-              <w:left w:type="dxa" w:w="90"/>
-              <w:bottom w:type="dxa" w:w="40"/>
-              <w:right w:type="dxa" w:w="90"/>
-            </w:tcMar>
-            <w:vAlign w:val="top"/>
-          </w:tcPr>
-          <w:p>
-            <w:pPr>
-              <w:spacing w:after="0" w:line="240" w:lineRule="auto"/>
-              <w:jc w:val="left"/>
-            </w:pPr>
-            <w:r>
-              <w:rPr>
-                <w:rFonts w:ascii="Arial" w:cs="Arial" w:eastAsia="Arial" w:hAnsi="Arial"/>
-                <w:sz w:val="22"/>
-                <w:szCs w:val="22"/>
-              </w:rPr>
-              <w:t xml:space="preserve">Judul inovasi</w:t>
-            </w:r>
-          </w:p>
-        </w:tc>
-        <w:tc>
-          <w:tcPr>
-            <w:tcW w:type="dxa" w:w="250"/>
-            <w:tcBorders>
-              <w:top w:val="none" w:color="FFFFFF" w:sz="0"/>
-              <w:left w:val="none" w:color="FFFFFF" w:sz="0"/>
-              <w:bottom w:val="none" w:color="FFFFFF" w:sz="0"/>
-              <w:right w:val="none" w:color="FFFFFF" w:sz="0"/>
-            </w:tcBorders>
-            <w:tcMar>
-              <w:top w:type="dxa" w:w="40"/>
-              <w:left w:type="dxa" w:w="90"/>
-              <w:bottom w:type="dxa" w:w="40"/>
-              <w:right w:type="dxa" w:w="90"/>
-            </w:tcMar>
-            <w:vAlign w:val="top"/>
-          </w:tcPr>
-          <w:p>
-            <w:pPr>
-              <w:spacing w:after="0" w:line="240" w:lineRule="auto"/>
-              <w:jc w:val="left"/>
-            </w:pPr>
-            <w:r>
-              <w:rPr>
-                <w:rFonts w:ascii="Arial" w:cs="Arial" w:eastAsia="Arial" w:hAnsi="Arial"/>
-                <w:sz w:val="22"/>
-                <w:szCs w:val="22"/>
-              </w:rPr>
-              <w:t xml:space="preserve">:</w:t>
-            </w:r>
-          </w:p>
-        </w:tc>
-        <w:tc>
-          <w:tcPr>
-            <w:tcW w:type="dxa" w:w="6077"/>
-            <w:tcBorders>
-              <w:top w:val="none" w:color="FFFFFF" w:sz="0"/>
-              <w:left w:val="none" w:color="FFFFFF" w:sz="0"/>
-              <w:bottom w:val="none" w:color="FFFFFF" w:sz="0"/>
-              <w:right w:val="none" w:color="FFFFFF" w:sz="0"/>
-            </w:tcBorders>
-            <w:tcMar>
-              <w:top w:type="dxa" w:w="40"/>
-              <w:left w:type="dxa" w:w="90"/>
-              <w:bottom w:type="dxa" w:w="40"/>
-              <w:right w:type="dxa" w:w="90"/>
-            </w:tcMar>
-            <w:vAlign w:val="top"/>
-          </w:tcPr>
-          <w:p>
-            <w:pPr>
-              <w:spacing w:after="0" w:line="240" w:lineRule="auto"/>
-              <w:jc w:val="left"/>
-            </w:pPr>
-            <w:r>
-              <w:rPr>
-                <w:rFonts w:ascii="Arial" w:cs="Arial" w:eastAsia="Arial" w:hAnsi="Arial"/>
-                <w:sz w:val="22"/>
-                <w:szCs w:val="22"/>
-              </w:rPr>
-              <w:t xml:space="preserve">Prokopim Hibot: Satu Alur Digital Terverifikasi untuk Tata Kelola Agenda dan Keprotokolan Pimpinan Daerah</w:t>
-            </w:r>
-          </w:p>
-        </w:tc>
-      </w:tr>
-      <w:tr>
-        <w:tc>
-          <w:tcPr>
-            <w:tcW w:type="dxa" w:w="2460"/>
-            <w:tcBorders>
-              <w:top w:val="none" w:color="FFFFFF" w:sz="0"/>
-              <w:left w:val="none" w:color="FFFFFF" w:sz="0"/>
-              <w:bottom w:val="none" w:color="FFFFFF" w:sz="0"/>
-              <w:right w:val="none" w:color="FFFFFF" w:sz="0"/>
-            </w:tcBorders>
-            <w:tcMar>
-              <w:top w:type="dxa" w:w="40"/>
-              <w:left w:type="dxa" w:w="90"/>
-              <w:bottom w:type="dxa" w:w="40"/>
-              <w:right w:type="dxa" w:w="90"/>
-            </w:tcMar>
-            <w:vAlign w:val="top"/>
-          </w:tcPr>
-          <w:p>
-            <w:pPr>
-              <w:spacing w:after="0" w:line="240" w:lineRule="auto"/>
-              <w:jc w:val="left"/>
-            </w:pPr>
-            <w:r>
-              <w:rPr>
-                <w:rFonts w:ascii="Arial" w:cs="Arial" w:eastAsia="Arial" w:hAnsi="Arial"/>
-                <w:sz w:val="22"/>
-                <w:szCs w:val="22"/>
-              </w:rPr>
-              <w:t xml:space="preserve">Kategori</w:t>
-            </w:r>
-          </w:p>
-        </w:tc>
-        <w:tc>
-          <w:tcPr>
-            <w:tcW w:type="dxa" w:w="250"/>
-            <w:tcBorders>
-              <w:top w:val="none" w:color="FFFFFF" w:sz="0"/>
-              <w:left w:val="none" w:color="FFFFFF" w:sz="0"/>
-              <w:bottom w:val="none" w:color="FFFFFF" w:sz="0"/>
-              <w:right w:val="none" w:color="FFFFFF" w:sz="0"/>
-            </w:tcBorders>
-            <w:tcMar>
-              <w:top w:type="dxa" w:w="40"/>
-              <w:left w:type="dxa" w:w="90"/>
-              <w:bottom w:type="dxa" w:w="40"/>
-              <w:right w:type="dxa" w:w="90"/>
-            </w:tcMar>
-            <w:vAlign w:val="top"/>
-          </w:tcPr>
-          <w:p>
-            <w:pPr>
-              <w:spacing w:after="0" w:line="240" w:lineRule="auto"/>
-              <w:jc w:val="left"/>
-            </w:pPr>
-            <w:r>
-              <w:rPr>
-                <w:rFonts w:ascii="Arial" w:cs="Arial" w:eastAsia="Arial" w:hAnsi="Arial"/>
-                <w:sz w:val="22"/>
-                <w:szCs w:val="22"/>
-              </w:rPr>
-              <w:t xml:space="preserve">:</w:t>
-            </w:r>
-          </w:p>
-        </w:tc>
-        <w:tc>
-          <w:tcPr>
-            <w:tcW w:type="dxa" w:w="6077"/>
-            <w:tcBorders>
-              <w:top w:val="none" w:color="FFFFFF" w:sz="0"/>
-              <w:left w:val="none" w:color="FFFFFF" w:sz="0"/>
-              <w:bottom w:val="none" w:color="FFFFFF" w:sz="0"/>
-              <w:right w:val="none" w:color="FFFFFF" w:sz="0"/>
-            </w:tcBorders>
-            <w:tcMar>
-              <w:top w:type="dxa" w:w="40"/>
-              <w:left w:type="dxa" w:w="90"/>
-              <w:bottom w:type="dxa" w:w="40"/>
-              <w:right w:type="dxa" w:w="90"/>
-            </w:tcMar>
-            <w:vAlign w:val="top"/>
-          </w:tcPr>
-          <w:p>
-            <w:pPr>
-              <w:spacing w:after="0" w:line="240" w:lineRule="auto"/>
-              <w:jc w:val="left"/>
-            </w:pPr>
-            <w:r>
-              <w:rPr>
-                <w:rFonts w:ascii="Arial" w:cs="Arial" w:eastAsia="Arial" w:hAnsi="Arial"/>
-                <w:sz w:val="22"/>
-                <w:szCs w:val="22"/>
-              </w:rPr>
-              <w:t xml:space="preserve">Inovasi Terapan – ASN Pemerintah Kabupaten/Kota</w:t>
-            </w:r>
-          </w:p>
-        </w:tc>
-      </w:tr>
-      <w:tr>
-        <w:tc>
-          <w:tcPr>
-            <w:tcW w:type="dxa" w:w="2460"/>
-            <w:tcBorders>
-              <w:top w:val="none" w:color="FFFFFF" w:sz="0"/>
-              <w:left w:val="none" w:color="FFFFFF" w:sz="0"/>
-              <w:bottom w:val="none" w:color="FFFFFF" w:sz="0"/>
-              <w:right w:val="none" w:color="FFFFFF" w:sz="0"/>
-            </w:tcBorders>
-            <w:tcMar>
-              <w:top w:type="dxa" w:w="40"/>
-              <w:left w:type="dxa" w:w="90"/>
-              <w:bottom w:type="dxa" w:w="40"/>
-              <w:right w:type="dxa" w:w="90"/>
-            </w:tcMar>
-            <w:vAlign w:val="top"/>
-          </w:tcPr>
-          <w:p>
-            <w:pPr>
-              <w:spacing w:after="0" w:line="240" w:lineRule="auto"/>
-              <w:jc w:val="left"/>
-            </w:pPr>
-            <w:r>
-              <w:rPr>
-                <w:rFonts w:ascii="Arial" w:cs="Arial" w:eastAsia="Arial" w:hAnsi="Arial"/>
-                <w:sz w:val="22"/>
-                <w:szCs w:val="22"/>
-              </w:rPr>
-              <w:t xml:space="preserve">Bidang fokus</w:t>
-            </w:r>
-          </w:p>
-        </w:tc>
-        <w:tc>
-          <w:tcPr>
-            <w:tcW w:type="dxa" w:w="250"/>
-            <w:tcBorders>
-              <w:top w:val="none" w:color="FFFFFF" w:sz="0"/>
-              <w:left w:val="none" w:color="FFFFFF" w:sz="0"/>
-              <w:bottom w:val="none" w:color="FFFFFF" w:sz="0"/>
-              <w:right w:val="none" w:color="FFFFFF" w:sz="0"/>
-            </w:tcBorders>
-            <w:tcMar>
-              <w:top w:type="dxa" w:w="40"/>
-              <w:left w:type="dxa" w:w="90"/>
-              <w:bottom w:type="dxa" w:w="40"/>
-              <w:right w:type="dxa" w:w="90"/>
-            </w:tcMar>
-            <w:vAlign w:val="top"/>
-          </w:tcPr>
-          <w:p>
-            <w:pPr>
-              <w:spacing w:after="0" w:line="240" w:lineRule="auto"/>
-              <w:jc w:val="left"/>
-            </w:pPr>
-            <w:r>
-              <w:rPr>
-                <w:rFonts w:ascii="Arial" w:cs="Arial" w:eastAsia="Arial" w:hAnsi="Arial"/>
-                <w:sz w:val="22"/>
-                <w:szCs w:val="22"/>
-              </w:rPr>
-              <w:t xml:space="preserve">:</w:t>
-            </w:r>
-          </w:p>
-        </w:tc>
-        <w:tc>
-          <w:tcPr>
-            <w:tcW w:type="dxa" w:w="6077"/>
-            <w:tcBorders>
-              <w:top w:val="none" w:color="FFFFFF" w:sz="0"/>
-              <w:left w:val="none" w:color="FFFFFF" w:sz="0"/>
-              <w:bottom w:val="none" w:color="FFFFFF" w:sz="0"/>
-              <w:right w:val="none" w:color="FFFFFF" w:sz="0"/>
-            </w:tcBorders>
-            <w:tcMar>
-              <w:top w:type="dxa" w:w="40"/>
-              <w:left w:type="dxa" w:w="90"/>
-              <w:bottom w:type="dxa" w:w="40"/>
-              <w:right w:type="dxa" w:w="90"/>
-            </w:tcMar>
-            <w:vAlign w:val="top"/>
-          </w:tcPr>
-          <w:p>
-            <w:pPr>
-              <w:spacing w:after="0" w:line="240" w:lineRule="auto"/>
-              <w:jc w:val="left"/>
-            </w:pPr>
-            <w:r>
-              <w:rPr>
-                <w:rFonts w:ascii="Arial" w:cs="Arial" w:eastAsia="Arial" w:hAnsi="Arial"/>
-                <w:sz w:val="22"/>
-                <w:szCs w:val="22"/>
-              </w:rPr>
-              <w:t xml:space="preserve">3. Tata Kelola Kolaboratif dan Pelayanan Publik</w:t>
-            </w:r>
-          </w:p>
-        </w:tc>
-      </w:tr>
-      <w:tr>
-        <w:tc>
-          <w:tcPr>
-            <w:tcW w:type="dxa" w:w="2460"/>
-            <w:tcBorders>
-              <w:top w:val="none" w:color="FFFFFF" w:sz="0"/>
-              <w:left w:val="none" w:color="FFFFFF" w:sz="0"/>
-              <w:bottom w:val="none" w:color="FFFFFF" w:sz="0"/>
-              <w:right w:val="none" w:color="FFFFFF" w:sz="0"/>
-            </w:tcBorders>
-            <w:tcMar>
-              <w:top w:type="dxa" w:w="40"/>
-              <w:left w:type="dxa" w:w="90"/>
-              <w:bottom w:type="dxa" w:w="40"/>
-              <w:right w:type="dxa" w:w="90"/>
-            </w:tcMar>
-            <w:vAlign w:val="top"/>
-          </w:tcPr>
-          <w:p>
-            <w:pPr>
-              <w:spacing w:after="0" w:line="240" w:lineRule="auto"/>
-              <w:jc w:val="left"/>
-            </w:pPr>
-            <w:r>
-              <w:rPr>
-                <w:rFonts w:ascii="Arial" w:cs="Arial" w:eastAsia="Arial" w:hAnsi="Arial"/>
-                <w:sz w:val="22"/>
-                <w:szCs w:val="22"/>
-              </w:rPr>
-              <w:t xml:space="preserve">Ketua tim</w:t>
-            </w:r>
-          </w:p>
-        </w:tc>
-        <w:tc>
-          <w:tcPr>
-            <w:tcW w:type="dxa" w:w="250"/>
-            <w:tcBorders>
-              <w:top w:val="none" w:color="FFFFFF" w:sz="0"/>
-              <w:left w:val="none" w:color="FFFFFF" w:sz="0"/>
-              <w:bottom w:val="none" w:color="FFFFFF" w:sz="0"/>
-              <w:right w:val="none" w:color="FFFFFF" w:sz="0"/>
-            </w:tcBorders>
-            <w:tcMar>
-              <w:top w:type="dxa" w:w="40"/>
-              <w:left w:type="dxa" w:w="90"/>
-              <w:bottom w:type="dxa" w:w="40"/>
-              <w:right w:type="dxa" w:w="90"/>
-            </w:tcMar>
-            <w:vAlign w:val="top"/>
-          </w:tcPr>
-          <w:p>
-            <w:pPr>
-              <w:spacing w:after="0" w:line="240" w:lineRule="auto"/>
-              <w:jc w:val="left"/>
-            </w:pPr>
-            <w:r>
-              <w:rPr>
-                <w:rFonts w:ascii="Arial" w:cs="Arial" w:eastAsia="Arial" w:hAnsi="Arial"/>
-                <w:sz w:val="22"/>
-                <w:szCs w:val="22"/>
-              </w:rPr>
-              <w:t xml:space="preserve">:</w:t>
-            </w:r>
-          </w:p>
-        </w:tc>
-        <w:tc>
-          <w:tcPr>
-            <w:tcW w:type="dxa" w:w="6077"/>
-            <w:tcBorders>
-              <w:top w:val="none" w:color="FFFFFF" w:sz="0"/>
-              <w:left w:val="none" w:color="FFFFFF" w:sz="0"/>
-              <w:bottom w:val="none" w:color="FFFFFF" w:sz="0"/>
-              <w:right w:val="none" w:color="FFFFFF" w:sz="0"/>
-            </w:tcBorders>
-            <w:tcMar>
-              <w:top w:type="dxa" w:w="40"/>
-              <w:left w:type="dxa" w:w="90"/>
-              <w:bottom w:type="dxa" w:w="40"/>
-              <w:right w:type="dxa" w:w="90"/>
-            </w:tcMar>
-            <w:vAlign w:val="top"/>
-          </w:tcPr>
-          <w:p>
-            <w:pPr>
-              <w:spacing w:after="0" w:line="240" w:lineRule="auto"/>
-              <w:jc w:val="left"/>
-            </w:pPr>
-            <w:r>
-              <w:rPr>
-                <w:rFonts w:ascii="Arial" w:cs="Arial" w:eastAsia="Arial" w:hAnsi="Arial"/>
-                <w:sz w:val="22"/>
-                <w:szCs w:val="22"/>
-              </w:rPr>
-              <w:t xml:space="preserve">Anugrah Yega Pranatha, M.Si. (Kepala Bagian Protokol dan Komunikasi Pimpinan)</w:t>
-            </w:r>
-          </w:p>
-        </w:tc>
-      </w:tr>
-      <w:tr>
-        <w:tc>
-          <w:tcPr>
-            <w:tcW w:type="dxa" w:w="2460"/>
-            <w:tcBorders>
-              <w:top w:val="none" w:color="FFFFFF" w:sz="0"/>
-              <w:left w:val="none" w:color="FFFFFF" w:sz="0"/>
-              <w:bottom w:val="none" w:color="FFFFFF" w:sz="0"/>
-              <w:right w:val="none" w:color="FFFFFF" w:sz="0"/>
-            </w:tcBorders>
-            <w:tcMar>
-              <w:top w:type="dxa" w:w="40"/>
-              <w:left w:type="dxa" w:w="90"/>
-              <w:bottom w:type="dxa" w:w="40"/>
-              <w:right w:type="dxa" w:w="90"/>
-            </w:tcMar>
-            <w:vAlign w:val="top"/>
-          </w:tcPr>
-          <w:p>
-            <w:pPr>
-              <w:spacing w:after="0" w:line="240" w:lineRule="auto"/>
-              <w:jc w:val="left"/>
-            </w:pPr>
-            <w:r>
-              <w:rPr>
-                <w:rFonts w:ascii="Arial" w:cs="Arial" w:eastAsia="Arial" w:hAnsi="Arial"/>
-                <w:sz w:val="22"/>
-                <w:szCs w:val="22"/>
-              </w:rPr>
-              <w:t xml:space="preserve">Anggota tim</w:t>
-            </w:r>
-          </w:p>
-        </w:tc>
-        <w:tc>
-          <w:tcPr>
-            <w:tcW w:type="dxa" w:w="250"/>
-            <w:tcBorders>
-              <w:top w:val="none" w:color="FFFFFF" w:sz="0"/>
-              <w:left w:val="none" w:color="FFFFFF" w:sz="0"/>
-              <w:bottom w:val="none" w:color="FFFFFF" w:sz="0"/>
-              <w:right w:val="none" w:color="FFFFFF" w:sz="0"/>
-            </w:tcBorders>
-            <w:tcMar>
-              <w:top w:type="dxa" w:w="40"/>
-              <w:left w:type="dxa" w:w="90"/>
-              <w:bottom w:type="dxa" w:w="40"/>
-              <w:right w:type="dxa" w:w="90"/>
-            </w:tcMar>
-            <w:vAlign w:val="top"/>
-          </w:tcPr>
-          <w:p>
-            <w:pPr>
-              <w:spacing w:after="0" w:line="240" w:lineRule="auto"/>
-              <w:jc w:val="left"/>
-            </w:pPr>
-            <w:r>
-              <w:rPr>
-                <w:rFonts w:ascii="Arial" w:cs="Arial" w:eastAsia="Arial" w:hAnsi="Arial"/>
-                <w:sz w:val="22"/>
-                <w:szCs w:val="22"/>
-              </w:rPr>
-              <w:t xml:space="preserve">:</w:t>
-            </w:r>
-          </w:p>
-        </w:tc>
-        <w:tc>
-          <w:tcPr>
-            <w:tcW w:type="dxa" w:w="6077"/>
-            <w:tcBorders>
-              <w:top w:val="none" w:color="FFFFFF" w:sz="0"/>
-              <w:left w:val="none" w:color="FFFFFF" w:sz="0"/>
-              <w:bottom w:val="none" w:color="FFFFFF" w:sz="0"/>
-              <w:right w:val="none" w:color="FFFFFF" w:sz="0"/>
-            </w:tcBorders>
-            <w:tcMar>
-              <w:top w:type="dxa" w:w="40"/>
-              <w:left w:type="dxa" w:w="90"/>
-              <w:bottom w:type="dxa" w:w="40"/>
-              <w:right w:type="dxa" w:w="90"/>
-            </w:tcMar>
-            <w:vAlign w:val="top"/>
-          </w:tcPr>
-          <w:p>
-            <w:pPr>
-              <w:spacing w:after="0" w:line="240" w:lineRule="auto"/>
-              <w:jc w:val="left"/>
-            </w:pPr>
-            <w:r>
-              <w:rPr>
-                <w:rFonts w:ascii="Arial" w:cs="Arial" w:eastAsia="Arial" w:hAnsi="Arial"/>
-                <w:sz w:val="22"/>
-                <w:szCs w:val="22"/>
-              </w:rPr>
-              <w:t xml:space="preserve">Saifullah, S.H.; Juliyanti, S.AP.; Mastura, S.Sos.; Ni Kade Sari Handayani, S.AP.</w:t>
-            </w:r>
-          </w:p>
-        </w:tc>
-      </w:tr>
-      <w:tr>
-        <w:tc>
-          <w:tcPr>
-            <w:tcW w:type="dxa" w:w="2460"/>
-            <w:tcBorders>
-              <w:top w:val="none" w:color="FFFFFF" w:sz="0"/>
-              <w:left w:val="none" w:color="FFFFFF" w:sz="0"/>
-              <w:bottom w:val="none" w:color="FFFFFF" w:sz="0"/>
-              <w:right w:val="none" w:color="FFFFFF" w:sz="0"/>
-            </w:tcBorders>
-            <w:tcMar>
-              <w:top w:type="dxa" w:w="40"/>
-              <w:left w:type="dxa" w:w="90"/>
-              <w:bottom w:type="dxa" w:w="40"/>
-              <w:right w:type="dxa" w:w="90"/>
-            </w:tcMar>
-            <w:vAlign w:val="top"/>
-          </w:tcPr>
-          <w:p>
-            <w:pPr>
-              <w:spacing w:after="0" w:line="240" w:lineRule="auto"/>
-              <w:jc w:val="left"/>
-            </w:pPr>
-            <w:r>
-              <w:rPr>
-                <w:rFonts w:ascii="Arial" w:cs="Arial" w:eastAsia="Arial" w:hAnsi="Arial"/>
-                <w:sz w:val="22"/>
-                <w:szCs w:val="22"/>
-              </w:rPr>
-              <w:t xml:space="preserve">Unit pelaksana</w:t>
-            </w:r>
-          </w:p>
-        </w:tc>
-        <w:tc>
-          <w:tcPr>
-            <w:tcW w:type="dxa" w:w="250"/>
-            <w:tcBorders>
-              <w:top w:val="none" w:color="FFFFFF" w:sz="0"/>
-              <w:left w:val="none" w:color="FFFFFF" w:sz="0"/>
-              <w:bottom w:val="none" w:color="FFFFFF" w:sz="0"/>
-              <w:right w:val="none" w:color="FFFFFF" w:sz="0"/>
-            </w:tcBorders>
-            <w:tcMar>
-              <w:top w:type="dxa" w:w="40"/>
-              <w:left w:type="dxa" w:w="90"/>
-              <w:bottom w:type="dxa" w:w="40"/>
-              <w:right w:type="dxa" w:w="90"/>
-            </w:tcMar>
-            <w:vAlign w:val="top"/>
-          </w:tcPr>
-          <w:p>
-            <w:pPr>
-              <w:spacing w:after="0" w:line="240" w:lineRule="auto"/>
-              <w:jc w:val="left"/>
-            </w:pPr>
-            <w:r>
-              <w:rPr>
-                <w:rFonts w:ascii="Arial" w:cs="Arial" w:eastAsia="Arial" w:hAnsi="Arial"/>
-                <w:sz w:val="22"/>
-                <w:szCs w:val="22"/>
-              </w:rPr>
-              <w:t xml:space="preserve">:</w:t>
-            </w:r>
-          </w:p>
-        </w:tc>
-        <w:tc>
-          <w:tcPr>
-            <w:tcW w:type="dxa" w:w="6077"/>
-            <w:tcBorders>
-              <w:top w:val="none" w:color="FFFFFF" w:sz="0"/>
-              <w:left w:val="none" w:color="FFFFFF" w:sz="0"/>
-              <w:bottom w:val="none" w:color="FFFFFF" w:sz="0"/>
-              <w:right w:val="none" w:color="FFFFFF" w:sz="0"/>
-            </w:tcBorders>
-            <w:tcMar>
-              <w:top w:type="dxa" w:w="40"/>
-              <w:left w:type="dxa" w:w="90"/>
-              <w:bottom w:type="dxa" w:w="40"/>
-              <w:right w:type="dxa" w:w="90"/>
-            </w:tcMar>
-            <w:vAlign w:val="top"/>
-          </w:tcPr>
-          <w:p>
-            <w:pPr>
-              <w:spacing w:after="0" w:line="240" w:lineRule="auto"/>
-              <w:jc w:val="left"/>
-            </w:pPr>
-            <w:r>
-              <w:rPr>
-                <w:rFonts w:ascii="Arial" w:cs="Arial" w:eastAsia="Arial" w:hAnsi="Arial"/>
-                <w:sz w:val="22"/>
-                <w:szCs w:val="22"/>
-              </w:rPr>
-              <w:t xml:space="preserve">Bagian Protokol dan Komunikasi Pimpinan</w:t>
-            </w:r>
-          </w:p>
-        </w:tc>
-      </w:tr>
-    </w:tbl>
-    <w:p>
-      <w:pPr>
-        <w:spacing w:after="100" w:before="160" w:line="276" w:lineRule="auto"/>
-        <w:ind w:firstLine="567"/>
-        <w:jc w:val="both"/>
-      </w:pPr>
-      <w:r>
-        <w:rPr>
-          <w:rFonts w:ascii="Arial" w:cs="Arial" w:eastAsia="Arial" w:hAnsi="Arial"/>
-          <w:sz w:val="22"/>
-          <w:szCs w:val="22"/>
-        </w:rPr>
-        <w:t xml:space="preserve">Inovasi tersebut telah diterapkan sejak Maret 2026 dan didukung Keputusan Sekretaris Daerah Kota Tarakan Nomor 100.3.3.6/98/HK/VIII/2026. Bersama ini kami sampaikan proposal beserta kelengkapannya. Demikian disampaikan, atas perhatian Bapak/Ibu kami ucapkan terima kasih.</w:t>
-      </w:r>
-    </w:p>
-    <w:p>
-      <w:pPr>
-        <w:spacing w:after="120"/>
-      </w:pPr>
-    </w:p>
-    <w:tbl>
-      <w:tblPr>
-        <w:tblW w:type="dxa" w:w="8787"/>
-        <w:tblBorders>
-          <w:top w:val="single" w:color="auto" w:sz="4"/>
-          <w:left w:val="single" w:color="auto" w:sz="4"/>
-          <w:bottom w:val="single" w:color="auto" w:sz="4"/>
-          <w:right w:val="single" w:color="auto" w:sz="4"/>
-          <w:insideH w:val="single" w:color="auto" w:sz="4"/>
-          <w:insideV w:val="single" w:color="auto" w:sz="4"/>
-        </w:tblBorders>
-      </w:tblPr>
-      <w:tblGrid>
-        <w:gridCol w:w="4394"/>
-        <w:gridCol w:w="4393"/>
-      </w:tblGrid>
-      <w:tr>
-        <w:tc>
-          <w:tcPr>
-            <w:tcW w:type="dxa" w:w="4394"/>
-            <w:tcBorders>
-              <w:top w:val="none" w:color="FFFFFF" w:sz="0"/>
-              <w:left w:val="none" w:color="FFFFFF" w:sz="0"/>
-              <w:bottom w:val="none" w:color="FFFFFF" w:sz="0"/>
-              <w:right w:val="none" w:color="FFFFFF" w:sz="0"/>
-            </w:tcBorders>
-            <w:tcMar>
-              <w:top w:type="dxa" w:w="40"/>
-              <w:left w:type="dxa" w:w="90"/>
-              <w:bottom w:type="dxa" w:w="40"/>
-              <w:right w:type="dxa" w:w="90"/>
-            </w:tcMar>
-            <w:vAlign w:val="top"/>
-          </w:tcPr>
-          <w:p>
-            <w:pPr>
-              <w:spacing w:after="0" w:line="240" w:lineRule="auto"/>
-              <w:jc w:val="left"/>
-            </w:pPr>
-          </w:p>
-        </w:tc>
-        <w:tc>
-          <w:tcPr>
-            <w:tcW w:type="dxa" w:w="4393"/>
-            <w:tcBorders>
-              <w:top w:val="none" w:color="FFFFFF" w:sz="0"/>
-              <w:left w:val="none" w:color="FFFFFF" w:sz="0"/>
-              <w:bottom w:val="none" w:color="FFFFFF" w:sz="0"/>
-              <w:right w:val="none" w:color="FFFFFF" w:sz="0"/>
-            </w:tcBorders>
-            <w:tcMar>
-              <w:top w:type="dxa" w:w="40"/>
-              <w:left w:type="dxa" w:w="90"/>
-              <w:bottom w:type="dxa" w:w="40"/>
-              <w:right w:type="dxa" w:w="90"/>
-            </w:tcMar>
-            <w:vAlign w:val="top"/>
-          </w:tcPr>
-          <w:p>
-            <w:pPr>
-              <w:spacing w:after="0" w:line="240" w:lineRule="auto"/>
-              <w:jc w:val="left"/>
-            </w:pPr>
-            <w:r>
-              <w:rPr>
-                <w:rFonts w:ascii="Arial" w:cs="Arial" w:eastAsia="Arial" w:hAnsi="Arial"/>
-                <w:sz w:val="22"/>
-                <w:szCs w:val="22"/>
-              </w:rPr>
-              <w:t xml:space="preserve">SEKRETARIS DAERAH KOTA TARAKAN,</w:t>
-            </w:r>
-          </w:p>
-          <w:p>
-            <w:pPr>
-              <w:spacing w:after="0" w:line="240" w:lineRule="auto"/>
-              <w:jc w:val="left"/>
-            </w:pPr>
-          </w:p>
-          <w:p>
-            <w:pPr>
-              <w:spacing w:after="0" w:line="240" w:lineRule="auto"/>
-              <w:jc w:val="left"/>
-            </w:pPr>
-          </w:p>
-          <w:p>
-            <w:pPr>
-              <w:spacing w:after="0" w:line="240" w:lineRule="auto"/>
-              <w:jc w:val="left"/>
-            </w:pPr>
-          </w:p>
-          <w:p>
-            <w:pPr>
-              <w:spacing w:after="0" w:line="240" w:lineRule="auto"/>
-              <w:jc w:val="left"/>
-            </w:pPr>
-          </w:p>
-          <w:p>
-            <w:pPr>
-              <w:spacing w:after="0" w:line="240" w:lineRule="auto"/>
-              <w:jc w:val="left"/>
-            </w:pPr>
-            <w:r>
-              <w:rPr>
-                <w:rFonts w:ascii="Arial" w:cs="Arial" w:eastAsia="Arial" w:hAnsi="Arial"/>
-                <w:b/>
-                <w:bCs/>
-                <w:sz w:val="22"/>
-                <w:szCs w:val="22"/>
-              </w:rPr>
-              <w:t xml:space="preserve">ABD. AZIS HASAN, A.P., M.H., CGCAE.</w:t>
-            </w:r>
-          </w:p>
-          <w:p>
-            <w:pPr>
-              <w:spacing w:after="0" w:line="240" w:lineRule="auto"/>
-              <w:jc w:val="left"/>
-            </w:pPr>
-            <w:r>
-              <w:rPr>
-                <w:rFonts w:ascii="Arial" w:cs="Arial" w:eastAsia="Arial" w:hAnsi="Arial"/>
-                <w:sz w:val="22"/>
-                <w:szCs w:val="22"/>
-              </w:rPr>
-              <w:t xml:space="preserve">Pembina Utama Muda (IV/c)</w:t>
-            </w:r>
-          </w:p>
-          <w:p>
-            <w:pPr>
-              <w:spacing w:after="0" w:line="240" w:lineRule="auto"/>
-              <w:jc w:val="left"/>
-            </w:pPr>
-            <w:r>
-              <w:rPr>
-                <w:rFonts w:ascii="Arial" w:cs="Arial" w:eastAsia="Arial" w:hAnsi="Arial"/>
-                <w:sz w:val="22"/>
-                <w:szCs w:val="22"/>
-              </w:rPr>
-              <w:t xml:space="preserve">NIP 19750212 199501 1 001</w:t>
-            </w:r>
-          </w:p>
-        </w:tc>
-      </w:tr>
-    </w:tbl>
+        <w:t xml:space="preserve">Halaman berikut memuat Surat Sekretaris Daerah Kota Tarakan Nomor 500.10.30.2/1122/SETDA/2026 tanggal 30 September 2026 perihal Usulan Peserta Lomba Inovasi Daerah Tahun 2026, yang ditandatangani secara elektronik.</w:t>
+      </w:r>
+    </w:p>
     <w:p>
       <w:r>
         <w:br w:type="page"/>

--- a/docs/lomba/Proposal-Prokopim-Hibot.docx
+++ b/docs/lomba/Proposal-Prokopim-Hibot.docx
@@ -25130,7 +25130,7 @@
                 <w:sz w:val="22"/>
                 <w:szCs w:val="22"/>
               </w:rPr>
-              <w:t xml:space="preserve">Tarakan, ............ September 2026</w:t>
+              <w:t xml:space="preserve">Tarakan, 30 September 2026</w:t>
             </w:r>
           </w:p>
           <w:p>
@@ -25703,7 +25703,7 @@
                 <w:sz w:val="22"/>
                 <w:szCs w:val="22"/>
               </w:rPr>
-              <w:t xml:space="preserve">Tarakan, ............ September 2026</w:t>
+              <w:t xml:space="preserve">Tarakan, 30 September 2026</w:t>
             </w:r>
           </w:p>
           <w:p>
@@ -26290,7 +26290,7 @@
                 <w:sz w:val="22"/>
                 <w:szCs w:val="22"/>
               </w:rPr>
-              <w:t xml:space="preserve">Tarakan, ............ September 2026</w:t>
+              <w:t xml:space="preserve">Tarakan, 30 September 2026</w:t>
             </w:r>
           </w:p>
           <w:p>
@@ -26877,7 +26877,7 @@
                 <w:sz w:val="22"/>
                 <w:szCs w:val="22"/>
               </w:rPr>
-              <w:t xml:space="preserve">Tarakan, ............ September 2026</w:t>
+              <w:t xml:space="preserve">Tarakan, 30 September 2026</w:t>
             </w:r>
           </w:p>
           <w:p>

--- a/docs/lomba/Proposal-Prokopim-Hibot.docx
+++ b/docs/lomba/Proposal-Prokopim-Hibot.docx
@@ -20278,22 +20278,6 @@
           <w:szCs w:val="22"/>
         </w:rPr>
         <w:t xml:space="preserve">Lampiran 3. Bukti Identitas Anggota Tim</w:t>
-      </w:r>
-    </w:p>
-    <w:p>
-      <w:pPr>
-        <w:spacing w:after="200" w:before="3000"/>
-        <w:jc w:val="center"/>
-      </w:pPr>
-      <w:r>
-        <w:rPr>
-          <w:rFonts w:ascii="Arial" w:cs="Arial" w:eastAsia="Arial" w:hAnsi="Arial"/>
-          <w:sz w:val="22"/>
-          <w:szCs w:val="22"/>
-          <w:highlight w:val="yellow"/>
-          <w:highlightCs w:val="yellow"/>
-        </w:rPr>
-        <w:t xml:space="preserve">Pindaian Kartu Tanda Penduduk kelima anggota tim. BERSIFAT RAHASIA: memuat data pribadi, hanya untuk keperluan penilaian.</w:t>
       </w:r>
     </w:p>
     <w:p>
